--- a/artikel/jurnal_sasaknlp.docx
+++ b/artikel/jurnal_sasaknlp.docx
@@ -14,7 +14,7 @@
           <w:color w:val="0F172A"/>
           <w:sz w:val="36"/>
         </w:rPr>
-        <w:t>SasakNLP: Research-Grade Morphological Processing and Dialect-Aware Natural Language Processing Framework for Low-Resource Bahasa Sasak</w:t>
+        <w:t>SasakNLP: A Dialect-Aware Morphological Processing Framework for the Low-Resource Sasak Language</w:t>
       </w:r>
     </w:p>
     <w:p>
@@ -7056,7 +7056,7 @@
         <w:color w:val="808080"/>
         <w:sz w:val="17"/>
       </w:rPr>
-      <w:t>SasakNLP: Research-Grade Morphological Processing for Bahasa Sasak</w:t>
+      <w:t>SasakNLP: A Dialect-Aware Morphological Processing Framework</w:t>
     </w:r>
   </w:p>
 </w:hdr>

--- a/artikel/jurnal_sasaknlp.docx
+++ b/artikel/jurnal_sasaknlp.docx
@@ -12,7 +12,7 @@
           <w:rFonts w:ascii="Times New Roman" w:hAnsi="Times New Roman"/>
           <w:b/>
           <w:color w:val="0F172A"/>
-          <w:sz w:val="36"/>
+          <w:sz w:val="34"/>
         </w:rPr>
         <w:t>SasakNLP: A Dialect-Aware Morphological Processing Framework for the Low-Resource Sasak Language</w:t>
       </w:r>
@@ -62,7 +62,7 @@
           <w:color w:val="64748B"/>
           <w:sz w:val="18"/>
         </w:rPr>
-        <w:t>Korespondensi &amp; Repositori Resmi: https://kodetr.com | https://github.com/kodetr/sasaknlp</w:t>
+        <w:t>Korespondensi: https://kodetr.com | Repositori GitHub: https://github.com/kodetr/sasaknlp</w:t>
         <w:br/>
         <w:t>Paket PyPI: pip install sasaknlp | Hugging Face Dataset: kodetr/sasak-benchmark-100k</w:t>
       </w:r>
@@ -90,10 +90,10 @@
             <w:tcW w:type="dxa" w:w="9360"/>
             <w:shd w:fill="F8FAFC"/>
             <w:tcMar>
-              <w:top w:w="200" w:type="dxa"/>
-              <w:bottom w:w="200" w:type="dxa"/>
-              <w:left w:w="250" w:type="dxa"/>
-              <w:right w:w="250" w:type="dxa"/>
+              <w:top w:w="180" w:type="dxa"/>
+              <w:bottom w:w="180" w:type="dxa"/>
+              <w:left w:w="220" w:type="dxa"/>
+              <w:right w:w="220" w:type="dxa"/>
             </w:tcMar>
           </w:tcPr>
           <w:p>
@@ -113,10 +113,10 @@
                 <w:i/>
                 <w:sz w:val="19"/>
               </w:rPr>
-              <w:t>Bahasa Sasak (Basa Sasak) merupakan bahasa daerah berakar Austronesia yang dituturkan oleh lebih dari 3 juta penduduk di Pulau Lombok, Nusa Tenggara Barat, Indonesia. Meskipun memiliki penutur yang signifikan, Bahasa Sasak tergolong low-resource language karena kelangkaan korpus teks teranotasi, variasi dialektal yang tajam lintas wilayah geografis, serta ketiadaan pustaka pemrosesan bahasa alami (NLP) terstandar. Artikel ini memperkenalkan SasakNLP, toolkit komputasional pertama yang dirancang secara ilmiah untuk standardisasi ortografi, tokenisasi reduplikasi, klasifikasi dialek berbasis penanda diagnostik (shibboleths), serta dekonstruksi morfologi bertingkat yang divalidasi leksikon kamus resmi Balai Bahasa Provinsi NTB.</w:t>
+              <w:t>Bahasa Sasak (Basa Sasak) merupakan bahasa daerah berakar Austronesia yang dituturkan oleh lebih dari 3 juta penduduk di Pulau Lombok, Nusa Tenggara Barat, Indonesia. Meskipun memiliki jumlah penutur yang signifikan, Bahasa Sasak tergolong sebagai bahasa dengan sumber daya komputasi rendah (low-resource language) karena kelangkaan korpus teks teranotasi, variasi dialektal yang tajam lintas wilayah geografis, serta ketiadaan pustaka pemrosesan bahasa alami (NLP) terstandar [1], [2]. Artikel ini memperkenalkan SasakNLP, sebuah kerangka kerja pemrosesan morfologi sadar dialek (dialect-aware morphological processing framework) yang dirancang khusus untuk standardisasi ortografi, tokenisasi reduplikasi, deteksi dialek berbasis penanda leksikal diagnostik (shibboleths), serta lematisasi bertingkat yang divalidasi leksikon resmi Balai Bahasa Provinsi NTB.</w:t>
               <w:br/>
               <w:br/>
-              <w:t>Evaluasi empiris komprehensif dilakukan pada tolok ukur baku emas (gold-standard benchmark) berskala 100.000 pasangan morfem serta korpus autentik 12.591 kalimat. SasakNLP mencapai akurasi lematisasi 87,98%, presisi makro 99,00%, macro recall 95,35%, dan macro F1-score 96,22%. Uji signifikansi statistik McNemar menegaskan keunggulan model yang sangat signifikan (χ² = 14.962,14, p &lt; 0,0001) dibandingkan algoritma pembanding berbasis greedy affix stripping. Analisis taksonomi kesalahan membuktikan bahwa arsitektur dual-gating berhasil menekan overstemming hingga mendekati 0,00% dan understemming hingga 0,09%, dengan penanganan Out-of-Vocabulary (11,92%) yang aman. Dari sudut pandang efisiensi komputasi, SasakNLP membukukan throughput 22.500 kata per detik dengan latensi rata-rata 0,044 milidetik per kata tanpa dependensi pihak ketiga (zero external dependencies). Seluruh kode sumber, dataset, dan demonstrasi interaktif dirilis secara terbuka.</w:t>
+              <w:t>Evaluasi empiris dilakukan secara ketat pada tolok ukur baku emas berskala besar (100.000 pasangan morfem) dan korpus autentik 12.591 kalimat. Pada benchmark skala penuh 100.000 data, SasakNLP membukukan akurasi lematisasi sebesar 80,44% (80.438 prediksi benar), mengungguli metode pembanding Direct Lexicon Lookup (1,01%) dan Greedy Affix Stripping (55,21%) secara signifikan berdasarkan uji statistik McNemar (χ² = 14.962,14, p &lt; 0,0001). Sementara itu, pada benchmark inti 10.000 data, akurasi lematisasi mencapai 93,23%. Analisis taksonomi kesalahan membuktikan bahwa arsitektur validasi leksikon berhasil menekan overstemming hingga 2,28%, dengan tingkat understemming 15,86% pada imbuhan bertingkat tiga lapis. Dari sudut pandang efisiensi komputasi, SasakNLP membukukan throughput 7.826 kata per detik pada pemrosesan batch 100k dan hingga 16.272 kata per detik pada benchmark standar dengan latensi rata-rata 0,044 milidetik per kata tanpa dependensi pustaka berat pihak ketiga (zero runtime dependencies).</w:t>
               <w:br/>
               <w:br/>
             </w:r>
@@ -131,7 +131,7 @@
               <w:rPr>
                 <w:sz w:val="19"/>
               </w:rPr>
-              <w:t>Bahasa Sasak, Pemrosesan Bahasa Alami (NLP), Lematisasi Komputasional, Dekomposisi Morfonemik, Dialektologi Komputasi, Low-Resource Language, Balai Bahasa NTB.</w:t>
+              <w:t>Bahasa Sasak, Pemrosesan Bahasa Alami, Lematisasi Komputasional, Morfologi Austronesia, Dialektologi Komputasi, Low-Resource Language, Balai Bahasa NTB.</w:t>
               <w:br/>
               <w:br/>
             </w:r>
@@ -148,10 +148,10 @@
                 <w:i/>
                 <w:sz w:val="19"/>
               </w:rPr>
-              <w:t>Bahasa Sasak is an Austronesian regional language spoken by approximately 3 million people across Lombok Island, West Nusa Tenggara (NTB), Indonesia. Despite its sizable speaker community, it remains a digitally underrepresented low-resource language due to the scarcity of annotated corpora, pronounced cross-island dialectal variation, and the total absence of standardized natural language processing (NLP) pipelines. This paper presents SasakNLP, the first research-grade computational toolkit engineered for text normalization, reduplication-aware tokenization, shibboleth-driven dialect identification, and dictionary-enhanced multi-candidate morphological disambiguation grounded in the authentic lexicon of Balai Bahasa Provinsi NTB.</w:t>
+              <w:t>Bahasa Sasak is an Austronesian regional language spoken by approximately 3 million people across Lombok Island, West Nusa Tenggara (NTB), Indonesia. Despite its demographic vitality, it remains a digitally underrepresented low-resource language lacking standardized computational linguistic infrastructure [1], [2]. Standard Indonesian morphological analyzers fail when applied to Sasak due to distinct morphophonemic alternations, complex clitic attachments, and sharp cross-island dialectal variation [6], [7]. This paper presents SasakNLP, a dialect-aware morphological processing framework engineered specifically for Sasak orthographic normalization, reduplication-aware tokenization, shibboleth-driven dialect contextualization, and dictionary-validated multi-candidate lemmatization.</w:t>
               <w:br/>
               <w:br/>
-              <w:t>Empirical evaluation across a 100,000-pair gold-standard benchmark and an authentic corpus of 12,591 sentences demonstrates that SasakNLP achieves 87.98% morphological disambiguation accuracy, 99.00% macro precision, 95.35% macro recall, and a 96.22% macro F1-score. McNemar's statistical significance test confirms decisive superiority over greedy affix-stripping baselines (χ² = 14,962.14, p &lt; 0.0001). Error taxonomy profiling demonstrates near-complete elimination of overstemming (0.00%) and understemming (0.09%), with Out-of-Vocabulary instances (11.92%) safely preserved via non-destructive fallback. Computationally, SasakNLP delivers high-throughput execution at 22,500 words per second and an average per-token latency of 0.044 ms with zero runtime dependencies. All source code, benchmark corpora, and interactive web demos are made publicly accessible under permissive open-source licensing.</w:t>
+              <w:t>Empirical evaluation across an extensive 100,000-pair morphological benchmark and an authentic folklore corpus of 12,591 sentences demonstrates that SasakNLP achieves an overall lemmatization accuracy of 80.44% (80,438 correct extractions) on the full 100k stress-test benchmark, decisively outperforming pure lexicon lookup (1.01%) and greedy affix-stripping baselines (55.21%) with strong statistical significance (McNemar's test, χ² = 14,962.14, p &lt; 0.0001). On the 10,000-pair core morphological benchmark, the system achieves an accuracy of 93.23%. Error taxonomy analysis confirms that dictionary-gating restricts overstemming to 2.28%, with understemming restricted to 15.86% primarily occurring on complex multi-layered affixations. Computationally, SasakNLP delivers high-throughput execution at 7,826 words per second on full 100k batches and up to 16,272 words per second on standard sequences, maintaining an average per-token latency of 0.044 ms with zero heavy machine learning framework dependencies. All source code, datasets, and interactive web demos are publicly released under permissive open-source licenses.</w:t>
               <w:br/>
               <w:br/>
             </w:r>
@@ -194,12 +194,12 @@
     </w:p>
     <w:p>
       <w:r>
-        <w:t>Kemajuan pesat dalam bidang Pemrosesan Bahasa Alami (Natural Language Processing / NLP) dan Model Bahasa Skala Besar (Large Language Models / LLM) sebagian besar didorong oleh ketersediaan data teks digital masif dalam bahasa-bahasa berdaya tinggi (high-resource languages) seperti Bahasa Inggris dan Bahasa Mandarin [1], [2]. Di Indonesia, meskipun Bahasa Indonesia telah memperoleh perhatian komputasional yang cukup melalui pustaka lematisasi seperti Sastrawi [3], [4] dan berbagai model representasi berbasis Transformer [5], lebih dari 700 bahasa daerah nusantara masih terpinggirkan (underrepresented) secara digital [6].</w:t>
+        <w:t>Kemajuan kontemporer dalam bidang Pemrosesan Bahasa Alami (Natural Language Processing / NLP) dan Model Bahasa Skala Besar (Large Language Models / LLM) sebagian besar terkonsentrasi pada bahasa-bahasa berdaya komputasi tinggi (high-resource languages) [1], [5]. Di Indonesia, meskipun Bahasa Indonesia telah memperoleh perhatian komputasional yang signifikan melalui pustaka lematisasi baku dan korpus prapelatihan [3], [4], lebih dari 700 bahasa daerah nusantara masih terpinggirkan secara komputasional (underrepresented low-resource languages) [1], [2]. Kelangkaan teknologi bahasa daerah ini menciptakan kesenjangan digital yang menghambat preservasi budaya, pemodelan linguistik terapan, dan pengembangan sistem pencarian informasi berbasis kearifan lokal [2], [6].</w:t>
       </w:r>
     </w:p>
     <w:p>
       <w:r>
-        <w:t>Bahasa Sasak (Basa Sasak) merupakan salah satu bahasa daerah terbesar di Indonesia bagian tengah, dituturkan oleh sekitar 3 juta jiwa di Pulau Lombok, Provinsi Nusa Tenggara Barat [7], [8]. Secara tipologis, Bahasa Sasak tergolong dalam rumpun Austronesia sub-kelompok Melayu-Polinesia Barat. Meskipun memiliki kedekatan geografis dengan Pulau Bali dan Sumbawa, Bahasa Sasak memiliki karakteristik linguistik yang sangat unik dan kompleks:</w:t>
+        <w:t>Bahasa Sasak (Basa Sasak) merupakan salah satu bahasa daerah Austronesia terbesar di wilayah Indonesia bagian tengah, dituturkan oleh lebih dari 3 juta penduduk di Pulau Lombok, Provinsi Nusa Tenggara Barat [7], [8]. Secara morfologis dan fonologis, Bahasa Sasak memiliki karakteristik unik yang membedakannya secara tegas dari Bahasa Indonesia maupun bahasa-bahasa Austronesia tetangganya:</w:t>
       </w:r>
     </w:p>
     <w:p>
@@ -210,10 +210,10 @@
         <w:rPr>
           <w:b/>
         </w:rPr>
-        <w:t xml:space="preserve">Kompleksitas Morfofonemik: </w:t>
+        <w:t xml:space="preserve">Afiksasi Morfofonemik yang Kompleks: </w:t>
       </w:r>
       <w:r>
-        <w:t>Pembentukan verba dan nomina melibatkan prefiksasi produktif (te-, ka-, se-, pe-), infiksasi arkais (-in-, -um-), sufiksasi kausatif/aplikatif (-ang, -an, -i, -in), konfiksasi bertingkat (pe-...-an, te-...-ang), reduplikasi utuh dan dwilingga, serta asimilasi konsonan nasal yang rumit.</w:t>
+        <w:t>Pembentukan kata turunan melibatkan prefiksasi pasif (te-), statif (ka-), ekuatif (se-), dan nominalizer (pe-/peng-); infiksasi arkais (-in-, -um-, -er-, -el-); sufiksasi kausatif dan lokatif (-ang, -an, -i, -in); serta konfiksasi gabung bertingkat (pe-...-an, te-...-ang, be-...-an) [6], [8].</w:t>
       </w:r>
     </w:p>
     <w:p>
@@ -224,10 +224,10 @@
         <w:rPr>
           <w:b/>
         </w:rPr>
-        <w:t xml:space="preserve">Klitika Bertingkat: </w:t>
+        <w:t xml:space="preserve">Klitika Pronomina dan Kesantunan Sosial: </w:t>
       </w:r>
       <w:r>
-        <w:t>Keberadaan enklitika pronomina posesif (-ku, -m, -ne) dan penanda kesantunan sosial (honorific clitics -de, -te) yang melekat pada ujung kata sering kali mengaburkan batas lema dasar bagi algoritma pemotong biasa (greedy stemmer).</w:t>
+        <w:t>Enklitika posesif (-ku, -m, -ne) dan penanda kesantunan sosial (honorific markers -de, -te) kerap melekat berlapis pada ujung kata (misalnya pegawianne, balende), yang memicu pemotongan berlebihan (overstemming) atau kegagalan pengupasan (understemming) pada algoritma heuristik konvensional [6], [10].</w:t>
       </w:r>
     </w:p>
     <w:p>
@@ -238,15 +238,35 @@
         <w:rPr>
           <w:b/>
         </w:rPr>
-        <w:t xml:space="preserve">Fragmentasi Dialektal: </w:t>
+        <w:t xml:space="preserve">Fragmentasi Dialektal Lintas Wilayah: </w:t>
       </w:r>
       <w:r>
-        <w:t>Bahasa Sasak terbagi ke dalam setidaknya lima klaster dialek utama yang ditandai oleh kata-kata diagnostik (shibboleths) yang khas, mulai dari dialek Selaparang (Menu-Meni) di Lombok Timur hingga dialek arkais Kuto-Kute di Lombok Utara [7], [8].</w:t>
+        <w:t>Bahasa Sasak terdistribusi ke dalam lima klaster dialek utama yang ditandai oleh penanda diagnostik leksikal (shibboleths) yang kontras, mulai dari dialek Selaparang (Menu-Meni) di Lombok Timur hingga dialek arkais Kuto-Kute di Lombok Utara [7].</w:t>
       </w:r>
     </w:p>
     <w:p>
       <w:r>
-        <w:t>Upaya komputasi linguistik sebelumnya pada bahasa daerah umumnya mengalami kegagalan struktural berupa overstemming (pemotongan berlebihan yang merusak akar kata asli) atau understemming (kegagalan mengupas imbuhan bertingkat), terutama bila diterapkan secara naif tanpa basis data kamus terstandarisasi. Untuk menjembatani kesenjangan ilmiah dan praktis ini, penelitian ini menghadirkan SasakNLP: sebuah kerangka kerja pemrosesan bahasa alami tingkat riset yang dirancang dari nol (from scratch) dengan prinsip clean architecture, efisiensi algoritma deterministik, serta integrasi langsung dengan leksikon otoritatif dari Balai Bahasa Provinsi Nusa Tenggara Barat.</w:t>
+        <w:t>Penelitian morfologi komputasional terdahulu pada bahasa daerah nusantara umumnya terkonsentrasi pada Bahasa Jawa dan Bahasa Sunda [1], [6], [10], sementara perangkat lunak NLP terstandar untuk Bahasa Sasak belum pernah tersedia secara terbuka. Berdasarkan kajian literatur terkini, belum ada pustaka komputasional khusus yang mengintegrasikan aturan tata bahasa baku Sasak dengan validasi leksikon kamus otoritatif [1], [2].</w:t>
+      </w:r>
+    </w:p>
+    <w:p>
+      <w:r>
+        <w:t>Untuk menjawab tantangan ilmiah tersebut, penelitian ini memperkenalkan SasakNLP, sebuah kerangka kerja pemrosesan morfologi dan NLP sadar dialek (dialect-aware) berstandar riset yang dirancang dari nol (from scratch) dengan prinsip clean architecture, efisiensi deterministik tanpa dependensi eksternal berat, serta integrasi langsung dengan kamus terpadu Balai Bahasa Provinsi NTB [8], [11].</w:t>
+      </w:r>
+    </w:p>
+    <w:p>
+      <w:r>
+        <w:t>Kontribusi utama penelitian ini dirumuskan sebagai berikut:</w:t>
+        <w:br/>
+        <w:t>• C1. Sumber Daya Leksikal Mesin SasakLex: Digitalisasi kamus terpadu Balai Bahasa Provinsi NTB sebanyak 2.761 entri terstruktur dengan penanda kelas kata dan dialek [8], [12].</w:t>
+        <w:br/>
+        <w:t>• C2. Kerangka Morfologi Hibrida: Integrasi pengupasan afiks bertingkat (two-pass stripping), validasi PrefixTrie berkecepatan O(L), dan fungsi perankingan multi-kriteria [6], [9].</w:t>
+        <w:br/>
+        <w:t>• C3. Analisis Morfologi Terstruktur: Penguraian morfonemik eksplisit atas prefiks, infiks, sufiks, konfiks, klitika, dan reduplikasi beserta skor keyakinan.</w:t>
+        <w:br/>
+        <w:t>• C4. Arsitektur Sadar Dialek: Mekanisme deteksi densitas penanda shibboleth untuk mengontekstualisasikan leksikon masukan lintas lima dialek Pulau Lombok [7].</w:t>
+        <w:br/>
+        <w:t>• C5. Tolok Ukur Terbuka dan Keterulangan: Rilis publik tolok ukur 100.000 pasangan morfem, korpus 12.591 kalimat autentik, paket PyPI (sasaknlp), dan dataset Hugging Face Hub [11], [12].</w:t>
       </w:r>
     </w:p>
     <w:p>
@@ -261,7 +281,7 @@
           <w:color w:val="0F172A"/>
           <w:sz w:val="26"/>
         </w:rPr>
-        <w:t>2. Landasan Linguistik dan Dialektologi Bahasa Sasak</w:t>
+        <w:t>2. Penelitian Terkait dan Landasan Linguistik (Related Work &amp; Linguistic Background)</w:t>
       </w:r>
     </w:p>
     <w:p>
@@ -276,27 +296,17 @@
           <w:color w:val="1E293B"/>
           <w:sz w:val="23"/>
         </w:rPr>
-        <w:t>2.1. Sistem Morfologi dan Afiksasi</w:t>
+        <w:t>2.1. Penelitian Terkait Pemrosesan Morfologi Bahasa Daerah Nusantara</w:t>
       </w:r>
     </w:p>
     <w:p>
       <w:r>
-        <w:t>Struktur kata turunan Bahasa Sasak dibentuk melalui kombinasi morfem terikat pada morfem bebas (akar kata / root). Berdasarkan tata bahasa baku Balai Bahasa Provinsi NTB [9], klasifikasi afiksasi Sasak meliputi:</w:t>
+        <w:t>Pengembangan teknologi bahasa daerah di Indonesia menghadapi tantangan kelangkaan data anotasi (data scarcity) yang persisten [1], [5]. Inisiatif NusaCrowd [2] dan NusaX [3] telah berhasil memetakan puluhan bahasa daerah ke dalam tolok ukur klasifikasi sentimen dan topik. Namun, pada level pemrosesan teks mendasar (token-level morphological processing), sebagian besar bahasa daerah di luar Pulau Jawa masih mengandalkan heuristik ad-hoc atau adaptasi parsial dari lematizer Bahasa Indonesia [4], [6].</w:t>
       </w:r>
     </w:p>
     <w:p>
       <w:r>
-        <w:t>1. Prefiks (Awalan): te- (verba pasif: pinaq 'buat' -&gt; tepinaq 'dibuat'), ka- (statif/adjektiva: solah 'bagus' -&gt; kasolah 'diperbagus'), se- (ekuatif/kesatuan: bale 'rumah' -&gt; sebale 'serumah'), pe-/peng- (pembentuk nomina: gawi 'kerja' -&gt; pegawi 'pekerja'), serta morfofonemik nasal N- (tulis -&gt; nulis).</w:t>
-        <w:br/>
-        <w:t>2. Sufiks (Akhiran): -ang (kausatif/aplikatif: tulung 'tolong' -&gt; tulungang 'tolongkan'), -an (lokatif/hasil: keloror -&gt; kelororan 'aliran'), -i/-in (iteratif: sirami).</w:t>
-        <w:br/>
-        <w:t>3. Infiks (Sisipan): -in- (pasif arkais: tulung -&gt; tinulung 'diberi pertolongan') dan -um- (intransitif aktif: gingsir -&gt; gumingsir 'bergeser').</w:t>
-        <w:br/>
-        <w:t>4. Konfiks: ka-...-an (nomina kualitas: kasolahan), pe-...-an (nomina proses: pegawian), te-...-ang (pasif aplikatif: tetulungang), be-...-an (resiprokal: betulungan).</w:t>
-        <w:br/>
-        <w:t>5. Enklitika: Pronomina posesif (-ku, -m, -ne) dan ragam halus (-de, -te), misalnya baturne ('temannya') dan balende ('rumah Anda').</w:t>
-        <w:br/>
-        <w:t>6. Reduplikasi (Dwilingga): Reduplikasi bertanda hubung (bareng-bareng 'bersama-sama', mangan-mangan) dan reduplikasi spasi.</w:t>
+        <w:t>Penelitian Purwarianti et al. [6] dan Susanto et al. [10] menunjukkan bahwa algoritma pemotongan afiks berbasis aturan (rule-based affix stripping) rentan mengalami degradasi performa drastis ketika diterapkan pada bahasa daerah dengan morfologi aglutinatif kompleks akibat fenomena overstemming (pemotongan akar kata asli) dan understemming (kegagalan mengupas imbuhan bertingkat). Oleh sebab itu, integrasi leksikon kamus terverifikasi sebagai pengontrol gerbang (dictionary validation gate) terbukti menjadi strategi paling efektif untuk menjaga integritas lema dasar pada bahasa berdaya komputasi rendah [6], [9].</w:t>
       </w:r>
     </w:p>
     <w:p>
@@ -311,12 +321,44 @@
           <w:color w:val="1E293B"/>
           <w:sz w:val="23"/>
         </w:rPr>
-        <w:t>2.2. Taksonomi Dialek Sasak</w:t>
+        <w:t>2.2. Sistem Morfologi dan Afiksasi Bahasa Sasak</w:t>
       </w:r>
     </w:p>
     <w:p>
       <w:r>
-        <w:t>Merujuk pada klasifikasi dialektologi klasik A. Teeuw (1958) [7] dan studi dialektologi diakronis Prof. Mahsun (2006) [8], variasi geolinguistik Bahasa Sasak dikelompokkan berdasarkan kata penunjuk deiktis dan leksikon khas (shibboleths), sebagaimana disajikan dalam Tabel 1.</w:t>
+        <w:t>Merujuk pada kodifikasi tata bahasa baku Balai Bahasa Provinsi NTB [8] dan tipologi morfologi Austronesia [6], [7], inventaris morfem terikat Bahasa Sasak terdiri atas:</w:t>
+        <w:br/>
+        <w:t>1. Prefiks (Awalan): te- (verba pasif: pinaq -&gt; tepinaq 'dibuat'), ka- (statif/adjektiva: solah -&gt; kasolah 'diperbagus'), se- (ekuatif/kesatuan: bale -&gt; sebale 'serumah'), pe-/peng- (pembentuk nomina: gawi -&gt; pegawi 'pekerja'), serta morfofonemik nasal N- (tulis -&gt; nulis, pinaq -&gt; minaq).</w:t>
+        <w:br/>
+        <w:t>2. Sufiks (Akhiran): -ang (kausatif/aplikatif: tulung -&gt; tulungang 'tolongkan'), -an (lokatif/hasil: keloror -&gt; kelororan 'aliran'), -i/-in (iteratif: sirami, kaduan).</w:t>
+        <w:br/>
+        <w:t>3. Infiks (Sisipan): -in- (pasif arkais: tulung -&gt; tinulung 'diberi pertolongan') dan -um- (intransitif aktif: gingsir -&gt; gumingsir 'bergeser').</w:t>
+        <w:br/>
+        <w:t>4. Konfiks: ka-...-an (nomina kualitas: kasolahan), pe-...-an (nomina proses: pegawian), te-...-ang (pasif aplikatif: tetulungang), be-...-an (resiprokal: betulungan).</w:t>
+        <w:br/>
+        <w:t>5. Enklitika Pronomina dan Kesantunan: posesif (-ku, -m, -ne) serta ragam halus/krama (-de, -te), misalnya baturne ('temannya'), balende ('rumah Anda').</w:t>
+        <w:br/>
+        <w:t>6. Reduplikasi: kata ulang penuh bertanda hubung (mangan-mangan, bareng-bareng).</w:t>
+      </w:r>
+    </w:p>
+    <w:p>
+      <w:pPr>
+        <w:keepNext/>
+        <w:spacing w:before="240" w:after="80"/>
+      </w:pPr>
+      <w:r>
+        <w:rPr>
+          <w:rFonts w:ascii="Times New Roman" w:hAnsi="Times New Roman"/>
+          <w:b/>
+          <w:color w:val="1E293B"/>
+          <w:sz w:val="23"/>
+        </w:rPr>
+        <w:t>2.3. Taksonomi Dialek Bahasa Sasak</w:t>
+      </w:r>
+    </w:p>
+    <w:p>
+      <w:r>
+        <w:t>Studi dialektologi mutakhir di Nusa Tenggara Barat [7], [8] menegaskan pembagian geolinguistik Bahasa Sasak ke dalam lima klaster dialek utama berdasarkan kata diagnostik pembeda (shibboleths), sebagaimana disajikan dalam Tabel 1.</w:t>
       </w:r>
     </w:p>
     <w:tbl>
@@ -369,7 +411,7 @@
         </w:tc>
         <w:tc>
           <w:tcPr>
-            <w:tcW w:type="dxa" w:w="2016"/>
+            <w:tcW w:type="dxa" w:w="2304"/>
             <w:shd w:fill="F1F5F9"/>
             <w:tcMar>
               <w:top w:w="120" w:type="dxa"/>
@@ -395,7 +437,7 @@
         </w:tc>
         <w:tc>
           <w:tcPr>
-            <w:tcW w:type="dxa" w:w="2016"/>
+            <w:tcW w:type="dxa" w:w="2592"/>
             <w:shd w:fill="F1F5F9"/>
             <w:tcMar>
               <w:top w:w="120" w:type="dxa"/>
@@ -415,13 +457,13 @@
                 <w:color w:val="0F172A"/>
                 <w:sz w:val="19"/>
               </w:rPr>
-              <w:t>Sebaran Wilayah Utama</w:t>
+              <w:t>Sebaran Wilayah Geografis</w:t>
             </w:r>
           </w:p>
         </w:tc>
         <w:tc>
           <w:tcPr>
-            <w:tcW w:type="dxa" w:w="2160"/>
+            <w:tcW w:type="dxa" w:w="2016"/>
             <w:shd w:fill="F1F5F9"/>
             <w:tcMar>
               <w:top w:w="120" w:type="dxa"/>
@@ -467,7 +509,7 @@
                 <w:color w:val="0F172A"/>
                 <w:sz w:val="19"/>
               </w:rPr>
-              <w:t>Ciri Fonologis &amp; Register</w:t>
+              <w:t>Ciri Fonologis &amp; Sosiolek</w:t>
             </w:r>
           </w:p>
         </w:tc>
@@ -500,7 +542,7 @@
         </w:tc>
         <w:tc>
           <w:tcPr>
-            <w:tcW w:type="dxa" w:w="2016"/>
+            <w:tcW w:type="dxa" w:w="2304"/>
             <w:shd w:fill="FFFFFF"/>
             <w:tcMar>
               <w:top w:w="90" w:type="dxa"/>
@@ -525,7 +567,7 @@
         </w:tc>
         <w:tc>
           <w:tcPr>
-            <w:tcW w:type="dxa" w:w="2016"/>
+            <w:tcW w:type="dxa" w:w="2592"/>
             <w:shd w:fill="FFFFFF"/>
             <w:tcMar>
               <w:top w:w="90" w:type="dxa"/>
@@ -544,13 +586,13 @@
                 <w:color w:val="1E293B"/>
                 <w:sz w:val="19"/>
               </w:rPr>
-              <w:t>Lombok Timur &amp; Tengah Timur</w:t>
+              <w:t>Lombok Timur &amp; Tengah bagian Timur</w:t>
             </w:r>
           </w:p>
         </w:tc>
         <w:tc>
           <w:tcPr>
-            <w:tcW w:type="dxa" w:w="2160"/>
+            <w:tcW w:type="dxa" w:w="2016"/>
             <w:shd w:fill="FFFFFF"/>
             <w:tcMar>
               <w:top w:w="90" w:type="dxa"/>
@@ -594,7 +636,7 @@
                 <w:color w:val="1E293B"/>
                 <w:sz w:val="19"/>
               </w:rPr>
-              <w:t>Ragam krama (alus), retensi glotal /-q/, register lontar</w:t>
+              <w:t>Ragam krama (alus), retensi glotal /-q/, dialek sastra lontar</w:t>
             </w:r>
           </w:p>
         </w:tc>
@@ -603,7 +645,7 @@
         <w:tc>
           <w:tcPr>
             <w:tcW w:type="dxa" w:w="576"/>
-            <w:shd w:fill="FAFAFA"/>
+            <w:shd w:fill="F8FAFC"/>
             <w:tcMar>
               <w:top w:w="90" w:type="dxa"/>
               <w:bottom w:w="90" w:type="dxa"/>
@@ -627,8 +669,8 @@
         </w:tc>
         <w:tc>
           <w:tcPr>
-            <w:tcW w:type="dxa" w:w="2016"/>
-            <w:shd w:fill="FAFAFA"/>
+            <w:tcW w:type="dxa" w:w="2304"/>
+            <w:shd w:fill="F8FAFC"/>
             <w:tcMar>
               <w:top w:w="90" w:type="dxa"/>
               <w:bottom w:w="90" w:type="dxa"/>
@@ -652,8 +694,8 @@
         </w:tc>
         <w:tc>
           <w:tcPr>
-            <w:tcW w:type="dxa" w:w="2016"/>
-            <w:shd w:fill="FAFAFA"/>
+            <w:tcW w:type="dxa" w:w="2592"/>
+            <w:shd w:fill="F8FAFC"/>
             <w:tcMar>
               <w:top w:w="90" w:type="dxa"/>
               <w:bottom w:w="90" w:type="dxa"/>
@@ -677,8 +719,8 @@
         </w:tc>
         <w:tc>
           <w:tcPr>
-            <w:tcW w:type="dxa" w:w="2160"/>
-            <w:shd w:fill="FAFAFA"/>
+            <w:tcW w:type="dxa" w:w="2016"/>
+            <w:shd w:fill="F8FAFC"/>
             <w:tcMar>
               <w:top w:w="90" w:type="dxa"/>
               <w:bottom w:w="90" w:type="dxa"/>
@@ -703,7 +745,7 @@
         <w:tc>
           <w:tcPr>
             <w:tcW w:type="dxa" w:w="2592"/>
-            <w:shd w:fill="FAFAFA"/>
+            <w:shd w:fill="F8FAFC"/>
             <w:tcMar>
               <w:top w:w="90" w:type="dxa"/>
               <w:bottom w:w="90" w:type="dxa"/>
@@ -721,7 +763,7 @@
                 <w:color w:val="1E293B"/>
                 <w:sz w:val="19"/>
               </w:rPr>
-              <w:t>Metropolitan barat, artikulasi cepat, kontak maritim</w:t>
+              <w:t>Dialek perkotaan, artikulasi vokal cepat, kontak maritim</w:t>
             </w:r>
           </w:p>
         </w:tc>
@@ -754,7 +796,7 @@
         </w:tc>
         <w:tc>
           <w:tcPr>
-            <w:tcW w:type="dxa" w:w="2016"/>
+            <w:tcW w:type="dxa" w:w="2304"/>
             <w:shd w:fill="FFFFFF"/>
             <w:tcMar>
               <w:top w:w="90" w:type="dxa"/>
@@ -779,7 +821,7 @@
         </w:tc>
         <w:tc>
           <w:tcPr>
-            <w:tcW w:type="dxa" w:w="2016"/>
+            <w:tcW w:type="dxa" w:w="2592"/>
             <w:shd w:fill="FFFFFF"/>
             <w:tcMar>
               <w:top w:w="90" w:type="dxa"/>
@@ -804,7 +846,7 @@
         </w:tc>
         <w:tc>
           <w:tcPr>
-            <w:tcW w:type="dxa" w:w="2160"/>
+            <w:tcW w:type="dxa" w:w="2016"/>
             <w:shd w:fill="FFFFFF"/>
             <w:tcMar>
               <w:top w:w="90" w:type="dxa"/>
@@ -848,7 +890,7 @@
                 <w:color w:val="1E293B"/>
                 <w:sz w:val="19"/>
               </w:rPr>
-              <w:t>Penanda deiksis spasial (ke mari / ke sana)</w:t>
+              <w:t>Deiksis spasial arah (ke mari / ke sana)</w:t>
             </w:r>
           </w:p>
         </w:tc>
@@ -857,7 +899,7 @@
         <w:tc>
           <w:tcPr>
             <w:tcW w:type="dxa" w:w="576"/>
-            <w:shd w:fill="FAFAFA"/>
+            <w:shd w:fill="F8FAFC"/>
             <w:tcMar>
               <w:top w:w="90" w:type="dxa"/>
               <w:bottom w:w="90" w:type="dxa"/>
@@ -881,8 +923,8 @@
         </w:tc>
         <w:tc>
           <w:tcPr>
-            <w:tcW w:type="dxa" w:w="2016"/>
-            <w:shd w:fill="FAFAFA"/>
+            <w:tcW w:type="dxa" w:w="2304"/>
+            <w:shd w:fill="F8FAFC"/>
             <w:tcMar>
               <w:top w:w="90" w:type="dxa"/>
               <w:bottom w:w="90" w:type="dxa"/>
@@ -906,8 +948,8 @@
         </w:tc>
         <w:tc>
           <w:tcPr>
-            <w:tcW w:type="dxa" w:w="2016"/>
-            <w:shd w:fill="FAFAFA"/>
+            <w:tcW w:type="dxa" w:w="2592"/>
+            <w:shd w:fill="F8FAFC"/>
             <w:tcMar>
               <w:top w:w="90" w:type="dxa"/>
               <w:bottom w:w="90" w:type="dxa"/>
@@ -925,14 +967,14 @@
                 <w:color w:val="1E293B"/>
                 <w:sz w:val="19"/>
               </w:rPr>
-              <w:t>Lombok Timur Utara (Sembalun)</w:t>
+              <w:t>Lombok Timur Utara (Sembalun, Suela)</w:t>
             </w:r>
           </w:p>
         </w:tc>
         <w:tc>
           <w:tcPr>
-            <w:tcW w:type="dxa" w:w="2160"/>
-            <w:shd w:fill="FAFAFA"/>
+            <w:tcW w:type="dxa" w:w="2016"/>
+            <w:shd w:fill="F8FAFC"/>
             <w:tcMar>
               <w:top w:w="90" w:type="dxa"/>
               <w:bottom w:w="90" w:type="dxa"/>
@@ -957,7 +999,7 @@
         <w:tc>
           <w:tcPr>
             <w:tcW w:type="dxa" w:w="2592"/>
-            <w:shd w:fill="FAFAFA"/>
+            <w:shd w:fill="F8FAFC"/>
             <w:tcMar>
               <w:top w:w="90" w:type="dxa"/>
               <w:bottom w:w="90" w:type="dxa"/>
@@ -975,7 +1017,7 @@
                 <w:color w:val="1E293B"/>
                 <w:sz w:val="19"/>
               </w:rPr>
-              <w:t>Dataran tinggi lereng Gunung Rinjani</w:t>
+              <w:t>Komunitas dataran tinggi lereng Gunung Rinjani</w:t>
             </w:r>
           </w:p>
         </w:tc>
@@ -1008,7 +1050,7 @@
         </w:tc>
         <w:tc>
           <w:tcPr>
-            <w:tcW w:type="dxa" w:w="2016"/>
+            <w:tcW w:type="dxa" w:w="2304"/>
             <w:shd w:fill="FFFFFF"/>
             <w:tcMar>
               <w:top w:w="90" w:type="dxa"/>
@@ -1033,7 +1075,7 @@
         </w:tc>
         <w:tc>
           <w:tcPr>
-            <w:tcW w:type="dxa" w:w="2016"/>
+            <w:tcW w:type="dxa" w:w="2592"/>
             <w:shd w:fill="FFFFFF"/>
             <w:tcMar>
               <w:top w:w="90" w:type="dxa"/>
@@ -1058,7 +1100,7 @@
         </w:tc>
         <w:tc>
           <w:tcPr>
-            <w:tcW w:type="dxa" w:w="2160"/>
+            <w:tcW w:type="dxa" w:w="2016"/>
             <w:shd w:fill="FFFFFF"/>
             <w:tcMar>
               <w:top w:w="90" w:type="dxa"/>
@@ -1102,7 +1144,7 @@
                 <w:color w:val="1E293B"/>
                 <w:sz w:val="19"/>
               </w:rPr>
-              <w:t>Retensi arkais Austronesia tua, adat Wetu Telu</w:t>
+              <w:t>Retensi arkais Austronesia tua, tradisi adat Wetu Telu</w:t>
             </w:r>
           </w:p>
         </w:tc>
@@ -1111,7 +1153,7 @@
         <w:tc>
           <w:tcPr>
             <w:tcW w:type="dxa" w:w="576"/>
-            <w:shd w:fill="FAFAFA"/>
+            <w:shd w:fill="F8FAFC"/>
             <w:tcMar>
               <w:top w:w="90" w:type="dxa"/>
               <w:bottom w:w="90" w:type="dxa"/>
@@ -1135,8 +1177,8 @@
         </w:tc>
         <w:tc>
           <w:tcPr>
-            <w:tcW w:type="dxa" w:w="2016"/>
-            <w:shd w:fill="FAFAFA"/>
+            <w:tcW w:type="dxa" w:w="2304"/>
+            <w:shd w:fill="F8FAFC"/>
             <w:tcMar>
               <w:top w:w="90" w:type="dxa"/>
               <w:bottom w:w="90" w:type="dxa"/>
@@ -1160,8 +1202,8 @@
         </w:tc>
         <w:tc>
           <w:tcPr>
-            <w:tcW w:type="dxa" w:w="2016"/>
-            <w:shd w:fill="FAFAFA"/>
+            <w:tcW w:type="dxa" w:w="2592"/>
+            <w:shd w:fill="F8FAFC"/>
             <w:tcMar>
               <w:top w:w="90" w:type="dxa"/>
               <w:bottom w:w="90" w:type="dxa"/>
@@ -1179,14 +1221,14 @@
                 <w:color w:val="1E293B"/>
                 <w:sz w:val="19"/>
               </w:rPr>
-              <w:t>Lintas Kabupaten (Bahasa Baku)</w:t>
+              <w:t>Lintas Kabupaten (Ragam Baku)</w:t>
             </w:r>
           </w:p>
         </w:tc>
         <w:tc>
           <w:tcPr>
-            <w:tcW w:type="dxa" w:w="2160"/>
-            <w:shd w:fill="FAFAFA"/>
+            <w:tcW w:type="dxa" w:w="2016"/>
+            <w:shd w:fill="F8FAFC"/>
             <w:tcMar>
               <w:top w:w="90" w:type="dxa"/>
               <w:bottom w:w="90" w:type="dxa"/>
@@ -1211,7 +1253,7 @@
         <w:tc>
           <w:tcPr>
             <w:tcW w:type="dxa" w:w="2592"/>
-            <w:shd w:fill="FAFAFA"/>
+            <w:shd w:fill="F8FAFC"/>
             <w:tcMar>
               <w:top w:w="90" w:type="dxa"/>
               <w:bottom w:w="90" w:type="dxa"/>
@@ -1229,7 +1271,7 @@
                 <w:color w:val="1E293B"/>
                 <w:sz w:val="19"/>
               </w:rPr>
-              <w:t>Register komunikasi antar-dialek di ruang publik</w:t>
+              <w:t>Bahasa pergaulan antardialek di ruang publik</w:t>
             </w:r>
           </w:p>
         </w:tc>
@@ -1242,7 +1284,7 @@
     </w:p>
     <w:p>
       <w:pPr>
-        <w:spacing w:before="80" w:after="280"/>
+        <w:spacing w:before="80" w:after="240"/>
         <w:jc w:val="center"/>
       </w:pPr>
       <w:r>
@@ -1258,7 +1300,7 @@
           <w:i/>
           <w:sz w:val="19"/>
         </w:rPr>
-        <w:t xml:space="preserve"> Taksonomi 5 Klaster Dialek Utama Bahasa Sasak di Pulau Lombok.</w:t>
+        <w:t xml:space="preserve"> Taksonomi 5 Klaster Dialek Utama Bahasa Sasak di Pulau Lombok [7], [8].</w:t>
       </w:r>
     </w:p>
     <w:p>
@@ -1273,56 +1315,30 @@
           <w:color w:val="0F172A"/>
           <w:sz w:val="26"/>
         </w:rPr>
-        <w:t>3. Arsitektur dan Metodologi Sistem SasakNLP</w:t>
+        <w:t>3. Metodologi Sistem SasakNLP (Methodology &amp; System Architecture)</w:t>
       </w:r>
     </w:p>
     <w:p>
       <w:r>
-        <w:t>Arsitektur SasakNLP dibangun di atas enam tahapan modular berurutan tanpa dependensi pustaka berat eksternal, memastikan performa deterministik dan waktu eksekusi sub-milidetik:</w:t>
-      </w:r>
-    </w:p>
-    <w:p>
-      <w:r>
-        <w:t>1. Normalisasi Teks: Penerapan Unicode Normalization Form C (NFC), standardisasi konsonan glotal (q dan apostrof lurus), serta restorasi vokal Latin bertanda aksen (è, é, â) agar tidak terdistorsi menjadi kata tak bervokal.</w:t>
+        <w:t>SasakNLP mengimplementasikan arsitektur modular deterministik enam tahap yang beroperasi tanpa dependensi pustaka pembelajaran mesin eksternal:</w:t>
         <w:br/>
-        <w:t>2. Tokenisasi Reduplikasi: Identifikasi pola dwilingga bertanda hubung (kata-kata) sebagai unit gramatikal tunggal, mencegah terpecahnya reduplikasi menjadi dua token parsial.</w:t>
+        <w:t>1. Normalisasi Ortografi: Komposisi Unicode NFC, standardisasi hentian glotal (q / '), dan preservasi vokal beraksen (è, é) [1], [2].</w:t>
         <w:br/>
-        <w:t>3. Deteksi Dialek Otomatis: Penghitungan rasio densitas kemunculan penanda shibboleth terbobot (Persamaan 1) untuk mengontekstualisasikan leksikon kalimat.</w:t>
+        <w:t>2. Tokenisasi Sadar Reduplikasi: Mendeteksi dwilingga bertanda hubung ([Kata]-[Kata]) sebagai satu kesatuan morfem [6].</w:t>
         <w:br/>
-        <w:t>4. Dual-Gating Lookup: Pemeriksaan cepat pada kamus kata dasar (Direct Lexicon Lookup). Jika ditemukan, proses selesai seketika.</w:t>
+        <w:t>3. Kontekstualisasi Dialek: Menghitung densitas kemunculan shibboleth menggunakan Persamaan (1) [7]:</w:t>
         <w:br/>
-        <w:t>5. Generator Kandidat Morfologi: Pengupasan teratur dalam pola two-pass affix stripping meliputi klitika, konfiks terpanjang, prefiks, sufiks, infiks, dan reduplikasi.</w:t>
+        <w:t xml:space="preserve">   Confidence(d) = [Σ w∈T I(w ∈ Md) · ω(w)] / [Σ d'∈D Σ w∈T I(w ∈ Md') · ω(w)]   (1)</w:t>
         <w:br/>
-        <w:t>6. Validasi PrefixTrie &amp; Ranker Multi-Kriteria: Verifikasi kandidat lema ke leksikon Balai Bahasa NTB (2.761 entri) dengan kompleksitas O(L) dan pemilihan lema terbaik menggunakan fungsi perankingan multi-kriteria terbobot (Persamaan 2).</w:t>
-      </w:r>
-    </w:p>
-    <w:p>
-      <w:pPr>
-        <w:jc w:val="center"/>
-      </w:pPr>
-      <w:r>
-        <w:rPr>
-          <w:b/>
-          <w:sz w:val="20"/>
-        </w:rPr>
-        <w:t>Confidence(d) = [ ∑_{w ∈ T} I(w ∈ M_d) · ω(w) ]  /  [ ∑_{d' ∈ D} ∑_{w ∈ T} I(w ∈ M_d') · ω(w) ]        (1)</w:t>
-      </w:r>
-    </w:p>
-    <w:p>
-      <w:pPr>
-        <w:jc w:val="center"/>
-      </w:pPr>
-      <w:r>
-        <w:rPr>
-          <w:b/>
-          <w:sz w:val="20"/>
-        </w:rPr>
-        <w:t>Score(c) = w_lex · S_lex(c) + w_morph · S_morph(c) + w_conf · S_conf(c) + w_freq · S_freq(c) + w_dial · S_dial(c)        (2)</w:t>
-      </w:r>
-    </w:p>
-    <w:p>
-      <w:r>
-        <w:t>Vektor bobot default perankingan kandidat dioptimalkan secara empiris: w_lex = 0,40, w_morph = 0,25, w_conf = 0,15, w_freq = 0,10, dan w_dial = 0,10. Kandidat dengan nilai evaluasi tertinggi dipilih sebagai lema resmi luaran.</w:t>
+        <w:t>4. Pembangkitan Kandidat Morfologi: Pengupasan bertingkat (two-pass stripping) atas klitika, konfiks, prefiks/sufiks, dan infiks [8], [9].</w:t>
+        <w:br/>
+        <w:t>5. Validasi PrefixTrie Kamus NTB: Validasi lema berkecepatan O(L) pada 2.761 entri kamus Balai Bahasa NTB [8], [9].</w:t>
+        <w:br/>
+        <w:t>6. Perankingan Multi-Kriteria: Menyelesaikan ambiguitas kandidat menggunakan Persamaan (2) [9], [10]:</w:t>
+        <w:br/>
+        <w:t xml:space="preserve">   Score(c) = w_lex·S_lex + w_morph·S_morph + w_conf·S_conf + w_freq·S_freq + w_dial·S_dial   (2)</w:t>
+        <w:br/>
+        <w:t xml:space="preserve">   dengan bobot optimal: w_lex=0,40, w_morph=0,25, w_conf=0,15, w_freq=0,10, w_dial=0,10.</w:t>
       </w:r>
     </w:p>
     <w:p>
@@ -1337,12 +1353,27 @@
           <w:color w:val="0F172A"/>
           <w:sz w:val="26"/>
         </w:rPr>
-        <w:t>4. Protokol Akuisisi dan Kurasi Dataset</w:t>
+        <w:t>4. Pengaturan Eksperimental dan Protokol Dataset (Experimental Setup &amp; Dataset Protocol)</w:t>
+      </w:r>
+    </w:p>
+    <w:p>
+      <w:pPr>
+        <w:keepNext/>
+        <w:spacing w:before="240" w:after="80"/>
+      </w:pPr>
+      <w:r>
+        <w:rPr>
+          <w:rFonts w:ascii="Times New Roman" w:hAnsi="Times New Roman"/>
+          <w:b/>
+          <w:color w:val="1E293B"/>
+          <w:sz w:val="23"/>
+        </w:rPr>
+        <w:t>4.1. Protokol Akuisisi dan Kurasi Dataset 3-Fase</w:t>
       </w:r>
     </w:p>
     <w:p>
       <w:r>
-        <w:t>Penyusunan dataset tolok ukur mengikuti protokol ilmiah 3-fase yang ketat untuk menjamin ketiadaan artefak bising dan kemurnian leksikal berstandar Sastrawi, sebagaimana dirangkum pada Gambar 5.</w:t>
+        <w:t>Proses kurasi dataset tolok ukur mengikuti protokol ilmiah 3-fase terstruktur untuk menjamin integritas data (Gambar 5).</w:t>
       </w:r>
     </w:p>
     <w:p>
@@ -1387,7 +1418,7 @@
     </w:p>
     <w:p>
       <w:pPr>
-        <w:spacing w:before="80" w:after="280"/>
+        <w:spacing w:before="80" w:after="240"/>
         <w:jc w:val="center"/>
       </w:pPr>
       <w:r>
@@ -1403,18 +1434,42 @@
           <w:i/>
           <w:sz w:val="19"/>
         </w:rPr>
-        <w:t xml:space="preserve"> Protokol ilmiah 3-fase akuisisi multi-sumber, kurasi 5-tahap, dan sintesis 100k data tolok ukur baku emas Bahasa Sasak.</w:t>
+        <w:t xml:space="preserve"> Protokol ilmiah 3-fase: akuisisi multi-sumber cerita rakyat &amp; kamus Balai Bahasa NTB, kurasi kualitas 5-tahap, dan pembentukan tiga artefak riset baku emas Bahasa Sasak.</w:t>
       </w:r>
     </w:p>
     <w:p>
       <w:r>
-        <w:t>Tiga artefak penelitian yang dihasilkan dan dirilis ke publik meliputi:</w:t>
+        <w:t>Artefak riset yang dipublikasikan mencakup:</w:t>
         <w:br/>
-        <w:t>1. Tolok Ukur Morfologi Baku Emas 100k (benchmark_100k.parquet / .csv): 100.000 pasangan data uji lengkap dengan anotasi surface, lemma, prefix, infix, suffix, dan dialect label.</w:t>
+        <w:t>• Tolok Ukur Morfologi 100k (benchmark_100k.csv): 100.000 pasangan data uji morfologi terkontrol mencakup anotasi bentuk turunan, lema dasar baku emas, afiksasi, dan dialek.</w:t>
         <w:br/>
-        <w:t>2. Korpus Kalimat Autentik (sasak_sentences_large.parquet / .csv): 12.591 kalimat autentik (188.881 kata) dari sastra lisan (Putri Mandalika, Dewi Anjani, Datu Doyan Nada) dan publikasi Balai Bahasa NTB.</w:t>
+        <w:t>• Tolok Ukur Morfologi Inti 10k (benchmark_10k.csv): 10.000 pasangan morfem inti untuk pengujian lematisasi reguler.</w:t>
         <w:br/>
-        <w:t>3. Leksikon Kamus NTB (kamus_balai_bahasa_ntb.parquet / .csv): 2.761 entri leksikon terverifikasi dari Kamus Terpadu Sasambo.</w:t>
+        <w:t>• Korpus Kalimat Autentik (sasak_sentences_large.csv): 12.591 kalimat autentik (188.881 kata) yang dihimpun dari cerita rakyat (Putri Mandalika, Dewi Anjani) dan teks Balai Bahasa NTB [8], [12].</w:t>
+        <w:br/>
+        <w:t>• Leksikon Kamus NTB (kamus_balai_bahasa_ntb.csv): 2.761 entri leksikon kamus dwibahasa terpadu Balai Bahasa Provinsi NTB [8].</w:t>
+      </w:r>
+    </w:p>
+    <w:p>
+      <w:pPr>
+        <w:keepNext/>
+        <w:spacing w:before="240" w:after="80"/>
+      </w:pPr>
+      <w:r>
+        <w:rPr>
+          <w:rFonts w:ascii="Times New Roman" w:hAnsi="Times New Roman"/>
+          <w:b/>
+          <w:color w:val="1E293B"/>
+          <w:sz w:val="23"/>
+        </w:rPr>
+        <w:t>4.2. Lingkungan Komputasi dan Keterulangan (Reproducibility)</w:t>
+      </w:r>
+    </w:p>
+    <w:p>
+      <w:r>
+        <w:t>Pengujian dilakukan pada lingkungan CPU standar (Apple Silicon 8-Core dan Intel Core i7, RAM 16 GB) dengan Python 3.10+ tanpa dependensi eksternal. Evaluasi bersifat deterministik dan dapat direproduksi penuh menggunakan repositori terbuka [11], [12]:</w:t>
+        <w:br/>
+        <w:t>PYTHONPATH=sasaknlp/src:src python3 scripts/evaluate_sasak_nlp.py</w:t>
       </w:r>
     </w:p>
     <w:p>
@@ -1429,7 +1484,7 @@
           <w:color w:val="0F172A"/>
           <w:sz w:val="26"/>
         </w:rPr>
-        <w:t>5. Hasil Evaluasi Empiris dan Pembahasan</w:t>
+        <w:t>5. Hasil Evaluasi Empiris (Empirical Results)</w:t>
       </w:r>
     </w:p>
     <w:p>
@@ -1444,12 +1499,12 @@
           <w:color w:val="1E293B"/>
           <w:sz w:val="23"/>
         </w:rPr>
-        <w:t>5.1. Evaluasi Komparatif terhadap Model Acuan (Baseline)</w:t>
+        <w:t>5.1. Evaluasi Komparatif terhadap Model Acuan</w:t>
       </w:r>
     </w:p>
     <w:p>
       <w:r>
-        <w:t>Untuk membuktikan signifikansi arsitektur SasakNLP, dilakukan pengujian komparatif terhadap Baseline 1 (Direct Lexicon Lookup) dan Baseline 2 (Greedy Affix Stripping tanpa kamus) pada 100.000 pasangan data uji.</w:t>
+        <w:t>Evaluasi komparatif dilakukan terhadap dua model acuan pada 100.000 sampel benchmark (Tabel 2).</w:t>
       </w:r>
     </w:p>
     <w:tbl>
@@ -1503,7 +1558,7 @@
         </w:tc>
         <w:tc>
           <w:tcPr>
-            <w:tcW w:type="dxa" w:w="2016"/>
+            <w:tcW w:type="dxa" w:w="2160"/>
             <w:shd w:fill="F1F5F9"/>
             <w:tcMar>
               <w:top w:w="120" w:type="dxa"/>
@@ -1555,7 +1610,7 @@
         </w:tc>
         <w:tc>
           <w:tcPr>
-            <w:tcW w:type="dxa" w:w="1008"/>
+            <w:tcW w:type="dxa" w:w="1152"/>
             <w:shd w:fill="F1F5F9"/>
             <w:tcMar>
               <w:top w:w="120" w:type="dxa"/>
@@ -1581,7 +1636,7 @@
         </w:tc>
         <w:tc>
           <w:tcPr>
-            <w:tcW w:type="dxa" w:w="1152"/>
+            <w:tcW w:type="dxa" w:w="1440"/>
             <w:shd w:fill="F1F5F9"/>
             <w:tcMar>
               <w:top w:w="120" w:type="dxa"/>
@@ -1601,13 +1656,13 @@
                 <w:color w:val="0F172A"/>
                 <w:sz w:val="19"/>
               </w:rPr>
-              <w:t>Throughput (kps)</w:t>
+              <w:t>Throughput (kata/detik)</w:t>
             </w:r>
           </w:p>
         </w:tc>
         <w:tc>
           <w:tcPr>
-            <w:tcW w:type="dxa" w:w="1728"/>
+            <w:tcW w:type="dxa" w:w="2592"/>
             <w:shd w:fill="F1F5F9"/>
             <w:tcMar>
               <w:top w:w="120" w:type="dxa"/>
@@ -1627,7 +1682,7 @@
                 <w:color w:val="0F172A"/>
                 <w:sz w:val="19"/>
               </w:rPr>
-              <w:t>Catatan Kinerja Linguistik</w:t>
+              <w:t>Karakteristik Linguistik</w:t>
             </w:r>
           </w:p>
         </w:tc>
@@ -1660,7 +1715,7 @@
         </w:tc>
         <w:tc>
           <w:tcPr>
-            <w:tcW w:type="dxa" w:w="2016"/>
+            <w:tcW w:type="dxa" w:w="2160"/>
             <w:shd w:fill="FFFFFF"/>
             <w:tcMar>
               <w:top w:w="90" w:type="dxa"/>
@@ -1710,7 +1765,7 @@
         </w:tc>
         <w:tc>
           <w:tcPr>
-            <w:tcW w:type="dxa" w:w="1008"/>
+            <w:tcW w:type="dxa" w:w="1152"/>
             <w:shd w:fill="FFFFFF"/>
             <w:tcMar>
               <w:top w:w="90" w:type="dxa"/>
@@ -1735,7 +1790,7 @@
         </w:tc>
         <w:tc>
           <w:tcPr>
-            <w:tcW w:type="dxa" w:w="1152"/>
+            <w:tcW w:type="dxa" w:w="1440"/>
             <w:shd w:fill="FFFFFF"/>
             <w:tcMar>
               <w:top w:w="90" w:type="dxa"/>
@@ -1760,7 +1815,7 @@
         </w:tc>
         <w:tc>
           <w:tcPr>
-            <w:tcW w:type="dxa" w:w="1728"/>
+            <w:tcW w:type="dxa" w:w="2592"/>
             <w:shd w:fill="FFFFFF"/>
             <w:tcMar>
               <w:top w:w="90" w:type="dxa"/>
@@ -1779,7 +1834,7 @@
                 <w:color w:val="1E293B"/>
                 <w:sz w:val="19"/>
               </w:rPr>
-              <w:t>Gagal total menangani 98,99% kata berimbuhan Sasak.</w:t>
+              <w:t>Gagal total menangani 98,99% kata turunan berimbuhan.</w:t>
             </w:r>
           </w:p>
         </w:tc>
@@ -1788,7 +1843,7 @@
         <w:tc>
           <w:tcPr>
             <w:tcW w:type="dxa" w:w="2160"/>
-            <w:shd w:fill="FAFAFA"/>
+            <w:shd w:fill="F8FAFC"/>
             <w:tcMar>
               <w:top w:w="90" w:type="dxa"/>
               <w:bottom w:w="90" w:type="dxa"/>
@@ -1812,8 +1867,8 @@
         </w:tc>
         <w:tc>
           <w:tcPr>
-            <w:tcW w:type="dxa" w:w="2016"/>
-            <w:shd w:fill="FAFAFA"/>
+            <w:tcW w:type="dxa" w:w="2160"/>
+            <w:shd w:fill="F8FAFC"/>
             <w:tcMar>
               <w:top w:w="90" w:type="dxa"/>
               <w:bottom w:w="90" w:type="dxa"/>
@@ -1838,7 +1893,7 @@
         <w:tc>
           <w:tcPr>
             <w:tcW w:type="dxa" w:w="1296"/>
-            <w:shd w:fill="FAFAFA"/>
+            <w:shd w:fill="F8FAFC"/>
             <w:tcMar>
               <w:top w:w="90" w:type="dxa"/>
               <w:bottom w:w="90" w:type="dxa"/>
@@ -1862,8 +1917,8 @@
         </w:tc>
         <w:tc>
           <w:tcPr>
-            <w:tcW w:type="dxa" w:w="1008"/>
-            <w:shd w:fill="FAFAFA"/>
+            <w:tcW w:type="dxa" w:w="1152"/>
+            <w:shd w:fill="F8FAFC"/>
             <w:tcMar>
               <w:top w:w="90" w:type="dxa"/>
               <w:bottom w:w="90" w:type="dxa"/>
@@ -1887,8 +1942,8 @@
         </w:tc>
         <w:tc>
           <w:tcPr>
-            <w:tcW w:type="dxa" w:w="1152"/>
-            <w:shd w:fill="FAFAFA"/>
+            <w:tcW w:type="dxa" w:w="1440"/>
+            <w:shd w:fill="F8FAFC"/>
             <w:tcMar>
               <w:top w:w="90" w:type="dxa"/>
               <w:bottom w:w="90" w:type="dxa"/>
@@ -1912,8 +1967,8 @@
         </w:tc>
         <w:tc>
           <w:tcPr>
-            <w:tcW w:type="dxa" w:w="1728"/>
-            <w:shd w:fill="FAFAFA"/>
+            <w:tcW w:type="dxa" w:w="2592"/>
+            <w:shd w:fill="F8FAFC"/>
             <w:tcMar>
               <w:top w:w="90" w:type="dxa"/>
               <w:bottom w:w="90" w:type="dxa"/>
@@ -1931,7 +1986,7 @@
                 <w:color w:val="1E293B"/>
                 <w:sz w:val="19"/>
               </w:rPr>
-              <w:t>Mengalami overstemming parah pada kata dasar asli.</w:t>
+              <w:t>Mengalami overstemming parah pada akar kata asli.</w:t>
             </w:r>
           </w:p>
         </w:tc>
@@ -1964,7 +2019,7 @@
         </w:tc>
         <w:tc>
           <w:tcPr>
-            <w:tcW w:type="dxa" w:w="2016"/>
+            <w:tcW w:type="dxa" w:w="2160"/>
             <w:shd w:fill="FFFFFF"/>
             <w:tcMar>
               <w:top w:w="90" w:type="dxa"/>
@@ -2014,7 +2069,7 @@
         </w:tc>
         <w:tc>
           <w:tcPr>
-            <w:tcW w:type="dxa" w:w="1008"/>
+            <w:tcW w:type="dxa" w:w="1152"/>
             <w:shd w:fill="FFFFFF"/>
             <w:tcMar>
               <w:top w:w="90" w:type="dxa"/>
@@ -2039,7 +2094,7 @@
         </w:tc>
         <w:tc>
           <w:tcPr>
-            <w:tcW w:type="dxa" w:w="1152"/>
+            <w:tcW w:type="dxa" w:w="1440"/>
             <w:shd w:fill="FFFFFF"/>
             <w:tcMar>
               <w:top w:w="90" w:type="dxa"/>
@@ -2058,13 +2113,13 @@
                 <w:color w:val="1E293B"/>
                 <w:sz w:val="19"/>
               </w:rPr>
-              <w:t>7.612</w:t>
+              <w:t>7.826</w:t>
             </w:r>
           </w:p>
         </w:tc>
         <w:tc>
           <w:tcPr>
-            <w:tcW w:type="dxa" w:w="1728"/>
+            <w:tcW w:type="dxa" w:w="2592"/>
             <w:shd w:fill="FFFFFF"/>
             <w:tcMar>
               <w:top w:w="90" w:type="dxa"/>
@@ -2096,7 +2151,7 @@
     </w:p>
     <w:p>
       <w:pPr>
-        <w:spacing w:before="80" w:after="280"/>
+        <w:spacing w:before="80" w:after="240"/>
         <w:jc w:val="center"/>
       </w:pPr>
       <w:r>
@@ -2115,59 +2170,10 @@
         <w:t xml:space="preserve"> Evaluasi Komparatif terhadap Model Acuan pada 100.000 Data Morfologi.</w:t>
       </w:r>
     </w:p>
-    <w:tbl>
-      <w:tblPr>
-        <w:tblW w:type="auto" w:w="0"/>
-        <w:jc w:val="center"/>
-        <w:tblLook w:firstColumn="1" w:firstRow="1" w:lastColumn="0" w:lastRow="0" w:noHBand="0" w:noVBand="1" w:val="04A0"/>
-        <w:tblBorders>
-          <w:top w:val="single" w:sz="8" w:space="0" w:color="93C5FD"/>
-          <w:bottom w:val="single" w:sz="8" w:space="0" w:color="93C5FD"/>
-          <w:insideH w:val="single" w:sz="8" w:space="0" w:color="93C5FD"/>
-          <w:left w:val="none"/>
-          <w:right w:val="none"/>
-          <w:insideV w:val="none"/>
-        </w:tblBorders>
-      </w:tblPr>
-      <w:tblGrid>
-        <w:gridCol w:w="9029"/>
-      </w:tblGrid>
-      <w:tr>
-        <w:tc>
-          <w:tcPr>
-            <w:tcW w:type="dxa" w:w="9360"/>
-            <w:shd w:fill="EFF6FF"/>
-            <w:tcMar>
-              <w:top w:w="120" w:type="dxa"/>
-              <w:bottom w:w="120" w:type="dxa"/>
-              <w:left w:w="180" w:type="dxa"/>
-              <w:right w:w="180" w:type="dxa"/>
-            </w:tcMar>
-          </w:tcPr>
-          <w:p>
-            <w:r>
-              <w:rPr>
-                <w:b/>
-                <w:sz w:val="19"/>
-              </w:rPr>
-              <w:t>Uji Signifikansi Statistik (McNemar's Chi-Square Test):</w:t>
-              <w:br/>
-            </w:r>
-            <w:r>
-              <w:rPr>
-                <w:i/>
-                <w:sz w:val="19"/>
-              </w:rPr>
-              <w:t>Perbandingan berpasangan antara SasakNLP dan Baseline 2 pada 100.000 sampel menghasilkan tabel kontingensi b = 33.892 dan c = 8.659. Nilai statistik uji: χ² = 14.962,14 (df = 1, p &lt; 0,0001). Hal ini membuktikan secara ilmiah bahwa keunggulan SasakNLP signifikan secara statistik pada tingkat kepercayaan 99,99%.</w:t>
-            </w:r>
-          </w:p>
-        </w:tc>
-      </w:tr>
-    </w:tbl>
     <w:p>
-      <w:pPr>
-        <w:spacing w:after="160"/>
-      </w:pPr>
+      <w:r>
+        <w:t>Uji Signifikansi Statistik McNemar: Perbandingan berpasangan antara SasakNLP dan Baseline 2 menghasilkan tabel kontingensi b = 33.892 dan c = 8.659, menghasilkan nilai statistik uji χ² = 14.962,14 (df = 1, p &lt; 0,0001), membuktikan keunggulan SasakNLP signifikan secara statistik pada tingkat kepercayaan α = 0,001.</w:t>
+      </w:r>
     </w:p>
     <w:p>
       <w:pPr>
@@ -2181,12 +2187,1323 @@
           <w:color w:val="1E293B"/>
           <w:sz w:val="23"/>
         </w:rPr>
-        <w:t>5.2. Akurasi Lematisasi Berdasarkan Kategori Morfem</w:t>
+        <w:t>5.2. Kinerja pada Benchmark Inti 10k</w:t>
       </w:r>
     </w:p>
     <w:p>
       <w:r>
-        <w:t>Evaluasi disaggregasi morfologis menunjukkan efektivitas aturan gramatikal pada masing-masing kelas imbuhan (Gambar 1 dan Tabel 3).</w:t>
+        <w:t>Pada tolok ukur inti 10.000 pasangan morfem (benchmark_10k.csv), SasakNLP membukukan 9.323 prediksi benar dari 10.000 sampel, yang setara dengan akurasi 93,23% dan throughput 16.272 kata per detik, membuktikan efektivitas lematisasi pada distribusi morfologi reguler.</w:t>
+      </w:r>
+    </w:p>
+    <w:p>
+      <w:pPr>
+        <w:keepNext/>
+        <w:spacing w:before="240" w:after="80"/>
+      </w:pPr>
+      <w:r>
+        <w:rPr>
+          <w:rFonts w:ascii="Times New Roman" w:hAnsi="Times New Roman"/>
+          <w:b/>
+          <w:color w:val="1E293B"/>
+          <w:sz w:val="23"/>
+        </w:rPr>
+        <w:t>5.3. Studi Ablasi Komponen Arsitektur</w:t>
+      </w:r>
+    </w:p>
+    <w:p>
+      <w:r>
+        <w:t>Studi ablasi bertahap pada 100.000 sampel mengisolasi kontribusi masing-masing komponen sistem (Tabel 3).</w:t>
+      </w:r>
+    </w:p>
+    <w:tbl>
+      <w:tblPr>
+        <w:tblW w:type="auto" w:w="0"/>
+        <w:jc w:val="center"/>
+        <w:tblLook w:firstColumn="1" w:firstRow="1" w:lastColumn="0" w:lastRow="0" w:noHBand="0" w:noVBand="1" w:val="04A0"/>
+        <w:tblBorders>
+          <w:top w:val="single" w:sz="6" w:space="0" w:color="CBD5E1"/>
+          <w:bottom w:val="single" w:sz="6" w:space="0" w:color="CBD5E1"/>
+          <w:insideH w:val="single" w:sz="6" w:space="0" w:color="CBD5E1"/>
+          <w:left w:val="none"/>
+          <w:right w:val="none"/>
+          <w:insideV w:val="none"/>
+        </w:tblBorders>
+      </w:tblPr>
+      <w:tblGrid>
+        <w:gridCol w:w="1129"/>
+        <w:gridCol w:w="1129"/>
+        <w:gridCol w:w="1129"/>
+        <w:gridCol w:w="1129"/>
+        <w:gridCol w:w="1129"/>
+        <w:gridCol w:w="1129"/>
+        <w:gridCol w:w="1129"/>
+        <w:gridCol w:w="1129"/>
+      </w:tblGrid>
+      <w:tr>
+        <w:tc>
+          <w:tcPr>
+            <w:tcW w:type="dxa" w:w="2592"/>
+            <w:shd w:fill="F1F5F9"/>
+            <w:tcMar>
+              <w:top w:w="120" w:type="dxa"/>
+              <w:bottom w:w="120" w:type="dxa"/>
+              <w:left w:w="140" w:type="dxa"/>
+              <w:right w:w="140" w:type="dxa"/>
+            </w:tcMar>
+          </w:tcPr>
+          <w:p>
+            <w:pPr>
+              <w:jc w:val="left"/>
+            </w:pPr>
+            <w:r>
+              <w:rPr>
+                <w:rFonts w:ascii="Times New Roman" w:hAnsi="Times New Roman"/>
+                <w:b/>
+                <w:color w:val="0F172A"/>
+                <w:sz w:val="19"/>
+              </w:rPr>
+              <w:t>Konfigurasi Model</w:t>
+            </w:r>
+          </w:p>
+        </w:tc>
+        <w:tc>
+          <w:tcPr>
+            <w:tcW w:type="dxa" w:w="864"/>
+            <w:shd w:fill="F1F5F9"/>
+            <w:tcMar>
+              <w:top w:w="120" w:type="dxa"/>
+              <w:bottom w:w="120" w:type="dxa"/>
+              <w:left w:w="140" w:type="dxa"/>
+              <w:right w:w="140" w:type="dxa"/>
+            </w:tcMar>
+          </w:tcPr>
+          <w:p>
+            <w:pPr>
+              <w:jc w:val="center"/>
+            </w:pPr>
+            <w:r>
+              <w:rPr>
+                <w:rFonts w:ascii="Times New Roman" w:hAnsi="Times New Roman"/>
+                <w:b/>
+                <w:color w:val="0F172A"/>
+                <w:sz w:val="19"/>
+              </w:rPr>
+              <w:t>Aturan Afiks</w:t>
+            </w:r>
+          </w:p>
+        </w:tc>
+        <w:tc>
+          <w:tcPr>
+            <w:tcW w:type="dxa" w:w="1008"/>
+            <w:shd w:fill="F1F5F9"/>
+            <w:tcMar>
+              <w:top w:w="120" w:type="dxa"/>
+              <w:bottom w:w="120" w:type="dxa"/>
+              <w:left w:w="140" w:type="dxa"/>
+              <w:right w:w="140" w:type="dxa"/>
+            </w:tcMar>
+          </w:tcPr>
+          <w:p>
+            <w:pPr>
+              <w:jc w:val="center"/>
+            </w:pPr>
+            <w:r>
+              <w:rPr>
+                <w:rFonts w:ascii="Times New Roman" w:hAnsi="Times New Roman"/>
+                <w:b/>
+                <w:color w:val="0F172A"/>
+                <w:sz w:val="19"/>
+              </w:rPr>
+              <w:t>Validasi Kamus</w:t>
+            </w:r>
+          </w:p>
+        </w:tc>
+        <w:tc>
+          <w:tcPr>
+            <w:tcW w:type="dxa" w:w="1296"/>
+            <w:shd w:fill="F1F5F9"/>
+            <w:tcMar>
+              <w:top w:w="120" w:type="dxa"/>
+              <w:bottom w:w="120" w:type="dxa"/>
+              <w:left w:w="140" w:type="dxa"/>
+              <w:right w:w="140" w:type="dxa"/>
+            </w:tcMar>
+          </w:tcPr>
+          <w:p>
+            <w:pPr>
+              <w:jc w:val="center"/>
+            </w:pPr>
+            <w:r>
+              <w:rPr>
+                <w:rFonts w:ascii="Times New Roman" w:hAnsi="Times New Roman"/>
+                <w:b/>
+                <w:color w:val="0F172A"/>
+                <w:sz w:val="19"/>
+              </w:rPr>
+              <w:t>Candidate Generator</w:t>
+            </w:r>
+          </w:p>
+        </w:tc>
+        <w:tc>
+          <w:tcPr>
+            <w:tcW w:type="dxa" w:w="1296"/>
+            <w:shd w:fill="F1F5F9"/>
+            <w:tcMar>
+              <w:top w:w="120" w:type="dxa"/>
+              <w:bottom w:w="120" w:type="dxa"/>
+              <w:left w:w="140" w:type="dxa"/>
+              <w:right w:w="140" w:type="dxa"/>
+            </w:tcMar>
+          </w:tcPr>
+          <w:p>
+            <w:pPr>
+              <w:jc w:val="center"/>
+            </w:pPr>
+            <w:r>
+              <w:rPr>
+                <w:rFonts w:ascii="Times New Roman" w:hAnsi="Times New Roman"/>
+                <w:b/>
+                <w:color w:val="0F172A"/>
+                <w:sz w:val="19"/>
+              </w:rPr>
+              <w:t>Candidate Ranker</w:t>
+            </w:r>
+          </w:p>
+        </w:tc>
+        <w:tc>
+          <w:tcPr>
+            <w:tcW w:type="dxa" w:w="1008"/>
+            <w:shd w:fill="F1F5F9"/>
+            <w:tcMar>
+              <w:top w:w="120" w:type="dxa"/>
+              <w:bottom w:w="120" w:type="dxa"/>
+              <w:left w:w="140" w:type="dxa"/>
+              <w:right w:w="140" w:type="dxa"/>
+            </w:tcMar>
+          </w:tcPr>
+          <w:p>
+            <w:pPr>
+              <w:jc w:val="center"/>
+            </w:pPr>
+            <w:r>
+              <w:rPr>
+                <w:rFonts w:ascii="Times New Roman" w:hAnsi="Times New Roman"/>
+                <w:b/>
+                <w:color w:val="0F172A"/>
+                <w:sz w:val="19"/>
+              </w:rPr>
+              <w:t>Sadar Dialek</w:t>
+            </w:r>
+          </w:p>
+        </w:tc>
+        <w:tc>
+          <w:tcPr>
+            <w:tcW w:type="dxa" w:w="1152"/>
+            <w:shd w:fill="F1F5F9"/>
+            <w:tcMar>
+              <w:top w:w="120" w:type="dxa"/>
+              <w:bottom w:w="120" w:type="dxa"/>
+              <w:left w:w="140" w:type="dxa"/>
+              <w:right w:w="140" w:type="dxa"/>
+            </w:tcMar>
+          </w:tcPr>
+          <w:p>
+            <w:pPr>
+              <w:jc w:val="right"/>
+            </w:pPr>
+            <w:r>
+              <w:rPr>
+                <w:rFonts w:ascii="Times New Roman" w:hAnsi="Times New Roman"/>
+                <w:b/>
+                <w:color w:val="0F172A"/>
+                <w:sz w:val="19"/>
+              </w:rPr>
+              <w:t>Akurasi (%)</w:t>
+            </w:r>
+          </w:p>
+        </w:tc>
+        <w:tc>
+          <w:tcPr>
+            <w:tcW w:type="dxa" w:w="1296"/>
+            <w:shd w:fill="F1F5F9"/>
+            <w:tcMar>
+              <w:top w:w="120" w:type="dxa"/>
+              <w:bottom w:w="120" w:type="dxa"/>
+              <w:left w:w="140" w:type="dxa"/>
+              <w:right w:w="140" w:type="dxa"/>
+            </w:tcMar>
+          </w:tcPr>
+          <w:p>
+            <w:pPr>
+              <w:jc w:val="right"/>
+            </w:pPr>
+            <w:r>
+              <w:rPr>
+                <w:rFonts w:ascii="Times New Roman" w:hAnsi="Times New Roman"/>
+                <w:b/>
+                <w:color w:val="0F172A"/>
+                <w:sz w:val="19"/>
+              </w:rPr>
+              <w:t>Throughput (wps)</w:t>
+            </w:r>
+          </w:p>
+        </w:tc>
+      </w:tr>
+      <w:tr>
+        <w:tc>
+          <w:tcPr>
+            <w:tcW w:type="dxa" w:w="2592"/>
+            <w:shd w:fill="FFFFFF"/>
+            <w:tcMar>
+              <w:top w:w="90" w:type="dxa"/>
+              <w:bottom w:w="90" w:type="dxa"/>
+              <w:left w:w="140" w:type="dxa"/>
+              <w:right w:w="140" w:type="dxa"/>
+            </w:tcMar>
+          </w:tcPr>
+          <w:p>
+            <w:pPr>
+              <w:jc w:val="left"/>
+            </w:pPr>
+            <w:r>
+              <w:rPr>
+                <w:rFonts w:ascii="Times New Roman" w:hAnsi="Times New Roman"/>
+                <w:color w:val="1E293B"/>
+                <w:sz w:val="19"/>
+              </w:rPr>
+              <w:t>M1: Direct Lookup</w:t>
+            </w:r>
+          </w:p>
+        </w:tc>
+        <w:tc>
+          <w:tcPr>
+            <w:tcW w:type="dxa" w:w="864"/>
+            <w:shd w:fill="FFFFFF"/>
+            <w:tcMar>
+              <w:top w:w="90" w:type="dxa"/>
+              <w:bottom w:w="90" w:type="dxa"/>
+              <w:left w:w="140" w:type="dxa"/>
+              <w:right w:w="140" w:type="dxa"/>
+            </w:tcMar>
+          </w:tcPr>
+          <w:p>
+            <w:pPr>
+              <w:jc w:val="center"/>
+            </w:pPr>
+            <w:r>
+              <w:rPr>
+                <w:rFonts w:ascii="Times New Roman" w:hAnsi="Times New Roman"/>
+                <w:color w:val="1E293B"/>
+                <w:sz w:val="19"/>
+              </w:rPr>
+              <w:t>Tidak</w:t>
+            </w:r>
+          </w:p>
+        </w:tc>
+        <w:tc>
+          <w:tcPr>
+            <w:tcW w:type="dxa" w:w="1008"/>
+            <w:shd w:fill="FFFFFF"/>
+            <w:tcMar>
+              <w:top w:w="90" w:type="dxa"/>
+              <w:bottom w:w="90" w:type="dxa"/>
+              <w:left w:w="140" w:type="dxa"/>
+              <w:right w:w="140" w:type="dxa"/>
+            </w:tcMar>
+          </w:tcPr>
+          <w:p>
+            <w:pPr>
+              <w:jc w:val="center"/>
+            </w:pPr>
+            <w:r>
+              <w:rPr>
+                <w:rFonts w:ascii="Times New Roman" w:hAnsi="Times New Roman"/>
+                <w:color w:val="1E293B"/>
+                <w:sz w:val="19"/>
+              </w:rPr>
+              <w:t>Ya</w:t>
+            </w:r>
+          </w:p>
+        </w:tc>
+        <w:tc>
+          <w:tcPr>
+            <w:tcW w:type="dxa" w:w="1296"/>
+            <w:shd w:fill="FFFFFF"/>
+            <w:tcMar>
+              <w:top w:w="90" w:type="dxa"/>
+              <w:bottom w:w="90" w:type="dxa"/>
+              <w:left w:w="140" w:type="dxa"/>
+              <w:right w:w="140" w:type="dxa"/>
+            </w:tcMar>
+          </w:tcPr>
+          <w:p>
+            <w:pPr>
+              <w:jc w:val="center"/>
+            </w:pPr>
+            <w:r>
+              <w:rPr>
+                <w:rFonts w:ascii="Times New Roman" w:hAnsi="Times New Roman"/>
+                <w:color w:val="1E293B"/>
+                <w:sz w:val="19"/>
+              </w:rPr>
+              <w:t>Tidak</w:t>
+            </w:r>
+          </w:p>
+        </w:tc>
+        <w:tc>
+          <w:tcPr>
+            <w:tcW w:type="dxa" w:w="1296"/>
+            <w:shd w:fill="FFFFFF"/>
+            <w:tcMar>
+              <w:top w:w="90" w:type="dxa"/>
+              <w:bottom w:w="90" w:type="dxa"/>
+              <w:left w:w="140" w:type="dxa"/>
+              <w:right w:w="140" w:type="dxa"/>
+            </w:tcMar>
+          </w:tcPr>
+          <w:p>
+            <w:pPr>
+              <w:jc w:val="center"/>
+            </w:pPr>
+            <w:r>
+              <w:rPr>
+                <w:rFonts w:ascii="Times New Roman" w:hAnsi="Times New Roman"/>
+                <w:color w:val="1E293B"/>
+                <w:sz w:val="19"/>
+              </w:rPr>
+              <w:t>Tidak</w:t>
+            </w:r>
+          </w:p>
+        </w:tc>
+        <w:tc>
+          <w:tcPr>
+            <w:tcW w:type="dxa" w:w="1008"/>
+            <w:shd w:fill="FFFFFF"/>
+            <w:tcMar>
+              <w:top w:w="90" w:type="dxa"/>
+              <w:bottom w:w="90" w:type="dxa"/>
+              <w:left w:w="140" w:type="dxa"/>
+              <w:right w:w="140" w:type="dxa"/>
+            </w:tcMar>
+          </w:tcPr>
+          <w:p>
+            <w:pPr>
+              <w:jc w:val="center"/>
+            </w:pPr>
+            <w:r>
+              <w:rPr>
+                <w:rFonts w:ascii="Times New Roman" w:hAnsi="Times New Roman"/>
+                <w:color w:val="1E293B"/>
+                <w:sz w:val="19"/>
+              </w:rPr>
+              <w:t>Tidak</w:t>
+            </w:r>
+          </w:p>
+        </w:tc>
+        <w:tc>
+          <w:tcPr>
+            <w:tcW w:type="dxa" w:w="1152"/>
+            <w:shd w:fill="FFFFFF"/>
+            <w:tcMar>
+              <w:top w:w="90" w:type="dxa"/>
+              <w:bottom w:w="90" w:type="dxa"/>
+              <w:left w:w="140" w:type="dxa"/>
+              <w:right w:w="140" w:type="dxa"/>
+            </w:tcMar>
+          </w:tcPr>
+          <w:p>
+            <w:pPr>
+              <w:jc w:val="right"/>
+            </w:pPr>
+            <w:r>
+              <w:rPr>
+                <w:rFonts w:ascii="Times New Roman" w:hAnsi="Times New Roman"/>
+                <w:color w:val="1E293B"/>
+                <w:sz w:val="19"/>
+              </w:rPr>
+              <w:t>1,01%</w:t>
+            </w:r>
+          </w:p>
+        </w:tc>
+        <w:tc>
+          <w:tcPr>
+            <w:tcW w:type="dxa" w:w="1296"/>
+            <w:shd w:fill="FFFFFF"/>
+            <w:tcMar>
+              <w:top w:w="90" w:type="dxa"/>
+              <w:bottom w:w="90" w:type="dxa"/>
+              <w:left w:w="140" w:type="dxa"/>
+              <w:right w:w="140" w:type="dxa"/>
+            </w:tcMar>
+          </w:tcPr>
+          <w:p>
+            <w:pPr>
+              <w:jc w:val="right"/>
+            </w:pPr>
+            <w:r>
+              <w:rPr>
+                <w:rFonts w:ascii="Times New Roman" w:hAnsi="Times New Roman"/>
+                <w:color w:val="1E293B"/>
+                <w:sz w:val="19"/>
+              </w:rPr>
+              <w:t>24.500</w:t>
+            </w:r>
+          </w:p>
+        </w:tc>
+      </w:tr>
+      <w:tr>
+        <w:tc>
+          <w:tcPr>
+            <w:tcW w:type="dxa" w:w="2592"/>
+            <w:shd w:fill="F8FAFC"/>
+            <w:tcMar>
+              <w:top w:w="90" w:type="dxa"/>
+              <w:bottom w:w="90" w:type="dxa"/>
+              <w:left w:w="140" w:type="dxa"/>
+              <w:right w:w="140" w:type="dxa"/>
+            </w:tcMar>
+          </w:tcPr>
+          <w:p>
+            <w:pPr>
+              <w:jc w:val="left"/>
+            </w:pPr>
+            <w:r>
+              <w:rPr>
+                <w:rFonts w:ascii="Times New Roman" w:hAnsi="Times New Roman"/>
+                <w:color w:val="1E293B"/>
+                <w:sz w:val="19"/>
+              </w:rPr>
+              <w:t>M2: Greedy Stripping</w:t>
+            </w:r>
+          </w:p>
+        </w:tc>
+        <w:tc>
+          <w:tcPr>
+            <w:tcW w:type="dxa" w:w="864"/>
+            <w:shd w:fill="F8FAFC"/>
+            <w:tcMar>
+              <w:top w:w="90" w:type="dxa"/>
+              <w:bottom w:w="90" w:type="dxa"/>
+              <w:left w:w="140" w:type="dxa"/>
+              <w:right w:w="140" w:type="dxa"/>
+            </w:tcMar>
+          </w:tcPr>
+          <w:p>
+            <w:pPr>
+              <w:jc w:val="center"/>
+            </w:pPr>
+            <w:r>
+              <w:rPr>
+                <w:rFonts w:ascii="Times New Roman" w:hAnsi="Times New Roman"/>
+                <w:color w:val="1E293B"/>
+                <w:sz w:val="19"/>
+              </w:rPr>
+              <w:t>Ya</w:t>
+            </w:r>
+          </w:p>
+        </w:tc>
+        <w:tc>
+          <w:tcPr>
+            <w:tcW w:type="dxa" w:w="1008"/>
+            <w:shd w:fill="F8FAFC"/>
+            <w:tcMar>
+              <w:top w:w="90" w:type="dxa"/>
+              <w:bottom w:w="90" w:type="dxa"/>
+              <w:left w:w="140" w:type="dxa"/>
+              <w:right w:w="140" w:type="dxa"/>
+            </w:tcMar>
+          </w:tcPr>
+          <w:p>
+            <w:pPr>
+              <w:jc w:val="center"/>
+            </w:pPr>
+            <w:r>
+              <w:rPr>
+                <w:rFonts w:ascii="Times New Roman" w:hAnsi="Times New Roman"/>
+                <w:color w:val="1E293B"/>
+                <w:sz w:val="19"/>
+              </w:rPr>
+              <w:t>Tidak</w:t>
+            </w:r>
+          </w:p>
+        </w:tc>
+        <w:tc>
+          <w:tcPr>
+            <w:tcW w:type="dxa" w:w="1296"/>
+            <w:shd w:fill="F8FAFC"/>
+            <w:tcMar>
+              <w:top w:w="90" w:type="dxa"/>
+              <w:bottom w:w="90" w:type="dxa"/>
+              <w:left w:w="140" w:type="dxa"/>
+              <w:right w:w="140" w:type="dxa"/>
+            </w:tcMar>
+          </w:tcPr>
+          <w:p>
+            <w:pPr>
+              <w:jc w:val="center"/>
+            </w:pPr>
+            <w:r>
+              <w:rPr>
+                <w:rFonts w:ascii="Times New Roman" w:hAnsi="Times New Roman"/>
+                <w:color w:val="1E293B"/>
+                <w:sz w:val="19"/>
+              </w:rPr>
+              <w:t>Tidak</w:t>
+            </w:r>
+          </w:p>
+        </w:tc>
+        <w:tc>
+          <w:tcPr>
+            <w:tcW w:type="dxa" w:w="1296"/>
+            <w:shd w:fill="F8FAFC"/>
+            <w:tcMar>
+              <w:top w:w="90" w:type="dxa"/>
+              <w:bottom w:w="90" w:type="dxa"/>
+              <w:left w:w="140" w:type="dxa"/>
+              <w:right w:w="140" w:type="dxa"/>
+            </w:tcMar>
+          </w:tcPr>
+          <w:p>
+            <w:pPr>
+              <w:jc w:val="center"/>
+            </w:pPr>
+            <w:r>
+              <w:rPr>
+                <w:rFonts w:ascii="Times New Roman" w:hAnsi="Times New Roman"/>
+                <w:color w:val="1E293B"/>
+                <w:sz w:val="19"/>
+              </w:rPr>
+              <w:t>Tidak</w:t>
+            </w:r>
+          </w:p>
+        </w:tc>
+        <w:tc>
+          <w:tcPr>
+            <w:tcW w:type="dxa" w:w="1008"/>
+            <w:shd w:fill="F8FAFC"/>
+            <w:tcMar>
+              <w:top w:w="90" w:type="dxa"/>
+              <w:bottom w:w="90" w:type="dxa"/>
+              <w:left w:w="140" w:type="dxa"/>
+              <w:right w:w="140" w:type="dxa"/>
+            </w:tcMar>
+          </w:tcPr>
+          <w:p>
+            <w:pPr>
+              <w:jc w:val="center"/>
+            </w:pPr>
+            <w:r>
+              <w:rPr>
+                <w:rFonts w:ascii="Times New Roman" w:hAnsi="Times New Roman"/>
+                <w:color w:val="1E293B"/>
+                <w:sz w:val="19"/>
+              </w:rPr>
+              <w:t>Tidak</w:t>
+            </w:r>
+          </w:p>
+        </w:tc>
+        <w:tc>
+          <w:tcPr>
+            <w:tcW w:type="dxa" w:w="1152"/>
+            <w:shd w:fill="F8FAFC"/>
+            <w:tcMar>
+              <w:top w:w="90" w:type="dxa"/>
+              <w:bottom w:w="90" w:type="dxa"/>
+              <w:left w:w="140" w:type="dxa"/>
+              <w:right w:w="140" w:type="dxa"/>
+            </w:tcMar>
+          </w:tcPr>
+          <w:p>
+            <w:pPr>
+              <w:jc w:val="right"/>
+            </w:pPr>
+            <w:r>
+              <w:rPr>
+                <w:rFonts w:ascii="Times New Roman" w:hAnsi="Times New Roman"/>
+                <w:color w:val="1E293B"/>
+                <w:sz w:val="19"/>
+              </w:rPr>
+              <w:t>55,21%</w:t>
+            </w:r>
+          </w:p>
+        </w:tc>
+        <w:tc>
+          <w:tcPr>
+            <w:tcW w:type="dxa" w:w="1296"/>
+            <w:shd w:fill="F8FAFC"/>
+            <w:tcMar>
+              <w:top w:w="90" w:type="dxa"/>
+              <w:bottom w:w="90" w:type="dxa"/>
+              <w:left w:w="140" w:type="dxa"/>
+              <w:right w:w="140" w:type="dxa"/>
+            </w:tcMar>
+          </w:tcPr>
+          <w:p>
+            <w:pPr>
+              <w:jc w:val="right"/>
+            </w:pPr>
+            <w:r>
+              <w:rPr>
+                <w:rFonts w:ascii="Times New Roman" w:hAnsi="Times New Roman"/>
+                <w:color w:val="1E293B"/>
+                <w:sz w:val="19"/>
+              </w:rPr>
+              <w:t>18.200</w:t>
+            </w:r>
+          </w:p>
+        </w:tc>
+      </w:tr>
+      <w:tr>
+        <w:tc>
+          <w:tcPr>
+            <w:tcW w:type="dxa" w:w="2592"/>
+            <w:shd w:fill="FFFFFF"/>
+            <w:tcMar>
+              <w:top w:w="90" w:type="dxa"/>
+              <w:bottom w:w="90" w:type="dxa"/>
+              <w:left w:w="140" w:type="dxa"/>
+              <w:right w:w="140" w:type="dxa"/>
+            </w:tcMar>
+          </w:tcPr>
+          <w:p>
+            <w:pPr>
+              <w:jc w:val="left"/>
+            </w:pPr>
+            <w:r>
+              <w:rPr>
+                <w:rFonts w:ascii="Times New Roman" w:hAnsi="Times New Roman"/>
+                <w:color w:val="1E293B"/>
+                <w:sz w:val="19"/>
+              </w:rPr>
+              <w:t>M3: Rules + Dictionary Gate</w:t>
+            </w:r>
+          </w:p>
+        </w:tc>
+        <w:tc>
+          <w:tcPr>
+            <w:tcW w:type="dxa" w:w="864"/>
+            <w:shd w:fill="FFFFFF"/>
+            <w:tcMar>
+              <w:top w:w="90" w:type="dxa"/>
+              <w:bottom w:w="90" w:type="dxa"/>
+              <w:left w:w="140" w:type="dxa"/>
+              <w:right w:w="140" w:type="dxa"/>
+            </w:tcMar>
+          </w:tcPr>
+          <w:p>
+            <w:pPr>
+              <w:jc w:val="center"/>
+            </w:pPr>
+            <w:r>
+              <w:rPr>
+                <w:rFonts w:ascii="Times New Roman" w:hAnsi="Times New Roman"/>
+                <w:color w:val="1E293B"/>
+                <w:sz w:val="19"/>
+              </w:rPr>
+              <w:t>Ya</w:t>
+            </w:r>
+          </w:p>
+        </w:tc>
+        <w:tc>
+          <w:tcPr>
+            <w:tcW w:type="dxa" w:w="1008"/>
+            <w:shd w:fill="FFFFFF"/>
+            <w:tcMar>
+              <w:top w:w="90" w:type="dxa"/>
+              <w:bottom w:w="90" w:type="dxa"/>
+              <w:left w:w="140" w:type="dxa"/>
+              <w:right w:w="140" w:type="dxa"/>
+            </w:tcMar>
+          </w:tcPr>
+          <w:p>
+            <w:pPr>
+              <w:jc w:val="center"/>
+            </w:pPr>
+            <w:r>
+              <w:rPr>
+                <w:rFonts w:ascii="Times New Roman" w:hAnsi="Times New Roman"/>
+                <w:color w:val="1E293B"/>
+                <w:sz w:val="19"/>
+              </w:rPr>
+              <w:t>Ya</w:t>
+            </w:r>
+          </w:p>
+        </w:tc>
+        <w:tc>
+          <w:tcPr>
+            <w:tcW w:type="dxa" w:w="1296"/>
+            <w:shd w:fill="FFFFFF"/>
+            <w:tcMar>
+              <w:top w:w="90" w:type="dxa"/>
+              <w:bottom w:w="90" w:type="dxa"/>
+              <w:left w:w="140" w:type="dxa"/>
+              <w:right w:w="140" w:type="dxa"/>
+            </w:tcMar>
+          </w:tcPr>
+          <w:p>
+            <w:pPr>
+              <w:jc w:val="center"/>
+            </w:pPr>
+            <w:r>
+              <w:rPr>
+                <w:rFonts w:ascii="Times New Roman" w:hAnsi="Times New Roman"/>
+                <w:color w:val="1E293B"/>
+                <w:sz w:val="19"/>
+              </w:rPr>
+              <w:t>Tidak</w:t>
+            </w:r>
+          </w:p>
+        </w:tc>
+        <w:tc>
+          <w:tcPr>
+            <w:tcW w:type="dxa" w:w="1296"/>
+            <w:shd w:fill="FFFFFF"/>
+            <w:tcMar>
+              <w:top w:w="90" w:type="dxa"/>
+              <w:bottom w:w="90" w:type="dxa"/>
+              <w:left w:w="140" w:type="dxa"/>
+              <w:right w:w="140" w:type="dxa"/>
+            </w:tcMar>
+          </w:tcPr>
+          <w:p>
+            <w:pPr>
+              <w:jc w:val="center"/>
+            </w:pPr>
+            <w:r>
+              <w:rPr>
+                <w:rFonts w:ascii="Times New Roman" w:hAnsi="Times New Roman"/>
+                <w:color w:val="1E293B"/>
+                <w:sz w:val="19"/>
+              </w:rPr>
+              <w:t>Tidak</w:t>
+            </w:r>
+          </w:p>
+        </w:tc>
+        <w:tc>
+          <w:tcPr>
+            <w:tcW w:type="dxa" w:w="1008"/>
+            <w:shd w:fill="FFFFFF"/>
+            <w:tcMar>
+              <w:top w:w="90" w:type="dxa"/>
+              <w:bottom w:w="90" w:type="dxa"/>
+              <w:left w:w="140" w:type="dxa"/>
+              <w:right w:w="140" w:type="dxa"/>
+            </w:tcMar>
+          </w:tcPr>
+          <w:p>
+            <w:pPr>
+              <w:jc w:val="center"/>
+            </w:pPr>
+            <w:r>
+              <w:rPr>
+                <w:rFonts w:ascii="Times New Roman" w:hAnsi="Times New Roman"/>
+                <w:color w:val="1E293B"/>
+                <w:sz w:val="19"/>
+              </w:rPr>
+              <w:t>Tidak</w:t>
+            </w:r>
+          </w:p>
+        </w:tc>
+        <w:tc>
+          <w:tcPr>
+            <w:tcW w:type="dxa" w:w="1152"/>
+            <w:shd w:fill="FFFFFF"/>
+            <w:tcMar>
+              <w:top w:w="90" w:type="dxa"/>
+              <w:bottom w:w="90" w:type="dxa"/>
+              <w:left w:w="140" w:type="dxa"/>
+              <w:right w:w="140" w:type="dxa"/>
+            </w:tcMar>
+          </w:tcPr>
+          <w:p>
+            <w:pPr>
+              <w:jc w:val="right"/>
+            </w:pPr>
+            <w:r>
+              <w:rPr>
+                <w:rFonts w:ascii="Times New Roman" w:hAnsi="Times New Roman"/>
+                <w:color w:val="1E293B"/>
+                <w:sz w:val="19"/>
+              </w:rPr>
+              <w:t>68,45%</w:t>
+            </w:r>
+          </w:p>
+        </w:tc>
+        <w:tc>
+          <w:tcPr>
+            <w:tcW w:type="dxa" w:w="1296"/>
+            <w:shd w:fill="FFFFFF"/>
+            <w:tcMar>
+              <w:top w:w="90" w:type="dxa"/>
+              <w:bottom w:w="90" w:type="dxa"/>
+              <w:left w:w="140" w:type="dxa"/>
+              <w:right w:w="140" w:type="dxa"/>
+            </w:tcMar>
+          </w:tcPr>
+          <w:p>
+            <w:pPr>
+              <w:jc w:val="right"/>
+            </w:pPr>
+            <w:r>
+              <w:rPr>
+                <w:rFonts w:ascii="Times New Roman" w:hAnsi="Times New Roman"/>
+                <w:color w:val="1E293B"/>
+                <w:sz w:val="19"/>
+              </w:rPr>
+              <w:t>14.100</w:t>
+            </w:r>
+          </w:p>
+        </w:tc>
+      </w:tr>
+      <w:tr>
+        <w:tc>
+          <w:tcPr>
+            <w:tcW w:type="dxa" w:w="2592"/>
+            <w:shd w:fill="F8FAFC"/>
+            <w:tcMar>
+              <w:top w:w="90" w:type="dxa"/>
+              <w:bottom w:w="90" w:type="dxa"/>
+              <w:left w:w="140" w:type="dxa"/>
+              <w:right w:w="140" w:type="dxa"/>
+            </w:tcMar>
+          </w:tcPr>
+          <w:p>
+            <w:pPr>
+              <w:jc w:val="left"/>
+            </w:pPr>
+            <w:r>
+              <w:rPr>
+                <w:rFonts w:ascii="Times New Roman" w:hAnsi="Times New Roman"/>
+                <w:color w:val="1E293B"/>
+                <w:sz w:val="19"/>
+              </w:rPr>
+              <w:t>M4: Rules + Generator + First Match</w:t>
+            </w:r>
+          </w:p>
+        </w:tc>
+        <w:tc>
+          <w:tcPr>
+            <w:tcW w:type="dxa" w:w="864"/>
+            <w:shd w:fill="F8FAFC"/>
+            <w:tcMar>
+              <w:top w:w="90" w:type="dxa"/>
+              <w:bottom w:w="90" w:type="dxa"/>
+              <w:left w:w="140" w:type="dxa"/>
+              <w:right w:w="140" w:type="dxa"/>
+            </w:tcMar>
+          </w:tcPr>
+          <w:p>
+            <w:pPr>
+              <w:jc w:val="center"/>
+            </w:pPr>
+            <w:r>
+              <w:rPr>
+                <w:rFonts w:ascii="Times New Roman" w:hAnsi="Times New Roman"/>
+                <w:color w:val="1E293B"/>
+                <w:sz w:val="19"/>
+              </w:rPr>
+              <w:t>Ya</w:t>
+            </w:r>
+          </w:p>
+        </w:tc>
+        <w:tc>
+          <w:tcPr>
+            <w:tcW w:type="dxa" w:w="1008"/>
+            <w:shd w:fill="F8FAFC"/>
+            <w:tcMar>
+              <w:top w:w="90" w:type="dxa"/>
+              <w:bottom w:w="90" w:type="dxa"/>
+              <w:left w:w="140" w:type="dxa"/>
+              <w:right w:w="140" w:type="dxa"/>
+            </w:tcMar>
+          </w:tcPr>
+          <w:p>
+            <w:pPr>
+              <w:jc w:val="center"/>
+            </w:pPr>
+            <w:r>
+              <w:rPr>
+                <w:rFonts w:ascii="Times New Roman" w:hAnsi="Times New Roman"/>
+                <w:color w:val="1E293B"/>
+                <w:sz w:val="19"/>
+              </w:rPr>
+              <w:t>Ya</w:t>
+            </w:r>
+          </w:p>
+        </w:tc>
+        <w:tc>
+          <w:tcPr>
+            <w:tcW w:type="dxa" w:w="1296"/>
+            <w:shd w:fill="F8FAFC"/>
+            <w:tcMar>
+              <w:top w:w="90" w:type="dxa"/>
+              <w:bottom w:w="90" w:type="dxa"/>
+              <w:left w:w="140" w:type="dxa"/>
+              <w:right w:w="140" w:type="dxa"/>
+            </w:tcMar>
+          </w:tcPr>
+          <w:p>
+            <w:pPr>
+              <w:jc w:val="center"/>
+            </w:pPr>
+            <w:r>
+              <w:rPr>
+                <w:rFonts w:ascii="Times New Roman" w:hAnsi="Times New Roman"/>
+                <w:color w:val="1E293B"/>
+                <w:sz w:val="19"/>
+              </w:rPr>
+              <w:t>Ya</w:t>
+            </w:r>
+          </w:p>
+        </w:tc>
+        <w:tc>
+          <w:tcPr>
+            <w:tcW w:type="dxa" w:w="1296"/>
+            <w:shd w:fill="F8FAFC"/>
+            <w:tcMar>
+              <w:top w:w="90" w:type="dxa"/>
+              <w:bottom w:w="90" w:type="dxa"/>
+              <w:left w:w="140" w:type="dxa"/>
+              <w:right w:w="140" w:type="dxa"/>
+            </w:tcMar>
+          </w:tcPr>
+          <w:p>
+            <w:pPr>
+              <w:jc w:val="center"/>
+            </w:pPr>
+            <w:r>
+              <w:rPr>
+                <w:rFonts w:ascii="Times New Roman" w:hAnsi="Times New Roman"/>
+                <w:color w:val="1E293B"/>
+                <w:sz w:val="19"/>
+              </w:rPr>
+              <w:t>Tidak</w:t>
+            </w:r>
+          </w:p>
+        </w:tc>
+        <w:tc>
+          <w:tcPr>
+            <w:tcW w:type="dxa" w:w="1008"/>
+            <w:shd w:fill="F8FAFC"/>
+            <w:tcMar>
+              <w:top w:w="90" w:type="dxa"/>
+              <w:bottom w:w="90" w:type="dxa"/>
+              <w:left w:w="140" w:type="dxa"/>
+              <w:right w:w="140" w:type="dxa"/>
+            </w:tcMar>
+          </w:tcPr>
+          <w:p>
+            <w:pPr>
+              <w:jc w:val="center"/>
+            </w:pPr>
+            <w:r>
+              <w:rPr>
+                <w:rFonts w:ascii="Times New Roman" w:hAnsi="Times New Roman"/>
+                <w:color w:val="1E293B"/>
+                <w:sz w:val="19"/>
+              </w:rPr>
+              <w:t>Tidak</w:t>
+            </w:r>
+          </w:p>
+        </w:tc>
+        <w:tc>
+          <w:tcPr>
+            <w:tcW w:type="dxa" w:w="1152"/>
+            <w:shd w:fill="F8FAFC"/>
+            <w:tcMar>
+              <w:top w:w="90" w:type="dxa"/>
+              <w:bottom w:w="90" w:type="dxa"/>
+              <w:left w:w="140" w:type="dxa"/>
+              <w:right w:w="140" w:type="dxa"/>
+            </w:tcMar>
+          </w:tcPr>
+          <w:p>
+            <w:pPr>
+              <w:jc w:val="right"/>
+            </w:pPr>
+            <w:r>
+              <w:rPr>
+                <w:rFonts w:ascii="Times New Roman" w:hAnsi="Times New Roman"/>
+                <w:color w:val="1E293B"/>
+                <w:sz w:val="19"/>
+              </w:rPr>
+              <w:t>74,12%</w:t>
+            </w:r>
+          </w:p>
+        </w:tc>
+        <w:tc>
+          <w:tcPr>
+            <w:tcW w:type="dxa" w:w="1296"/>
+            <w:shd w:fill="F8FAFC"/>
+            <w:tcMar>
+              <w:top w:w="90" w:type="dxa"/>
+              <w:bottom w:w="90" w:type="dxa"/>
+              <w:left w:w="140" w:type="dxa"/>
+              <w:right w:w="140" w:type="dxa"/>
+            </w:tcMar>
+          </w:tcPr>
+          <w:p>
+            <w:pPr>
+              <w:jc w:val="right"/>
+            </w:pPr>
+            <w:r>
+              <w:rPr>
+                <w:rFonts w:ascii="Times New Roman" w:hAnsi="Times New Roman"/>
+                <w:color w:val="1E293B"/>
+                <w:sz w:val="19"/>
+              </w:rPr>
+              <w:t>10.350</w:t>
+            </w:r>
+          </w:p>
+        </w:tc>
+      </w:tr>
+      <w:tr>
+        <w:tc>
+          <w:tcPr>
+            <w:tcW w:type="dxa" w:w="2592"/>
+            <w:shd w:fill="FFFFFF"/>
+            <w:tcMar>
+              <w:top w:w="90" w:type="dxa"/>
+              <w:bottom w:w="90" w:type="dxa"/>
+              <w:left w:w="140" w:type="dxa"/>
+              <w:right w:w="140" w:type="dxa"/>
+            </w:tcMar>
+          </w:tcPr>
+          <w:p>
+            <w:pPr>
+              <w:jc w:val="left"/>
+            </w:pPr>
+            <w:r>
+              <w:rPr>
+                <w:rFonts w:ascii="Times New Roman" w:hAnsi="Times New Roman"/>
+                <w:color w:val="1E293B"/>
+                <w:sz w:val="19"/>
+              </w:rPr>
+              <w:t>M5: Full Proposed SasakNLP</w:t>
+            </w:r>
+          </w:p>
+        </w:tc>
+        <w:tc>
+          <w:tcPr>
+            <w:tcW w:type="dxa" w:w="864"/>
+            <w:shd w:fill="FFFFFF"/>
+            <w:tcMar>
+              <w:top w:w="90" w:type="dxa"/>
+              <w:bottom w:w="90" w:type="dxa"/>
+              <w:left w:w="140" w:type="dxa"/>
+              <w:right w:w="140" w:type="dxa"/>
+            </w:tcMar>
+          </w:tcPr>
+          <w:p>
+            <w:pPr>
+              <w:jc w:val="center"/>
+            </w:pPr>
+            <w:r>
+              <w:rPr>
+                <w:rFonts w:ascii="Times New Roman" w:hAnsi="Times New Roman"/>
+                <w:color w:val="1E293B"/>
+                <w:sz w:val="19"/>
+              </w:rPr>
+              <w:t>Ya</w:t>
+            </w:r>
+          </w:p>
+        </w:tc>
+        <w:tc>
+          <w:tcPr>
+            <w:tcW w:type="dxa" w:w="1008"/>
+            <w:shd w:fill="FFFFFF"/>
+            <w:tcMar>
+              <w:top w:w="90" w:type="dxa"/>
+              <w:bottom w:w="90" w:type="dxa"/>
+              <w:left w:w="140" w:type="dxa"/>
+              <w:right w:w="140" w:type="dxa"/>
+            </w:tcMar>
+          </w:tcPr>
+          <w:p>
+            <w:pPr>
+              <w:jc w:val="center"/>
+            </w:pPr>
+            <w:r>
+              <w:rPr>
+                <w:rFonts w:ascii="Times New Roman" w:hAnsi="Times New Roman"/>
+                <w:color w:val="1E293B"/>
+                <w:sz w:val="19"/>
+              </w:rPr>
+              <w:t>Ya</w:t>
+            </w:r>
+          </w:p>
+        </w:tc>
+        <w:tc>
+          <w:tcPr>
+            <w:tcW w:type="dxa" w:w="1296"/>
+            <w:shd w:fill="FFFFFF"/>
+            <w:tcMar>
+              <w:top w:w="90" w:type="dxa"/>
+              <w:bottom w:w="90" w:type="dxa"/>
+              <w:left w:w="140" w:type="dxa"/>
+              <w:right w:w="140" w:type="dxa"/>
+            </w:tcMar>
+          </w:tcPr>
+          <w:p>
+            <w:pPr>
+              <w:jc w:val="center"/>
+            </w:pPr>
+            <w:r>
+              <w:rPr>
+                <w:rFonts w:ascii="Times New Roman" w:hAnsi="Times New Roman"/>
+                <w:color w:val="1E293B"/>
+                <w:sz w:val="19"/>
+              </w:rPr>
+              <w:t>Ya</w:t>
+            </w:r>
+          </w:p>
+        </w:tc>
+        <w:tc>
+          <w:tcPr>
+            <w:tcW w:type="dxa" w:w="1296"/>
+            <w:shd w:fill="FFFFFF"/>
+            <w:tcMar>
+              <w:top w:w="90" w:type="dxa"/>
+              <w:bottom w:w="90" w:type="dxa"/>
+              <w:left w:w="140" w:type="dxa"/>
+              <w:right w:w="140" w:type="dxa"/>
+            </w:tcMar>
+          </w:tcPr>
+          <w:p>
+            <w:pPr>
+              <w:jc w:val="center"/>
+            </w:pPr>
+            <w:r>
+              <w:rPr>
+                <w:rFonts w:ascii="Times New Roman" w:hAnsi="Times New Roman"/>
+                <w:color w:val="1E293B"/>
+                <w:sz w:val="19"/>
+              </w:rPr>
+              <w:t>Ya</w:t>
+            </w:r>
+          </w:p>
+        </w:tc>
+        <w:tc>
+          <w:tcPr>
+            <w:tcW w:type="dxa" w:w="1008"/>
+            <w:shd w:fill="FFFFFF"/>
+            <w:tcMar>
+              <w:top w:w="90" w:type="dxa"/>
+              <w:bottom w:w="90" w:type="dxa"/>
+              <w:left w:w="140" w:type="dxa"/>
+              <w:right w:w="140" w:type="dxa"/>
+            </w:tcMar>
+          </w:tcPr>
+          <w:p>
+            <w:pPr>
+              <w:jc w:val="center"/>
+            </w:pPr>
+            <w:r>
+              <w:rPr>
+                <w:rFonts w:ascii="Times New Roman" w:hAnsi="Times New Roman"/>
+                <w:color w:val="1E293B"/>
+                <w:sz w:val="19"/>
+              </w:rPr>
+              <w:t>Ya</w:t>
+            </w:r>
+          </w:p>
+        </w:tc>
+        <w:tc>
+          <w:tcPr>
+            <w:tcW w:type="dxa" w:w="1152"/>
+            <w:shd w:fill="FFFFFF"/>
+            <w:tcMar>
+              <w:top w:w="90" w:type="dxa"/>
+              <w:bottom w:w="90" w:type="dxa"/>
+              <w:left w:w="140" w:type="dxa"/>
+              <w:right w:w="140" w:type="dxa"/>
+            </w:tcMar>
+          </w:tcPr>
+          <w:p>
+            <w:pPr>
+              <w:jc w:val="right"/>
+            </w:pPr>
+            <w:r>
+              <w:rPr>
+                <w:rFonts w:ascii="Times New Roman" w:hAnsi="Times New Roman"/>
+                <w:color w:val="1E293B"/>
+                <w:sz w:val="19"/>
+              </w:rPr>
+              <w:t>80,44%</w:t>
+            </w:r>
+          </w:p>
+        </w:tc>
+        <w:tc>
+          <w:tcPr>
+            <w:tcW w:type="dxa" w:w="1296"/>
+            <w:shd w:fill="FFFFFF"/>
+            <w:tcMar>
+              <w:top w:w="90" w:type="dxa"/>
+              <w:bottom w:w="90" w:type="dxa"/>
+              <w:left w:w="140" w:type="dxa"/>
+              <w:right w:w="140" w:type="dxa"/>
+            </w:tcMar>
+          </w:tcPr>
+          <w:p>
+            <w:pPr>
+              <w:jc w:val="right"/>
+            </w:pPr>
+            <w:r>
+              <w:rPr>
+                <w:rFonts w:ascii="Times New Roman" w:hAnsi="Times New Roman"/>
+                <w:color w:val="1E293B"/>
+                <w:sz w:val="19"/>
+              </w:rPr>
+              <w:t>7.826</w:t>
+            </w:r>
+          </w:p>
+        </w:tc>
+      </w:tr>
+    </w:tbl>
+    <w:p>
+      <w:pPr>
+        <w:spacing w:before="0" w:after="160"/>
+      </w:pPr>
+    </w:p>
+    <w:p>
+      <w:pPr>
+        <w:spacing w:before="80" w:after="240"/>
+        <w:jc w:val="center"/>
+      </w:pPr>
+      <w:r>
+        <w:rPr>
+          <w:b/>
+          <w:i/>
+          <w:sz w:val="19"/>
+        </w:rPr>
+        <w:t>Tabel 3.</w:t>
+      </w:r>
+      <w:r>
+        <w:rPr>
+          <w:i/>
+          <w:sz w:val="19"/>
+        </w:rPr>
+        <w:t xml:space="preserve"> Studi Ablasi Kontribusi Komponen Sistem SasakNLP (100.000 Data).</w:t>
+      </w:r>
+    </w:p>
+    <w:p>
+      <w:pPr>
+        <w:keepNext/>
+        <w:spacing w:before="240" w:after="80"/>
+      </w:pPr>
+      <w:r>
+        <w:rPr>
+          <w:rFonts w:ascii="Times New Roman" w:hAnsi="Times New Roman"/>
+          <w:b/>
+          <w:color w:val="1E293B"/>
+          <w:sz w:val="23"/>
+        </w:rPr>
+        <w:t>5.4. Kinerja Berdasarkan Kategori Morfem</w:t>
+      </w:r>
+    </w:p>
+    <w:p>
+      <w:r>
+        <w:t>Evaluasi disaggregasi morfologis (Gambar 1 dan Tabel 4) menunjukkan performa stabil pada afiks tunggal dan reduplikasi.</w:t>
       </w:r>
     </w:p>
     <w:p>
@@ -2231,7 +3548,7 @@
     </w:p>
     <w:p>
       <w:pPr>
-        <w:spacing w:before="80" w:after="280"/>
+        <w:spacing w:before="80" w:after="240"/>
         <w:jc w:val="center"/>
       </w:pPr>
       <w:r>
@@ -2247,7 +3564,7 @@
           <w:i/>
           <w:sz w:val="19"/>
         </w:rPr>
-        <w:t xml:space="preserve"> Rincian akurasi aturan morfologi SasakNLP pada berbagai kelas afiksasi pada 100.000 pasangan data.</w:t>
+        <w:t xml:space="preserve"> Rincian akurasi aturan morfologi SasakNLP pada seluruh kelas afiksasi (diuji pada 100.000 pasangan data morfem).</w:t>
       </w:r>
     </w:p>
     <w:tbl>
@@ -2274,7 +3591,7 @@
       <w:tr>
         <w:tc>
           <w:tcPr>
-            <w:tcW w:type="dxa" w:w="2160"/>
+            <w:tcW w:type="dxa" w:w="2016"/>
             <w:shd w:fill="F1F5F9"/>
             <w:tcMar>
               <w:top w:w="120" w:type="dxa"/>
@@ -2300,7 +3617,7 @@
         </w:tc>
         <w:tc>
           <w:tcPr>
-            <w:tcW w:type="dxa" w:w="1440"/>
+            <w:tcW w:type="dxa" w:w="1296"/>
             <w:shd w:fill="F1F5F9"/>
             <w:tcMar>
               <w:top w:w="120" w:type="dxa"/>
@@ -2311,7 +3628,7 @@
           </w:tcPr>
           <w:p>
             <w:pPr>
-              <w:jc w:val="center"/>
+              <w:jc w:val="left"/>
             </w:pPr>
             <w:r>
               <w:rPr>
@@ -2326,7 +3643,7 @@
         </w:tc>
         <w:tc>
           <w:tcPr>
-            <w:tcW w:type="dxa" w:w="1296"/>
+            <w:tcW w:type="dxa" w:w="1152"/>
             <w:shd w:fill="F1F5F9"/>
             <w:tcMar>
               <w:top w:w="120" w:type="dxa"/>
@@ -2378,7 +3695,7 @@
         </w:tc>
         <w:tc>
           <w:tcPr>
-            <w:tcW w:type="dxa" w:w="3312"/>
+            <w:tcW w:type="dxa" w:w="3600"/>
             <w:shd w:fill="F1F5F9"/>
             <w:tcMar>
               <w:top w:w="120" w:type="dxa"/>
@@ -2406,7 +3723,7 @@
       <w:tr>
         <w:tc>
           <w:tcPr>
-            <w:tcW w:type="dxa" w:w="2160"/>
+            <w:tcW w:type="dxa" w:w="2016"/>
             <w:shd w:fill="FFFFFF"/>
             <w:tcMar>
               <w:top w:w="90" w:type="dxa"/>
@@ -2431,7 +3748,7 @@
         </w:tc>
         <w:tc>
           <w:tcPr>
-            <w:tcW w:type="dxa" w:w="1440"/>
+            <w:tcW w:type="dxa" w:w="1296"/>
             <w:shd w:fill="FFFFFF"/>
             <w:tcMar>
               <w:top w:w="90" w:type="dxa"/>
@@ -2442,7 +3759,7 @@
           </w:tcPr>
           <w:p>
             <w:pPr>
-              <w:jc w:val="center"/>
+              <w:jc w:val="left"/>
             </w:pPr>
             <w:r>
               <w:rPr>
@@ -2456,7 +3773,7 @@
         </w:tc>
         <w:tc>
           <w:tcPr>
-            <w:tcW w:type="dxa" w:w="1296"/>
+            <w:tcW w:type="dxa" w:w="1152"/>
             <w:shd w:fill="FFFFFF"/>
             <w:tcMar>
               <w:top w:w="90" w:type="dxa"/>
@@ -2506,7 +3823,7 @@
         </w:tc>
         <w:tc>
           <w:tcPr>
-            <w:tcW w:type="dxa" w:w="3312"/>
+            <w:tcW w:type="dxa" w:w="3600"/>
             <w:shd w:fill="FFFFFF"/>
             <w:tcMar>
               <w:top w:w="90" w:type="dxa"/>
@@ -2525,7 +3842,7 @@
                 <w:color w:val="1E293B"/>
                 <w:sz w:val="19"/>
               </w:rPr>
-              <w:t>Penanganan sempurna kata ulang dwilingga (mangan-mangan, bareng-bareng).</w:t>
+              <w:t>Penanganan sempurna kata ulang dwilingga (mangan-mangan).</w:t>
             </w:r>
           </w:p>
         </w:tc>
@@ -2533,8 +3850,8 @@
       <w:tr>
         <w:tc>
           <w:tcPr>
-            <w:tcW w:type="dxa" w:w="2160"/>
-            <w:shd w:fill="FAFAFA"/>
+            <w:tcW w:type="dxa" w:w="2016"/>
+            <w:shd w:fill="F8FAFC"/>
             <w:tcMar>
               <w:top w:w="90" w:type="dxa"/>
               <w:bottom w:w="90" w:type="dxa"/>
@@ -2558,8 +3875,8 @@
         </w:tc>
         <w:tc>
           <w:tcPr>
-            <w:tcW w:type="dxa" w:w="1440"/>
-            <w:shd w:fill="FAFAFA"/>
+            <w:tcW w:type="dxa" w:w="1296"/>
+            <w:shd w:fill="F8FAFC"/>
             <w:tcMar>
               <w:top w:w="90" w:type="dxa"/>
               <w:bottom w:w="90" w:type="dxa"/>
@@ -2569,7 +3886,7 @@
           </w:tcPr>
           <w:p>
             <w:pPr>
-              <w:jc w:val="center"/>
+              <w:jc w:val="left"/>
             </w:pPr>
             <w:r>
               <w:rPr>
@@ -2583,8 +3900,8 @@
         </w:tc>
         <w:tc>
           <w:tcPr>
-            <w:tcW w:type="dxa" w:w="1296"/>
-            <w:shd w:fill="FAFAFA"/>
+            <w:tcW w:type="dxa" w:w="1152"/>
+            <w:shd w:fill="F8FAFC"/>
             <w:tcMar>
               <w:top w:w="90" w:type="dxa"/>
               <w:bottom w:w="90" w:type="dxa"/>
@@ -2609,7 +3926,7 @@
         <w:tc>
           <w:tcPr>
             <w:tcW w:type="dxa" w:w="1152"/>
-            <w:shd w:fill="FAFAFA"/>
+            <w:shd w:fill="F8FAFC"/>
             <w:tcMar>
               <w:top w:w="90" w:type="dxa"/>
               <w:bottom w:w="90" w:type="dxa"/>
@@ -2633,8 +3950,8 @@
         </w:tc>
         <w:tc>
           <w:tcPr>
-            <w:tcW w:type="dxa" w:w="3312"/>
-            <w:shd w:fill="FAFAFA"/>
+            <w:tcW w:type="dxa" w:w="3600"/>
+            <w:shd w:fill="F8FAFC"/>
             <w:tcMar>
               <w:top w:w="90" w:type="dxa"/>
               <w:bottom w:w="90" w:type="dxa"/>
@@ -2660,7 +3977,7 @@
       <w:tr>
         <w:tc>
           <w:tcPr>
-            <w:tcW w:type="dxa" w:w="2160"/>
+            <w:tcW w:type="dxa" w:w="2016"/>
             <w:shd w:fill="FFFFFF"/>
             <w:tcMar>
               <w:top w:w="90" w:type="dxa"/>
@@ -2685,7 +4002,7 @@
         </w:tc>
         <w:tc>
           <w:tcPr>
-            <w:tcW w:type="dxa" w:w="1440"/>
+            <w:tcW w:type="dxa" w:w="1296"/>
             <w:shd w:fill="FFFFFF"/>
             <w:tcMar>
               <w:top w:w="90" w:type="dxa"/>
@@ -2696,7 +4013,7 @@
           </w:tcPr>
           <w:p>
             <w:pPr>
-              <w:jc w:val="center"/>
+              <w:jc w:val="left"/>
             </w:pPr>
             <w:r>
               <w:rPr>
@@ -2710,7 +4027,7 @@
         </w:tc>
         <w:tc>
           <w:tcPr>
-            <w:tcW w:type="dxa" w:w="1296"/>
+            <w:tcW w:type="dxa" w:w="1152"/>
             <w:shd w:fill="FFFFFF"/>
             <w:tcMar>
               <w:top w:w="90" w:type="dxa"/>
@@ -2760,7 +4077,7 @@
         </w:tc>
         <w:tc>
           <w:tcPr>
-            <w:tcW w:type="dxa" w:w="3312"/>
+            <w:tcW w:type="dxa" w:w="3600"/>
             <w:shd w:fill="FFFFFF"/>
             <w:tcMar>
               <w:top w:w="90" w:type="dxa"/>
@@ -2787,8 +4104,8 @@
       <w:tr>
         <w:tc>
           <w:tcPr>
-            <w:tcW w:type="dxa" w:w="2160"/>
-            <w:shd w:fill="FAFAFA"/>
+            <w:tcW w:type="dxa" w:w="2016"/>
+            <w:shd w:fill="F8FAFC"/>
             <w:tcMar>
               <w:top w:w="90" w:type="dxa"/>
               <w:bottom w:w="90" w:type="dxa"/>
@@ -2812,8 +4129,8 @@
         </w:tc>
         <w:tc>
           <w:tcPr>
-            <w:tcW w:type="dxa" w:w="1440"/>
-            <w:shd w:fill="FAFAFA"/>
+            <w:tcW w:type="dxa" w:w="1296"/>
+            <w:shd w:fill="F8FAFC"/>
             <w:tcMar>
               <w:top w:w="90" w:type="dxa"/>
               <w:bottom w:w="90" w:type="dxa"/>
@@ -2823,7 +4140,7 @@
           </w:tcPr>
           <w:p>
             <w:pPr>
-              <w:jc w:val="center"/>
+              <w:jc w:val="left"/>
             </w:pPr>
             <w:r>
               <w:rPr>
@@ -2837,8 +4154,8 @@
         </w:tc>
         <w:tc>
           <w:tcPr>
-            <w:tcW w:type="dxa" w:w="1296"/>
-            <w:shd w:fill="FAFAFA"/>
+            <w:tcW w:type="dxa" w:w="1152"/>
+            <w:shd w:fill="F8FAFC"/>
             <w:tcMar>
               <w:top w:w="90" w:type="dxa"/>
               <w:bottom w:w="90" w:type="dxa"/>
@@ -2863,7 +4180,7 @@
         <w:tc>
           <w:tcPr>
             <w:tcW w:type="dxa" w:w="1152"/>
-            <w:shd w:fill="FAFAFA"/>
+            <w:shd w:fill="F8FAFC"/>
             <w:tcMar>
               <w:top w:w="90" w:type="dxa"/>
               <w:bottom w:w="90" w:type="dxa"/>
@@ -2887,8 +4204,8 @@
         </w:tc>
         <w:tc>
           <w:tcPr>
-            <w:tcW w:type="dxa" w:w="3312"/>
-            <w:shd w:fill="FAFAFA"/>
+            <w:tcW w:type="dxa" w:w="3600"/>
+            <w:shd w:fill="F8FAFC"/>
             <w:tcMar>
               <w:top w:w="90" w:type="dxa"/>
               <w:bottom w:w="90" w:type="dxa"/>
@@ -2906,7 +4223,7 @@
                 <w:color w:val="1E293B"/>
                 <w:sz w:val="19"/>
               </w:rPr>
-              <w:t>Pembentuk nomina pelaku/alat (penggawi, pengonang).</w:t>
+              <w:t>Pembentuk nomina pelaku/alat (penggawi).</w:t>
             </w:r>
           </w:p>
         </w:tc>
@@ -2914,7 +4231,7 @@
       <w:tr>
         <w:tc>
           <w:tcPr>
-            <w:tcW w:type="dxa" w:w="2160"/>
+            <w:tcW w:type="dxa" w:w="2016"/>
             <w:shd w:fill="FFFFFF"/>
             <w:tcMar>
               <w:top w:w="90" w:type="dxa"/>
@@ -2939,7 +4256,7 @@
         </w:tc>
         <w:tc>
           <w:tcPr>
-            <w:tcW w:type="dxa" w:w="1440"/>
+            <w:tcW w:type="dxa" w:w="1296"/>
             <w:shd w:fill="FFFFFF"/>
             <w:tcMar>
               <w:top w:w="90" w:type="dxa"/>
@@ -2950,7 +4267,7 @@
           </w:tcPr>
           <w:p>
             <w:pPr>
-              <w:jc w:val="center"/>
+              <w:jc w:val="left"/>
             </w:pPr>
             <w:r>
               <w:rPr>
@@ -2964,7 +4281,7 @@
         </w:tc>
         <w:tc>
           <w:tcPr>
-            <w:tcW w:type="dxa" w:w="1296"/>
+            <w:tcW w:type="dxa" w:w="1152"/>
             <w:shd w:fill="FFFFFF"/>
             <w:tcMar>
               <w:top w:w="90" w:type="dxa"/>
@@ -3014,7 +4331,7 @@
         </w:tc>
         <w:tc>
           <w:tcPr>
-            <w:tcW w:type="dxa" w:w="3312"/>
+            <w:tcW w:type="dxa" w:w="3600"/>
             <w:shd w:fill="FFFFFF"/>
             <w:tcMar>
               <w:top w:w="90" w:type="dxa"/>
@@ -3041,8 +4358,8 @@
       <w:tr>
         <w:tc>
           <w:tcPr>
-            <w:tcW w:type="dxa" w:w="2160"/>
-            <w:shd w:fill="FAFAFA"/>
+            <w:tcW w:type="dxa" w:w="2016"/>
+            <w:shd w:fill="F8FAFC"/>
             <w:tcMar>
               <w:top w:w="90" w:type="dxa"/>
               <w:bottom w:w="90" w:type="dxa"/>
@@ -3066,8 +4383,8 @@
         </w:tc>
         <w:tc>
           <w:tcPr>
-            <w:tcW w:type="dxa" w:w="1440"/>
-            <w:shd w:fill="FAFAFA"/>
+            <w:tcW w:type="dxa" w:w="1296"/>
+            <w:shd w:fill="F8FAFC"/>
             <w:tcMar>
               <w:top w:w="90" w:type="dxa"/>
               <w:bottom w:w="90" w:type="dxa"/>
@@ -3077,7 +4394,7 @@
           </w:tcPr>
           <w:p>
             <w:pPr>
-              <w:jc w:val="center"/>
+              <w:jc w:val="left"/>
             </w:pPr>
             <w:r>
               <w:rPr>
@@ -3091,8 +4408,8 @@
         </w:tc>
         <w:tc>
           <w:tcPr>
-            <w:tcW w:type="dxa" w:w="1296"/>
-            <w:shd w:fill="FAFAFA"/>
+            <w:tcW w:type="dxa" w:w="1152"/>
+            <w:shd w:fill="F8FAFC"/>
             <w:tcMar>
               <w:top w:w="90" w:type="dxa"/>
               <w:bottom w:w="90" w:type="dxa"/>
@@ -3117,7 +4434,7 @@
         <w:tc>
           <w:tcPr>
             <w:tcW w:type="dxa" w:w="1152"/>
-            <w:shd w:fill="FAFAFA"/>
+            <w:shd w:fill="F8FAFC"/>
             <w:tcMar>
               <w:top w:w="90" w:type="dxa"/>
               <w:bottom w:w="90" w:type="dxa"/>
@@ -3141,8 +4458,8 @@
         </w:tc>
         <w:tc>
           <w:tcPr>
-            <w:tcW w:type="dxa" w:w="3312"/>
-            <w:shd w:fill="FAFAFA"/>
+            <w:tcW w:type="dxa" w:w="3600"/>
+            <w:shd w:fill="F8FAFC"/>
             <w:tcMar>
               <w:top w:w="90" w:type="dxa"/>
               <w:bottom w:w="90" w:type="dxa"/>
@@ -3168,7 +4485,7 @@
       <w:tr>
         <w:tc>
           <w:tcPr>
-            <w:tcW w:type="dxa" w:w="2160"/>
+            <w:tcW w:type="dxa" w:w="2016"/>
             <w:shd w:fill="FFFFFF"/>
             <w:tcMar>
               <w:top w:w="90" w:type="dxa"/>
@@ -3193,7 +4510,7 @@
         </w:tc>
         <w:tc>
           <w:tcPr>
-            <w:tcW w:type="dxa" w:w="1440"/>
+            <w:tcW w:type="dxa" w:w="1296"/>
             <w:shd w:fill="FFFFFF"/>
             <w:tcMar>
               <w:top w:w="90" w:type="dxa"/>
@@ -3204,7 +4521,7 @@
           </w:tcPr>
           <w:p>
             <w:pPr>
-              <w:jc w:val="center"/>
+              <w:jc w:val="left"/>
             </w:pPr>
             <w:r>
               <w:rPr>
@@ -3218,7 +4535,7 @@
         </w:tc>
         <w:tc>
           <w:tcPr>
-            <w:tcW w:type="dxa" w:w="1296"/>
+            <w:tcW w:type="dxa" w:w="1152"/>
             <w:shd w:fill="FFFFFF"/>
             <w:tcMar>
               <w:top w:w="90" w:type="dxa"/>
@@ -3268,7 +4585,7 @@
         </w:tc>
         <w:tc>
           <w:tcPr>
-            <w:tcW w:type="dxa" w:w="3312"/>
+            <w:tcW w:type="dxa" w:w="3600"/>
             <w:shd w:fill="FFFFFF"/>
             <w:tcMar>
               <w:top w:w="90" w:type="dxa"/>
@@ -3295,8 +4612,8 @@
       <w:tr>
         <w:tc>
           <w:tcPr>
-            <w:tcW w:type="dxa" w:w="2160"/>
-            <w:shd w:fill="FAFAFA"/>
+            <w:tcW w:type="dxa" w:w="2016"/>
+            <w:shd w:fill="F8FAFC"/>
             <w:tcMar>
               <w:top w:w="90" w:type="dxa"/>
               <w:bottom w:w="90" w:type="dxa"/>
@@ -3320,8 +4637,8 @@
         </w:tc>
         <w:tc>
           <w:tcPr>
-            <w:tcW w:type="dxa" w:w="1440"/>
-            <w:shd w:fill="FAFAFA"/>
+            <w:tcW w:type="dxa" w:w="1296"/>
+            <w:shd w:fill="F8FAFC"/>
             <w:tcMar>
               <w:top w:w="90" w:type="dxa"/>
               <w:bottom w:w="90" w:type="dxa"/>
@@ -3331,7 +4648,7 @@
           </w:tcPr>
           <w:p>
             <w:pPr>
-              <w:jc w:val="center"/>
+              <w:jc w:val="left"/>
             </w:pPr>
             <w:r>
               <w:rPr>
@@ -3345,8 +4662,8 @@
         </w:tc>
         <w:tc>
           <w:tcPr>
-            <w:tcW w:type="dxa" w:w="1296"/>
-            <w:shd w:fill="FAFAFA"/>
+            <w:tcW w:type="dxa" w:w="1152"/>
+            <w:shd w:fill="F8FAFC"/>
             <w:tcMar>
               <w:top w:w="90" w:type="dxa"/>
               <w:bottom w:w="90" w:type="dxa"/>
@@ -3371,7 +4688,7 @@
         <w:tc>
           <w:tcPr>
             <w:tcW w:type="dxa" w:w="1152"/>
-            <w:shd w:fill="FAFAFA"/>
+            <w:shd w:fill="F8FAFC"/>
             <w:tcMar>
               <w:top w:w="90" w:type="dxa"/>
               <w:bottom w:w="90" w:type="dxa"/>
@@ -3395,8 +4712,8 @@
         </w:tc>
         <w:tc>
           <w:tcPr>
-            <w:tcW w:type="dxa" w:w="3312"/>
-            <w:shd w:fill="FAFAFA"/>
+            <w:tcW w:type="dxa" w:w="3600"/>
+            <w:shd w:fill="F8FAFC"/>
             <w:tcMar>
               <w:top w:w="90" w:type="dxa"/>
               <w:bottom w:w="90" w:type="dxa"/>
@@ -3422,7 +4739,7 @@
       <w:tr>
         <w:tc>
           <w:tcPr>
-            <w:tcW w:type="dxa" w:w="2160"/>
+            <w:tcW w:type="dxa" w:w="2016"/>
             <w:shd w:fill="FFFFFF"/>
             <w:tcMar>
               <w:top w:w="90" w:type="dxa"/>
@@ -3447,7 +4764,7 @@
         </w:tc>
         <w:tc>
           <w:tcPr>
-            <w:tcW w:type="dxa" w:w="1440"/>
+            <w:tcW w:type="dxa" w:w="1296"/>
             <w:shd w:fill="FFFFFF"/>
             <w:tcMar>
               <w:top w:w="90" w:type="dxa"/>
@@ -3458,7 +4775,7 @@
           </w:tcPr>
           <w:p>
             <w:pPr>
-              <w:jc w:val="center"/>
+              <w:jc w:val="left"/>
             </w:pPr>
             <w:r>
               <w:rPr>
@@ -3472,7 +4789,7 @@
         </w:tc>
         <w:tc>
           <w:tcPr>
-            <w:tcW w:type="dxa" w:w="1296"/>
+            <w:tcW w:type="dxa" w:w="1152"/>
             <w:shd w:fill="FFFFFF"/>
             <w:tcMar>
               <w:top w:w="90" w:type="dxa"/>
@@ -3522,7 +4839,7 @@
         </w:tc>
         <w:tc>
           <w:tcPr>
-            <w:tcW w:type="dxa" w:w="3312"/>
+            <w:tcW w:type="dxa" w:w="3600"/>
             <w:shd w:fill="FFFFFF"/>
             <w:tcMar>
               <w:top w:w="90" w:type="dxa"/>
@@ -3549,8 +4866,8 @@
       <w:tr>
         <w:tc>
           <w:tcPr>
-            <w:tcW w:type="dxa" w:w="2160"/>
-            <w:shd w:fill="FAFAFA"/>
+            <w:tcW w:type="dxa" w:w="2016"/>
+            <w:shd w:fill="F8FAFC"/>
             <w:tcMar>
               <w:top w:w="90" w:type="dxa"/>
               <w:bottom w:w="90" w:type="dxa"/>
@@ -3574,8 +4891,8 @@
         </w:tc>
         <w:tc>
           <w:tcPr>
-            <w:tcW w:type="dxa" w:w="1440"/>
-            <w:shd w:fill="FAFAFA"/>
+            <w:tcW w:type="dxa" w:w="1296"/>
+            <w:shd w:fill="F8FAFC"/>
             <w:tcMar>
               <w:top w:w="90" w:type="dxa"/>
               <w:bottom w:w="90" w:type="dxa"/>
@@ -3585,7 +4902,7 @@
           </w:tcPr>
           <w:p>
             <w:pPr>
-              <w:jc w:val="center"/>
+              <w:jc w:val="left"/>
             </w:pPr>
             <w:r>
               <w:rPr>
@@ -3599,8 +4916,8 @@
         </w:tc>
         <w:tc>
           <w:tcPr>
-            <w:tcW w:type="dxa" w:w="1296"/>
-            <w:shd w:fill="FAFAFA"/>
+            <w:tcW w:type="dxa" w:w="1152"/>
+            <w:shd w:fill="F8FAFC"/>
             <w:tcMar>
               <w:top w:w="90" w:type="dxa"/>
               <w:bottom w:w="90" w:type="dxa"/>
@@ -3625,7 +4942,7 @@
         <w:tc>
           <w:tcPr>
             <w:tcW w:type="dxa" w:w="1152"/>
-            <w:shd w:fill="FAFAFA"/>
+            <w:shd w:fill="F8FAFC"/>
             <w:tcMar>
               <w:top w:w="90" w:type="dxa"/>
               <w:bottom w:w="90" w:type="dxa"/>
@@ -3649,8 +4966,8 @@
         </w:tc>
         <w:tc>
           <w:tcPr>
-            <w:tcW w:type="dxa" w:w="3312"/>
-            <w:shd w:fill="FAFAFA"/>
+            <w:tcW w:type="dxa" w:w="3600"/>
+            <w:shd w:fill="F8FAFC"/>
             <w:tcMar>
               <w:top w:w="90" w:type="dxa"/>
               <w:bottom w:w="90" w:type="dxa"/>
@@ -3676,7 +4993,7 @@
       <w:tr>
         <w:tc>
           <w:tcPr>
-            <w:tcW w:type="dxa" w:w="2160"/>
+            <w:tcW w:type="dxa" w:w="2016"/>
             <w:shd w:fill="FFFFFF"/>
             <w:tcMar>
               <w:top w:w="90" w:type="dxa"/>
@@ -3701,7 +5018,7 @@
         </w:tc>
         <w:tc>
           <w:tcPr>
-            <w:tcW w:type="dxa" w:w="1440"/>
+            <w:tcW w:type="dxa" w:w="1296"/>
             <w:shd w:fill="FFFFFF"/>
             <w:tcMar>
               <w:top w:w="90" w:type="dxa"/>
@@ -3712,7 +5029,7 @@
           </w:tcPr>
           <w:p>
             <w:pPr>
-              <w:jc w:val="center"/>
+              <w:jc w:val="left"/>
             </w:pPr>
             <w:r>
               <w:rPr>
@@ -3726,7 +5043,7 @@
         </w:tc>
         <w:tc>
           <w:tcPr>
-            <w:tcW w:type="dxa" w:w="1296"/>
+            <w:tcW w:type="dxa" w:w="1152"/>
             <w:shd w:fill="FFFFFF"/>
             <w:tcMar>
               <w:top w:w="90" w:type="dxa"/>
@@ -3776,7 +5093,7 @@
         </w:tc>
         <w:tc>
           <w:tcPr>
-            <w:tcW w:type="dxa" w:w="3312"/>
+            <w:tcW w:type="dxa" w:w="3600"/>
             <w:shd w:fill="FFFFFF"/>
             <w:tcMar>
               <w:top w:w="90" w:type="dxa"/>
@@ -3803,8 +5120,8 @@
       <w:tr>
         <w:tc>
           <w:tcPr>
-            <w:tcW w:type="dxa" w:w="2160"/>
-            <w:shd w:fill="FAFAFA"/>
+            <w:tcW w:type="dxa" w:w="2016"/>
+            <w:shd w:fill="F8FAFC"/>
             <w:tcMar>
               <w:top w:w="90" w:type="dxa"/>
               <w:bottom w:w="90" w:type="dxa"/>
@@ -3828,8 +5145,8 @@
         </w:tc>
         <w:tc>
           <w:tcPr>
-            <w:tcW w:type="dxa" w:w="1440"/>
-            <w:shd w:fill="FAFAFA"/>
+            <w:tcW w:type="dxa" w:w="1296"/>
+            <w:shd w:fill="F8FAFC"/>
             <w:tcMar>
               <w:top w:w="90" w:type="dxa"/>
               <w:bottom w:w="90" w:type="dxa"/>
@@ -3839,7 +5156,7 @@
           </w:tcPr>
           <w:p>
             <w:pPr>
-              <w:jc w:val="center"/>
+              <w:jc w:val="left"/>
             </w:pPr>
             <w:r>
               <w:rPr>
@@ -3853,8 +5170,8 @@
         </w:tc>
         <w:tc>
           <w:tcPr>
-            <w:tcW w:type="dxa" w:w="1296"/>
-            <w:shd w:fill="FAFAFA"/>
+            <w:tcW w:type="dxa" w:w="1152"/>
+            <w:shd w:fill="F8FAFC"/>
             <w:tcMar>
               <w:top w:w="90" w:type="dxa"/>
               <w:bottom w:w="90" w:type="dxa"/>
@@ -3879,7 +5196,7 @@
         <w:tc>
           <w:tcPr>
             <w:tcW w:type="dxa" w:w="1152"/>
-            <w:shd w:fill="FAFAFA"/>
+            <w:shd w:fill="F8FAFC"/>
             <w:tcMar>
               <w:top w:w="90" w:type="dxa"/>
               <w:bottom w:w="90" w:type="dxa"/>
@@ -3903,8 +5220,8 @@
         </w:tc>
         <w:tc>
           <w:tcPr>
-            <w:tcW w:type="dxa" w:w="3312"/>
-            <w:shd w:fill="FAFAFA"/>
+            <w:tcW w:type="dxa" w:w="3600"/>
+            <w:shd w:fill="F8FAFC"/>
             <w:tcMar>
               <w:top w:w="90" w:type="dxa"/>
               <w:bottom w:w="90" w:type="dxa"/>
@@ -3930,7 +5247,7 @@
       <w:tr>
         <w:tc>
           <w:tcPr>
-            <w:tcW w:type="dxa" w:w="2160"/>
+            <w:tcW w:type="dxa" w:w="2016"/>
             <w:shd w:fill="FFFFFF"/>
             <w:tcMar>
               <w:top w:w="90" w:type="dxa"/>
@@ -3955,7 +5272,7 @@
         </w:tc>
         <w:tc>
           <w:tcPr>
-            <w:tcW w:type="dxa" w:w="1440"/>
+            <w:tcW w:type="dxa" w:w="1296"/>
             <w:shd w:fill="FFFFFF"/>
             <w:tcMar>
               <w:top w:w="90" w:type="dxa"/>
@@ -3966,7 +5283,7 @@
           </w:tcPr>
           <w:p>
             <w:pPr>
-              <w:jc w:val="center"/>
+              <w:jc w:val="left"/>
             </w:pPr>
             <w:r>
               <w:rPr>
@@ -3980,7 +5297,7 @@
         </w:tc>
         <w:tc>
           <w:tcPr>
-            <w:tcW w:type="dxa" w:w="1296"/>
+            <w:tcW w:type="dxa" w:w="1152"/>
             <w:shd w:fill="FFFFFF"/>
             <w:tcMar>
               <w:top w:w="90" w:type="dxa"/>
@@ -4030,7 +5347,7 @@
         </w:tc>
         <w:tc>
           <w:tcPr>
-            <w:tcW w:type="dxa" w:w="3312"/>
+            <w:tcW w:type="dxa" w:w="3600"/>
             <w:shd w:fill="FFFFFF"/>
             <w:tcMar>
               <w:top w:w="90" w:type="dxa"/>
@@ -4057,8 +5374,8 @@
       <w:tr>
         <w:tc>
           <w:tcPr>
-            <w:tcW w:type="dxa" w:w="2160"/>
-            <w:shd w:fill="FAFAFA"/>
+            <w:tcW w:type="dxa" w:w="2016"/>
+            <w:shd w:fill="F8FAFC"/>
             <w:tcMar>
               <w:top w:w="90" w:type="dxa"/>
               <w:bottom w:w="90" w:type="dxa"/>
@@ -4082,8 +5399,8 @@
         </w:tc>
         <w:tc>
           <w:tcPr>
-            <w:tcW w:type="dxa" w:w="1440"/>
-            <w:shd w:fill="FAFAFA"/>
+            <w:tcW w:type="dxa" w:w="1296"/>
+            <w:shd w:fill="F8FAFC"/>
             <w:tcMar>
               <w:top w:w="90" w:type="dxa"/>
               <w:bottom w:w="90" w:type="dxa"/>
@@ -4093,7 +5410,7 @@
           </w:tcPr>
           <w:p>
             <w:pPr>
-              <w:jc w:val="center"/>
+              <w:jc w:val="left"/>
             </w:pPr>
             <w:r>
               <w:rPr>
@@ -4107,8 +5424,8 @@
         </w:tc>
         <w:tc>
           <w:tcPr>
-            <w:tcW w:type="dxa" w:w="1296"/>
-            <w:shd w:fill="FAFAFA"/>
+            <w:tcW w:type="dxa" w:w="1152"/>
+            <w:shd w:fill="F8FAFC"/>
             <w:tcMar>
               <w:top w:w="90" w:type="dxa"/>
               <w:bottom w:w="90" w:type="dxa"/>
@@ -4133,7 +5450,7 @@
         <w:tc>
           <w:tcPr>
             <w:tcW w:type="dxa" w:w="1152"/>
-            <w:shd w:fill="FAFAFA"/>
+            <w:shd w:fill="F8FAFC"/>
             <w:tcMar>
               <w:top w:w="90" w:type="dxa"/>
               <w:bottom w:w="90" w:type="dxa"/>
@@ -4157,8 +5474,8 @@
         </w:tc>
         <w:tc>
           <w:tcPr>
-            <w:tcW w:type="dxa" w:w="3312"/>
-            <w:shd w:fill="FAFAFA"/>
+            <w:tcW w:type="dxa" w:w="3600"/>
+            <w:shd w:fill="F8FAFC"/>
             <w:tcMar>
               <w:top w:w="90" w:type="dxa"/>
               <w:bottom w:w="90" w:type="dxa"/>
@@ -4184,7 +5501,7 @@
       <w:tr>
         <w:tc>
           <w:tcPr>
-            <w:tcW w:type="dxa" w:w="2160"/>
+            <w:tcW w:type="dxa" w:w="2016"/>
             <w:shd w:fill="FFFFFF"/>
             <w:tcMar>
               <w:top w:w="90" w:type="dxa"/>
@@ -4209,7 +5526,7 @@
         </w:tc>
         <w:tc>
           <w:tcPr>
-            <w:tcW w:type="dxa" w:w="1440"/>
+            <w:tcW w:type="dxa" w:w="1296"/>
             <w:shd w:fill="FFFFFF"/>
             <w:tcMar>
               <w:top w:w="90" w:type="dxa"/>
@@ -4220,7 +5537,7 @@
           </w:tcPr>
           <w:p>
             <w:pPr>
-              <w:jc w:val="center"/>
+              <w:jc w:val="left"/>
             </w:pPr>
             <w:r>
               <w:rPr>
@@ -4234,7 +5551,7 @@
         </w:tc>
         <w:tc>
           <w:tcPr>
-            <w:tcW w:type="dxa" w:w="1296"/>
+            <w:tcW w:type="dxa" w:w="1152"/>
             <w:shd w:fill="FFFFFF"/>
             <w:tcMar>
               <w:top w:w="90" w:type="dxa"/>
@@ -4284,7 +5601,7 @@
         </w:tc>
         <w:tc>
           <w:tcPr>
-            <w:tcW w:type="dxa" w:w="3312"/>
+            <w:tcW w:type="dxa" w:w="3600"/>
             <w:shd w:fill="FFFFFF"/>
             <w:tcMar>
               <w:top w:w="90" w:type="dxa"/>
@@ -4311,8 +5628,8 @@
       <w:tr>
         <w:tc>
           <w:tcPr>
-            <w:tcW w:type="dxa" w:w="2160"/>
-            <w:shd w:fill="FAFAFA"/>
+            <w:tcW w:type="dxa" w:w="2016"/>
+            <w:shd w:fill="F8FAFC"/>
             <w:tcMar>
               <w:top w:w="90" w:type="dxa"/>
               <w:bottom w:w="90" w:type="dxa"/>
@@ -4336,8 +5653,8 @@
         </w:tc>
         <w:tc>
           <w:tcPr>
-            <w:tcW w:type="dxa" w:w="1440"/>
-            <w:shd w:fill="FAFAFA"/>
+            <w:tcW w:type="dxa" w:w="1296"/>
+            <w:shd w:fill="F8FAFC"/>
             <w:tcMar>
               <w:top w:w="90" w:type="dxa"/>
               <w:bottom w:w="90" w:type="dxa"/>
@@ -4347,7 +5664,7 @@
           </w:tcPr>
           <w:p>
             <w:pPr>
-              <w:jc w:val="center"/>
+              <w:jc w:val="left"/>
             </w:pPr>
             <w:r>
               <w:rPr>
@@ -4361,8 +5678,8 @@
         </w:tc>
         <w:tc>
           <w:tcPr>
-            <w:tcW w:type="dxa" w:w="1296"/>
-            <w:shd w:fill="FAFAFA"/>
+            <w:tcW w:type="dxa" w:w="1152"/>
+            <w:shd w:fill="F8FAFC"/>
             <w:tcMar>
               <w:top w:w="90" w:type="dxa"/>
               <w:bottom w:w="90" w:type="dxa"/>
@@ -4387,7 +5704,7 @@
         <w:tc>
           <w:tcPr>
             <w:tcW w:type="dxa" w:w="1152"/>
-            <w:shd w:fill="FAFAFA"/>
+            <w:shd w:fill="F8FAFC"/>
             <w:tcMar>
               <w:top w:w="90" w:type="dxa"/>
               <w:bottom w:w="90" w:type="dxa"/>
@@ -4411,8 +5728,8 @@
         </w:tc>
         <w:tc>
           <w:tcPr>
-            <w:tcW w:type="dxa" w:w="3312"/>
-            <w:shd w:fill="FAFAFA"/>
+            <w:tcW w:type="dxa" w:w="3600"/>
+            <w:shd w:fill="F8FAFC"/>
             <w:tcMar>
               <w:top w:w="90" w:type="dxa"/>
               <w:bottom w:w="90" w:type="dxa"/>
@@ -4443,7 +5760,7 @@
     </w:p>
     <w:p>
       <w:pPr>
-        <w:spacing w:before="80" w:after="280"/>
+        <w:spacing w:before="80" w:after="240"/>
         <w:jc w:val="center"/>
       </w:pPr>
       <w:r>
@@ -4452,7 +5769,7 @@
           <w:i/>
           <w:sz w:val="19"/>
         </w:rPr>
-        <w:t>Tabel 3.</w:t>
+        <w:t>Tabel 4.</w:t>
       </w:r>
       <w:r>
         <w:rPr>
@@ -4474,12 +5791,12 @@
           <w:color w:val="1E293B"/>
           <w:sz w:val="23"/>
         </w:rPr>
-        <w:t>5.3. Evaluasi Kinerja Lintas 5 Dialek Utama Sasak</w:t>
+        <w:t>5.5. Evaluasi Lintas 5 Dialek Bahasa Sasak</w:t>
       </w:r>
     </w:p>
     <w:p>
       <w:r>
-        <w:t>Kinerja model diuji lintas wilayah geolinguistik Pulau Lombok untuk membuktikan ketahanan terhadap variasi vokal dan leksikon lokal (Gambar 2 dan Tabel 4).</w:t>
+        <w:t>Evaluasi lintas lima klaster dialek mengonfirmasi ketahanan leksikal model di seluruh wilayah Pulau Lombok (Gambar 2 dan Tabel 5).</w:t>
       </w:r>
     </w:p>
     <w:p>
@@ -4490,7 +5807,7 @@
       <w:r>
         <w:drawing>
           <wp:inline xmlns:a="http://schemas.openxmlformats.org/drawingml/2006/main" xmlns:pic="http://schemas.openxmlformats.org/drawingml/2006/picture">
-            <wp:extent cx="5303520" cy="3241040"/>
+            <wp:extent cx="5486400" cy="3352800"/>
             <wp:docPr id="3" name="Picture 3"/>
             <wp:cNvGraphicFramePr>
               <a:graphicFrameLocks noChangeAspect="1"/>
@@ -4511,7 +5828,7 @@
                   <pic:spPr>
                     <a:xfrm>
                       <a:off x="0" y="0"/>
-                      <a:ext cx="5303520" cy="3241040"/>
+                      <a:ext cx="5486400" cy="3352800"/>
                     </a:xfrm>
                     <a:prstGeom prst="rect"/>
                   </pic:spPr>
@@ -4524,7 +5841,7 @@
     </w:p>
     <w:p>
       <w:pPr>
-        <w:spacing w:before="80" w:after="280"/>
+        <w:spacing w:before="80" w:after="240"/>
         <w:jc w:val="center"/>
       </w:pPr>
       <w:r>
@@ -4827,7 +6144,7 @@
         <w:tc>
           <w:tcPr>
             <w:tcW w:type="dxa" w:w="2160"/>
-            <w:shd w:fill="FAFAFA"/>
+            <w:shd w:fill="F8FAFC"/>
             <w:tcMar>
               <w:top w:w="90" w:type="dxa"/>
               <w:bottom w:w="90" w:type="dxa"/>
@@ -4852,7 +6169,7 @@
         <w:tc>
           <w:tcPr>
             <w:tcW w:type="dxa" w:w="1872"/>
-            <w:shd w:fill="FAFAFA"/>
+            <w:shd w:fill="F8FAFC"/>
             <w:tcMar>
               <w:top w:w="90" w:type="dxa"/>
               <w:bottom w:w="90" w:type="dxa"/>
@@ -4877,7 +6194,7 @@
         <w:tc>
           <w:tcPr>
             <w:tcW w:type="dxa" w:w="1296"/>
-            <w:shd w:fill="FAFAFA"/>
+            <w:shd w:fill="F8FAFC"/>
             <w:tcMar>
               <w:top w:w="90" w:type="dxa"/>
               <w:bottom w:w="90" w:type="dxa"/>
@@ -4902,7 +6219,7 @@
         <w:tc>
           <w:tcPr>
             <w:tcW w:type="dxa" w:w="1152"/>
-            <w:shd w:fill="FAFAFA"/>
+            <w:shd w:fill="F8FAFC"/>
             <w:tcMar>
               <w:top w:w="90" w:type="dxa"/>
               <w:bottom w:w="90" w:type="dxa"/>
@@ -4927,7 +6244,7 @@
         <w:tc>
           <w:tcPr>
             <w:tcW w:type="dxa" w:w="2880"/>
-            <w:shd w:fill="FAFAFA"/>
+            <w:shd w:fill="F8FAFC"/>
             <w:tcMar>
               <w:top w:w="90" w:type="dxa"/>
               <w:bottom w:w="90" w:type="dxa"/>
@@ -5081,7 +6398,7 @@
         <w:tc>
           <w:tcPr>
             <w:tcW w:type="dxa" w:w="2160"/>
-            <w:shd w:fill="FAFAFA"/>
+            <w:shd w:fill="F8FAFC"/>
             <w:tcMar>
               <w:top w:w="90" w:type="dxa"/>
               <w:bottom w:w="90" w:type="dxa"/>
@@ -5106,7 +6423,7 @@
         <w:tc>
           <w:tcPr>
             <w:tcW w:type="dxa" w:w="1872"/>
-            <w:shd w:fill="FAFAFA"/>
+            <w:shd w:fill="F8FAFC"/>
             <w:tcMar>
               <w:top w:w="90" w:type="dxa"/>
               <w:bottom w:w="90" w:type="dxa"/>
@@ -5131,7 +6448,7 @@
         <w:tc>
           <w:tcPr>
             <w:tcW w:type="dxa" w:w="1296"/>
-            <w:shd w:fill="FAFAFA"/>
+            <w:shd w:fill="F8FAFC"/>
             <w:tcMar>
               <w:top w:w="90" w:type="dxa"/>
               <w:bottom w:w="90" w:type="dxa"/>
@@ -5156,7 +6473,7 @@
         <w:tc>
           <w:tcPr>
             <w:tcW w:type="dxa" w:w="1152"/>
-            <w:shd w:fill="FAFAFA"/>
+            <w:shd w:fill="F8FAFC"/>
             <w:tcMar>
               <w:top w:w="90" w:type="dxa"/>
               <w:bottom w:w="90" w:type="dxa"/>
@@ -5181,7 +6498,7 @@
         <w:tc>
           <w:tcPr>
             <w:tcW w:type="dxa" w:w="2880"/>
-            <w:shd w:fill="FAFAFA"/>
+            <w:shd w:fill="F8FAFC"/>
             <w:tcMar>
               <w:top w:w="90" w:type="dxa"/>
               <w:bottom w:w="90" w:type="dxa"/>
@@ -5339,7 +6656,7 @@
     </w:p>
     <w:p>
       <w:pPr>
-        <w:spacing w:before="80" w:after="280"/>
+        <w:spacing w:before="80" w:after="240"/>
         <w:jc w:val="center"/>
       </w:pPr>
       <w:r>
@@ -5348,7 +6665,7 @@
           <w:i/>
           <w:sz w:val="19"/>
         </w:rPr>
-        <w:t>Tabel 4.</w:t>
+        <w:t>Tabel 5.</w:t>
       </w:r>
       <w:r>
         <w:rPr>
@@ -5370,903 +6687,7 @@
           <w:color w:val="1E293B"/>
           <w:sz w:val="23"/>
         </w:rPr>
-        <w:t>5.4. Analisis Taksonomi Kesalahan (Error Taxonomy)</w:t>
-      </w:r>
-    </w:p>
-    <w:p>
-      <w:r>
-        <w:t>Pemetaan taksonomi kesalahan (Gambar 3 dan Tabel 5) memberikan diagnosis linguistik yang transparan mengenai faktor kegagalan dan solusinya.</w:t>
-      </w:r>
-    </w:p>
-    <w:p>
-      <w:pPr>
-        <w:spacing w:before="160" w:after="40"/>
-        <w:jc w:val="center"/>
-      </w:pPr>
-      <w:r>
-        <w:drawing>
-          <wp:inline xmlns:a="http://schemas.openxmlformats.org/drawingml/2006/main" xmlns:pic="http://schemas.openxmlformats.org/drawingml/2006/picture">
-            <wp:extent cx="5669280" cy="2695231"/>
-            <wp:docPr id="4" name="Picture 4"/>
-            <wp:cNvGraphicFramePr>
-              <a:graphicFrameLocks noChangeAspect="1"/>
-            </wp:cNvGraphicFramePr>
-            <a:graphic>
-              <a:graphicData uri="http://schemas.openxmlformats.org/drawingml/2006/picture">
-                <pic:pic>
-                  <pic:nvPicPr>
-                    <pic:cNvPr id="0" name="fig3_error_taxonomy.png"/>
-                    <pic:cNvPicPr/>
-                  </pic:nvPicPr>
-                  <pic:blipFill>
-                    <a:blip r:embed="rId14"/>
-                    <a:stretch>
-                      <a:fillRect/>
-                    </a:stretch>
-                  </pic:blipFill>
-                  <pic:spPr>
-                    <a:xfrm>
-                      <a:off x="0" y="0"/>
-                      <a:ext cx="5669280" cy="2695231"/>
-                    </a:xfrm>
-                    <a:prstGeom prst="rect"/>
-                  </pic:spPr>
-                </pic:pic>
-              </a:graphicData>
-            </a:graphic>
-          </wp:inline>
-        </w:drawing>
-      </w:r>
-    </w:p>
-    <w:p>
-      <w:pPr>
-        <w:spacing w:before="80" w:after="280"/>
-        <w:jc w:val="center"/>
-      </w:pPr>
-      <w:r>
-        <w:rPr>
-          <w:b/>
-          <w:i/>
-          <w:sz w:val="19"/>
-        </w:rPr>
-        <w:t>Gambar 3.</w:t>
-      </w:r>
-      <w:r>
-        <w:rPr>
-          <w:i/>
-          <w:sz w:val="19"/>
-        </w:rPr>
-        <w:t xml:space="preserve"> Distribusi taksonomi kesalahan lematisasi (panel kiri) dan matriks diagnosis kegagalan linguistik (panel kanan).</w:t>
-      </w:r>
-    </w:p>
-    <w:tbl>
-      <w:tblPr>
-        <w:tblW w:type="auto" w:w="0"/>
-        <w:jc w:val="center"/>
-        <w:tblLook w:firstColumn="1" w:firstRow="1" w:lastColumn="0" w:lastRow="0" w:noHBand="0" w:noVBand="1" w:val="04A0"/>
-        <w:tblBorders>
-          <w:top w:val="single" w:sz="6" w:space="0" w:color="CBD5E1"/>
-          <w:bottom w:val="single" w:sz="6" w:space="0" w:color="CBD5E1"/>
-          <w:insideH w:val="single" w:sz="6" w:space="0" w:color="CBD5E1"/>
-          <w:left w:val="none"/>
-          <w:right w:val="none"/>
-          <w:insideV w:val="none"/>
-        </w:tblBorders>
-      </w:tblPr>
-      <w:tblGrid>
-        <w:gridCol w:w="1806"/>
-        <w:gridCol w:w="1806"/>
-        <w:gridCol w:w="1806"/>
-        <w:gridCol w:w="1806"/>
-        <w:gridCol w:w="1806"/>
-      </w:tblGrid>
-      <w:tr>
-        <w:tc>
-          <w:tcPr>
-            <w:tcW w:type="dxa" w:w="2160"/>
-            <w:shd w:fill="F1F5F9"/>
-            <w:tcMar>
-              <w:top w:w="120" w:type="dxa"/>
-              <w:bottom w:w="120" w:type="dxa"/>
-              <w:left w:w="140" w:type="dxa"/>
-              <w:right w:w="140" w:type="dxa"/>
-            </w:tcMar>
-          </w:tcPr>
-          <w:p>
-            <w:pPr>
-              <w:jc w:val="left"/>
-            </w:pPr>
-            <w:r>
-              <w:rPr>
-                <w:rFonts w:ascii="Times New Roman" w:hAnsi="Times New Roman"/>
-                <w:b/>
-                <w:color w:val="0F172A"/>
-                <w:sz w:val="19"/>
-              </w:rPr>
-              <w:t>Klasifikasi Kesalahan</w:t>
-            </w:r>
-          </w:p>
-        </w:tc>
-        <w:tc>
-          <w:tcPr>
-            <w:tcW w:type="dxa" w:w="1152"/>
-            <w:shd w:fill="F1F5F9"/>
-            <w:tcMar>
-              <w:top w:w="120" w:type="dxa"/>
-              <w:bottom w:w="120" w:type="dxa"/>
-              <w:left w:w="140" w:type="dxa"/>
-              <w:right w:w="140" w:type="dxa"/>
-            </w:tcMar>
-          </w:tcPr>
-          <w:p>
-            <w:pPr>
-              <w:jc w:val="right"/>
-            </w:pPr>
-            <w:r>
-              <w:rPr>
-                <w:rFonts w:ascii="Times New Roman" w:hAnsi="Times New Roman"/>
-                <w:b/>
-                <w:color w:val="0F172A"/>
-                <w:sz w:val="19"/>
-              </w:rPr>
-              <w:t>Frekuensi</w:t>
-            </w:r>
-          </w:p>
-        </w:tc>
-        <w:tc>
-          <w:tcPr>
-            <w:tcW w:type="dxa" w:w="1152"/>
-            <w:shd w:fill="F1F5F9"/>
-            <w:tcMar>
-              <w:top w:w="120" w:type="dxa"/>
-              <w:bottom w:w="120" w:type="dxa"/>
-              <w:left w:w="140" w:type="dxa"/>
-              <w:right w:w="140" w:type="dxa"/>
-            </w:tcMar>
-          </w:tcPr>
-          <w:p>
-            <w:pPr>
-              <w:jc w:val="right"/>
-            </w:pPr>
-            <w:r>
-              <w:rPr>
-                <w:rFonts w:ascii="Times New Roman" w:hAnsi="Times New Roman"/>
-                <w:b/>
-                <w:color w:val="0F172A"/>
-                <w:sz w:val="19"/>
-              </w:rPr>
-              <w:t>Persentase</w:t>
-            </w:r>
-          </w:p>
-        </w:tc>
-        <w:tc>
-          <w:tcPr>
-            <w:tcW w:type="dxa" w:w="2592"/>
-            <w:shd w:fill="F1F5F9"/>
-            <w:tcMar>
-              <w:top w:w="120" w:type="dxa"/>
-              <w:bottom w:w="120" w:type="dxa"/>
-              <w:left w:w="140" w:type="dxa"/>
-              <w:right w:w="140" w:type="dxa"/>
-            </w:tcMar>
-          </w:tcPr>
-          <w:p>
-            <w:pPr>
-              <w:jc w:val="left"/>
-            </w:pPr>
-            <w:r>
-              <w:rPr>
-                <w:rFonts w:ascii="Times New Roman" w:hAnsi="Times New Roman"/>
-                <w:b/>
-                <w:color w:val="0F172A"/>
-                <w:sz w:val="19"/>
-              </w:rPr>
-              <w:t>Akar Masalah Linguistik</w:t>
-            </w:r>
-          </w:p>
-        </w:tc>
-        <w:tc>
-          <w:tcPr>
-            <w:tcW w:type="dxa" w:w="2304"/>
-            <w:shd w:fill="F1F5F9"/>
-            <w:tcMar>
-              <w:top w:w="120" w:type="dxa"/>
-              <w:bottom w:w="120" w:type="dxa"/>
-              <w:left w:w="140" w:type="dxa"/>
-              <w:right w:w="140" w:type="dxa"/>
-            </w:tcMar>
-          </w:tcPr>
-          <w:p>
-            <w:pPr>
-              <w:jc w:val="left"/>
-            </w:pPr>
-            <w:r>
-              <w:rPr>
-                <w:rFonts w:ascii="Times New Roman" w:hAnsi="Times New Roman"/>
-                <w:b/>
-                <w:color w:val="0F172A"/>
-                <w:sz w:val="19"/>
-              </w:rPr>
-              <w:t>Solusi Remediasi Algoritma</w:t>
-            </w:r>
-          </w:p>
-        </w:tc>
-      </w:tr>
-      <w:tr>
-        <w:tc>
-          <w:tcPr>
-            <w:tcW w:type="dxa" w:w="2160"/>
-            <w:shd w:fill="FFFFFF"/>
-            <w:tcMar>
-              <w:top w:w="90" w:type="dxa"/>
-              <w:bottom w:w="90" w:type="dxa"/>
-              <w:left w:w="140" w:type="dxa"/>
-              <w:right w:w="140" w:type="dxa"/>
-            </w:tcMar>
-          </w:tcPr>
-          <w:p>
-            <w:pPr>
-              <w:jc w:val="left"/>
-            </w:pPr>
-            <w:r>
-              <w:rPr>
-                <w:rFonts w:ascii="Times New Roman" w:hAnsi="Times New Roman"/>
-                <w:color w:val="1E293B"/>
-                <w:sz w:val="19"/>
-              </w:rPr>
-              <w:t>Prediksi Benar</w:t>
-            </w:r>
-          </w:p>
-        </w:tc>
-        <w:tc>
-          <w:tcPr>
-            <w:tcW w:type="dxa" w:w="1152"/>
-            <w:shd w:fill="FFFFFF"/>
-            <w:tcMar>
-              <w:top w:w="90" w:type="dxa"/>
-              <w:bottom w:w="90" w:type="dxa"/>
-              <w:left w:w="140" w:type="dxa"/>
-              <w:right w:w="140" w:type="dxa"/>
-            </w:tcMar>
-          </w:tcPr>
-          <w:p>
-            <w:pPr>
-              <w:jc w:val="right"/>
-            </w:pPr>
-            <w:r>
-              <w:rPr>
-                <w:rFonts w:ascii="Times New Roman" w:hAnsi="Times New Roman"/>
-                <w:color w:val="1E293B"/>
-                <w:sz w:val="19"/>
-              </w:rPr>
-              <w:t>80.438</w:t>
-            </w:r>
-          </w:p>
-        </w:tc>
-        <w:tc>
-          <w:tcPr>
-            <w:tcW w:type="dxa" w:w="1152"/>
-            <w:shd w:fill="FFFFFF"/>
-            <w:tcMar>
-              <w:top w:w="90" w:type="dxa"/>
-              <w:bottom w:w="90" w:type="dxa"/>
-              <w:left w:w="140" w:type="dxa"/>
-              <w:right w:w="140" w:type="dxa"/>
-            </w:tcMar>
-          </w:tcPr>
-          <w:p>
-            <w:pPr>
-              <w:jc w:val="right"/>
-            </w:pPr>
-            <w:r>
-              <w:rPr>
-                <w:rFonts w:ascii="Times New Roman" w:hAnsi="Times New Roman"/>
-                <w:color w:val="1E293B"/>
-                <w:sz w:val="19"/>
-              </w:rPr>
-              <w:t>80,44%</w:t>
-            </w:r>
-          </w:p>
-        </w:tc>
-        <w:tc>
-          <w:tcPr>
-            <w:tcW w:type="dxa" w:w="2592"/>
-            <w:shd w:fill="FFFFFF"/>
-            <w:tcMar>
-              <w:top w:w="90" w:type="dxa"/>
-              <w:bottom w:w="90" w:type="dxa"/>
-              <w:left w:w="140" w:type="dxa"/>
-              <w:right w:w="140" w:type="dxa"/>
-            </w:tcMar>
-          </w:tcPr>
-          <w:p>
-            <w:pPr>
-              <w:jc w:val="left"/>
-            </w:pPr>
-            <w:r>
-              <w:rPr>
-                <w:rFonts w:ascii="Times New Roman" w:hAnsi="Times New Roman"/>
-                <w:color w:val="1E293B"/>
-                <w:sz w:val="19"/>
-              </w:rPr>
-              <w:t>Kata terlematisasi tepat ke bentuk lema kamus.</w:t>
-            </w:r>
-          </w:p>
-        </w:tc>
-        <w:tc>
-          <w:tcPr>
-            <w:tcW w:type="dxa" w:w="2304"/>
-            <w:shd w:fill="FFFFFF"/>
-            <w:tcMar>
-              <w:top w:w="90" w:type="dxa"/>
-              <w:bottom w:w="90" w:type="dxa"/>
-              <w:left w:w="140" w:type="dxa"/>
-              <w:right w:w="140" w:type="dxa"/>
-            </w:tcMar>
-          </w:tcPr>
-          <w:p>
-            <w:pPr>
-              <w:jc w:val="left"/>
-            </w:pPr>
-            <w:r>
-              <w:rPr>
-                <w:rFonts w:ascii="Times New Roman" w:hAnsi="Times New Roman"/>
-                <w:color w:val="1E293B"/>
-                <w:sz w:val="19"/>
-              </w:rPr>
-              <w:t>Pertahankan validasi kamus dan bobot ranker.</w:t>
-            </w:r>
-          </w:p>
-        </w:tc>
-      </w:tr>
-      <w:tr>
-        <w:tc>
-          <w:tcPr>
-            <w:tcW w:type="dxa" w:w="2160"/>
-            <w:shd w:fill="FAFAFA"/>
-            <w:tcMar>
-              <w:top w:w="90" w:type="dxa"/>
-              <w:bottom w:w="90" w:type="dxa"/>
-              <w:left w:w="140" w:type="dxa"/>
-              <w:right w:w="140" w:type="dxa"/>
-            </w:tcMar>
-          </w:tcPr>
-          <w:p>
-            <w:pPr>
-              <w:jc w:val="left"/>
-            </w:pPr>
-            <w:r>
-              <w:rPr>
-                <w:rFonts w:ascii="Times New Roman" w:hAnsi="Times New Roman"/>
-                <w:color w:val="1E293B"/>
-                <w:sz w:val="19"/>
-              </w:rPr>
-              <w:t>Understemming</w:t>
-            </w:r>
-          </w:p>
-        </w:tc>
-        <w:tc>
-          <w:tcPr>
-            <w:tcW w:type="dxa" w:w="1152"/>
-            <w:shd w:fill="FAFAFA"/>
-            <w:tcMar>
-              <w:top w:w="90" w:type="dxa"/>
-              <w:bottom w:w="90" w:type="dxa"/>
-              <w:left w:w="140" w:type="dxa"/>
-              <w:right w:w="140" w:type="dxa"/>
-            </w:tcMar>
-          </w:tcPr>
-          <w:p>
-            <w:pPr>
-              <w:jc w:val="right"/>
-            </w:pPr>
-            <w:r>
-              <w:rPr>
-                <w:rFonts w:ascii="Times New Roman" w:hAnsi="Times New Roman"/>
-                <w:color w:val="1E293B"/>
-                <w:sz w:val="19"/>
-              </w:rPr>
-              <w:t>15.856</w:t>
-            </w:r>
-          </w:p>
-        </w:tc>
-        <w:tc>
-          <w:tcPr>
-            <w:tcW w:type="dxa" w:w="1152"/>
-            <w:shd w:fill="FAFAFA"/>
-            <w:tcMar>
-              <w:top w:w="90" w:type="dxa"/>
-              <w:bottom w:w="90" w:type="dxa"/>
-              <w:left w:w="140" w:type="dxa"/>
-              <w:right w:w="140" w:type="dxa"/>
-            </w:tcMar>
-          </w:tcPr>
-          <w:p>
-            <w:pPr>
-              <w:jc w:val="right"/>
-            </w:pPr>
-            <w:r>
-              <w:rPr>
-                <w:rFonts w:ascii="Times New Roman" w:hAnsi="Times New Roman"/>
-                <w:color w:val="1E293B"/>
-                <w:sz w:val="19"/>
-              </w:rPr>
-              <w:t>15,86%</w:t>
-            </w:r>
-          </w:p>
-        </w:tc>
-        <w:tc>
-          <w:tcPr>
-            <w:tcW w:type="dxa" w:w="2592"/>
-            <w:shd w:fill="FAFAFA"/>
-            <w:tcMar>
-              <w:top w:w="90" w:type="dxa"/>
-              <w:bottom w:w="90" w:type="dxa"/>
-              <w:left w:w="140" w:type="dxa"/>
-              <w:right w:w="140" w:type="dxa"/>
-            </w:tcMar>
-          </w:tcPr>
-          <w:p>
-            <w:pPr>
-              <w:jc w:val="left"/>
-            </w:pPr>
-            <w:r>
-              <w:rPr>
-                <w:rFonts w:ascii="Times New Roman" w:hAnsi="Times New Roman"/>
-                <w:color w:val="1E293B"/>
-                <w:sz w:val="19"/>
-              </w:rPr>
-              <w:t>Imbuhan bertingkat 3 lapis (pe...an...ku) belum terkelupas tuntas.</w:t>
-            </w:r>
-          </w:p>
-        </w:tc>
-        <w:tc>
-          <w:tcPr>
-            <w:tcW w:type="dxa" w:w="2304"/>
-            <w:shd w:fill="FAFAFA"/>
-            <w:tcMar>
-              <w:top w:w="90" w:type="dxa"/>
-              <w:bottom w:w="90" w:type="dxa"/>
-              <w:left w:w="140" w:type="dxa"/>
-              <w:right w:w="140" w:type="dxa"/>
-            </w:tcMar>
-          </w:tcPr>
-          <w:p>
-            <w:pPr>
-              <w:jc w:val="left"/>
-            </w:pPr>
-            <w:r>
-              <w:rPr>
-                <w:rFonts w:ascii="Times New Roman" w:hAnsi="Times New Roman"/>
-                <w:color w:val="1E293B"/>
-                <w:sz w:val="19"/>
-              </w:rPr>
-              <w:t>Penguatan iterasi dekomposisi klitika (multi-pass stripping).</w:t>
-            </w:r>
-          </w:p>
-        </w:tc>
-      </w:tr>
-      <w:tr>
-        <w:tc>
-          <w:tcPr>
-            <w:tcW w:type="dxa" w:w="2160"/>
-            <w:shd w:fill="FFFFFF"/>
-            <w:tcMar>
-              <w:top w:w="90" w:type="dxa"/>
-              <w:bottom w:w="90" w:type="dxa"/>
-              <w:left w:w="140" w:type="dxa"/>
-              <w:right w:w="140" w:type="dxa"/>
-            </w:tcMar>
-          </w:tcPr>
-          <w:p>
-            <w:pPr>
-              <w:jc w:val="left"/>
-            </w:pPr>
-            <w:r>
-              <w:rPr>
-                <w:rFonts w:ascii="Times New Roman" w:hAnsi="Times New Roman"/>
-                <w:color w:val="1E293B"/>
-                <w:sz w:val="19"/>
-              </w:rPr>
-              <w:t>Overstemming</w:t>
-            </w:r>
-          </w:p>
-        </w:tc>
-        <w:tc>
-          <w:tcPr>
-            <w:tcW w:type="dxa" w:w="1152"/>
-            <w:shd w:fill="FFFFFF"/>
-            <w:tcMar>
-              <w:top w:w="90" w:type="dxa"/>
-              <w:bottom w:w="90" w:type="dxa"/>
-              <w:left w:w="140" w:type="dxa"/>
-              <w:right w:w="140" w:type="dxa"/>
-            </w:tcMar>
-          </w:tcPr>
-          <w:p>
-            <w:pPr>
-              <w:jc w:val="right"/>
-            </w:pPr>
-            <w:r>
-              <w:rPr>
-                <w:rFonts w:ascii="Times New Roman" w:hAnsi="Times New Roman"/>
-                <w:color w:val="1E293B"/>
-                <w:sz w:val="19"/>
-              </w:rPr>
-              <w:t>2.279</w:t>
-            </w:r>
-          </w:p>
-        </w:tc>
-        <w:tc>
-          <w:tcPr>
-            <w:tcW w:type="dxa" w:w="1152"/>
-            <w:shd w:fill="FFFFFF"/>
-            <w:tcMar>
-              <w:top w:w="90" w:type="dxa"/>
-              <w:bottom w:w="90" w:type="dxa"/>
-              <w:left w:w="140" w:type="dxa"/>
-              <w:right w:w="140" w:type="dxa"/>
-            </w:tcMar>
-          </w:tcPr>
-          <w:p>
-            <w:pPr>
-              <w:jc w:val="right"/>
-            </w:pPr>
-            <w:r>
-              <w:rPr>
-                <w:rFonts w:ascii="Times New Roman" w:hAnsi="Times New Roman"/>
-                <w:color w:val="1E293B"/>
-                <w:sz w:val="19"/>
-              </w:rPr>
-              <w:t>2,28%</w:t>
-            </w:r>
-          </w:p>
-        </w:tc>
-        <w:tc>
-          <w:tcPr>
-            <w:tcW w:type="dxa" w:w="2592"/>
-            <w:shd w:fill="FFFFFF"/>
-            <w:tcMar>
-              <w:top w:w="90" w:type="dxa"/>
-              <w:bottom w:w="90" w:type="dxa"/>
-              <w:left w:w="140" w:type="dxa"/>
-              <w:right w:w="140" w:type="dxa"/>
-            </w:tcMar>
-          </w:tcPr>
-          <w:p>
-            <w:pPr>
-              <w:jc w:val="left"/>
-            </w:pPr>
-            <w:r>
-              <w:rPr>
-                <w:rFonts w:ascii="Times New Roman" w:hAnsi="Times New Roman"/>
-                <w:color w:val="1E293B"/>
-                <w:sz w:val="19"/>
-              </w:rPr>
-              <w:t>Huruf pada akar kata asli menyerupai morfem terikat (jaran).</w:t>
-            </w:r>
-          </w:p>
-        </w:tc>
-        <w:tc>
-          <w:tcPr>
-            <w:tcW w:type="dxa" w:w="2304"/>
-            <w:shd w:fill="FFFFFF"/>
-            <w:tcMar>
-              <w:top w:w="90" w:type="dxa"/>
-              <w:bottom w:w="90" w:type="dxa"/>
-              <w:left w:w="140" w:type="dxa"/>
-              <w:right w:w="140" w:type="dxa"/>
-            </w:tcMar>
-          </w:tcPr>
-          <w:p>
-            <w:pPr>
-              <w:jc w:val="left"/>
-            </w:pPr>
-            <w:r>
-              <w:rPr>
-                <w:rFonts w:ascii="Times New Roman" w:hAnsi="Times New Roman"/>
-                <w:color w:val="1E293B"/>
-                <w:sz w:val="19"/>
-              </w:rPr>
-              <w:t>Proteksi lema dasar dalam kamus leksikon rujukan.</w:t>
-            </w:r>
-          </w:p>
-        </w:tc>
-      </w:tr>
-      <w:tr>
-        <w:tc>
-          <w:tcPr>
-            <w:tcW w:type="dxa" w:w="2160"/>
-            <w:shd w:fill="FAFAFA"/>
-            <w:tcMar>
-              <w:top w:w="90" w:type="dxa"/>
-              <w:bottom w:w="90" w:type="dxa"/>
-              <w:left w:w="140" w:type="dxa"/>
-              <w:right w:w="140" w:type="dxa"/>
-            </w:tcMar>
-          </w:tcPr>
-          <w:p>
-            <w:pPr>
-              <w:jc w:val="left"/>
-            </w:pPr>
-            <w:r>
-              <w:rPr>
-                <w:rFonts w:ascii="Times New Roman" w:hAnsi="Times New Roman"/>
-                <w:color w:val="1E293B"/>
-                <w:sz w:val="19"/>
-              </w:rPr>
-              <w:t>Incorrect Lemma</w:t>
-            </w:r>
-          </w:p>
-        </w:tc>
-        <w:tc>
-          <w:tcPr>
-            <w:tcW w:type="dxa" w:w="1152"/>
-            <w:shd w:fill="FAFAFA"/>
-            <w:tcMar>
-              <w:top w:w="90" w:type="dxa"/>
-              <w:bottom w:w="90" w:type="dxa"/>
-              <w:left w:w="140" w:type="dxa"/>
-              <w:right w:w="140" w:type="dxa"/>
-            </w:tcMar>
-          </w:tcPr>
-          <w:p>
-            <w:pPr>
-              <w:jc w:val="right"/>
-            </w:pPr>
-            <w:r>
-              <w:rPr>
-                <w:rFonts w:ascii="Times New Roman" w:hAnsi="Times New Roman"/>
-                <w:color w:val="1E293B"/>
-                <w:sz w:val="19"/>
-              </w:rPr>
-              <w:t>1.427</w:t>
-            </w:r>
-          </w:p>
-        </w:tc>
-        <w:tc>
-          <w:tcPr>
-            <w:tcW w:type="dxa" w:w="1152"/>
-            <w:shd w:fill="FAFAFA"/>
-            <w:tcMar>
-              <w:top w:w="90" w:type="dxa"/>
-              <w:bottom w:w="90" w:type="dxa"/>
-              <w:left w:w="140" w:type="dxa"/>
-              <w:right w:w="140" w:type="dxa"/>
-            </w:tcMar>
-          </w:tcPr>
-          <w:p>
-            <w:pPr>
-              <w:jc w:val="right"/>
-            </w:pPr>
-            <w:r>
-              <w:rPr>
-                <w:rFonts w:ascii="Times New Roman" w:hAnsi="Times New Roman"/>
-                <w:color w:val="1E293B"/>
-                <w:sz w:val="19"/>
-              </w:rPr>
-              <w:t>1,43%</w:t>
-            </w:r>
-          </w:p>
-        </w:tc>
-        <w:tc>
-          <w:tcPr>
-            <w:tcW w:type="dxa" w:w="2592"/>
-            <w:shd w:fill="FAFAFA"/>
-            <w:tcMar>
-              <w:top w:w="90" w:type="dxa"/>
-              <w:bottom w:w="90" w:type="dxa"/>
-              <w:left w:w="140" w:type="dxa"/>
-              <w:right w:w="140" w:type="dxa"/>
-            </w:tcMar>
-          </w:tcPr>
-          <w:p>
-            <w:pPr>
-              <w:jc w:val="left"/>
-            </w:pPr>
-            <w:r>
-              <w:rPr>
-                <w:rFonts w:ascii="Times New Roman" w:hAnsi="Times New Roman"/>
-                <w:color w:val="1E293B"/>
-                <w:sz w:val="19"/>
-              </w:rPr>
-              <w:t>Alternasi morfonofonemik sengau homonim (p/b atau t/d).</w:t>
-            </w:r>
-          </w:p>
-        </w:tc>
-        <w:tc>
-          <w:tcPr>
-            <w:tcW w:type="dxa" w:w="2304"/>
-            <w:shd w:fill="FAFAFA"/>
-            <w:tcMar>
-              <w:top w:w="90" w:type="dxa"/>
-              <w:bottom w:w="90" w:type="dxa"/>
-              <w:left w:w="140" w:type="dxa"/>
-              <w:right w:w="140" w:type="dxa"/>
-            </w:tcMar>
-          </w:tcPr>
-          <w:p>
-            <w:pPr>
-              <w:jc w:val="left"/>
-            </w:pPr>
-            <w:r>
-              <w:rPr>
-                <w:rFonts w:ascii="Times New Roman" w:hAnsi="Times New Roman"/>
-                <w:color w:val="1E293B"/>
-                <w:sz w:val="19"/>
-              </w:rPr>
-              <w:t>Validasi frekuensi preferensial pada entri kamus.</w:t>
-            </w:r>
-          </w:p>
-        </w:tc>
-      </w:tr>
-      <w:tr>
-        <w:tc>
-          <w:tcPr>
-            <w:tcW w:type="dxa" w:w="2160"/>
-            <w:shd w:fill="FFFFFF"/>
-            <w:tcMar>
-              <w:top w:w="90" w:type="dxa"/>
-              <w:bottom w:w="90" w:type="dxa"/>
-              <w:left w:w="140" w:type="dxa"/>
-              <w:right w:w="140" w:type="dxa"/>
-            </w:tcMar>
-          </w:tcPr>
-          <w:p>
-            <w:pPr>
-              <w:jc w:val="left"/>
-            </w:pPr>
-            <w:r>
-              <w:rPr>
-                <w:rFonts w:ascii="Times New Roman" w:hAnsi="Times New Roman"/>
-                <w:color w:val="1E293B"/>
-                <w:sz w:val="19"/>
-              </w:rPr>
-              <w:t>Out-of-Vocabulary (OOV)</w:t>
-            </w:r>
-          </w:p>
-        </w:tc>
-        <w:tc>
-          <w:tcPr>
-            <w:tcW w:type="dxa" w:w="1152"/>
-            <w:shd w:fill="FFFFFF"/>
-            <w:tcMar>
-              <w:top w:w="90" w:type="dxa"/>
-              <w:bottom w:w="90" w:type="dxa"/>
-              <w:left w:w="140" w:type="dxa"/>
-              <w:right w:w="140" w:type="dxa"/>
-            </w:tcMar>
-          </w:tcPr>
-          <w:p>
-            <w:pPr>
-              <w:jc w:val="right"/>
-            </w:pPr>
-            <w:r>
-              <w:rPr>
-                <w:rFonts w:ascii="Times New Roman" w:hAnsi="Times New Roman"/>
-                <w:color w:val="1E293B"/>
-                <w:sz w:val="19"/>
-              </w:rPr>
-              <w:t>0</w:t>
-            </w:r>
-          </w:p>
-        </w:tc>
-        <w:tc>
-          <w:tcPr>
-            <w:tcW w:type="dxa" w:w="1152"/>
-            <w:shd w:fill="FFFFFF"/>
-            <w:tcMar>
-              <w:top w:w="90" w:type="dxa"/>
-              <w:bottom w:w="90" w:type="dxa"/>
-              <w:left w:w="140" w:type="dxa"/>
-              <w:right w:w="140" w:type="dxa"/>
-            </w:tcMar>
-          </w:tcPr>
-          <w:p>
-            <w:pPr>
-              <w:jc w:val="right"/>
-            </w:pPr>
-            <w:r>
-              <w:rPr>
-                <w:rFonts w:ascii="Times New Roman" w:hAnsi="Times New Roman"/>
-                <w:color w:val="1E293B"/>
-                <w:sz w:val="19"/>
-              </w:rPr>
-              <w:t>0,00%</w:t>
-            </w:r>
-          </w:p>
-        </w:tc>
-        <w:tc>
-          <w:tcPr>
-            <w:tcW w:type="dxa" w:w="2592"/>
-            <w:shd w:fill="FFFFFF"/>
-            <w:tcMar>
-              <w:top w:w="90" w:type="dxa"/>
-              <w:bottom w:w="90" w:type="dxa"/>
-              <w:left w:w="140" w:type="dxa"/>
-              <w:right w:w="140" w:type="dxa"/>
-            </w:tcMar>
-          </w:tcPr>
-          <w:p>
-            <w:pPr>
-              <w:jc w:val="left"/>
-            </w:pPr>
-            <w:r>
-              <w:rPr>
-                <w:rFonts w:ascii="Times New Roman" w:hAnsi="Times New Roman"/>
-                <w:color w:val="1E293B"/>
-                <w:sz w:val="19"/>
-              </w:rPr>
-              <w:t>Kata dasar tidak tercatat dalam leksikon.</w:t>
-            </w:r>
-          </w:p>
-        </w:tc>
-        <w:tc>
-          <w:tcPr>
-            <w:tcW w:type="dxa" w:w="2304"/>
-            <w:shd w:fill="FFFFFF"/>
-            <w:tcMar>
-              <w:top w:w="90" w:type="dxa"/>
-              <w:bottom w:w="90" w:type="dxa"/>
-              <w:left w:w="140" w:type="dxa"/>
-              <w:right w:w="140" w:type="dxa"/>
-            </w:tcMar>
-          </w:tcPr>
-          <w:p>
-            <w:pPr>
-              <w:jc w:val="left"/>
-            </w:pPr>
-            <w:r>
-              <w:rPr>
-                <w:rFonts w:ascii="Times New Roman" w:hAnsi="Times New Roman"/>
-                <w:color w:val="1E293B"/>
-                <w:sz w:val="19"/>
-              </w:rPr>
-              <w:t>Basis data Balai Bahasa NTB mencakup 100% lema uji.</w:t>
-            </w:r>
-          </w:p>
-        </w:tc>
-      </w:tr>
-    </w:tbl>
-    <w:p>
-      <w:pPr>
-        <w:spacing w:before="0" w:after="160"/>
-      </w:pPr>
-    </w:p>
-    <w:p>
-      <w:pPr>
-        <w:spacing w:before="80" w:after="280"/>
-        <w:jc w:val="center"/>
-      </w:pPr>
-      <w:r>
-        <w:rPr>
-          <w:b/>
-          <w:i/>
-          <w:sz w:val="19"/>
-        </w:rPr>
-        <w:t>Tabel 5.</w:t>
-      </w:r>
-      <w:r>
-        <w:rPr>
-          <w:i/>
-          <w:sz w:val="19"/>
-        </w:rPr>
-        <w:t xml:space="preserve"> Analisis Taksonomi Kesalahan pada 100.000 Data Uji.</w:t>
-      </w:r>
-    </w:p>
-    <w:p>
-      <w:pPr>
-        <w:keepNext/>
-        <w:spacing w:before="240" w:after="80"/>
-      </w:pPr>
-      <w:r>
-        <w:rPr>
-          <w:rFonts w:ascii="Times New Roman" w:hAnsi="Times New Roman"/>
-          <w:b/>
-          <w:color w:val="1E293B"/>
-          <w:sz w:val="23"/>
-        </w:rPr>
-        <w:t>5.5. Efisiensi Komputasi, Throughput, dan Skalabilitas Latensi</w:t>
+        <w:t>5.6. Efisiensi Komputasi dan Latensi Eksekusi</w:t>
       </w:r>
     </w:p>
     <w:p>
@@ -6282,8 +6703,8 @@
       <w:r>
         <w:drawing>
           <wp:inline xmlns:a="http://schemas.openxmlformats.org/drawingml/2006/main" xmlns:pic="http://schemas.openxmlformats.org/drawingml/2006/picture">
-            <wp:extent cx="5669280" cy="2391728"/>
-            <wp:docPr id="5" name="Picture 5"/>
+            <wp:extent cx="5486400" cy="2314575"/>
+            <wp:docPr id="4" name="Picture 4"/>
             <wp:cNvGraphicFramePr>
               <a:graphicFrameLocks noChangeAspect="1"/>
             </wp:cNvGraphicFramePr>
@@ -6295,7 +6716,7 @@
                     <pic:cNvPicPr/>
                   </pic:nvPicPr>
                   <pic:blipFill>
-                    <a:blip r:embed="rId15"/>
+                    <a:blip r:embed="rId14"/>
                     <a:stretch>
                       <a:fillRect/>
                     </a:stretch>
@@ -6303,7 +6724,7 @@
                   <pic:spPr>
                     <a:xfrm>
                       <a:off x="0" y="0"/>
-                      <a:ext cx="5669280" cy="2391728"/>
+                      <a:ext cx="5486400" cy="2314575"/>
                     </a:xfrm>
                     <a:prstGeom prst="rect"/>
                   </pic:spPr>
@@ -6316,7 +6737,7 @@
     </w:p>
     <w:p>
       <w:pPr>
-        <w:spacing w:before="80" w:after="280"/>
+        <w:spacing w:before="80" w:after="240"/>
         <w:jc w:val="center"/>
       </w:pPr>
       <w:r>
@@ -6339,13 +6760,13 @@
       <w:r>
         <w:t>Hasil pengujian membuktikan:</w:t>
         <w:br/>
-        <w:t>• Throughput Puncak: Mencapai 22.500 kata per detik pada pemrosesan teks berurutan (batch mode).</w:t>
+        <w:t>• Throughput Pemrosesan Batch: Memproses 7.826 kata per detik pada skala 100k dan 16.272 kata per detik pada benchmark 10k.</w:t>
         <w:br/>
         <w:t>• Latensi Sub-Milidetik: Rata-rata 0,044 milidetik per token kata.</w:t>
         <w:br/>
         <w:t>• Skalabilitas Linier: Waktu komputasi berskala O(N) terhadap panjang kalimat, bebas lonjakan latensi eksponensial.</w:t>
         <w:br/>
-        <w:t>• Nol Dependensi Eksternal: Berjalan murni menggunakan Python Standard Library, siap dioperasikan pada server mikro maupun perangkat edge.</w:t>
+        <w:t>• Tanpa Dependensi Eksternal: Berjalan murni menggunakan Python Standard Library.</w:t>
       </w:r>
     </w:p>
     <w:p>
@@ -6360,12 +6781,12 @@
           <w:color w:val="1E293B"/>
           <w:sz w:val="23"/>
         </w:rPr>
-        <w:t>5.6. Evaluasi Ekstrinsik: Kompresi Ruang Fitur Kosakata</w:t>
+        <w:t>5.7. Evaluasi Ekstrinsik: Kompresi Ruang Fitur Kosakata</w:t>
       </w:r>
     </w:p>
     <w:p>
       <w:r>
-        <w:t>Lematisasi SasakNLP berhasil memangkas dimensi ruang fitur kosakata secara signifikan (Tabel 6), mereduksi matriks sparsity pada pemodelan NLP hilir seperti klasifikasi teks dan penelusuran informasi (IR).</w:t>
+        <w:t>Lematisasi SasakNLP berhasil mereduksi dimensi kosakata korpus teks autentik dari 5.913 kata unik menjadi 4.022 lema dasar (kompresi ruang fitur sebesar 31,98%, Tabel 6), mereduksi sparsity matriks representasi vektor teks untuk tugas klasifikasi dan temu balik informasi.</w:t>
       </w:r>
     </w:p>
     <w:tbl>
@@ -6643,7 +7064,7 @@
                 <w:color w:val="1E293B"/>
                 <w:sz w:val="19"/>
               </w:rPr>
-              <w:t>Mengurangi beban komparasi leksikal hingga 55x lipat.</w:t>
+              <w:t>Mengurangi beban komparasi leksikal hingga 55× lipat.</w:t>
             </w:r>
           </w:p>
         </w:tc>
@@ -6652,7 +7073,7 @@
         <w:tc>
           <w:tcPr>
             <w:tcW w:type="dxa" w:w="2160"/>
-            <w:shd w:fill="FAFAFA"/>
+            <w:shd w:fill="F8FAFC"/>
             <w:tcMar>
               <w:top w:w="90" w:type="dxa"/>
               <w:bottom w:w="90" w:type="dxa"/>
@@ -6677,7 +7098,7 @@
         <w:tc>
           <w:tcPr>
             <w:tcW w:type="dxa" w:w="1584"/>
-            <w:shd w:fill="FAFAFA"/>
+            <w:shd w:fill="F8FAFC"/>
             <w:tcMar>
               <w:top w:w="90" w:type="dxa"/>
               <w:bottom w:w="90" w:type="dxa"/>
@@ -6702,7 +7123,7 @@
         <w:tc>
           <w:tcPr>
             <w:tcW w:type="dxa" w:w="1440"/>
-            <w:shd w:fill="FAFAFA"/>
+            <w:shd w:fill="F8FAFC"/>
             <w:tcMar>
               <w:top w:w="90" w:type="dxa"/>
               <w:bottom w:w="90" w:type="dxa"/>
@@ -6727,7 +7148,7 @@
         <w:tc>
           <w:tcPr>
             <w:tcW w:type="dxa" w:w="1440"/>
-            <w:shd w:fill="FAFAFA"/>
+            <w:shd w:fill="F8FAFC"/>
             <w:tcMar>
               <w:top w:w="90" w:type="dxa"/>
               <w:bottom w:w="90" w:type="dxa"/>
@@ -6752,7 +7173,7 @@
         <w:tc>
           <w:tcPr>
             <w:tcW w:type="dxa" w:w="2736"/>
-            <w:shd w:fill="FAFAFA"/>
+            <w:shd w:fill="F8FAFC"/>
             <w:tcMar>
               <w:top w:w="90" w:type="dxa"/>
               <w:bottom w:w="90" w:type="dxa"/>
@@ -6770,7 +7191,7 @@
                 <w:color w:val="1E293B"/>
                 <w:sz w:val="19"/>
               </w:rPr>
-              <w:t>Memangkas sparsity matriks TF-IDF sebesar 32%, mencegah overfitting klasifikasi teks.</w:t>
+              <w:t>Memangkas sparsity matriks representasi teks sebesar 32%.</w:t>
             </w:r>
           </w:p>
         </w:tc>
@@ -6783,7 +7204,7 @@
     </w:p>
     <w:p>
       <w:pPr>
-        <w:spacing w:before="80" w:after="280"/>
+        <w:spacing w:before="80" w:after="240"/>
         <w:jc w:val="center"/>
       </w:pPr>
       <w:r>
@@ -6814,17 +7235,1166 @@
           <w:color w:val="0F172A"/>
           <w:sz w:val="26"/>
         </w:rPr>
-        <w:t>6. Kesimpulan dan Agenda Riset Masa Depan</w:t>
+        <w:t>6. Pembahasan dan Analisis Taksonomi Kesalahan (Discussion &amp; Error Analysis)</w:t>
+      </w:r>
+    </w:p>
+    <w:p>
+      <w:pPr>
+        <w:keepNext/>
+        <w:spacing w:before="240" w:after="80"/>
+      </w:pPr>
+      <w:r>
+        <w:rPr>
+          <w:rFonts w:ascii="Times New Roman" w:hAnsi="Times New Roman"/>
+          <w:b/>
+          <w:color w:val="1E293B"/>
+          <w:sz w:val="23"/>
+        </w:rPr>
+        <w:t>6.1. Analisis Taksonomi Kesalahan (Error Taxonomy)</w:t>
       </w:r>
     </w:p>
     <w:p>
       <w:r>
-        <w:t>Penelitian ini berhasil merancang, mengimplementasikan, dan mengevaluasi SasakNLP, sebuah kerangka kerja pemrosesan bahasa alami pertama berstandar publikasi ilmiah untuk Bahasa Sasak. Melalui perpaduan arsitektur rule-based multi-kandidat dan validasi kamus terpadu Balai Bahasa Provinsi NTB, SasakNLP membuktikan keunggulan akurasi morfologis (87,98%), presisi makro (99,00%), eliminasi overstemming, serta ketahanan lintas 5 dialek Sasak dengan kecepatan eksekusi 22.500 kata per detik.</w:t>
+        <w:t>Diagnosis komprehensif atas kegagalan morfologis dipetakan pada Tabel 7 dan Gambar 3.</w:t>
+      </w:r>
+    </w:p>
+    <w:p>
+      <w:pPr>
+        <w:spacing w:before="160" w:after="40"/>
+        <w:jc w:val="center"/>
+      </w:pPr>
+      <w:r>
+        <w:drawing>
+          <wp:inline xmlns:a="http://schemas.openxmlformats.org/drawingml/2006/main" xmlns:pic="http://schemas.openxmlformats.org/drawingml/2006/picture">
+            <wp:extent cx="5486400" cy="2608289"/>
+            <wp:docPr id="5" name="Picture 5"/>
+            <wp:cNvGraphicFramePr>
+              <a:graphicFrameLocks noChangeAspect="1"/>
+            </wp:cNvGraphicFramePr>
+            <a:graphic>
+              <a:graphicData uri="http://schemas.openxmlformats.org/drawingml/2006/picture">
+                <pic:pic>
+                  <pic:nvPicPr>
+                    <pic:cNvPr id="0" name="fig3_error_taxonomy.png"/>
+                    <pic:cNvPicPr/>
+                  </pic:nvPicPr>
+                  <pic:blipFill>
+                    <a:blip r:embed="rId15"/>
+                    <a:stretch>
+                      <a:fillRect/>
+                    </a:stretch>
+                  </pic:blipFill>
+                  <pic:spPr>
+                    <a:xfrm>
+                      <a:off x="0" y="0"/>
+                      <a:ext cx="5486400" cy="2608289"/>
+                    </a:xfrm>
+                    <a:prstGeom prst="rect"/>
+                  </pic:spPr>
+                </pic:pic>
+              </a:graphicData>
+            </a:graphic>
+          </wp:inline>
+        </w:drawing>
+      </w:r>
+    </w:p>
+    <w:p>
+      <w:pPr>
+        <w:spacing w:before="80" w:after="240"/>
+        <w:jc w:val="center"/>
+      </w:pPr>
+      <w:r>
+        <w:rPr>
+          <w:b/>
+          <w:i/>
+          <w:sz w:val="19"/>
+        </w:rPr>
+        <w:t>Gambar 3.</w:t>
+      </w:r>
+      <w:r>
+        <w:rPr>
+          <w:i/>
+          <w:sz w:val="19"/>
+        </w:rPr>
+        <w:t xml:space="preserve"> Distribusi taksonomi kesalahan lematisasi (panel kiri) dan matriks diagnosis kegagalan linguistik (panel kanan).</w:t>
+      </w:r>
+    </w:p>
+    <w:tbl>
+      <w:tblPr>
+        <w:tblW w:type="auto" w:w="0"/>
+        <w:jc w:val="center"/>
+        <w:tblLook w:firstColumn="1" w:firstRow="1" w:lastColumn="0" w:lastRow="0" w:noHBand="0" w:noVBand="1" w:val="04A0"/>
+        <w:tblBorders>
+          <w:top w:val="single" w:sz="6" w:space="0" w:color="CBD5E1"/>
+          <w:bottom w:val="single" w:sz="6" w:space="0" w:color="CBD5E1"/>
+          <w:insideH w:val="single" w:sz="6" w:space="0" w:color="CBD5E1"/>
+          <w:left w:val="none"/>
+          <w:right w:val="none"/>
+          <w:insideV w:val="none"/>
+        </w:tblBorders>
+      </w:tblPr>
+      <w:tblGrid>
+        <w:gridCol w:w="1505"/>
+        <w:gridCol w:w="1505"/>
+        <w:gridCol w:w="1505"/>
+        <w:gridCol w:w="1505"/>
+        <w:gridCol w:w="1505"/>
+        <w:gridCol w:w="1505"/>
+      </w:tblGrid>
+      <w:tr>
+        <w:tc>
+          <w:tcPr>
+            <w:tcW w:type="dxa" w:w="1728"/>
+            <w:shd w:fill="F1F5F9"/>
+            <w:tcMar>
+              <w:top w:w="120" w:type="dxa"/>
+              <w:bottom w:w="120" w:type="dxa"/>
+              <w:left w:w="140" w:type="dxa"/>
+              <w:right w:w="140" w:type="dxa"/>
+            </w:tcMar>
+          </w:tcPr>
+          <w:p>
+            <w:pPr>
+              <w:jc w:val="left"/>
+            </w:pPr>
+            <w:r>
+              <w:rPr>
+                <w:rFonts w:ascii="Times New Roman" w:hAnsi="Times New Roman"/>
+                <w:b/>
+                <w:color w:val="0F172A"/>
+                <w:sz w:val="19"/>
+              </w:rPr>
+              <w:t>Klasifikasi Kesalahan</w:t>
+            </w:r>
+          </w:p>
+        </w:tc>
+        <w:tc>
+          <w:tcPr>
+            <w:tcW w:type="dxa" w:w="2016"/>
+            <w:shd w:fill="F1F5F9"/>
+            <w:tcMar>
+              <w:top w:w="120" w:type="dxa"/>
+              <w:bottom w:w="120" w:type="dxa"/>
+              <w:left w:w="140" w:type="dxa"/>
+              <w:right w:w="140" w:type="dxa"/>
+            </w:tcMar>
+          </w:tcPr>
+          <w:p>
+            <w:pPr>
+              <w:jc w:val="left"/>
+            </w:pPr>
+            <w:r>
+              <w:rPr>
+                <w:rFonts w:ascii="Times New Roman" w:hAnsi="Times New Roman"/>
+                <w:b/>
+                <w:color w:val="0F172A"/>
+                <w:sz w:val="19"/>
+              </w:rPr>
+              <w:t>Definisi Komputasional</w:t>
+            </w:r>
+          </w:p>
+        </w:tc>
+        <w:tc>
+          <w:tcPr>
+            <w:tcW w:type="dxa" w:w="2016"/>
+            <w:shd w:fill="F1F5F9"/>
+            <w:tcMar>
+              <w:top w:w="120" w:type="dxa"/>
+              <w:bottom w:w="120" w:type="dxa"/>
+              <w:left w:w="140" w:type="dxa"/>
+              <w:right w:w="140" w:type="dxa"/>
+            </w:tcMar>
+          </w:tcPr>
+          <w:p>
+            <w:pPr>
+              <w:jc w:val="left"/>
+            </w:pPr>
+            <w:r>
+              <w:rPr>
+                <w:rFonts w:ascii="Times New Roman" w:hAnsi="Times New Roman"/>
+                <w:b/>
+                <w:color w:val="0F172A"/>
+                <w:sz w:val="19"/>
+              </w:rPr>
+              <w:t>Contoh Masukan -&gt; Prediksi</w:t>
+            </w:r>
+          </w:p>
+        </w:tc>
+        <w:tc>
+          <w:tcPr>
+            <w:tcW w:type="dxa" w:w="1008"/>
+            <w:shd w:fill="F1F5F9"/>
+            <w:tcMar>
+              <w:top w:w="120" w:type="dxa"/>
+              <w:bottom w:w="120" w:type="dxa"/>
+              <w:left w:w="140" w:type="dxa"/>
+              <w:right w:w="140" w:type="dxa"/>
+            </w:tcMar>
+          </w:tcPr>
+          <w:p>
+            <w:pPr>
+              <w:jc w:val="right"/>
+            </w:pPr>
+            <w:r>
+              <w:rPr>
+                <w:rFonts w:ascii="Times New Roman" w:hAnsi="Times New Roman"/>
+                <w:b/>
+                <w:color w:val="0F172A"/>
+                <w:sz w:val="19"/>
+              </w:rPr>
+              <w:t>Frekuensi</w:t>
+            </w:r>
+          </w:p>
+        </w:tc>
+        <w:tc>
+          <w:tcPr>
+            <w:tcW w:type="dxa" w:w="1008"/>
+            <w:shd w:fill="F1F5F9"/>
+            <w:tcMar>
+              <w:top w:w="120" w:type="dxa"/>
+              <w:bottom w:w="120" w:type="dxa"/>
+              <w:left w:w="140" w:type="dxa"/>
+              <w:right w:w="140" w:type="dxa"/>
+            </w:tcMar>
+          </w:tcPr>
+          <w:p>
+            <w:pPr>
+              <w:jc w:val="right"/>
+            </w:pPr>
+            <w:r>
+              <w:rPr>
+                <w:rFonts w:ascii="Times New Roman" w:hAnsi="Times New Roman"/>
+                <w:b/>
+                <w:color w:val="0F172A"/>
+                <w:sz w:val="19"/>
+              </w:rPr>
+              <w:t>Persentase</w:t>
+            </w:r>
+          </w:p>
+        </w:tc>
+        <w:tc>
+          <w:tcPr>
+            <w:tcW w:type="dxa" w:w="2160"/>
+            <w:shd w:fill="F1F5F9"/>
+            <w:tcMar>
+              <w:top w:w="120" w:type="dxa"/>
+              <w:bottom w:w="120" w:type="dxa"/>
+              <w:left w:w="140" w:type="dxa"/>
+              <w:right w:w="140" w:type="dxa"/>
+            </w:tcMar>
+          </w:tcPr>
+          <w:p>
+            <w:pPr>
+              <w:jc w:val="left"/>
+            </w:pPr>
+            <w:r>
+              <w:rPr>
+                <w:rFonts w:ascii="Times New Roman" w:hAnsi="Times New Roman"/>
+                <w:b/>
+                <w:color w:val="0F172A"/>
+                <w:sz w:val="19"/>
+              </w:rPr>
+              <w:t>Akar Masalah Linguistik</w:t>
+            </w:r>
+          </w:p>
+        </w:tc>
+      </w:tr>
+      <w:tr>
+        <w:tc>
+          <w:tcPr>
+            <w:tcW w:type="dxa" w:w="1728"/>
+            <w:shd w:fill="FFFFFF"/>
+            <w:tcMar>
+              <w:top w:w="90" w:type="dxa"/>
+              <w:bottom w:w="90" w:type="dxa"/>
+              <w:left w:w="140" w:type="dxa"/>
+              <w:right w:w="140" w:type="dxa"/>
+            </w:tcMar>
+          </w:tcPr>
+          <w:p>
+            <w:pPr>
+              <w:jc w:val="left"/>
+            </w:pPr>
+            <w:r>
+              <w:rPr>
+                <w:rFonts w:ascii="Times New Roman" w:hAnsi="Times New Roman"/>
+                <w:color w:val="1E293B"/>
+                <w:sz w:val="19"/>
+              </w:rPr>
+              <w:t>Prediksi Benar</w:t>
+            </w:r>
+          </w:p>
+        </w:tc>
+        <w:tc>
+          <w:tcPr>
+            <w:tcW w:type="dxa" w:w="2016"/>
+            <w:shd w:fill="FFFFFF"/>
+            <w:tcMar>
+              <w:top w:w="90" w:type="dxa"/>
+              <w:bottom w:w="90" w:type="dxa"/>
+              <w:left w:w="140" w:type="dxa"/>
+              <w:right w:w="140" w:type="dxa"/>
+            </w:tcMar>
+          </w:tcPr>
+          <w:p>
+            <w:pPr>
+              <w:jc w:val="left"/>
+            </w:pPr>
+            <w:r>
+              <w:rPr>
+                <w:rFonts w:ascii="Times New Roman" w:hAnsi="Times New Roman"/>
+                <w:color w:val="1E293B"/>
+                <w:sz w:val="19"/>
+              </w:rPr>
+              <w:t>Lema prediksi identik lema kamus.</w:t>
+            </w:r>
+          </w:p>
+        </w:tc>
+        <w:tc>
+          <w:tcPr>
+            <w:tcW w:type="dxa" w:w="2016"/>
+            <w:shd w:fill="FFFFFF"/>
+            <w:tcMar>
+              <w:top w:w="90" w:type="dxa"/>
+              <w:bottom w:w="90" w:type="dxa"/>
+              <w:left w:w="140" w:type="dxa"/>
+              <w:right w:w="140" w:type="dxa"/>
+            </w:tcMar>
+          </w:tcPr>
+          <w:p>
+            <w:pPr>
+              <w:jc w:val="left"/>
+            </w:pPr>
+            <w:r>
+              <w:rPr>
+                <w:rFonts w:ascii="Times New Roman" w:hAnsi="Times New Roman"/>
+                <w:color w:val="1E293B"/>
+                <w:sz w:val="19"/>
+              </w:rPr>
+              <w:t>tepinaq -&gt; pinaq</w:t>
+            </w:r>
+          </w:p>
+        </w:tc>
+        <w:tc>
+          <w:tcPr>
+            <w:tcW w:type="dxa" w:w="1008"/>
+            <w:shd w:fill="FFFFFF"/>
+            <w:tcMar>
+              <w:top w:w="90" w:type="dxa"/>
+              <w:bottom w:w="90" w:type="dxa"/>
+              <w:left w:w="140" w:type="dxa"/>
+              <w:right w:w="140" w:type="dxa"/>
+            </w:tcMar>
+          </w:tcPr>
+          <w:p>
+            <w:pPr>
+              <w:jc w:val="right"/>
+            </w:pPr>
+            <w:r>
+              <w:rPr>
+                <w:rFonts w:ascii="Times New Roman" w:hAnsi="Times New Roman"/>
+                <w:color w:val="1E293B"/>
+                <w:sz w:val="19"/>
+              </w:rPr>
+              <w:t>80.438</w:t>
+            </w:r>
+          </w:p>
+        </w:tc>
+        <w:tc>
+          <w:tcPr>
+            <w:tcW w:type="dxa" w:w="1008"/>
+            <w:shd w:fill="FFFFFF"/>
+            <w:tcMar>
+              <w:top w:w="90" w:type="dxa"/>
+              <w:bottom w:w="90" w:type="dxa"/>
+              <w:left w:w="140" w:type="dxa"/>
+              <w:right w:w="140" w:type="dxa"/>
+            </w:tcMar>
+          </w:tcPr>
+          <w:p>
+            <w:pPr>
+              <w:jc w:val="right"/>
+            </w:pPr>
+            <w:r>
+              <w:rPr>
+                <w:rFonts w:ascii="Times New Roman" w:hAnsi="Times New Roman"/>
+                <w:color w:val="1E293B"/>
+                <w:sz w:val="19"/>
+              </w:rPr>
+              <w:t>80,44%</w:t>
+            </w:r>
+          </w:p>
+        </w:tc>
+        <w:tc>
+          <w:tcPr>
+            <w:tcW w:type="dxa" w:w="2160"/>
+            <w:shd w:fill="FFFFFF"/>
+            <w:tcMar>
+              <w:top w:w="90" w:type="dxa"/>
+              <w:bottom w:w="90" w:type="dxa"/>
+              <w:left w:w="140" w:type="dxa"/>
+              <w:right w:w="140" w:type="dxa"/>
+            </w:tcMar>
+          </w:tcPr>
+          <w:p>
+            <w:pPr>
+              <w:jc w:val="left"/>
+            </w:pPr>
+            <w:r>
+              <w:rPr>
+                <w:rFonts w:ascii="Times New Roman" w:hAnsi="Times New Roman"/>
+                <w:color w:val="1E293B"/>
+                <w:sz w:val="19"/>
+              </w:rPr>
+              <w:t>Aturan afiksasi dan leksikon cocok tepat.</w:t>
+            </w:r>
+          </w:p>
+        </w:tc>
+      </w:tr>
+      <w:tr>
+        <w:tc>
+          <w:tcPr>
+            <w:tcW w:type="dxa" w:w="1728"/>
+            <w:shd w:fill="F8FAFC"/>
+            <w:tcMar>
+              <w:top w:w="90" w:type="dxa"/>
+              <w:bottom w:w="90" w:type="dxa"/>
+              <w:left w:w="140" w:type="dxa"/>
+              <w:right w:w="140" w:type="dxa"/>
+            </w:tcMar>
+          </w:tcPr>
+          <w:p>
+            <w:pPr>
+              <w:jc w:val="left"/>
+            </w:pPr>
+            <w:r>
+              <w:rPr>
+                <w:rFonts w:ascii="Times New Roman" w:hAnsi="Times New Roman"/>
+                <w:color w:val="1E293B"/>
+                <w:sz w:val="19"/>
+              </w:rPr>
+              <w:t>Understemming</w:t>
+            </w:r>
+          </w:p>
+        </w:tc>
+        <w:tc>
+          <w:tcPr>
+            <w:tcW w:type="dxa" w:w="2016"/>
+            <w:shd w:fill="F8FAFC"/>
+            <w:tcMar>
+              <w:top w:w="90" w:type="dxa"/>
+              <w:bottom w:w="90" w:type="dxa"/>
+              <w:left w:w="140" w:type="dxa"/>
+              <w:right w:w="140" w:type="dxa"/>
+            </w:tcMar>
+          </w:tcPr>
+          <w:p>
+            <w:pPr>
+              <w:jc w:val="left"/>
+            </w:pPr>
+            <w:r>
+              <w:rPr>
+                <w:rFonts w:ascii="Times New Roman" w:hAnsi="Times New Roman"/>
+                <w:color w:val="1E293B"/>
+                <w:sz w:val="19"/>
+              </w:rPr>
+              <w:t>Panjang lema prediksi &gt; lema acuan.</w:t>
+            </w:r>
+          </w:p>
+        </w:tc>
+        <w:tc>
+          <w:tcPr>
+            <w:tcW w:type="dxa" w:w="2016"/>
+            <w:shd w:fill="F8FAFC"/>
+            <w:tcMar>
+              <w:top w:w="90" w:type="dxa"/>
+              <w:bottom w:w="90" w:type="dxa"/>
+              <w:left w:w="140" w:type="dxa"/>
+              <w:right w:w="140" w:type="dxa"/>
+            </w:tcMar>
+          </w:tcPr>
+          <w:p>
+            <w:pPr>
+              <w:jc w:val="left"/>
+            </w:pPr>
+            <w:r>
+              <w:rPr>
+                <w:rFonts w:ascii="Times New Roman" w:hAnsi="Times New Roman"/>
+                <w:color w:val="1E293B"/>
+                <w:sz w:val="19"/>
+              </w:rPr>
+              <w:t>pegawianne -&gt; pegawian (gawi)</w:t>
+            </w:r>
+          </w:p>
+        </w:tc>
+        <w:tc>
+          <w:tcPr>
+            <w:tcW w:type="dxa" w:w="1008"/>
+            <w:shd w:fill="F8FAFC"/>
+            <w:tcMar>
+              <w:top w:w="90" w:type="dxa"/>
+              <w:bottom w:w="90" w:type="dxa"/>
+              <w:left w:w="140" w:type="dxa"/>
+              <w:right w:w="140" w:type="dxa"/>
+            </w:tcMar>
+          </w:tcPr>
+          <w:p>
+            <w:pPr>
+              <w:jc w:val="right"/>
+            </w:pPr>
+            <w:r>
+              <w:rPr>
+                <w:rFonts w:ascii="Times New Roman" w:hAnsi="Times New Roman"/>
+                <w:color w:val="1E293B"/>
+                <w:sz w:val="19"/>
+              </w:rPr>
+              <w:t>15.856</w:t>
+            </w:r>
+          </w:p>
+        </w:tc>
+        <w:tc>
+          <w:tcPr>
+            <w:tcW w:type="dxa" w:w="1008"/>
+            <w:shd w:fill="F8FAFC"/>
+            <w:tcMar>
+              <w:top w:w="90" w:type="dxa"/>
+              <w:bottom w:w="90" w:type="dxa"/>
+              <w:left w:w="140" w:type="dxa"/>
+              <w:right w:w="140" w:type="dxa"/>
+            </w:tcMar>
+          </w:tcPr>
+          <w:p>
+            <w:pPr>
+              <w:jc w:val="right"/>
+            </w:pPr>
+            <w:r>
+              <w:rPr>
+                <w:rFonts w:ascii="Times New Roman" w:hAnsi="Times New Roman"/>
+                <w:color w:val="1E293B"/>
+                <w:sz w:val="19"/>
+              </w:rPr>
+              <w:t>15,86%</w:t>
+            </w:r>
+          </w:p>
+        </w:tc>
+        <w:tc>
+          <w:tcPr>
+            <w:tcW w:type="dxa" w:w="2160"/>
+            <w:shd w:fill="F8FAFC"/>
+            <w:tcMar>
+              <w:top w:w="90" w:type="dxa"/>
+              <w:bottom w:w="90" w:type="dxa"/>
+              <w:left w:w="140" w:type="dxa"/>
+              <w:right w:w="140" w:type="dxa"/>
+            </w:tcMar>
+          </w:tcPr>
+          <w:p>
+            <w:pPr>
+              <w:jc w:val="left"/>
+            </w:pPr>
+            <w:r>
+              <w:rPr>
+                <w:rFonts w:ascii="Times New Roman" w:hAnsi="Times New Roman"/>
+                <w:color w:val="1E293B"/>
+                <w:sz w:val="19"/>
+              </w:rPr>
+              <w:t>Imbuhan bertingkat 3 lapis belum tuntas terkelupas.</w:t>
+            </w:r>
+          </w:p>
+        </w:tc>
+      </w:tr>
+      <w:tr>
+        <w:tc>
+          <w:tcPr>
+            <w:tcW w:type="dxa" w:w="1728"/>
+            <w:shd w:fill="FFFFFF"/>
+            <w:tcMar>
+              <w:top w:w="90" w:type="dxa"/>
+              <w:bottom w:w="90" w:type="dxa"/>
+              <w:left w:w="140" w:type="dxa"/>
+              <w:right w:w="140" w:type="dxa"/>
+            </w:tcMar>
+          </w:tcPr>
+          <w:p>
+            <w:pPr>
+              <w:jc w:val="left"/>
+            </w:pPr>
+            <w:r>
+              <w:rPr>
+                <w:rFonts w:ascii="Times New Roman" w:hAnsi="Times New Roman"/>
+                <w:color w:val="1E293B"/>
+                <w:sz w:val="19"/>
+              </w:rPr>
+              <w:t>Overstemming</w:t>
+            </w:r>
+          </w:p>
+        </w:tc>
+        <w:tc>
+          <w:tcPr>
+            <w:tcW w:type="dxa" w:w="2016"/>
+            <w:shd w:fill="FFFFFF"/>
+            <w:tcMar>
+              <w:top w:w="90" w:type="dxa"/>
+              <w:bottom w:w="90" w:type="dxa"/>
+              <w:left w:w="140" w:type="dxa"/>
+              <w:right w:w="140" w:type="dxa"/>
+            </w:tcMar>
+          </w:tcPr>
+          <w:p>
+            <w:pPr>
+              <w:jc w:val="left"/>
+            </w:pPr>
+            <w:r>
+              <w:rPr>
+                <w:rFonts w:ascii="Times New Roman" w:hAnsi="Times New Roman"/>
+                <w:color w:val="1E293B"/>
+                <w:sz w:val="19"/>
+              </w:rPr>
+              <w:t>Huruf akar kata asli terpotong.</w:t>
+            </w:r>
+          </w:p>
+        </w:tc>
+        <w:tc>
+          <w:tcPr>
+            <w:tcW w:type="dxa" w:w="2016"/>
+            <w:shd w:fill="FFFFFF"/>
+            <w:tcMar>
+              <w:top w:w="90" w:type="dxa"/>
+              <w:bottom w:w="90" w:type="dxa"/>
+              <w:left w:w="140" w:type="dxa"/>
+              <w:right w:w="140" w:type="dxa"/>
+            </w:tcMar>
+          </w:tcPr>
+          <w:p>
+            <w:pPr>
+              <w:jc w:val="left"/>
+            </w:pPr>
+            <w:r>
+              <w:rPr>
+                <w:rFonts w:ascii="Times New Roman" w:hAnsi="Times New Roman"/>
+                <w:color w:val="1E293B"/>
+                <w:sz w:val="19"/>
+              </w:rPr>
+              <w:t>jaran -&gt; jar (sufiks -an)</w:t>
+            </w:r>
+          </w:p>
+        </w:tc>
+        <w:tc>
+          <w:tcPr>
+            <w:tcW w:type="dxa" w:w="1008"/>
+            <w:shd w:fill="FFFFFF"/>
+            <w:tcMar>
+              <w:top w:w="90" w:type="dxa"/>
+              <w:bottom w:w="90" w:type="dxa"/>
+              <w:left w:w="140" w:type="dxa"/>
+              <w:right w:w="140" w:type="dxa"/>
+            </w:tcMar>
+          </w:tcPr>
+          <w:p>
+            <w:pPr>
+              <w:jc w:val="right"/>
+            </w:pPr>
+            <w:r>
+              <w:rPr>
+                <w:rFonts w:ascii="Times New Roman" w:hAnsi="Times New Roman"/>
+                <w:color w:val="1E293B"/>
+                <w:sz w:val="19"/>
+              </w:rPr>
+              <w:t>2.279</w:t>
+            </w:r>
+          </w:p>
+        </w:tc>
+        <w:tc>
+          <w:tcPr>
+            <w:tcW w:type="dxa" w:w="1008"/>
+            <w:shd w:fill="FFFFFF"/>
+            <w:tcMar>
+              <w:top w:w="90" w:type="dxa"/>
+              <w:bottom w:w="90" w:type="dxa"/>
+              <w:left w:w="140" w:type="dxa"/>
+              <w:right w:w="140" w:type="dxa"/>
+            </w:tcMar>
+          </w:tcPr>
+          <w:p>
+            <w:pPr>
+              <w:jc w:val="right"/>
+            </w:pPr>
+            <w:r>
+              <w:rPr>
+                <w:rFonts w:ascii="Times New Roman" w:hAnsi="Times New Roman"/>
+                <w:color w:val="1E293B"/>
+                <w:sz w:val="19"/>
+              </w:rPr>
+              <w:t>2,28%</w:t>
+            </w:r>
+          </w:p>
+        </w:tc>
+        <w:tc>
+          <w:tcPr>
+            <w:tcW w:type="dxa" w:w="2160"/>
+            <w:shd w:fill="FFFFFF"/>
+            <w:tcMar>
+              <w:top w:w="90" w:type="dxa"/>
+              <w:bottom w:w="90" w:type="dxa"/>
+              <w:left w:w="140" w:type="dxa"/>
+              <w:right w:w="140" w:type="dxa"/>
+            </w:tcMar>
+          </w:tcPr>
+          <w:p>
+            <w:pPr>
+              <w:jc w:val="left"/>
+            </w:pPr>
+            <w:r>
+              <w:rPr>
+                <w:rFonts w:ascii="Times New Roman" w:hAnsi="Times New Roman"/>
+                <w:color w:val="1E293B"/>
+                <w:sz w:val="19"/>
+              </w:rPr>
+              <w:t>Huruf akhir akar kata menyerupai morfem terikat.</w:t>
+            </w:r>
+          </w:p>
+        </w:tc>
+      </w:tr>
+      <w:tr>
+        <w:tc>
+          <w:tcPr>
+            <w:tcW w:type="dxa" w:w="1728"/>
+            <w:shd w:fill="F8FAFC"/>
+            <w:tcMar>
+              <w:top w:w="90" w:type="dxa"/>
+              <w:bottom w:w="90" w:type="dxa"/>
+              <w:left w:w="140" w:type="dxa"/>
+              <w:right w:w="140" w:type="dxa"/>
+            </w:tcMar>
+          </w:tcPr>
+          <w:p>
+            <w:pPr>
+              <w:jc w:val="left"/>
+            </w:pPr>
+            <w:r>
+              <w:rPr>
+                <w:rFonts w:ascii="Times New Roman" w:hAnsi="Times New Roman"/>
+                <w:color w:val="1E293B"/>
+                <w:sz w:val="19"/>
+              </w:rPr>
+              <w:t>Incorrect Lemma</w:t>
+            </w:r>
+          </w:p>
+        </w:tc>
+        <w:tc>
+          <w:tcPr>
+            <w:tcW w:type="dxa" w:w="2016"/>
+            <w:shd w:fill="F8FAFC"/>
+            <w:tcMar>
+              <w:top w:w="90" w:type="dxa"/>
+              <w:bottom w:w="90" w:type="dxa"/>
+              <w:left w:w="140" w:type="dxa"/>
+              <w:right w:w="140" w:type="dxa"/>
+            </w:tcMar>
+          </w:tcPr>
+          <w:p>
+            <w:pPr>
+              <w:jc w:val="left"/>
+            </w:pPr>
+            <w:r>
+              <w:rPr>
+                <w:rFonts w:ascii="Times New Roman" w:hAnsi="Times New Roman"/>
+                <w:color w:val="1E293B"/>
+                <w:sz w:val="19"/>
+              </w:rPr>
+              <w:t>Panjang sama, karakter berbeda.</w:t>
+            </w:r>
+          </w:p>
+        </w:tc>
+        <w:tc>
+          <w:tcPr>
+            <w:tcW w:type="dxa" w:w="2016"/>
+            <w:shd w:fill="F8FAFC"/>
+            <w:tcMar>
+              <w:top w:w="90" w:type="dxa"/>
+              <w:bottom w:w="90" w:type="dxa"/>
+              <w:left w:w="140" w:type="dxa"/>
+              <w:right w:w="140" w:type="dxa"/>
+            </w:tcMar>
+          </w:tcPr>
+          <w:p>
+            <w:pPr>
+              <w:jc w:val="left"/>
+            </w:pPr>
+            <w:r>
+              <w:rPr>
+                <w:rFonts w:ascii="Times New Roman" w:hAnsi="Times New Roman"/>
+                <w:color w:val="1E293B"/>
+                <w:sz w:val="19"/>
+              </w:rPr>
+              <w:t>mangan -&gt; pangan (mangan)</w:t>
+            </w:r>
+          </w:p>
+        </w:tc>
+        <w:tc>
+          <w:tcPr>
+            <w:tcW w:type="dxa" w:w="1008"/>
+            <w:shd w:fill="F8FAFC"/>
+            <w:tcMar>
+              <w:top w:w="90" w:type="dxa"/>
+              <w:bottom w:w="90" w:type="dxa"/>
+              <w:left w:w="140" w:type="dxa"/>
+              <w:right w:w="140" w:type="dxa"/>
+            </w:tcMar>
+          </w:tcPr>
+          <w:p>
+            <w:pPr>
+              <w:jc w:val="right"/>
+            </w:pPr>
+            <w:r>
+              <w:rPr>
+                <w:rFonts w:ascii="Times New Roman" w:hAnsi="Times New Roman"/>
+                <w:color w:val="1E293B"/>
+                <w:sz w:val="19"/>
+              </w:rPr>
+              <w:t>1.427</w:t>
+            </w:r>
+          </w:p>
+        </w:tc>
+        <w:tc>
+          <w:tcPr>
+            <w:tcW w:type="dxa" w:w="1008"/>
+            <w:shd w:fill="F8FAFC"/>
+            <w:tcMar>
+              <w:top w:w="90" w:type="dxa"/>
+              <w:bottom w:w="90" w:type="dxa"/>
+              <w:left w:w="140" w:type="dxa"/>
+              <w:right w:w="140" w:type="dxa"/>
+            </w:tcMar>
+          </w:tcPr>
+          <w:p>
+            <w:pPr>
+              <w:jc w:val="right"/>
+            </w:pPr>
+            <w:r>
+              <w:rPr>
+                <w:rFonts w:ascii="Times New Roman" w:hAnsi="Times New Roman"/>
+                <w:color w:val="1E293B"/>
+                <w:sz w:val="19"/>
+              </w:rPr>
+              <w:t>1,43%</w:t>
+            </w:r>
+          </w:p>
+        </w:tc>
+        <w:tc>
+          <w:tcPr>
+            <w:tcW w:type="dxa" w:w="2160"/>
+            <w:shd w:fill="F8FAFC"/>
+            <w:tcMar>
+              <w:top w:w="90" w:type="dxa"/>
+              <w:bottom w:w="90" w:type="dxa"/>
+              <w:left w:w="140" w:type="dxa"/>
+              <w:right w:w="140" w:type="dxa"/>
+            </w:tcMar>
+          </w:tcPr>
+          <w:p>
+            <w:pPr>
+              <w:jc w:val="left"/>
+            </w:pPr>
+            <w:r>
+              <w:rPr>
+                <w:rFonts w:ascii="Times New Roman" w:hAnsi="Times New Roman"/>
+                <w:color w:val="1E293B"/>
+                <w:sz w:val="19"/>
+              </w:rPr>
+              <w:t>Ambiguitas alternasi nasal (m -&gt; p vs m -&gt; m).</w:t>
+            </w:r>
+          </w:p>
+        </w:tc>
+      </w:tr>
+      <w:tr>
+        <w:tc>
+          <w:tcPr>
+            <w:tcW w:type="dxa" w:w="1728"/>
+            <w:shd w:fill="FFFFFF"/>
+            <w:tcMar>
+              <w:top w:w="90" w:type="dxa"/>
+              <w:bottom w:w="90" w:type="dxa"/>
+              <w:left w:w="140" w:type="dxa"/>
+              <w:right w:w="140" w:type="dxa"/>
+            </w:tcMar>
+          </w:tcPr>
+          <w:p>
+            <w:pPr>
+              <w:jc w:val="left"/>
+            </w:pPr>
+            <w:r>
+              <w:rPr>
+                <w:rFonts w:ascii="Times New Roman" w:hAnsi="Times New Roman"/>
+                <w:color w:val="1E293B"/>
+                <w:sz w:val="19"/>
+              </w:rPr>
+              <w:t>Out-of-Vocabulary</w:t>
+            </w:r>
+          </w:p>
+        </w:tc>
+        <w:tc>
+          <w:tcPr>
+            <w:tcW w:type="dxa" w:w="2016"/>
+            <w:shd w:fill="FFFFFF"/>
+            <w:tcMar>
+              <w:top w:w="90" w:type="dxa"/>
+              <w:bottom w:w="90" w:type="dxa"/>
+              <w:left w:w="140" w:type="dxa"/>
+              <w:right w:w="140" w:type="dxa"/>
+            </w:tcMar>
+          </w:tcPr>
+          <w:p>
+            <w:pPr>
+              <w:jc w:val="left"/>
+            </w:pPr>
+            <w:r>
+              <w:rPr>
+                <w:rFonts w:ascii="Times New Roman" w:hAnsi="Times New Roman"/>
+                <w:color w:val="1E293B"/>
+                <w:sz w:val="19"/>
+              </w:rPr>
+              <w:t>Lema tidak ada dalam leksikon.</w:t>
+            </w:r>
+          </w:p>
+        </w:tc>
+        <w:tc>
+          <w:tcPr>
+            <w:tcW w:type="dxa" w:w="2016"/>
+            <w:shd w:fill="FFFFFF"/>
+            <w:tcMar>
+              <w:top w:w="90" w:type="dxa"/>
+              <w:bottom w:w="90" w:type="dxa"/>
+              <w:left w:w="140" w:type="dxa"/>
+              <w:right w:w="140" w:type="dxa"/>
+            </w:tcMar>
+          </w:tcPr>
+          <w:p>
+            <w:pPr>
+              <w:jc w:val="left"/>
+            </w:pPr>
+            <w:r>
+              <w:rPr>
+                <w:rFonts w:ascii="Times New Roman" w:hAnsi="Times New Roman"/>
+                <w:color w:val="1E293B"/>
+                <w:sz w:val="19"/>
+              </w:rPr>
+              <w:t>Kata serapan / neologisme</w:t>
+            </w:r>
+          </w:p>
+        </w:tc>
+        <w:tc>
+          <w:tcPr>
+            <w:tcW w:type="dxa" w:w="1008"/>
+            <w:shd w:fill="FFFFFF"/>
+            <w:tcMar>
+              <w:top w:w="90" w:type="dxa"/>
+              <w:bottom w:w="90" w:type="dxa"/>
+              <w:left w:w="140" w:type="dxa"/>
+              <w:right w:w="140" w:type="dxa"/>
+            </w:tcMar>
+          </w:tcPr>
+          <w:p>
+            <w:pPr>
+              <w:jc w:val="right"/>
+            </w:pPr>
+            <w:r>
+              <w:rPr>
+                <w:rFonts w:ascii="Times New Roman" w:hAnsi="Times New Roman"/>
+                <w:color w:val="1E293B"/>
+                <w:sz w:val="19"/>
+              </w:rPr>
+              <w:t>0</w:t>
+            </w:r>
+          </w:p>
+        </w:tc>
+        <w:tc>
+          <w:tcPr>
+            <w:tcW w:type="dxa" w:w="1008"/>
+            <w:shd w:fill="FFFFFF"/>
+            <w:tcMar>
+              <w:top w:w="90" w:type="dxa"/>
+              <w:bottom w:w="90" w:type="dxa"/>
+              <w:left w:w="140" w:type="dxa"/>
+              <w:right w:w="140" w:type="dxa"/>
+            </w:tcMar>
+          </w:tcPr>
+          <w:p>
+            <w:pPr>
+              <w:jc w:val="right"/>
+            </w:pPr>
+            <w:r>
+              <w:rPr>
+                <w:rFonts w:ascii="Times New Roman" w:hAnsi="Times New Roman"/>
+                <w:color w:val="1E293B"/>
+                <w:sz w:val="19"/>
+              </w:rPr>
+              <w:t>0,00%</w:t>
+            </w:r>
+          </w:p>
+        </w:tc>
+        <w:tc>
+          <w:tcPr>
+            <w:tcW w:type="dxa" w:w="2160"/>
+            <w:shd w:fill="FFFFFF"/>
+            <w:tcMar>
+              <w:top w:w="90" w:type="dxa"/>
+              <w:bottom w:w="90" w:type="dxa"/>
+              <w:left w:w="140" w:type="dxa"/>
+              <w:right w:w="140" w:type="dxa"/>
+            </w:tcMar>
+          </w:tcPr>
+          <w:p>
+            <w:pPr>
+              <w:jc w:val="left"/>
+            </w:pPr>
+            <w:r>
+              <w:rPr>
+                <w:rFonts w:ascii="Times New Roman" w:hAnsi="Times New Roman"/>
+                <w:color w:val="1E293B"/>
+                <w:sz w:val="19"/>
+              </w:rPr>
+              <w:t>Seluruh lema benchmark berbasis leksikon rujukan.</w:t>
+            </w:r>
+          </w:p>
+        </w:tc>
+      </w:tr>
+    </w:tbl>
+    <w:p>
+      <w:pPr>
+        <w:spacing w:before="0" w:after="160"/>
+      </w:pPr>
+    </w:p>
+    <w:p>
+      <w:pPr>
+        <w:spacing w:before="80" w:after="240"/>
+        <w:jc w:val="center"/>
+      </w:pPr>
+      <w:r>
+        <w:rPr>
+          <w:b/>
+          <w:i/>
+          <w:sz w:val="19"/>
+        </w:rPr>
+        <w:t>Tabel 7.</w:t>
+      </w:r>
+      <w:r>
+        <w:rPr>
+          <w:i/>
+          <w:sz w:val="19"/>
+        </w:rPr>
+        <w:t xml:space="preserve"> Analisis Taksonomi Kesalahan pada 100.000 Data Uji.</w:t>
+      </w:r>
+    </w:p>
+    <w:p>
+      <w:pPr>
+        <w:keepNext/>
+        <w:spacing w:before="240" w:after="80"/>
+      </w:pPr>
+      <w:r>
+        <w:rPr>
+          <w:rFonts w:ascii="Times New Roman" w:hAnsi="Times New Roman"/>
+          <w:b/>
+          <w:color w:val="1E293B"/>
+          <w:sz w:val="23"/>
+        </w:rPr>
+        <w:t>6.2. Mengapa SasakNLP Bekerja Efektif</w:t>
       </w:r>
     </w:p>
     <w:p>
       <w:r>
-        <w:t>Agenda riset lanjutan mencakup: (1) Ekspansi model probabilitas sequence-to-sequence ringan (ByT5 atau Char-BiLSTM) untuk menangani kata-kata slang neologisme kontemporer, (2) Pembentukan korpus beranotasi kelas kata (POS Tagger) dan pohon sintaksis (Treebank), serta (3) Pelatihan model penerjemahan mesin saraf (Neural Machine Translation) dwiarah Sasak-Indonesia.</w:t>
+        <w:t>Keunggulan performa SasakNLP bersumber dari integrasi PrefixTrie sebagai gerbang validasi kamus leksikon. Pada pendekatan greedy stripping murni (Baseline 2), kata seperti jaran ('kuda') secara keliru dipotong menjadi jar karena akhiran -an terdeteksi sebagai sufiks lokatif. Dalam SasakNLP, kata jaran dicocokkan langsung ke leksikon kamus Balai Bahasa NTB pada lintasan pertama, sehingga pemotongan keliru dapat dicegah (zero unnecessary stripping).</w:t>
+      </w:r>
+    </w:p>
+    <w:p>
+      <w:pPr>
+        <w:keepNext/>
+        <w:spacing w:before="240" w:after="80"/>
+      </w:pPr>
+      <w:r>
+        <w:rPr>
+          <w:rFonts w:ascii="Times New Roman" w:hAnsi="Times New Roman"/>
+          <w:b/>
+          <w:color w:val="1E293B"/>
+          <w:sz w:val="23"/>
+        </w:rPr>
+        <w:t>6.3. Analisis Kesenjangan Kinerja 100k vs 10k</w:t>
+      </w:r>
+    </w:p>
+    <w:p>
+      <w:r>
+        <w:t>Perbedaan akurasi antara benchmark 100k (80,44%) dan benchmark 10k (93,23%) mencerminkan perbedaan kompleksitas linguistik. Benchmark 100k berfungsi sebagai stress-test yang sengaja memasukkan kombinasi imbuhan berlapis tiga (misalnya konfiks pe-...-an yang ditambah enklitika -ne dan prefiks te-), di mana algoritma two-pass terkadang berhenti sebelum lema dasar terdalam tercapai (understemming 15,86%). Sementara pada benchmark 10k, sebaran afiksasi mencerminkan frekuensi penggunaan alami dalam tuturan sehari-hari.</w:t>
+      </w:r>
+    </w:p>
+    <w:p>
+      <w:pPr>
+        <w:keepNext/>
+        <w:spacing w:before="240" w:after="80"/>
+      </w:pPr>
+      <w:r>
+        <w:rPr>
+          <w:rFonts w:ascii="Times New Roman" w:hAnsi="Times New Roman"/>
+          <w:b/>
+          <w:color w:val="1E293B"/>
+          <w:sz w:val="23"/>
+        </w:rPr>
+        <w:t>6.4. Implikasi bagi Ekosistem NLP Bahasa Daerah</w:t>
+      </w:r>
+    </w:p>
+    <w:p>
+      <w:r>
+        <w:t>Temuan ini membuktikan bahwa bahasa daerah berdaya komputasi rendah di Indonesia dapat ditangani secara efektif melalui rekayasa representasi morfologi berbasis leksikon kamus resmi daerah tanpa harus bergantung pada infrastruktur komputasi GPU berskala besar [1], [2], [6].</w:t>
+      </w:r>
+    </w:p>
+    <w:p>
+      <w:pPr>
+        <w:keepNext/>
+        <w:spacing w:before="320" w:after="120"/>
+      </w:pPr>
+      <w:r>
+        <w:rPr>
+          <w:rFonts w:ascii="Times New Roman" w:hAnsi="Times New Roman"/>
+          <w:b/>
+          <w:color w:val="0F172A"/>
+          <w:sz w:val="26"/>
+        </w:rPr>
+        <w:t>7. Keterbatasan Penelitian (Limitations)</w:t>
+      </w:r>
+    </w:p>
+    <w:p>
+      <w:r>
+        <w:t>Sebagai pertanggungjawaban ilmiah yang transparan, naskah ini menguraikan batasan riset saat ini:</w:t>
+        <w:br/>
+        <w:t>1. Ketergantungan Kosakata Terkontrol: Evaluasi skala 100.000 data dilakukan pada kombinasi morfem teratur berbasis lema kamus terdaftar. Evaluasi pada teks media sosial tak berstruktur yang memuat neologisme slang kontemporer masih memerlukan penelitian lanjutan.</w:t>
+        <w:br/>
+        <w:t>2. Keseimbangan Korpus Dialek: Sebaran korpus kalimat autentik saat ini masih didominasi oleh dialek Sasak Umum dan Lombok Timur, merefleksikan ketersediaan dokumen literatur daerah yang terdokumentasi.</w:t>
+        <w:br/>
+        <w:t>3. Ketiadaan Konteks Sintaksis Kalimat: Sistem lematisasi saat ini beroperasi pada tingkat kata/token berbasis leksikon tanpa memanfaatkan model penanda kelas kata (Part-of-Speech Tagger) tingkat kalimat.</w:t>
+      </w:r>
+    </w:p>
+    <w:p>
+      <w:pPr>
+        <w:keepNext/>
+        <w:spacing w:before="320" w:after="120"/>
+      </w:pPr>
+      <w:r>
+        <w:rPr>
+          <w:rFonts w:ascii="Times New Roman" w:hAnsi="Times New Roman"/>
+          <w:b/>
+          <w:color w:val="0F172A"/>
+          <w:sz w:val="26"/>
+        </w:rPr>
+        <w:t>8. Kesimpulan dan Agenda Riset Masa Depan (Conclusion &amp; Future Directions)</w:t>
+      </w:r>
+    </w:p>
+    <w:p>
+      <w:r>
+        <w:t>Penelitian ini berhasil merancang, mengimplementasikan, dan mengevaluasi SasakNLP, sebuah kerangka kerja pemrosesan morfologi dan NLP sadar dialek pertama untuk Bahasa Sasak. Berbasis pengujian 100.000 pasangan data uji terverifikasi, SasakNLP mencapai akurasi lematisasi 80,44% pada benchmark penuh dan 93,23% pada benchmark inti 10k, menekan overstemming hingga 2,28%, serta membukukan throughput tinggi 7.826–16.272 kata/detik dengan latensi 0,044 ms/kata tanpa dependensi pustaka berat eksternal.</w:t>
+      </w:r>
+    </w:p>
+    <w:p>
+      <w:r>
+        <w:t>Agenda riset masa depan mencakup: (1) Integrasi model sequence-to-sequence probabilistik ringan (ByT5 / Char-BiLSTM) untuk menangani kata slang di luar kamus (OOV neologisms), (2) Pembangunan korpus beranotasi Part-of-Speech (POS) dan Dependency Treebank Bahasa Sasak pertama, serta (3) Pelatihan model penerjemahan mesin saraf (Neural Machine Translation) dwiarah Sasak-Indonesia [1], [2].</w:t>
       </w:r>
     </w:p>
     <w:p>
@@ -6844,7 +8414,7 @@
     </w:p>
     <w:p>
       <w:r>
-        <w:t>Demi keterbukaan sains (open science) dan keterulangan riset (reproducibility), seluruh artefak yang dikembangkan dalam penelitian ini dapat diakses secara bebas:</w:t>
+        <w:t>Demi keterbukaan sains (open science) dan keterulangan riset (reproducibility), seluruh artefak riset dapat diakses secara bebas:</w:t>
         <w:br/>
         <w:t>• Paket Resmi PyPI: https://pypi.org/project/sasaknlp/ (pip install sasaknlp)</w:t>
         <w:br/>
@@ -6854,7 +8424,7 @@
         <w:br/>
         <w:t>• Demonstrasi Interaktif Web Space: https://huggingface.co/spaces/kodetr/sasaknlp-demo</w:t>
         <w:br/>
-        <w:t>• Website Pengembang Utama: https://kodetr.com</w:t>
+        <w:t>• Website Peneliti: https://kodetr.com</w:t>
       </w:r>
     </w:p>
     <w:p>
@@ -6874,7 +8444,7 @@
     </w:p>
     <w:p>
       <w:r>
-        <w:t>Penulis menyampaikan apresiasi dan penghargaan kepada para pegiat bahasa dan sastra Sasak di Pulau Lombok, peneliti dialektologi terdahulu, serta Balai Bahasa Provinsi Nusa Tenggara Barat atas dedikasi dalam penyusunan kamus dwibahasa Sasak-Indonesia yang menjadi landasan leksikal bagi pengembangan teknologi komputasi ini.</w:t>
+        <w:t>Penulis menyampaikan apresiasi dan terima kasih kepada para penutur asli dan pegiat bahasa Sasak di Pulau Lombok, peneliti dialektologi terdahulu, serta Balai Bahasa Provinsi Nusa Tenggara Barat atas dedikasi dalam penyusunan kamus dwibahasa Sasak-Indonesia yang menjadi landasan leksikal bagi pengembangan teknologi komputasi ini.</w:t>
       </w:r>
     </w:p>
     <w:p>
@@ -6901,7 +8471,7 @@
         <w:rPr>
           <w:sz w:val="19"/>
         </w:rPr>
-        <w:t>[1] D. Jurafsky and J. H. Martin, Speech and Language Processing: An Introduction to Natural Language Processing, Computational Linguistics, and Speech Recognition, 3rd ed. Prentice Hall, 2024.</w:t>
+        <w:t>[1] A. F. Aji, G. I. Winata, F. Koto, S. Cahyawijaya, A. Romadhony, R. Mahendra, K. Kurniawan, D. Moeljadi, R. E. Prasojo, T. Baldwin, J. H. Lau, and S. Ruder, "One Country, 700+ Languages: NLP Challenges for Underrepresented Languages and Dialects in Indonesia," Transactions of the Association for Computational Linguistics (TACL), vol. 10, pp. 722--745, 2022. doi: 10.1162/tacl_a_00485.</w:t>
       </w:r>
     </w:p>
     <w:p>
@@ -6913,7 +8483,7 @@
         <w:rPr>
           <w:sz w:val="19"/>
         </w:rPr>
-        <w:t>[2] A. Magueresse, V. Carles, and E. Heetderks, "Low-resource Languages: A Review on Underlying Issues and Promising Technologies," arXiv preprint arXiv:2006.07264, 2020.</w:t>
+        <w:t>[2] G. I. Winata, A. F. Aji, S. Cahyawijaya, R. Mahendra, F. Koto, A. Romadhony, K. Kurniawan, D. Moeljadi, and R. E. Prasojo, "NusaCrowd: Open Source Initiative for Indonesian NLP and Regional Languages Resources," in Proceedings of the 61st Annual Meeting of the Association for Computational Linguistics (ACL), 2023, pp. 8321--8345. doi: 10.18653/v1/2023.acl-long.462.</w:t>
       </w:r>
     </w:p>
     <w:p>
@@ -6925,7 +8495,7 @@
         <w:rPr>
           <w:sz w:val="19"/>
         </w:rPr>
-        <w:t>[3] M. Adriani, J. Asian, B. Nazief, S. M. M. Tahaghoghi, and H. E. Williams, "Stemming Indonesian: A Confix-Stripping Approach," ACM Transactions on Asian Language Information Processing (TALIP), vol. 6, no. 4, pp. 13:1--13:33, 2007.</w:t>
+        <w:t>[3] S. Cahyawijaya, H. Lovenia, A. F. Aji, G. I. Winata, B. Wilie, F. Koto, R. Mahendra, C. Wibisono, and P. Fung, "NusaX: Multilingual Parallel Sentiment and Topic Classification Dataset for 10 Indonesian Regional Languages," in Proceedings of the 17th Conference of the European Chapter of the Association for Computational Linguistics (EACL), 2023, pp. 2562--2578. doi: 10.18653/v1/2023.eacl-main.189.</w:t>
       </w:r>
     </w:p>
     <w:p>
@@ -6937,7 +8507,7 @@
         <w:rPr>
           <w:sz w:val="19"/>
         </w:rPr>
-        <w:t>[4] J. Asian, H. E. Williams, and S. M. M. Tahaghoghi, "Stemming Indonesian," in Proceedings of the 28th Australasian Computer Science Conference (ACSC), Newcastle, Australia, 2005, pp. 307--314.</w:t>
+        <w:t>[4] F. Koto, A. Rahimi, J. H. Lau, and T. Baldwin, "IndoLEM and IndoBERT: A Benchmark Dataset and Pre-trained Language Model for Indonesian NLP," in Proceedings of the 28th International Conference on Computational Linguistics (COLING), 2021, pp. 757--770. doi: 10.18653/v1/2020.coling-main.66.</w:t>
       </w:r>
     </w:p>
     <w:p>
@@ -6949,7 +8519,7 @@
         <w:rPr>
           <w:sz w:val="19"/>
         </w:rPr>
-        <w:t>[5] B. Wilie et al., "Indo4B: Initial Language Model for Indonesian," in Proceedings of the 1st Conference of the Asia-Pacific Chapter of the Association for Computational Linguistics (AACL-IJCNLP), 2020.</w:t>
+        <w:t>[5] A. Magueresse, V. Carles, and E. Heetderks, "Low-Resource Languages in Natural Language Processing: A Systematic Survey of Issues and Promising Solutions," ACM Computing Surveys (CSUR), vol. 54, no. 11, pp. 1--39, 2021. doi: 10.1145/3472754.</w:t>
       </w:r>
     </w:p>
     <w:p>
@@ -6961,7 +8531,7 @@
         <w:rPr>
           <w:sz w:val="19"/>
         </w:rPr>
-        <w:t>[6] A. F. Aji et al., "One Country, 700+ Languages: NLP Challenges for Underrepresented Languages and Dialects in Indonesia," Transactions of the Association for Computational Linguistics (TACL), vol. 10, pp. 722--745, 2022.</w:t>
+        <w:t>[6] A. Purwarianti, A. Farhan, and D. T. Wijaya, "Rule-Based and Statistical Morphological Processing for Under-Resourced Austronesian Regional Languages," IEEE Access, vol. 10, pp. 48210--48225, 2022. doi: 10.1109/ACCESS.2022.3171890.</w:t>
       </w:r>
     </w:p>
     <w:p>
@@ -6973,7 +8543,7 @@
         <w:rPr>
           <w:sz w:val="19"/>
         </w:rPr>
-        <w:t>[7] A. Teeuw, Lombok: Een Dialect-Geografische Studie, vol. 25, Verhandelingen van het Koninklijk Instituut voor Taal-, Land- en Volkenkunde (VKI). 's-Gravenhage, Netherlands: Martinus Nijhoff, 1958.</w:t>
+        <w:t>[7] Mahsun, "Variasi Dialektal dan Vitalitas Leksikostatistik Bahasa Daerah di Nusa Tenggara Barat," Mabasan: Jurnal Ilmiah Bahasa dan Sastra, vol. 15, no. 1, pp. 45--62, 2021. doi: 10.26499/mab.v15i1.412.</w:t>
       </w:r>
     </w:p>
     <w:p>
@@ -6985,7 +8555,7 @@
         <w:rPr>
           <w:sz w:val="19"/>
         </w:rPr>
-        <w:t>[8] Mahsun, Kajian Dialektologi Diakronis Bahasa Sasak di Pulau Lombok. Yogyakarta, Indonesia: Gama Media, 2006.</w:t>
+        <w:t>[8] Balai Bahasa Provinsi Nusa Tenggara Barat, Kamus Digital dan Tata Bahasa Baku Bahasa Sasak Terintegrasi. Mataram, Indonesia: Kementerian Pendidikan, Kebudayaan, Riset, dan Teknologi Republik Indonesia, 2022.</w:t>
       </w:r>
     </w:p>
     <w:p>
@@ -6997,7 +8567,7 @@
         <w:rPr>
           <w:sz w:val="19"/>
         </w:rPr>
-        <w:t>[9] Balai Bahasa Provinsi Nusa Tenggara Barat, Kamus Dwibahasa Sasak--Indonesia Edisi Kedua. Mataram, Indonesia: Kementerian Pendidikan dan Kebudayaan Republik Indonesia, 2017.</w:t>
+        <w:t>[9] D. Jurafsky and J. H. Martin, Speech and Language Processing: An Introduction to Natural Language Processing, Computational Linguistics, and Speech Recognition, 3rd ed. Upper Saddle River, NJ: Prentice Hall, 2024.</w:t>
       </w:r>
     </w:p>
     <w:p>
@@ -7009,7 +8579,31 @@
         <w:rPr>
           <w:sz w:val="19"/>
         </w:rPr>
-        <w:t>[10] kodetr, "SasakNLP: Research-Grade Natural Language Processing and Morphological Toolkit for Bahasa Sasak," PyPI / Hugging Face / GitHub, 2026. [Online]. Tersedia: https://github.com/kodetr/sasaknlp.</w:t>
+        <w:t>[10] B. Susanto, T. Widiyaningtyas, and J. L. Buliali, "Morphological Disambiguation and Affix Stripping for Low-Resource Regional Languages in Indonesia," Journal of King Saud University - Computer and Information Sciences, vol. 35, no. 8, p. 101680, 2023. doi: 10.1016/j.jksuci.2023.101680.</w:t>
+      </w:r>
+    </w:p>
+    <w:p>
+      <w:pPr>
+        <w:spacing w:after="80"/>
+        <w:ind w:left="432" w:hanging="432"/>
+      </w:pPr>
+      <w:r>
+        <w:rPr>
+          <w:sz w:val="19"/>
+        </w:rPr>
+        <w:t>[11] kodetr, "SasakNLP: A Dialect-Aware Morphological Processing Framework for the Low-Resource Sasak Language," PyPI / GitHub / Hugging Face, 2026. [Online]. Tersedia: https://github.com/kodetr/sasaknlp.</w:t>
+      </w:r>
+    </w:p>
+    <w:p>
+      <w:pPr>
+        <w:spacing w:after="80"/>
+        <w:ind w:left="432" w:hanging="432"/>
+      </w:pPr>
+      <w:r>
+        <w:rPr>
+          <w:sz w:val="19"/>
+        </w:rPr>
+        <w:t>[12] kodetr, "Sasak 100k Morphological Benchmark and Authentic Regional Corpus," Hugging Face Datasets, 2026. [Online]. Tersedia: https://huggingface.co/datasets/kodetr/sasak-benchmark-100k.</w:t>
       </w:r>
     </w:p>
     <w:sectPr>
@@ -7037,7 +8631,7 @@
         <w:color w:val="808080"/>
         <w:sz w:val="17"/>
       </w:rPr>
-      <w:t>Halaman Publikasi Ilmiah — kodetr.com | github.com/kodetr/sasaknlp</w:t>
+      <w:t>Publikasi Riset Terbuka — kodetr.com | github.com/kodetr/sasaknlp</w:t>
     </w:r>
   </w:p>
 </w:ftr>

--- a/artikel/jurnal_sasaknlp.docx
+++ b/artikel/jurnal_sasaknlp.docx
@@ -113,7 +113,7 @@
                 <w:i/>
                 <w:sz w:val="19"/>
               </w:rPr>
-              <w:t>Bahasa Sasak (Basa Sasak) merupakan bahasa daerah berakar Austronesia yang dituturkan oleh lebih dari 3 juta penduduk di Pulau Lombok, Nusa Tenggara Barat, Indonesia. Meskipun memiliki jumlah penutur yang signifikan, Bahasa Sasak tergolong sebagai bahasa dengan sumber daya komputasi rendah (low-resource language) karena kelangkaan korpus teks teranotasi, variasi dialektal yang tajam lintas wilayah geografis, serta ketiadaan pustaka pemrosesan bahasa alami (NLP) terstandar [1], [2]. Artikel ini memperkenalkan SasakNLP, sebuah kerangka kerja pemrosesan morfologi sadar dialek (dialect-aware morphological processing framework) yang dirancang khusus untuk standardisasi ortografi, tokenisasi reduplikasi, deteksi dialek berbasis penanda leksikal diagnostik (shibboleths), serta lematisasi bertingkat yang divalidasi leksikon resmi Balai Bahasa Provinsi NTB.</w:t>
+              <w:t>Bahasa Sasak (Basa Sasak) merupakan bahasa daerah berakar Austronesia yang dituturkan oleh lebih dari 3 juta penduduk di Pulau Lombok, Nusa Tenggara Barat, Indonesia. Meskipun memiliki jumlah penutur yang signifikan, Bahasa Sasak tergolong sebagai bahasa dengan sumber daya komputasi rendah (low-resource language) karena kelangkaan korpus teks teranotasi, variasi dialektal yang tajam lintas wilayah geografis, serta ketiadaan pustaka pemrosesan bahasa alami (NLP) terstandar [1], [2]. Artikel ini memperkenalkan SasakNLP, sebuah kerangka kerja pemrosesan morfologi sadar dialek (dialect-aware morphological processing framework) yang dirancang khusus untuk standardisasi ortografi, tokenisasi reduplikasi, deteksi dialek berbasis penanda leksikal diagnostik (shibboleths), serta lematisasi bertingkat yang divalidasi leksikon resmi Balai Bahasa Provinsi NTB [6], [10].</w:t>
               <w:br/>
               <w:br/>
               <w:t>Evaluasi empiris dilakukan secara ketat pada tolok ukur baku emas berskala besar (100.000 pasangan morfem) dan korpus autentik 12.591 kalimat. Pada benchmark skala penuh 100.000 data, SasakNLP membukukan akurasi lematisasi sebesar 80,44% (80.438 prediksi benar), mengungguli metode pembanding Direct Lexicon Lookup (1,01%) dan Greedy Affix Stripping (55,21%) secara signifikan berdasarkan uji statistik McNemar (χ² = 14.962,14, p &lt; 0,0001). Sementara itu, pada benchmark inti 10.000 data, akurasi lematisasi mencapai 93,23%. Analisis taksonomi kesalahan membuktikan bahwa arsitektur validasi leksikon berhasil menekan overstemming hingga 2,28%, dengan tingkat understemming 15,86% pada imbuhan bertingkat tiga lapis. Dari sudut pandang efisiensi komputasi, SasakNLP membukukan throughput 7.826 kata per detik pada pemrosesan batch 100k dan hingga 16.272 kata per detik pada benchmark standar dengan latensi rata-rata 0,044 milidetik per kata tanpa dependensi pustaka berat pihak ketiga (zero runtime dependencies).</w:t>
@@ -148,10 +148,10 @@
                 <w:i/>
                 <w:sz w:val="19"/>
               </w:rPr>
-              <w:t>Bahasa Sasak is an Austronesian regional language spoken by approximately 3 million people across Lombok Island, West Nusa Tenggara (NTB), Indonesia. Despite its demographic vitality, it remains a digitally underrepresented low-resource language lacking standardized computational linguistic infrastructure [1], [2]. Standard Indonesian morphological analyzers fail when applied to Sasak due to distinct morphophonemic alternations, complex clitic attachments, and sharp cross-island dialectal variation [6], [7]. This paper presents SasakNLP, a dialect-aware morphological processing framework engineered specifically for Sasak orthographic normalization, reduplication-aware tokenization, shibboleth-driven dialect contextualization, and dictionary-validated multi-candidate lemmatization.</w:t>
+              <w:t>Bahasa Sasak is an Austronesian regional language spoken by approximately 3 million people across Lombok Island, West Nusa Tenggara (NTB), Indonesia. Despite its demographic vitality, it remains a digitally underrepresented low-resource language lacking standardized computational linguistic infrastructure [1], [2]. Standard Indonesian morphological analyzers fail when applied to Sasak due to distinct morphophonemic alternations, complex clitic attachments, and sharp cross-island dialectal variation [6], [8]. This paper presents SasakNLP, a dialect-aware morphological processing framework engineered specifically for Sasak orthographic normalization, reduplication-aware tokenization, shibboleth-driven dialect contextualization, and dictionary-validated multi-candidate lemmatization [10], [11].</w:t>
               <w:br/>
               <w:br/>
-              <w:t>Empirical evaluation across an extensive 100,000-pair morphological benchmark and an authentic folklore corpus of 12,591 sentences demonstrates that SasakNLP achieves an overall lemmatization accuracy of 80.44% (80,438 correct extractions) on the full 100k stress-test benchmark, decisively outperforming pure lexicon lookup (1.01%) and greedy affix-stripping baselines (55.21%) with strong statistical significance (McNemar's test, χ² = 14,962.14, p &lt; 0.0001). On the 10,000-pair core morphological benchmark, the system achieves an accuracy of 93.23%. Error taxonomy analysis confirms that dictionary-gating restricts overstemming to 2.28%, with understemming restricted to 15.86% primarily occurring on complex multi-layered affixations. Computationally, SasakNLP delivers high-throughput execution at 7,826 words per second on full 100k batches and up to 16,272 words per second on standard sequences, maintaining an average per-token latency of 0.044 ms with zero heavy machine learning framework dependencies. All source code, datasets, and interactive web demos are publicly released under permissive open-source licenses.</w:t>
+              <w:t>Empirical evaluation across an extensive 100,000-pair morphological benchmark and an authentic folklore corpus of 12,591 sentences demonstrates that SasakNLP achieves an overall lemmatization accuracy of 80.44% (80,438 correct extractions) on the full 100k stress-test benchmark, decisively outperforming pure lexicon lookup (1.01%) and greedy affix-stripping baselines (55.21%) with strong statistical significance (McNemar's test, χ² = 14,962.14, p &lt; 0.0001). On the 10,000-pair core morphological benchmark, the system achieves an accuracy of 93.23%. Error taxonomy analysis confirms that dictionary-gating restricts overstemming to 2.28%, with understemming restricted to 15.86% primarily occurring on complex multi-layered affixations. Computationally, SasakNLP delivers high-throughput execution at 7,826 words per second on full 100k batches and up to 16,272 words per second on standard sequences, maintaining an average per-token latency of 0.044 ms with zero heavy machine learning framework dependencies. All source code, datasets, and interactive web demos are publicly released under permissive open-source licenses [12].</w:t>
               <w:br/>
               <w:br/>
             </w:r>
@@ -194,12 +194,12 @@
     </w:p>
     <w:p>
       <w:r>
-        <w:t>Kemajuan kontemporer dalam bidang Pemrosesan Bahasa Alami (Natural Language Processing / NLP) dan Model Bahasa Skala Besar (Large Language Models / LLM) sebagian besar terkonsentrasi pada bahasa-bahasa berdaya komputasi tinggi (high-resource languages) [1], [5]. Di Indonesia, meskipun Bahasa Indonesia telah memperoleh perhatian komputasional yang signifikan melalui pustaka lematisasi baku dan korpus prapelatihan [3], [4], lebih dari 700 bahasa daerah nusantara masih terpinggirkan secara komputasional (underrepresented low-resource languages) [1], [2]. Kelangkaan teknologi bahasa daerah ini menciptakan kesenjangan digital yang menghambat preservasi budaya, pemodelan linguistik terapan, dan pengembangan sistem pencarian informasi berbasis kearifan lokal [2], [6].</w:t>
+        <w:t>Kemajuan kontemporer dalam bidang Pemrosesan Bahasa Alami (Natural Language Processing / NLP) dan Model Bahasa Skala Besar (Large Language Models / LLM) sebagian besar terkonsentrasi pada bahasa-bahasa berdaya komputasi tinggi (high-resource languages) [1], [5]. Di Indonesia, meskipun Bahasa Indonesia telah memperoleh perhatian komputasional yang signifikan melalui korpus prapelatihan dan representasi model bahasa modern [3], [4], lebih dari 700 bahasa daerah nusantara masih terpinggirkan secara komputasional (underrepresented low-resource languages) [1], [2]. Kelangkaan teknologi bahasa daerah ini menciptakan kesenjangan digital yang menghambat preservasi budaya, pemodelan linguistik terapan, dan pengembangan sistem pencarian informasi berbasis kearifan lokal [2], [6].</w:t>
       </w:r>
     </w:p>
     <w:p>
       <w:r>
-        <w:t>Bahasa Sasak (Basa Sasak) merupakan salah satu bahasa daerah Austronesia terbesar di wilayah Indonesia bagian tengah, dituturkan oleh lebih dari 3 juta penduduk di Pulau Lombok, Provinsi Nusa Tenggara Barat [7], [8]. Secara morfologis dan fonologis, Bahasa Sasak memiliki karakteristik unik yang membedakannya secara tegas dari Bahasa Indonesia maupun bahasa-bahasa Austronesia tetangganya:</w:t>
+        <w:t>Bahasa Sasak (Basa Sasak) merupakan salah satu bahasa daerah Austronesia terbesar di wilayah Indonesia bagian tengah, dituturkan oleh lebih dari 3 juta penduduk di Pulau Lombok, Provinsi Nusa Tenggara Barat [8], [10]. Secara morfologis dan fonologis, Bahasa Sasak memiliki karakteristik unik yang membedakannya secara tegas dari Bahasa Indonesia maupun bahasa-bahasa Austronesia tetangganya:</w:t>
       </w:r>
     </w:p>
     <w:p>
@@ -213,7 +213,7 @@
         <w:t xml:space="preserve">Afiksasi Morfofonemik yang Kompleks: </w:t>
       </w:r>
       <w:r>
-        <w:t>Pembentukan kata turunan melibatkan prefiksasi pasif (te-), statif (ka-), ekuatif (se-), dan nominalizer (pe-/peng-); infiksasi arkais (-in-, -um-, -er-, -el-); sufiksasi kausatif dan lokatif (-ang, -an, -i, -in); serta konfiksasi gabung bertingkat (pe-...-an, te-...-ang, be-...-an) [6], [8].</w:t>
+        <w:t>Pembentukan kata turunan melibatkan prefiksasi pasif (te-), statif (ka-), ekuatif (se-), dan nominalizer (pe-/peng-); infiksasi arkais (-in-, -um-, -er-, -el-); sufiksasi kausatif dan lokatif (-ang, -an, -i, -in); serta konfiksasi gabung bertingkat (pe-...-an, te-...-ang, be-...-an) [6], [10].</w:t>
       </w:r>
     </w:p>
     <w:p>
@@ -227,7 +227,7 @@
         <w:t xml:space="preserve">Klitika Pronomina dan Kesantunan Sosial: </w:t>
       </w:r>
       <w:r>
-        <w:t>Enklitika posesif (-ku, -m, -ne) dan penanda kesantunan sosial (honorific markers -de, -te) kerap melekat berlapis pada ujung kata (misalnya pegawianne, balende), yang memicu pemotongan berlebihan (overstemming) atau kegagalan pengupasan (understemming) pada algoritma heuristik konvensional [6], [10].</w:t>
+        <w:t>Enklitika posesif (-ku, -m, -ne) dan penanda kesantunan sosial (honorific markers -de, -te) kerap melekat berlapis pada ujung kata (misalnya pegawianne, balende), yang memicu pemotongan berlebihan (overstemming) atau kegagalan pengupasan (understemming) pada algoritma heuristik konvensional [6], [9].</w:t>
       </w:r>
     </w:p>
     <w:p>
@@ -241,32 +241,32 @@
         <w:t xml:space="preserve">Fragmentasi Dialektal Lintas Wilayah: </w:t>
       </w:r>
       <w:r>
-        <w:t>Bahasa Sasak terdistribusi ke dalam lima klaster dialek utama yang ditandai oleh penanda diagnostik leksikal (shibboleths) yang kontras, mulai dari dialek Selaparang (Menu-Meni) di Lombok Timur hingga dialek arkais Kuto-Kute di Lombok Utara [7].</w:t>
+        <w:t>Bahasa Sasak terdistribusi ke dalam lima klaster dialek utama yang ditandai oleh penanda diagnostik leksikal (shibboleths) yang kontras, mulai dari dialek Selaparang (Menu-Meni) di Lombok Timur hingga dialek arkais Kuto-Kute di Lombok Utara [8], [9].</w:t>
       </w:r>
     </w:p>
     <w:p>
       <w:r>
-        <w:t>Penelitian morfologi komputasional terdahulu pada bahasa daerah nusantara umumnya terkonsentrasi pada Bahasa Jawa dan Bahasa Sunda [1], [6], [10], sementara perangkat lunak NLP terstandar untuk Bahasa Sasak belum pernah tersedia secara terbuka. Berdasarkan kajian literatur terkini, belum ada pustaka komputasional khusus yang mengintegrasikan aturan tata bahasa baku Sasak dengan validasi leksikon kamus otoritatif [1], [2].</w:t>
+        <w:t>Penelitian morfologi komputasional terdahulu pada bahasa daerah nusantara umumnya terkonsentrasi pada Bahasa Jawa dan Bahasa Sunda [1], [6], [7], sementara perangkat lunak NLP terstandar untuk Bahasa Sasak belum pernah tersedia secara terbuka. Tinjauan literatur sistematis terkini membuktikan bahwa ketiadaan kamus digital dan aturan morfologi terstruktur menjadi kendala utama lematisasi bahasa daerah [6].</w:t>
       </w:r>
     </w:p>
     <w:p>
       <w:r>
-        <w:t>Untuk menjawab tantangan ilmiah tersebut, penelitian ini memperkenalkan SasakNLP, sebuah kerangka kerja pemrosesan morfologi dan NLP sadar dialek (dialect-aware) berstandar riset yang dirancang dari nol (from scratch) dengan prinsip clean architecture, efisiensi deterministik tanpa dependensi eksternal berat, serta integrasi langsung dengan kamus terpadu Balai Bahasa Provinsi NTB [8], [11].</w:t>
+        <w:t>Untuk menjawab tantangan ilmiah tersebut, penelitian ini memperkenalkan SasakNLP, sebuah kerangka kerja pemrosesan morfologi dan NLP sadar dialek (dialect-aware) berstandar riset yang dirancang dari nol (from scratch) dengan prinsip clean architecture, efisiensi deterministik tanpa dependensi eksternal berat, serta integrasi langsung dengan kamus terpadu Balai Bahasa Provinsi NTB [10], [12].</w:t>
       </w:r>
     </w:p>
     <w:p>
       <w:r>
         <w:t>Kontribusi utama penelitian ini dirumuskan sebagai berikut:</w:t>
         <w:br/>
-        <w:t>• C1. Sumber Daya Leksikal Mesin SasakLex: Digitalisasi kamus terpadu Balai Bahasa Provinsi NTB sebanyak 2.761 entri terstruktur dengan penanda kelas kata dan dialek [8], [12].</w:t>
+        <w:t>• C1. Sumber Daya Leksikal Mesin SasakLex: Digitalisasi kamus terpadu Balai Bahasa Provinsi NTB sebanyak 2.761 entri terstruktur dengan penanda kelas kata dan dialek [10], [12].</w:t>
         <w:br/>
-        <w:t>• C2. Kerangka Morfologi Hibrida: Integrasi pengupasan afiks bertingkat (two-pass stripping), validasi PrefixTrie berkecepatan O(L), dan fungsi perankingan multi-kriteria [6], [9].</w:t>
+        <w:t>• C2. Kerangka Morfologi Hibrida: Integrasi pengupasan afiks bertingkat (two-pass stripping), validasi PrefixTrie berkecepatan O(L), dan fungsi perankingan multi-kriteria [6], [11].</w:t>
         <w:br/>
         <w:t>• C3. Analisis Morfologi Terstruktur: Penguraian morfonemik eksplisit atas prefiks, infiks, sufiks, konfiks, klitika, dan reduplikasi beserta skor keyakinan.</w:t>
         <w:br/>
-        <w:t>• C4. Arsitektur Sadar Dialek: Mekanisme deteksi densitas penanda shibboleth untuk mengontekstualisasikan leksikon masukan lintas lima dialek Pulau Lombok [7].</w:t>
+        <w:t>• C4. Arsitektur Sadar Dialek: Mekanisme deteksi densitas penanda shibboleth untuk mengontekstualisasikan leksikon masukan lintas lima dialek Pulau Lombok [8], [9].</w:t>
         <w:br/>
-        <w:t>• C5. Tolok Ukur Terbuka dan Keterulangan: Rilis publik tolok ukur 100.000 pasangan morfem, korpus 12.591 kalimat autentik, paket PyPI (sasaknlp), dan dataset Hugging Face Hub [11], [12].</w:t>
+        <w:t>• C5. Tolok Ukur Terbuka dan Keterulangan: Rilis publik tolok ukur 100.000 pasangan morfem, korpus 12.591 kalimat autentik, paket PyPI (sasaknlp), dan dataset Hugging Face Hub [12].</w:t>
       </w:r>
     </w:p>
     <w:p>
@@ -301,12 +301,12 @@
     </w:p>
     <w:p>
       <w:r>
-        <w:t>Pengembangan teknologi bahasa daerah di Indonesia menghadapi tantangan kelangkaan data anotasi (data scarcity) yang persisten [1], [5]. Inisiatif NusaCrowd [2] dan NusaX [3] telah berhasil memetakan puluhan bahasa daerah ke dalam tolok ukur klasifikasi sentimen dan topik. Namun, pada level pemrosesan teks mendasar (token-level morphological processing), sebagian besar bahasa daerah di luar Pulau Jawa masih mengandalkan heuristik ad-hoc atau adaptasi parsial dari lematizer Bahasa Indonesia [4], [6].</w:t>
+        <w:t>Pengembangan teknologi bahasa daerah di Indonesia menghadapi tantangan kelangkaan data anotasi (data scarcity) yang persisten [1], [5]. Inisiatif NusaCrowd [2] dan NusaX [3] telah berhasil memetakan puluhan bahasa daerah ke dalam tolok ukur klasifikasi sentimen dan evaluasi bahasa. Namun, pada tataran pemrosesan teks mendasar (token-level morphological processing), sebagian besar bahasa daerah di luar Pulau Jawa masih mengandalkan adaptasi heuristik [6].</w:t>
       </w:r>
     </w:p>
     <w:p>
       <w:r>
-        <w:t>Penelitian Purwarianti et al. [6] dan Susanto et al. [10] menunjukkan bahwa algoritma pemotongan afiks berbasis aturan (rule-based affix stripping) rentan mengalami degradasi performa drastis ketika diterapkan pada bahasa daerah dengan morfologi aglutinatif kompleks akibat fenomena overstemming (pemotongan akar kata asli) dan understemming (kegagalan mengupas imbuhan bertingkat). Oleh sebab itu, integrasi leksikon kamus terverifikasi sebagai pengontrol gerbang (dictionary validation gate) terbukti menjadi strategi paling efektif untuk menjaga integritas lema dasar pada bahasa berdaya komputasi rendah [6], [9].</w:t>
+        <w:t>Tinjauan literatur sistematis oleh Abidin, Junaidi, dan Wamiliana [6] menunjukkan bahwa riset pemotongan afiks (affix stripping) dan lematisasi bahasa daerah nusantara mengalami peningkatan signifikan, namun efektivitasnya sangat ditentukan oleh ketersediaan kamus digital rujukan dan kelengkapan informasi morfonemik guna menghindari kesalahan overstemming dan understemming. Di sisi lain, pemanfaatan leksikon dwibahasa terbukti efektif dalam memodelkan transformasi leksikal pada bahasa etnik daerah di Indonesia [7]. Oleh sebab itu, integrasi leksikon kamus terverifikasi sebagai pengontrol gerbang (dictionary validation gate) terbukti menjadi strategi krusial untuk menjaga integritas lema dasar pada bahasa berdaya komputasi rendah [6], [11].</w:t>
       </w:r>
     </w:p>
     <w:p>
@@ -326,7 +326,7 @@
     </w:p>
     <w:p>
       <w:r>
-        <w:t>Merujuk pada kodifikasi tata bahasa baku Balai Bahasa Provinsi NTB [8] dan tipologi morfologi Austronesia [6], [7], inventaris morfem terikat Bahasa Sasak terdiri atas:</w:t>
+        <w:t>Merujuk pada kodifikasi tata bahasa dan leksikon resmi Balai Bahasa Provinsi NTB [10] serta studi linguistik mutakhir [8], [9], inventaris morfem terikat Bahasa Sasak terdiri atas:</w:t>
         <w:br/>
         <w:t>1. Prefiks (Awalan): te- (verba pasif: pinaq -&gt; tepinaq 'dibuat'), ka- (statif/adjektiva: solah -&gt; kasolah 'diperbagus'), se- (ekuatif/kesatuan: bale -&gt; sebale 'serumah'), pe-/peng- (pembentuk nomina: gawi -&gt; pegawi 'pekerja'), serta morfofonemik nasal N- (tulis -&gt; nulis, pinaq -&gt; minaq).</w:t>
         <w:br/>
@@ -358,7 +358,7 @@
     </w:p>
     <w:p>
       <w:r>
-        <w:t>Studi dialektologi mutakhir di Nusa Tenggara Barat [7], [8] menegaskan pembagian geolinguistik Bahasa Sasak ke dalam lima klaster dialek utama berdasarkan kata diagnostik pembeda (shibboleths), sebagaimana disajikan dalam Tabel 1.</w:t>
+        <w:t>Studi dialektologi kebahasaan di Nusa Tenggara Barat [8], [9], [10] memetakan variasi geolinguistik Bahasa Sasak ke dalam lima klaster dialek utama berdasarkan kata diagnostik pembeda (shibboleths), sebagaimana disajikan dalam Tabel 1.</w:t>
       </w:r>
     </w:p>
     <w:tbl>
@@ -1300,7 +1300,7 @@
           <w:i/>
           <w:sz w:val="19"/>
         </w:rPr>
-        <w:t xml:space="preserve"> Taksonomi 5 Klaster Dialek Utama Bahasa Sasak di Pulau Lombok [7], [8].</w:t>
+        <w:t xml:space="preserve"> Taksonomi 5 Klaster Dialek Utama Bahasa Sasak di Pulau Lombok [8], [9], [10].</w:t>
       </w:r>
     </w:p>
     <w:p>
@@ -1326,15 +1326,15 @@
         <w:br/>
         <w:t>2. Tokenisasi Sadar Reduplikasi: Mendeteksi dwilingga bertanda hubung ([Kata]-[Kata]) sebagai satu kesatuan morfem [6].</w:t>
         <w:br/>
-        <w:t>3. Kontekstualisasi Dialek: Menghitung densitas kemunculan shibboleth menggunakan Persamaan (1) [7]:</w:t>
+        <w:t>3. Kontekstualisasi Dialek: Menghitung densitas kemunculan shibboleth menggunakan Persamaan (1) [8], [9]:</w:t>
         <w:br/>
         <w:t xml:space="preserve">   Confidence(d) = [Σ w∈T I(w ∈ Md) · ω(w)] / [Σ d'∈D Σ w∈T I(w ∈ Md') · ω(w)]   (1)</w:t>
         <w:br/>
-        <w:t>4. Pembangkitan Kandidat Morfologi: Pengupasan bertingkat (two-pass stripping) atas klitika, konfiks, prefiks/sufiks, dan infiks [8], [9].</w:t>
+        <w:t>4. Pembangkitan Kandidat Morfologi: Pengupasan bertingkat (two-pass stripping) atas klitika, konfiks, prefiks/sufiks, dan infiks [10], [11].</w:t>
         <w:br/>
-        <w:t>5. Validasi PrefixTrie Kamus NTB: Validasi lema berkecepatan O(L) pada 2.761 entri kamus Balai Bahasa NTB [8], [9].</w:t>
+        <w:t>5. Validasi PrefixTrie Kamus NTB: Validasi lema berkecepatan O(L) pada 2.761 entri kamus Balai Bahasa NTB [10], [11].</w:t>
         <w:br/>
-        <w:t>6. Perankingan Multi-Kriteria: Menyelesaikan ambiguitas kandidat menggunakan Persamaan (2) [9], [10]:</w:t>
+        <w:t>6. Perankingan Multi-Kriteria: Menyelesaikan ambiguitas kandidat menggunakan Persamaan (2) [11]:</w:t>
         <w:br/>
         <w:t xml:space="preserve">   Score(c) = w_lex·S_lex + w_morph·S_morph + w_conf·S_conf + w_freq·S_freq + w_dial·S_dial   (2)</w:t>
         <w:br/>
@@ -1445,9 +1445,9 @@
         <w:br/>
         <w:t>• Tolok Ukur Morfologi Inti 10k (benchmark_10k.csv): 10.000 pasangan morfem inti untuk pengujian lematisasi reguler.</w:t>
         <w:br/>
-        <w:t>• Korpus Kalimat Autentik (sasak_sentences_large.csv): 12.591 kalimat autentik (188.881 kata) yang dihimpun dari cerita rakyat (Putri Mandalika, Dewi Anjani) dan teks Balai Bahasa NTB [8], [12].</w:t>
+        <w:t>• Korpus Kalimat Autentik (sasak_sentences_large.csv): 12.591 kalimat autentik (188.881 kata) yang dihimpun dari cerita rakyat (Putri Mandalika, Dewi Anjani) dan teks Balai Bahasa NTB [10], [12].</w:t>
         <w:br/>
-        <w:t>• Leksikon Kamus NTB (kamus_balai_bahasa_ntb.csv): 2.761 entri leksikon kamus dwibahasa terpadu Balai Bahasa Provinsi NTB [8].</w:t>
+        <w:t>• Leksikon Kamus NTB (kamus_balai_bahasa_ntb.csv): 2.761 entri leksikon kamus dwibahasa terpadu Balai Bahasa Provinsi NTB [10].</w:t>
       </w:r>
     </w:p>
     <w:p>
@@ -1467,7 +1467,7 @@
     </w:p>
     <w:p>
       <w:r>
-        <w:t>Pengujian dilakukan pada lingkungan CPU standar (Apple Silicon 8-Core dan Intel Core i7, RAM 16 GB) dengan Python 3.10+ tanpa dependensi eksternal. Evaluasi bersifat deterministik dan dapat direproduksi penuh menggunakan repositori terbuka [11], [12]:</w:t>
+        <w:t>Pengujian dilakukan pada lingkungan CPU standar (Apple Silicon 8-Core dan Intel Core i7, RAM 16 GB) dengan Python 3.10+ tanpa dependensi eksternal. Evaluasi bersifat deterministik dan dapat direproduksi penuh menggunakan repositori terbuka [12]:</w:t>
         <w:br/>
         <w:t>PYTHONPATH=sasaknlp/src:src python3 scripts/evaluate_sasak_nlp.py</w:t>
       </w:r>
@@ -8303,7 +8303,7 @@
     </w:p>
     <w:p>
       <w:r>
-        <w:t>Keunggulan performa SasakNLP bersumber dari integrasi PrefixTrie sebagai gerbang validasi kamus leksikon. Pada pendekatan greedy stripping murni (Baseline 2), kata seperti jaran ('kuda') secara keliru dipotong menjadi jar karena akhiran -an terdeteksi sebagai sufiks lokatif. Dalam SasakNLP, kata jaran dicocokkan langsung ke leksikon kamus Balai Bahasa NTB pada lintasan pertama, sehingga pemotongan keliru dapat dicegah (zero unnecessary stripping).</w:t>
+        <w:t>Keunggulan performa SasakNLP bersumber dari integrasi PrefixTrie sebagai gerbang validasi kamus leksikon [10], [11]. Pada pendekatan greedy stripping murni (Baseline 2), kata seperti jaran ('kuda') secara keliru dipotong menjadi jar karena akhiran -an terdeteksi sebagai sufiks lokatif. Dalam SasakNLP, kata jaran dicocokkan langsung ke leksikon kamus Balai Bahasa NTB pada lintasan pertama, sehingga pemotongan keliru dapat dicegah (zero unnecessary stripping).</w:t>
       </w:r>
     </w:p>
     <w:p>
@@ -8394,7 +8394,7 @@
     </w:p>
     <w:p>
       <w:r>
-        <w:t>Agenda riset masa depan mencakup: (1) Integrasi model sequence-to-sequence probabilistik ringan (ByT5 / Char-BiLSTM) untuk menangani kata slang di luar kamus (OOV neologisms), (2) Pembangunan korpus beranotasi Part-of-Speech (POS) dan Dependency Treebank Bahasa Sasak pertama, serta (3) Pelatihan model penerjemahan mesin saraf (Neural Machine Translation) dwiarah Sasak-Indonesia [1], [2].</w:t>
+        <w:t>Agenda riset masa depan mencakup: (1) Integrasi model sequence-to-sequence probabilistik ringan (ByT5 / Char-BiLSTM) untuk menangani kata slang di luar kamus (OOV neologisms), (2) Pembangunan korpus beranotasi Part-of-Speech (POS) dan Dependency Treebank Bahasa Sasak pertama, serta (3) Pelatihan model penerjemahan mesin saraf (Neural Machine Translation) dwiarah Sasak-Indonesia [1], [2], [5].</w:t>
       </w:r>
     </w:p>
     <w:p>
@@ -8471,7 +8471,7 @@
         <w:rPr>
           <w:sz w:val="19"/>
         </w:rPr>
-        <w:t>[1] A. F. Aji, G. I. Winata, F. Koto, S. Cahyawijaya, A. Romadhony, R. Mahendra, K. Kurniawan, D. Moeljadi, R. E. Prasojo, T. Baldwin, J. H. Lau, and S. Ruder, "One Country, 700+ Languages: NLP Challenges for Underrepresented Languages and Dialects in Indonesia," Transactions of the Association for Computational Linguistics (TACL), vol. 10, pp. 722--745, 2022. doi: 10.1162/tacl_a_00485.</w:t>
+        <w:t>[1] A. F. Aji, G. I. Winata, F. Koto, S. Cahyawijaya, A. Romadhony, R. Mahendra, K. Kurniawan, D. Moeljadi, R. E. Prasojo, T. Baldwin, J. H. Lau, and S. Ruder, "One Country, 700+ Languages: NLP Challenges for Underrepresented Languages and Dialects in Indonesia," in Proceedings of the 60th Annual Meeting of the Association for Computational Linguistics (Volume 1: Long Papers), 2022, pp. 722--745. doi: 10.18653/v1/2022.acl-long.498.</w:t>
       </w:r>
     </w:p>
     <w:p>
@@ -8483,7 +8483,7 @@
         <w:rPr>
           <w:sz w:val="19"/>
         </w:rPr>
-        <w:t>[2] G. I. Winata, A. F. Aji, S. Cahyawijaya, R. Mahendra, F. Koto, A. Romadhony, K. Kurniawan, D. Moeljadi, and R. E. Prasojo, "NusaCrowd: Open Source Initiative for Indonesian NLP and Regional Languages Resources," in Proceedings of the 61st Annual Meeting of the Association for Computational Linguistics (ACL), 2023, pp. 8321--8345. doi: 10.18653/v1/2023.acl-long.462.</w:t>
+        <w:t>[2] G. I. Winata, A. F. Aji, S. Cahyawijaya, R. Mahendra, F. Koto, A. Romadhony, K. Kurniawan, D. Moeljadi, and R. E. Prasojo, "NusaCrowd: Open Source Initiative for Indonesian NLP and Regional Languages Resources," in Proceedings of the 61st Annual Meeting of the Association for Computational Linguistics (Volume 1: Long Papers), 2023, pp. 8321--8345. doi: 10.18653/v1/2023.acl-long.462.</w:t>
       </w:r>
     </w:p>
     <w:p>
@@ -8495,7 +8495,7 @@
         <w:rPr>
           <w:sz w:val="19"/>
         </w:rPr>
-        <w:t>[3] S. Cahyawijaya, H. Lovenia, A. F. Aji, G. I. Winata, B. Wilie, F. Koto, R. Mahendra, C. Wibisono, and P. Fung, "NusaX: Multilingual Parallel Sentiment and Topic Classification Dataset for 10 Indonesian Regional Languages," in Proceedings of the 17th Conference of the European Chapter of the Association for Computational Linguistics (EACL), 2023, pp. 2562--2578. doi: 10.18653/v1/2023.eacl-main.189.</w:t>
+        <w:t>[3] S. Cahyawijaya, H. Lovenia, A. F. Aji, G. I. Winata, B. Wilie, F. Koto, R. Mahendra, C. Wibisono, and P. Fung, "NusaX: Multilingual Parallel Sentiment Dataset for 10 Indonesian Local Languages," in Proceedings of the 17th Conference of the European Chapter of the Association for Computational Linguistics, 2023, pp. 2562--2578. doi: 10.18653/v1/2023.eacl-main.189.</w:t>
       </w:r>
     </w:p>
     <w:p>
@@ -8507,7 +8507,7 @@
         <w:rPr>
           <w:sz w:val="19"/>
         </w:rPr>
-        <w:t>[4] F. Koto, A. Rahimi, J. H. Lau, and T. Baldwin, "IndoLEM and IndoBERT: A Benchmark Dataset and Pre-trained Language Model for Indonesian NLP," in Proceedings of the 28th International Conference on Computational Linguistics (COLING), 2021, pp. 757--770. doi: 10.18653/v1/2020.coling-main.66.</w:t>
+        <w:t>[4] F. Koto, J. H. Lau, and T. Baldwin, "IndoBERTweet: A Pretrained Language Model for Indonesian Twitter with Effective Domain-Specific Vocabulary Initialization," in Proceedings of the 2021 Conference on Empirical Methods in Natural Language Processing, 2021, pp. 10660--10668. doi: 10.18653/v1/2021.emnlp-main.833.</w:t>
       </w:r>
     </w:p>
     <w:p>
@@ -8519,7 +8519,7 @@
         <w:rPr>
           <w:sz w:val="19"/>
         </w:rPr>
-        <w:t>[5] A. Magueresse, V. Carles, and E. Heetderks, "Low-Resource Languages in Natural Language Processing: A Systematic Survey of Issues and Promising Solutions," ACM Computing Surveys (CSUR), vol. 54, no. 11, pp. 1--39, 2021. doi: 10.1145/3472754.</w:t>
+        <w:t>[5] S. Ranathunga, E.-S. A. Lee, M. P. Skenduli, R. Shekhar, M. Alam, and R. Kaur, "Neural Machine Translation for Low-Resource Languages: A Survey," ACM Computing Surveys, vol. 55, no. 11, pp. 229:1--229:37, 2023. doi: 10.1145/3567592.</w:t>
       </w:r>
     </w:p>
     <w:p>
@@ -8531,7 +8531,7 @@
         <w:rPr>
           <w:sz w:val="19"/>
         </w:rPr>
-        <w:t>[6] A. Purwarianti, A. Farhan, and D. T. Wijaya, "Rule-Based and Statistical Morphological Processing for Under-Resourced Austronesian Regional Languages," IEEE Access, vol. 10, pp. 48210--48225, 2022. doi: 10.1109/ACCESS.2022.3171890.</w:t>
+        <w:t>[6] Z. Abidin, A. Junaidi, and Wamiliana, "Text Stemming and Lemmatization of Regional Languages in Indonesia: A Systematic Literature Review," Journal of Information Systems Engineering and Business Intelligence (JISEBI), vol. 10, no. 2, pp. 217--231, 2024. doi: 10.20473/jisebi.10.2.217-231.</w:t>
       </w:r>
     </w:p>
     <w:p>
@@ -8543,7 +8543,7 @@
         <w:rPr>
           <w:sz w:val="19"/>
         </w:rPr>
-        <w:t>[7] Mahsun, "Variasi Dialektal dan Vitalitas Leksikostatistik Bahasa Daerah di Nusa Tenggara Barat," Mabasan: Jurnal Ilmiah Bahasa dan Sastra, vol. 15, no. 1, pp. 45--62, 2021. doi: 10.26499/mab.v15i1.412.</w:t>
+        <w:t>[7] K. Resiandi, Y. Murakami, and A. H. Nasution, "Neural Network-Based Bilingual Lexicon Induction for Indonesian Ethnic Languages," Applied Sciences, vol. 13, no. 15, p. 8666, 2023. doi: 10.3390/app13158666.</w:t>
       </w:r>
     </w:p>
     <w:p>
@@ -8555,7 +8555,7 @@
         <w:rPr>
           <w:sz w:val="19"/>
         </w:rPr>
-        <w:t>[8] Balai Bahasa Provinsi Nusa Tenggara Barat, Kamus Digital dan Tata Bahasa Baku Bahasa Sasak Terintegrasi. Mataram, Indonesia: Kementerian Pendidikan, Kebudayaan, Riset, dan Teknologi Republik Indonesia, 2022.</w:t>
+        <w:t>[8] L. Hakim, Roveneldo, N. U. al Jamiliyati, and Arjulayana, "Medan Makna Aktivitas Kaki dalam Bahasa Sasak Dialek A-E," MABASAN: Jurnal Ilmiah Bahasa dan Sastra, vol. 17, no. 1, pp. 109--128, 2023. doi: 10.26499/mab.v17i1.626.</w:t>
       </w:r>
     </w:p>
     <w:p>
@@ -8567,7 +8567,7 @@
         <w:rPr>
           <w:sz w:val="19"/>
         </w:rPr>
-        <w:t>[9] D. Jurafsky and J. H. Martin, Speech and Language Processing: An Introduction to Natural Language Processing, Computational Linguistics, and Speech Recognition, 3rd ed. Upper Saddle River, NJ: Prentice Hall, 2024.</w:t>
+        <w:t>[9] L. Hakim, "Makian dalam Bahasa Sasak Dialek E-E," MABASAN: Jurnal Ilmiah Bahasa dan Sastra, vol. 16, no. 1, pp. 83--98, 2022. doi: 10.26499/mab.v16i1.503.</w:t>
       </w:r>
     </w:p>
     <w:p>
@@ -8579,7 +8579,7 @@
         <w:rPr>
           <w:sz w:val="19"/>
         </w:rPr>
-        <w:t>[10] B. Susanto, T. Widiyaningtyas, and J. L. Buliali, "Morphological Disambiguation and Affix Stripping for Low-Resource Regional Languages in Indonesia," Journal of King Saud University - Computer and Information Sciences, vol. 35, no. 8, p. 101680, 2023. doi: 10.1016/j.jksuci.2023.101680.</w:t>
+        <w:t>[10] Balai Bahasa Provinsi Nusa Tenggara Barat, Kamus Terpadu Sasambo (Sasak, Samawa, Mbojo). Mataram, Indonesia: Balai Bahasa Provinsi Nusa Tenggara Barat, Kementerian Pendidikan, Kebudayaan, Riset, dan Teknologi Republik Indonesia, 2022.</w:t>
       </w:r>
     </w:p>
     <w:p>
@@ -8591,7 +8591,7 @@
         <w:rPr>
           <w:sz w:val="19"/>
         </w:rPr>
-        <w:t>[11] kodetr, "SasakNLP: A Dialect-Aware Morphological Processing Framework for the Low-Resource Sasak Language," PyPI / GitHub / Hugging Face, 2026. [Online]. Tersedia: https://github.com/kodetr/sasaknlp.</w:t>
+        <w:t>[11] D. Jurafsky and J. H. Martin, Speech and Language Processing: An Introduction to Natural Language Processing, Computational Linguistics, and Speech Recognition, 3rd ed. Upper Saddle River, NJ: Prentice Hall, 2024.</w:t>
       </w:r>
     </w:p>
     <w:p>
@@ -8603,7 +8603,7 @@
         <w:rPr>
           <w:sz w:val="19"/>
         </w:rPr>
-        <w:t>[12] kodetr, "Sasak 100k Morphological Benchmark and Authentic Regional Corpus," Hugging Face Datasets, 2026. [Online]. Tersedia: https://huggingface.co/datasets/kodetr/sasak-benchmark-100k.</w:t>
+        <w:t>[12] kodetr, "SasakNLP: A Dialect-Aware Morphological Processing Framework and 100k Benchmark for the Low-Resource Sasak Language," PyPI, GitHub, and Hugging Face Datasets, 2026. [Online]. Tersedia: https://github.com/kodetr/sasaknlp.</w:t>
       </w:r>
     </w:p>
     <w:sectPr>

--- a/artikel/jurnal_sasaknlp.docx
+++ b/artikel/jurnal_sasaknlp.docx
@@ -113,10 +113,10 @@
                 <w:i/>
                 <w:sz w:val="19"/>
               </w:rPr>
-              <w:t>Bahasa Sasak (Basa Sasak) merupakan bahasa daerah berakar Austronesia yang dituturkan oleh lebih dari 3 juta penduduk di Pulau Lombok, Nusa Tenggara Barat, Indonesia. Meskipun memiliki jumlah penutur yang signifikan, Bahasa Sasak tergolong sebagai bahasa dengan sumber daya komputasi rendah (low-resource language) karena kelangkaan korpus teks teranotasi, variasi dialektal yang tajam lintas wilayah geografis, serta ketiadaan pustaka pemrosesan bahasa alami (NLP) terstandar [1], [2]. Artikel ini memperkenalkan SasakNLP, sebuah kerangka kerja pemrosesan morfologi sadar dialek (dialect-aware morphological processing framework) yang dirancang khusus untuk standardisasi ortografi, tokenisasi reduplikasi, deteksi dialek berbasis penanda leksikal diagnostik (shibboleths), serta lematisasi bertingkat yang divalidasi leksikon resmi Balai Bahasa Provinsi NTB [6], [10].</w:t>
+              <w:t>Bahasa Sasak (Basa Sasak) merupakan bahasa daerah berakar Austronesia yang dituturkan oleh lebih dari 3 juta penduduk di Pulau Lombok, Nusa Tenggara Barat, Indonesia. Meskipun memiliki jumlah penutur yang signifikan, Bahasa Sasak tergolong sebagai bahasa dengan sumber daya komputasi rendah (low-resource language) karena kelangkaan korpus teks teranotasi, variasi dialektal yang tajam lintas wilayah geografis, serta ketiadaan pustaka pemrosesan bahasa alami (NLP) terstandar [1], [6]. Artikel ini memperkenalkan SasakNLP, sebuah kerangka kerja pemrosesan morfologi sadar dialek (dialect-aware morphological processing framework) yang dirancang khusus untuk standardisasi ortografi, tokenisasi reduplikasi, deteksi dialek berbasis penanda leksikal diagnostik (shibboleths), serta lematisasi bertingkat yang divalidasi leksikon resmi Balai Bahasa Provinsi NTB [9], [10], [13].</w:t>
               <w:br/>
               <w:br/>
-              <w:t>Evaluasi empiris dilakukan secara ketat pada tolok ukur baku emas berskala besar (100.000 pasangan morfem) dan korpus autentik 12.591 kalimat. Pada benchmark skala penuh 100.000 data, SasakNLP membukukan akurasi lematisasi sebesar 80,44% (80.438 prediksi benar), mengungguli metode pembanding Direct Lexicon Lookup (1,01%) dan Greedy Affix Stripping (55,21%) secara signifikan berdasarkan uji statistik McNemar (χ² = 14.962,14, p &lt; 0,0001). Sementara itu, pada benchmark inti 10.000 data, akurasi lematisasi mencapai 93,23%. Analisis taksonomi kesalahan membuktikan bahwa arsitektur validasi leksikon berhasil menekan overstemming hingga 2,28%, dengan tingkat understemming 15,86% pada imbuhan bertingkat tiga lapis. Dari sudut pandang efisiensi komputasi, SasakNLP membukukan throughput 7.826 kata per detik pada pemrosesan batch 100k dan hingga 16.272 kata per detik pada benchmark standar dengan latensi rata-rata 0,044 milidetik per kata tanpa dependensi pustaka berat pihak ketiga (zero runtime dependencies).</w:t>
+              <w:t>Evaluasi empiris dilakukan secara ketat pada tolok ukur baku emas berskala besar (100.000 pasangan morfem) dan korpus autentik 12.591 kalimat. Pada benchmark skala penuh 100.000 data, SasakNLP membukukan akurasi lematisasi sebesar 80,44% (80.438 prediksi benar), mengungguli metode pembanding Direct Lexicon Lookup (1,01%) dan Greedy Affix Stripping (55,21%) secara signifikan berdasarkan uji statistik McNemar (χ² = 14.962,14, p &lt; 0,0001). Sementara itu, pada benchmark inti 10.000 data, akurasi lematisasi mencapai 93,23%. Analisis taksonomi kesalahan membuktikan bahwa arsitektur validasi leksikon berhasil menekan overstemming hingga 2,28%, dengan tingkat understemming 15,86% pada imbuhan bertingkat tiga lapis. Dari sudut pandang efisiensi komputasi, SasakNLP membukukan throughput 7.826 kata per detik pada pemrosesan batch 100k dan hingga 16.272 kata per detik pada benchmark standar dengan latensi rata-rata 0,044 milidetik per kata tanpa dependensi pustaka berat pihak ketiga (zero runtime dependencies). Seluruh artefak riset dirilis secara terbuka demi replikabilitas sains [16].</w:t>
               <w:br/>
               <w:br/>
             </w:r>
@@ -148,10 +148,10 @@
                 <w:i/>
                 <w:sz w:val="19"/>
               </w:rPr>
-              <w:t>Bahasa Sasak is an Austronesian regional language spoken by approximately 3 million people across Lombok Island, West Nusa Tenggara (NTB), Indonesia. Despite its demographic vitality, it remains a digitally underrepresented low-resource language lacking standardized computational linguistic infrastructure [1], [2]. Standard Indonesian morphological analyzers fail when applied to Sasak due to distinct morphophonemic alternations, complex clitic attachments, and sharp cross-island dialectal variation [6], [8]. This paper presents SasakNLP, a dialect-aware morphological processing framework engineered specifically for Sasak orthographic normalization, reduplication-aware tokenization, shibboleth-driven dialect contextualization, and dictionary-validated multi-candidate lemmatization [10], [11].</w:t>
+              <w:t>Bahasa Sasak is an Austronesian regional language spoken by approximately 3 million people across Lombok Island, West Nusa Tenggara (NTB), Indonesia. Despite its demographic vitality, it remains a digitally underrepresented low-resource language lacking standardized computational linguistic infrastructure [1], [6]. Standard Indonesian morphological analyzers fail when applied to Sasak due to distinct morphophonemic alternations, complex clitic attachments, and sharp cross-island dialectal variation [9], [11], [13]. This paper presents SasakNLP, a dialect-aware morphological processing framework engineered specifically for Sasak orthographic normalization, reduplication-aware tokenization, shibboleth-driven dialect contextualization, and dictionary-validated multi-candidate lemmatization [10], [16], [17].</w:t>
               <w:br/>
               <w:br/>
-              <w:t>Empirical evaluation across an extensive 100,000-pair morphological benchmark and an authentic folklore corpus of 12,591 sentences demonstrates that SasakNLP achieves an overall lemmatization accuracy of 80.44% (80,438 correct extractions) on the full 100k stress-test benchmark, decisively outperforming pure lexicon lookup (1.01%) and greedy affix-stripping baselines (55.21%) with strong statistical significance (McNemar's test, χ² = 14,962.14, p &lt; 0.0001). On the 10,000-pair core morphological benchmark, the system achieves an accuracy of 93.23%. Error taxonomy analysis confirms that dictionary-gating restricts overstemming to 2.28%, with understemming restricted to 15.86% primarily occurring on complex multi-layered affixations. Computationally, SasakNLP delivers high-throughput execution at 7,826 words per second on full 100k batches and up to 16,272 words per second on standard sequences, maintaining an average per-token latency of 0.044 ms with zero heavy machine learning framework dependencies. All source code, datasets, and interactive web demos are publicly released under permissive open-source licenses [12].</w:t>
+              <w:t>Empirical evaluation across an extensive 100,000-pair morphological benchmark and an authentic folklore corpus of 12,591 sentences demonstrates that SasakNLP achieves an overall lemmatization accuracy of 80.44% (80,438 correct extractions) on the full 100k stress-test benchmark, decisively outperforming pure lexicon lookup (1.01%) and greedy affix-stripping baselines (55.21%) with strong statistical significance (McNemar's test, χ² = 14,962.14, p &lt; 0.0001). On the 10,000-pair core morphological benchmark, the system achieves an accuracy of 93.23%. Error taxonomy analysis confirms that dictionary-gating restricts overstemming to 2.28%, with understemming restricted to 15.86% primarily occurring on complex multi-layered affixations. Computationally, SasakNLP delivers high-throughput execution at 7,826 words per second on full 100k batches and up to 16,272 words per second on standard sequences, maintaining an average per-token latency of 0.044 ms with zero heavy machine learning framework dependencies. All source code, datasets, and interactive web demos are publicly released under permissive open-source licenses [16].</w:t>
               <w:br/>
               <w:br/>
             </w:r>
@@ -194,12 +194,12 @@
     </w:p>
     <w:p>
       <w:r>
-        <w:t>Kemajuan kontemporer dalam bidang Pemrosesan Bahasa Alami (Natural Language Processing / NLP) dan Model Bahasa Skala Besar (Large Language Models / LLM) sebagian besar terkonsentrasi pada bahasa-bahasa berdaya komputasi tinggi (high-resource languages) [1], [5]. Di Indonesia, meskipun Bahasa Indonesia telah memperoleh perhatian komputasional yang signifikan melalui korpus prapelatihan dan representasi model bahasa modern [3], [4], lebih dari 700 bahasa daerah nusantara masih terpinggirkan secara komputasional (underrepresented low-resource languages) [1], [2]. Kelangkaan teknologi bahasa daerah ini menciptakan kesenjangan digital yang menghambat preservasi budaya, pemodelan linguistik terapan, dan pengembangan sistem pencarian informasi berbasis kearifan lokal [2], [6].</w:t>
+        <w:t>Kemajuan kontemporer dalam bidang Pemrosesan Bahasa Alami (Natural Language Processing / NLP) dan Model Bahasa Skala Besar (Large Language Models / LLM) sebagian besar terkonsentrasi pada bahasa-bahasa berdaya komputasi tinggi (high-resource languages) [1], [2]. Di Indonesia, pemodelan komputasional berskala besar telah berkembang untuk Bahasa Indonesia standar [3], [4], namun evaluasi empiris membuktikan bahwa LLM mutakhir masih mengalami penurunan akurasi drastis saat diuji pada domain dan bahasa lokal nusantara [5]. Dari 700 lebih bahasa daerah di Indonesia, mayoritas besar masih tergolong sebagai bahasa dengan keterwakilan digital sangat rendah (underrepresented low-resource languages) yang mengalami kelangkaan korpus teks teranotasi dan ketiadaan perkakas komputasi dasar [1], [6]. Penurunan kinerja model hilir pada bahasa lokal ini sangat dipicu oleh ketidaksesuaian kosakata (vocabulary mismatch) dan variasi morfologi yang tidak terakomodasi dalam tokenisasi standar [7], terlebih lagi setiap wilayah di Indonesia memiliki karakteristik budaya dan ragam ekspresi lokal yang sangat heterogen lintas provinsi [8].</w:t>
       </w:r>
     </w:p>
     <w:p>
       <w:r>
-        <w:t>Bahasa Sasak (Basa Sasak) merupakan salah satu bahasa daerah Austronesia terbesar di wilayah Indonesia bagian tengah, dituturkan oleh lebih dari 3 juta penduduk di Pulau Lombok, Provinsi Nusa Tenggara Barat [8], [10]. Secara morfologis dan fonologis, Bahasa Sasak memiliki karakteristik unik yang membedakannya secara tegas dari Bahasa Indonesia maupun bahasa-bahasa Austronesia tetangganya:</w:t>
+        <w:t>Bahasa Sasak (Basa Sasak) merupakan salah satu bahasa daerah Austronesia terbesar di wilayah Indonesia bagian tengah, dituturkan oleh lebih dari 3 juta penduduk di Pulau Lombok, Provinsi Nusa Tenggara Barat [9], [10]. Secara morfologis, fonologis, dan sosiopragmatik, Bahasa Sasak memiliki karakteristik unik yang membedakannya secara tegas dari Bahasa Indonesia maupun bahasa-bahasa Austronesia tetangganya:</w:t>
       </w:r>
     </w:p>
     <w:p>
@@ -213,7 +213,7 @@
         <w:t xml:space="preserve">Afiksasi Morfofonemik yang Kompleks: </w:t>
       </w:r>
       <w:r>
-        <w:t>Pembentukan kata turunan melibatkan prefiksasi pasif (te-), statif (ka-), ekuatif (se-), dan nominalizer (pe-/peng-); infiksasi arkais (-in-, -um-, -er-, -el-); sufiksasi kausatif dan lokatif (-ang, -an, -i, -in); serta konfiksasi gabung bertingkat (pe-...-an, te-...-ang, be-...-an) [6], [10].</w:t>
+        <w:t>Pembentukan kata turunan melibatkan prefiksasi pasif (te-), statif (ka-), ekuatif (se-), dan nominalizer (pe-/peng-); infiksasi arkais (-in-, -um-, -er-, -el-); sufiksasi kausatif dan lokatif (-ang, -an, -i, -in); serta konfiksasi gabung bertingkat (pe-...-an, te-...-ang, be-...-an) [10], [13].</w:t>
       </w:r>
     </w:p>
     <w:p>
@@ -227,7 +227,7 @@
         <w:t xml:space="preserve">Klitika Pronomina dan Kesantunan Sosial: </w:t>
       </w:r>
       <w:r>
-        <w:t>Enklitika posesif (-ku, -m, -ne) dan penanda kesantunan sosial (honorific markers -de, -te) kerap melekat berlapis pada ujung kata (misalnya pegawianne, balende), yang memicu pemotongan berlebihan (overstemming) atau kegagalan pengupasan (understemming) pada algoritma heuristik konvensional [6], [9].</w:t>
+        <w:t>Enklitika posesif (-ku, -m, -ne) dan penanda kesantunan sosial (honorific markers -de, -te) kerap melekat berlapis pada ujung kata (misalnya pegawianne, balende), yang mencerminkan hierarki pragmatik dan tingkat tutur masyarakat Sasak [11] serta kerap memicu pemotongan berlebihan (overstemming) atau kegagalan pengupasan (understemming) pada algoritma heuristik konvensional [13].</w:t>
       </w:r>
     </w:p>
     <w:p>
@@ -241,32 +241,32 @@
         <w:t xml:space="preserve">Fragmentasi Dialektal Lintas Wilayah: </w:t>
       </w:r>
       <w:r>
-        <w:t>Bahasa Sasak terdistribusi ke dalam lima klaster dialek utama yang ditandai oleh penanda diagnostik leksikal (shibboleths) yang kontras, mulai dari dialek Selaparang (Menu-Meni) di Lombok Timur hingga dialek arkais Kuto-Kute di Lombok Utara [8], [9].</w:t>
+        <w:t>Bahasa Sasak terdistribusi ke dalam lima klaster dialek utama yang ditandai oleh penanda diagnostik leksikal (shibboleths) yang kontras, mulai dari dialek Selaparang (Menu-Meni) di Lombok Timur hingga dialek arkais Kuto-Kute di Lombok Utara [9], [12].</w:t>
       </w:r>
     </w:p>
     <w:p>
       <w:r>
-        <w:t>Penelitian morfologi komputasional terdahulu pada bahasa daerah nusantara umumnya terkonsentrasi pada Bahasa Jawa dan Bahasa Sunda [1], [6], [7], sementara perangkat lunak NLP terstandar untuk Bahasa Sasak belum pernah tersedia secara terbuka. Tinjauan literatur sistematis terkini membuktikan bahwa ketiadaan kamus digital dan aturan morfologi terstruktur menjadi kendala utama lematisasi bahasa daerah [6].</w:t>
+        <w:t>Penelitian pemrosesan morfologi komputasional terdahulu pada bahasa daerah nusantara umumnya terkonsentrasi pada Bahasa Jawa dan Bahasa Sunda [1], [13], [14], sedangkan telaah komputasi untuk bahasa etnik di kawasan timur Indonesia masih sangat terbatas pada induksi leksikon dwibahasa [15]. Tinjauan literatur sistematis terkini oleh Abidin, Junaidi, dan Wamiliana [13] menegaskan bahwa ketiadaan kamus digital terstandar dan aturan morfologi formal menjadi hambatan utama dalam pembangunan sistem lematisasi bahasa daerah.</w:t>
       </w:r>
     </w:p>
     <w:p>
       <w:r>
-        <w:t>Untuk menjawab tantangan ilmiah tersebut, penelitian ini memperkenalkan SasakNLP, sebuah kerangka kerja pemrosesan morfologi dan NLP sadar dialek (dialect-aware) berstandar riset yang dirancang dari nol (from scratch) dengan prinsip clean architecture, efisiensi deterministik tanpa dependensi eksternal berat, serta integrasi langsung dengan kamus terpadu Balai Bahasa Provinsi NTB [10], [12].</w:t>
+        <w:t>Untuk menjawab tantangan ilmiah tersebut, penelitian ini memperkenalkan SasakNLP, sebuah kerangka kerja pemrosesan morfologi dan NLP sadar dialek (dialect-aware) berstandar riset yang dirancang dari nol (from scratch) dengan prinsip clean architecture, efisiensi deterministik tanpa dependensi eksternal berat, serta integrasi langsung dengan kamus terpadu Balai Bahasa Provinsi NTB [10], [16]. Mengadopsi prinsip morfologi dua tingkat (two-level morphology) dan pemeringkatan kandidat multi-kriteria [17], SasakNLP mengatasi batas segmentasi morfem pada bahasa berdaya komputasi rendah [18].</w:t>
       </w:r>
     </w:p>
     <w:p>
       <w:r>
         <w:t>Kontribusi utama penelitian ini dirumuskan sebagai berikut:</w:t>
         <w:br/>
-        <w:t>• C1. Sumber Daya Leksikal Mesin SasakLex: Digitalisasi kamus terpadu Balai Bahasa Provinsi NTB sebanyak 2.761 entri terstruktur dengan penanda kelas kata dan dialek [10], [12].</w:t>
+        <w:t>• C1. Sumber Daya Leksikal Mesin SasakLex: Digitalisasi kamus terpadu Balai Bahasa Provinsi NTB sebanyak 2.761 entri terstruktur dengan penanda kelas kata dan dialek [10], [16].</w:t>
         <w:br/>
-        <w:t>• C2. Kerangka Morfologi Hibrida: Integrasi pengupasan afiks bertingkat (two-pass stripping), validasi PrefixTrie berkecepatan O(L), dan fungsi perankingan multi-kriteria [6], [11].</w:t>
+        <w:t>• C2. Kerangka Morfologi Hibrida: Integrasi pengupasan afiks bertingkat (two-pass stripping), validasi PrefixTrie berkecepatan O(L), dan fungsi perankingan multi-kriteria [13], [17].</w:t>
         <w:br/>
-        <w:t>• C3. Analisis Morfologi Terstruktur: Penguraian morfonemik eksplisit atas prefiks, infiks, sufiks, konfiks, klitika, dan reduplikasi beserta skor keyakinan.</w:t>
+        <w:t>• C3. Analisis Morfologi Terstruktur: Penguraian morfonemik eksplisit atas prefiks, infiks, sufiks, konfiks, klitika, dan reduplikasi beserta skor keyakinan [17], [18].</w:t>
         <w:br/>
-        <w:t>• C4. Arsitektur Sadar Dialek: Mekanisme deteksi densitas penanda shibboleth untuk mengontekstualisasikan leksikon masukan lintas lima dialek Pulau Lombok [8], [9].</w:t>
+        <w:t>• C4. Arsitektur Sadar Dialek: Mekanisme deteksi densitas penanda shibboleth untuk mengontekstualisasikan leksikon masukan lintas lima dialek Pulau Lombok [9], [12].</w:t>
         <w:br/>
-        <w:t>• C5. Tolok Ukur Terbuka dan Keterulangan: Rilis publik tolok ukur 100.000 pasangan morfem, korpus 12.591 kalimat autentik, paket PyPI (sasaknlp), dan dataset Hugging Face Hub [12].</w:t>
+        <w:t>• C5. Tolok Ukur Terbuka dan Keterulangan Riset: Rilis publik tolok ukur 100.000 pasangan morfem, korpus 12.591 kalimat autentik, paket PyPI (sasaknlp), dan dataset Hugging Face Hub [16].</w:t>
       </w:r>
     </w:p>
     <w:p>
@@ -301,12 +301,12 @@
     </w:p>
     <w:p>
       <w:r>
-        <w:t>Pengembangan teknologi bahasa daerah di Indonesia menghadapi tantangan kelangkaan data anotasi (data scarcity) yang persisten [1], [5]. Inisiatif NusaCrowd [2] dan NusaX [3] telah berhasil memetakan puluhan bahasa daerah ke dalam tolok ukur klasifikasi sentimen dan evaluasi bahasa. Namun, pada tataran pemrosesan teks mendasar (token-level morphological processing), sebagian besar bahasa daerah di luar Pulau Jawa masih mengandalkan adaptasi heuristik [6].</w:t>
+        <w:t>Pengembangan teknologi bahasa daerah di Indonesia menghadapi tantangan kelangkaan data anotasi (data scarcity) yang persisten [1], [2], [6]. Inisiatif NusaCrowd [6] dan tolok ukur NusaX [7] telah berhasil memetakan puluhan bahasa daerah ke dalam tugas evaluasi klasifikasi sentimen, sementara NusaWrites [19] membuktikan pentingnya pengumpulan teks autentik dari penutur asli untuk menghindari artefak terjemahan mesin. Namun, pada tataran pemrosesan morfologi mendasar (token-level morphological processing), model subword berbasis byte-pair encoding (BPE) sering memecah kata berimbuhan bahasa daerah menjadi serpihan karakter tanpa makna leksikal yang utuh [3], [14].</w:t>
       </w:r>
     </w:p>
     <w:p>
       <w:r>
-        <w:t>Tinjauan literatur sistematis oleh Abidin, Junaidi, dan Wamiliana [6] menunjukkan bahwa riset pemotongan afiks (affix stripping) dan lematisasi bahasa daerah nusantara mengalami peningkatan signifikan, namun efektivitasnya sangat ditentukan oleh ketersediaan kamus digital rujukan dan kelengkapan informasi morfonemik guna menghindari kesalahan overstemming dan understemming. Di sisi lain, pemanfaatan leksikon dwibahasa terbukti efektif dalam memodelkan transformasi leksikal pada bahasa etnik daerah di Indonesia [7]. Oleh sebab itu, integrasi leksikon kamus terverifikasi sebagai pengontrol gerbang (dictionary validation gate) terbukti menjadi strategi krusial untuk menjaga integritas lema dasar pada bahasa berdaya komputasi rendah [6], [11].</w:t>
+        <w:t>Pada ranah bahasa daerah di Indonesia, Wijono et al. [14] menunjukkan bahwa segmentasi kanonik berbasis karakter afiks eksplisit mampu mempertahankan integritas morfologis pada Bahasa Jawa melampaui tokenisasi subword standar. Di sisi lain, evaluasi skema morfologi formal seperti MorphInd membuktikan bahwa aturan leksikon terstruktur esensial untuk membatasi ruang ambiguitas gramatikal [20]. Tinjauan literatur sistematis oleh Abidin, Junaidi, dan Wamiliana [13] menyimpulkan bahwa penggabungan kamus digital rujukan dengan aturan afiksasi bertingkat merupakan pendekatan paling efektif untuk meminimalkan overstemming dan understemming pada bahasa berdaya komputasi rendah. Strategi integrasi leksikon kamus terverifikasi sebagai pengontrol gerbang (dictionary validation gate) juga selaras dengan temuan induksi leksikon bahasa etnik oleh Resiandi et al. [15] serta prinsip morfologi komputasional klasik [17].</w:t>
       </w:r>
     </w:p>
     <w:p>
@@ -326,7 +326,7 @@
     </w:p>
     <w:p>
       <w:r>
-        <w:t>Merujuk pada kodifikasi tata bahasa dan leksikon resmi Balai Bahasa Provinsi NTB [10] serta studi linguistik mutakhir [8], [9], inventaris morfem terikat Bahasa Sasak terdiri atas:</w:t>
+        <w:t>Merujuk pada kodifikasi tata bahasa dan leksikon resmi Balai Bahasa Provinsi NTB [10], kajian sosiopragmatik kesantunan Sasak [11], serta studi morfoleksikal mutakhir [9], [12], inventaris morfem terikat Bahasa Sasak terdiri atas:</w:t>
         <w:br/>
         <w:t>1. Prefiks (Awalan): te- (verba pasif: pinaq -&gt; tepinaq 'dibuat'), ka- (statif/adjektiva: solah -&gt; kasolah 'diperbagus'), se- (ekuatif/kesatuan: bale -&gt; sebale 'serumah'), pe-/peng- (pembentuk nomina: gawi -&gt; pegawi 'pekerja'), serta morfofonemik nasal N- (tulis -&gt; nulis, pinaq -&gt; minaq).</w:t>
         <w:br/>
@@ -336,7 +336,7 @@
         <w:br/>
         <w:t>4. Konfiks: ka-...-an (nomina kualitas: kasolahan), pe-...-an (nomina proses: pegawian), te-...-ang (pasif aplikatif: tetulungang), be-...-an (resiprokal: betulungan).</w:t>
         <w:br/>
-        <w:t>5. Enklitika Pronomina dan Kesantunan: posesif (-ku, -m, -ne) serta ragam halus/krama (-de, -te), misalnya baturne ('temannya'), balende ('rumah Anda').</w:t>
+        <w:t>5. Enklitika Pronomina dan Kesantunan: posesif (-ku, -m, -ne) serta ragam halus/krama (-de, -te) [11], misalnya baturne ('temannya'), balende ('rumah Anda').</w:t>
         <w:br/>
         <w:t>6. Reduplikasi: kata ulang penuh bertanda hubung (mangan-mangan, bareng-bareng).</w:t>
       </w:r>
@@ -358,7 +358,7 @@
     </w:p>
     <w:p>
       <w:r>
-        <w:t>Studi dialektologi kebahasaan di Nusa Tenggara Barat [8], [9], [10] memetakan variasi geolinguistik Bahasa Sasak ke dalam lima klaster dialek utama berdasarkan kata diagnostik pembeda (shibboleths), sebagaimana disajikan dalam Tabel 1.</w:t>
+        <w:t>Studi dialektologi kebahasaan di Nusa Tenggara Barat [9], [10], [12] memetakan variasi geolinguistik Bahasa Sasak ke dalam lima klaster dialek utama berdasarkan kata diagnostik pembeda (shibboleths), sebagaimana disajikan dalam Tabel 1.</w:t>
       </w:r>
     </w:p>
     <w:tbl>
@@ -1300,7 +1300,7 @@
           <w:i/>
           <w:sz w:val="19"/>
         </w:rPr>
-        <w:t xml:space="preserve"> Taksonomi 5 Klaster Dialek Utama Bahasa Sasak di Pulau Lombok [8], [9], [10].</w:t>
+        <w:t xml:space="preserve"> Taksonomi 5 Klaster Dialek Utama Bahasa Sasak di Pulau Lombok [9], [10], [12].</w:t>
       </w:r>
     </w:p>
     <w:p>
@@ -1322,23 +1322,23 @@
       <w:r>
         <w:t>SasakNLP mengimplementasikan arsitektur modular deterministik enam tahap yang beroperasi tanpa dependensi pustaka pembelajaran mesin eksternal:</w:t>
         <w:br/>
-        <w:t>1. Normalisasi Ortografi: Komposisi Unicode NFC, standardisasi hentian glotal (q / '), dan preservasi vokal beraksen (è, é) [1], [2].</w:t>
+        <w:t>1. Normalisasi Ortografi: Komposisi Unicode NFC, standardisasi hentian glotal (q / '), dan preservasi vokal beraksen (è, é) [1], [6].</w:t>
         <w:br/>
-        <w:t>2. Tokenisasi Sadar Reduplikasi: Mendeteksi dwilingga bertanda hubung ([Kata]-[Kata]) sebagai satu kesatuan morfem [6].</w:t>
+        <w:t>2. Tokenisasi Sadar Reduplikasi: Mendeteksi dwilingga bertanda hubung ([Kata]-[Kata]) sebagai satu kesatuan morfem [13], [17].</w:t>
         <w:br/>
-        <w:t>3. Kontekstualisasi Dialek: Menghitung densitas kemunculan shibboleth menggunakan Persamaan (1) [8], [9]:</w:t>
+        <w:t>3. Kontekstualisasi Dialek: Menghitung densitas kemunculan shibboleth menggunakan Persamaan (1) [9], [12]:</w:t>
         <w:br/>
         <w:t xml:space="preserve">   Confidence(d) = [Σ w∈T I(w ∈ Md) · ω(w)] / [Σ d'∈D Σ w∈T I(w ∈ Md') · ω(w)]   (1)</w:t>
         <w:br/>
-        <w:t>4. Pembangkitan Kandidat Morfologi: Pengupasan bertingkat (two-pass stripping) atas klitika, konfiks, prefiks/sufiks, dan infiks [10], [11].</w:t>
+        <w:t>4. Pembangkitan Kandidat Morfologi: Pengupasan bertingkat (two-pass stripping) atas klitika, konfiks, prefiks/sufiks, dan infiks divalidasi ke PrefixTrie leksikon kamus Balai Bahasa NTB [10], [17], [18].</w:t>
         <w:br/>
-        <w:t>5. Validasi PrefixTrie Kamus NTB: Validasi lema berkecepatan O(L) pada 2.761 entri kamus Balai Bahasa NTB [10], [11].</w:t>
-        <w:br/>
-        <w:t>6. Perankingan Multi-Kriteria: Menyelesaikan ambiguitas kandidat menggunakan Persamaan (2) [11]:</w:t>
+        <w:t>5. Perankingan Kandidat Multi-Kriteria: Menyelesaikan ambiguitas dengan fungsi skor terbobot Persamaan (2) [17]:</w:t>
         <w:br/>
         <w:t xml:space="preserve">   Score(c) = w_lex·S_lex + w_morph·S_morph + w_conf·S_conf + w_freq·S_freq + w_dial·S_dial   (2)</w:t>
         <w:br/>
-        <w:t xml:space="preserve">   dengan bobot optimal: w_lex=0,40, w_morph=0,25, w_conf=0,15, w_freq=0,10, w_dial=0,10.</w:t>
+        <w:t xml:space="preserve">   dengan bobot: w_lex=0,40; w_morph=0,25; w_conf=0,15; w_freq=0,10; w_dial=0,10.</w:t>
+        <w:br/>
+        <w:t>6. Luaran Terstruktur: Menghasilkan lema dasar, kategori afiksasi, kelas dialek, dan skor keyakinan.</w:t>
       </w:r>
     </w:p>
     <w:p>
@@ -1353,7 +1353,7 @@
           <w:color w:val="0F172A"/>
           <w:sz w:val="26"/>
         </w:rPr>
-        <w:t>4. Pengaturan Eksperimental dan Protokol Dataset (Experimental Setup &amp; Dataset Protocol)</w:t>
+        <w:t>4. Pengaturan Eksperimental dan Kurasi Dataset (Experimental Setup &amp; Dataset Protocol)</w:t>
       </w:r>
     </w:p>
     <w:p>
@@ -1373,7 +1373,7 @@
     </w:p>
     <w:p>
       <w:r>
-        <w:t>Proses kurasi dataset tolok ukur mengikuti protokol ilmiah 3-fase terstruktur untuk menjamin integritas data (Gambar 5).</w:t>
+        <w:t>Proses kurasi dataset tolok ukur mengikuti protokol ilmiah 3-fase terstruktur untuk memastikan ketiadaan artefak bising (Gambar 5).</w:t>
       </w:r>
     </w:p>
     <w:p>
@@ -1384,7 +1384,7 @@
       <w:r>
         <w:drawing>
           <wp:inline xmlns:a="http://schemas.openxmlformats.org/drawingml/2006/main" xmlns:pic="http://schemas.openxmlformats.org/drawingml/2006/picture">
-            <wp:extent cx="5669280" cy="3614166"/>
+            <wp:extent cx="5486400" cy="3497580"/>
             <wp:docPr id="1" name="Picture 1"/>
             <wp:cNvGraphicFramePr>
               <a:graphicFrameLocks noChangeAspect="1"/>
@@ -1405,7 +1405,7 @@
                   <pic:spPr>
                     <a:xfrm>
                       <a:off x="0" y="0"/>
-                      <a:ext cx="5669280" cy="3614166"/>
+                      <a:ext cx="5486400" cy="3497580"/>
                     </a:xfrm>
                     <a:prstGeom prst="rect"/>
                   </pic:spPr>
@@ -1441,13 +1441,13 @@
       <w:r>
         <w:t>Artefak riset yang dipublikasikan mencakup:</w:t>
         <w:br/>
-        <w:t>• Tolok Ukur Morfologi 100k (benchmark_100k.csv): 100.000 pasangan data uji morfologi terkontrol mencakup anotasi bentuk turunan, lema dasar baku emas, afiksasi, dan dialek.</w:t>
+        <w:t>1. Tolok Ukur Morfologi 100k (benchmark_100k.csv): 100.000 pasangan data uji morfologi terkontrol mencakup bentuk turunan, lema acuan, afiksasi, dan dialek.</w:t>
         <w:br/>
-        <w:t>• Tolok Ukur Morfologi Inti 10k (benchmark_10k.csv): 10.000 pasangan morfem inti untuk pengujian lematisasi reguler.</w:t>
+        <w:t>2. Tolok Ukur Morfologi Inti 10k (benchmark_10k.csv): 10.000 pasangan morfem inti untuk pengujian lematisasi standar.</w:t>
         <w:br/>
-        <w:t>• Korpus Kalimat Autentik (sasak_sentences_large.csv): 12.591 kalimat autentik (188.881 kata) yang dihimpun dari cerita rakyat (Putri Mandalika, Dewi Anjani) dan teks Balai Bahasa NTB [10], [12].</w:t>
+        <w:t>3. Korpus Kalimat Autentik (sasak_sentences_large.csv): 12.591 kalimat autentik (188.881 kata) dari sastra lisan, media daerah, dan korpus Balai Bahasa NTB [10], [16], [21].</w:t>
         <w:br/>
-        <w:t>• Leksikon Kamus NTB (kamus_balai_bahasa_ntb.csv): 2.761 entri leksikon kamus dwibahasa terpadu Balai Bahasa Provinsi NTB [10].</w:t>
+        <w:t>4. Leksikon Kamus NTB (kamus_balai_bahasa_ntb.csv): 2.761 entri leksikon kamus dwibahasa terpadu Balai Bahasa Provinsi NTB [10].</w:t>
       </w:r>
     </w:p>
     <w:p>
@@ -1462,14 +1462,12 @@
           <w:color w:val="1E293B"/>
           <w:sz w:val="23"/>
         </w:rPr>
-        <w:t>4.2. Lingkungan Komputasi dan Keterulangan (Reproducibility)</w:t>
+        <w:t>4.2. Lingkungan Komputasi dan Keterulangan</w:t>
       </w:r>
     </w:p>
     <w:p>
       <w:r>
-        <w:t>Pengujian dilakukan pada lingkungan CPU standar (Apple Silicon 8-Core dan Intel Core i7, RAM 16 GB) dengan Python 3.10+ tanpa dependensi eksternal. Evaluasi bersifat deterministik dan dapat direproduksi penuh menggunakan repositori terbuka [12]:</w:t>
-        <w:br/>
-        <w:t>PYTHONPATH=sasaknlp/src:src python3 scripts/evaluate_sasak_nlp.py</w:t>
+        <w:t>Pengujian dijalankan pada CPU Apple Silicon (8-Core) dan Intel Core i7 (x86_64) dengan RAM 16 GB tanpa akselerasi GPU/TPU menggunakan Python 3.10+. Seluruh evaluasi bersifat 100% deterministik dan dapat direproduksi menggunakan skrip evaluasi terbuka pada repositori riset [16].</w:t>
       </w:r>
     </w:p>
     <w:p>
@@ -1499,12 +1497,16 @@
           <w:color w:val="1E293B"/>
           <w:sz w:val="23"/>
         </w:rPr>
-        <w:t>5.1. Evaluasi Komparatif terhadap Model Acuan</w:t>
+        <w:t>5.1. Evaluasi Komparatif terhadap Model Acuan (Baseline Comparison)</w:t>
       </w:r>
     </w:p>
     <w:p>
       <w:r>
-        <w:t>Evaluasi komparatif dilakukan terhadap dua model acuan pada 100.000 sampel benchmark (Tabel 2).</w:t>
+        <w:t>Pengujian komparatif dilakukan terhadap dua model acuan konvensional pada 100.000 pasangan data benchmark:</w:t>
+        <w:br/>
+        <w:t>• Baseline 1 (Direct Lexicon Lookup): Pencocokan eksak kamus leksikon tanpa aturan afiksasi.</w:t>
+        <w:br/>
+        <w:t>• Baseline 2 (Greedy Affix Stripping): Pemotongan afiks terpanjang tanpa validasi kamus pengontrol [13].</w:t>
       </w:r>
     </w:p>
     <w:tbl>
@@ -1558,7 +1560,7 @@
         </w:tc>
         <w:tc>
           <w:tcPr>
-            <w:tcW w:type="dxa" w:w="2160"/>
+            <w:tcW w:type="dxa" w:w="2016"/>
             <w:shd w:fill="F1F5F9"/>
             <w:tcMar>
               <w:top w:w="120" w:type="dxa"/>
@@ -1636,7 +1638,7 @@
         </w:tc>
         <w:tc>
           <w:tcPr>
-            <w:tcW w:type="dxa" w:w="1440"/>
+            <w:tcW w:type="dxa" w:w="1152"/>
             <w:shd w:fill="F1F5F9"/>
             <w:tcMar>
               <w:top w:w="120" w:type="dxa"/>
@@ -1656,13 +1658,13 @@
                 <w:color w:val="0F172A"/>
                 <w:sz w:val="19"/>
               </w:rPr>
-              <w:t>Throughput (kata/detik)</w:t>
+              <w:t>Throughput (kata/s)</w:t>
             </w:r>
           </w:p>
         </w:tc>
         <w:tc>
           <w:tcPr>
-            <w:tcW w:type="dxa" w:w="2592"/>
+            <w:tcW w:type="dxa" w:w="2304"/>
             <w:shd w:fill="F1F5F9"/>
             <w:tcMar>
               <w:top w:w="120" w:type="dxa"/>
@@ -1715,7 +1717,7 @@
         </w:tc>
         <w:tc>
           <w:tcPr>
-            <w:tcW w:type="dxa" w:w="2160"/>
+            <w:tcW w:type="dxa" w:w="2016"/>
             <w:shd w:fill="FFFFFF"/>
             <w:tcMar>
               <w:top w:w="90" w:type="dxa"/>
@@ -1790,7 +1792,7 @@
         </w:tc>
         <w:tc>
           <w:tcPr>
-            <w:tcW w:type="dxa" w:w="1440"/>
+            <w:tcW w:type="dxa" w:w="1152"/>
             <w:shd w:fill="FFFFFF"/>
             <w:tcMar>
               <w:top w:w="90" w:type="dxa"/>
@@ -1815,7 +1817,7 @@
         </w:tc>
         <w:tc>
           <w:tcPr>
-            <w:tcW w:type="dxa" w:w="2592"/>
+            <w:tcW w:type="dxa" w:w="2304"/>
             <w:shd w:fill="FFFFFF"/>
             <w:tcMar>
               <w:top w:w="90" w:type="dxa"/>
@@ -1867,7 +1869,7 @@
         </w:tc>
         <w:tc>
           <w:tcPr>
-            <w:tcW w:type="dxa" w:w="2160"/>
+            <w:tcW w:type="dxa" w:w="2016"/>
             <w:shd w:fill="F8FAFC"/>
             <w:tcMar>
               <w:top w:w="90" w:type="dxa"/>
@@ -1942,7 +1944,7 @@
         </w:tc>
         <w:tc>
           <w:tcPr>
-            <w:tcW w:type="dxa" w:w="1440"/>
+            <w:tcW w:type="dxa" w:w="1152"/>
             <w:shd w:fill="F8FAFC"/>
             <w:tcMar>
               <w:top w:w="90" w:type="dxa"/>
@@ -1967,7 +1969,7 @@
         </w:tc>
         <w:tc>
           <w:tcPr>
-            <w:tcW w:type="dxa" w:w="2592"/>
+            <w:tcW w:type="dxa" w:w="2304"/>
             <w:shd w:fill="F8FAFC"/>
             <w:tcMar>
               <w:top w:w="90" w:type="dxa"/>
@@ -2019,7 +2021,7 @@
         </w:tc>
         <w:tc>
           <w:tcPr>
-            <w:tcW w:type="dxa" w:w="2160"/>
+            <w:tcW w:type="dxa" w:w="2016"/>
             <w:shd w:fill="FFFFFF"/>
             <w:tcMar>
               <w:top w:w="90" w:type="dxa"/>
@@ -2094,7 +2096,7 @@
         </w:tc>
         <w:tc>
           <w:tcPr>
-            <w:tcW w:type="dxa" w:w="1440"/>
+            <w:tcW w:type="dxa" w:w="1152"/>
             <w:shd w:fill="FFFFFF"/>
             <w:tcMar>
               <w:top w:w="90" w:type="dxa"/>
@@ -2119,7 +2121,7 @@
         </w:tc>
         <w:tc>
           <w:tcPr>
-            <w:tcW w:type="dxa" w:w="2592"/>
+            <w:tcW w:type="dxa" w:w="2304"/>
             <w:shd w:fill="FFFFFF"/>
             <w:tcMar>
               <w:top w:w="90" w:type="dxa"/>
@@ -2172,7 +2174,7 @@
     </w:p>
     <w:p>
       <w:r>
-        <w:t>Uji Signifikansi Statistik McNemar: Perbandingan berpasangan antara SasakNLP dan Baseline 2 menghasilkan tabel kontingensi b = 33.892 dan c = 8.659, menghasilkan nilai statistik uji χ² = 14.962,14 (df = 1, p &lt; 0,0001), membuktikan keunggulan SasakNLP signifikan secara statistik pada tingkat kepercayaan α = 0,001.</w:t>
+        <w:t>Uji Signifikansi Statistik McNemar: Perbandingan berpasangan antara SasakNLP dan Baseline 2 menghasilkan b = 33.892 dan c = 8.659. Nilai statistik uji χ² = 14.962,14 (df = 1, p &lt; 0,0001). Keunggulan SasakNLP terbukti signifikan secara statistik pada α = 0,001.</w:t>
       </w:r>
     </w:p>
     <w:p>
@@ -2192,7 +2194,7 @@
     </w:p>
     <w:p>
       <w:r>
-        <w:t>Pada tolok ukur inti 10.000 pasangan morfem (benchmark_10k.csv), SasakNLP membukukan 9.323 prediksi benar dari 10.000 sampel, yang setara dengan akurasi 93,23% dan throughput 16.272 kata per detik, membuktikan efektivitas lematisasi pada distribusi morfologi reguler.</w:t>
+        <w:t>Pada tolok ukur inti 10.000 pasangan morfem (benchmark_10k.csv), SasakNLP mencatatkan 9.323 prediksi benar dari 10.000 sampel uji, yang setara dengan akurasi 93,23% dan kecepatan eksekusi 16.272 kata per detik.</w:t>
       </w:r>
     </w:p>
     <w:p>
@@ -2212,7 +2214,7 @@
     </w:p>
     <w:p>
       <w:r>
-        <w:t>Studi ablasi bertahap pada 100.000 sampel mengisolasi kontribusi masing-masing komponen sistem (Tabel 3).</w:t>
+        <w:t>Untuk mengisolasi kontribusi masing-masing modul komputasi, dilakukan studi ablasi bertahap pada 100.000 sampel uji (Tabel 3).</w:t>
       </w:r>
     </w:p>
     <w:tbl>
@@ -2268,7 +2270,7 @@
         </w:tc>
         <w:tc>
           <w:tcPr>
-            <w:tcW w:type="dxa" w:w="864"/>
+            <w:tcW w:type="dxa" w:w="1008"/>
             <w:shd w:fill="F1F5F9"/>
             <w:tcMar>
               <w:top w:w="120" w:type="dxa"/>
@@ -2320,7 +2322,7 @@
         </w:tc>
         <w:tc>
           <w:tcPr>
-            <w:tcW w:type="dxa" w:w="1296"/>
+            <w:tcW w:type="dxa" w:w="1008"/>
             <w:shd w:fill="F1F5F9"/>
             <w:tcMar>
               <w:top w:w="120" w:type="dxa"/>
@@ -2340,33 +2342,7 @@
                 <w:color w:val="0F172A"/>
                 <w:sz w:val="19"/>
               </w:rPr>
-              <w:t>Candidate Generator</w:t>
-            </w:r>
-          </w:p>
-        </w:tc>
-        <w:tc>
-          <w:tcPr>
-            <w:tcW w:type="dxa" w:w="1296"/>
-            <w:shd w:fill="F1F5F9"/>
-            <w:tcMar>
-              <w:top w:w="120" w:type="dxa"/>
-              <w:bottom w:w="120" w:type="dxa"/>
-              <w:left w:w="140" w:type="dxa"/>
-              <w:right w:w="140" w:type="dxa"/>
-            </w:tcMar>
-          </w:tcPr>
-          <w:p>
-            <w:pPr>
-              <w:jc w:val="center"/>
-            </w:pPr>
-            <w:r>
-              <w:rPr>
-                <w:rFonts w:ascii="Times New Roman" w:hAnsi="Times New Roman"/>
-                <w:b/>
-                <w:color w:val="0F172A"/>
-                <w:sz w:val="19"/>
-              </w:rPr>
-              <w:t>Candidate Ranker</w:t>
+              <w:t>Generator</w:t>
             </w:r>
           </w:p>
         </w:tc>
@@ -2392,13 +2368,39 @@
                 <w:color w:val="0F172A"/>
                 <w:sz w:val="19"/>
               </w:rPr>
-              <w:t>Sadar Dialek</w:t>
+              <w:t>Ranker</w:t>
             </w:r>
           </w:p>
         </w:tc>
         <w:tc>
           <w:tcPr>
-            <w:tcW w:type="dxa" w:w="1152"/>
+            <w:tcW w:type="dxa" w:w="864"/>
+            <w:shd w:fill="F1F5F9"/>
+            <w:tcMar>
+              <w:top w:w="120" w:type="dxa"/>
+              <w:bottom w:w="120" w:type="dxa"/>
+              <w:left w:w="140" w:type="dxa"/>
+              <w:right w:w="140" w:type="dxa"/>
+            </w:tcMar>
+          </w:tcPr>
+          <w:p>
+            <w:pPr>
+              <w:jc w:val="center"/>
+            </w:pPr>
+            <w:r>
+              <w:rPr>
+                <w:rFonts w:ascii="Times New Roman" w:hAnsi="Times New Roman"/>
+                <w:b/>
+                <w:color w:val="0F172A"/>
+                <w:sz w:val="19"/>
+              </w:rPr>
+              <w:t>Dialek</w:t>
+            </w:r>
+          </w:p>
+        </w:tc>
+        <w:tc>
+          <w:tcPr>
+            <w:tcW w:type="dxa" w:w="1296"/>
             <w:shd w:fill="F1F5F9"/>
             <w:tcMar>
               <w:top w:w="120" w:type="dxa"/>
@@ -2444,7 +2446,7 @@
                 <w:color w:val="0F172A"/>
                 <w:sz w:val="19"/>
               </w:rPr>
-              <w:t>Throughput (wps)</w:t>
+              <w:t>Throughput</w:t>
             </w:r>
           </w:p>
         </w:tc>
@@ -2477,7 +2479,7 @@
         </w:tc>
         <w:tc>
           <w:tcPr>
-            <w:tcW w:type="dxa" w:w="864"/>
+            <w:tcW w:type="dxa" w:w="1008"/>
             <w:shd w:fill="FFFFFF"/>
             <w:tcMar>
               <w:top w:w="90" w:type="dxa"/>
@@ -2527,32 +2529,7 @@
         </w:tc>
         <w:tc>
           <w:tcPr>
-            <w:tcW w:type="dxa" w:w="1296"/>
-            <w:shd w:fill="FFFFFF"/>
-            <w:tcMar>
-              <w:top w:w="90" w:type="dxa"/>
-              <w:bottom w:w="90" w:type="dxa"/>
-              <w:left w:w="140" w:type="dxa"/>
-              <w:right w:w="140" w:type="dxa"/>
-            </w:tcMar>
-          </w:tcPr>
-          <w:p>
-            <w:pPr>
-              <w:jc w:val="center"/>
-            </w:pPr>
-            <w:r>
-              <w:rPr>
-                <w:rFonts w:ascii="Times New Roman" w:hAnsi="Times New Roman"/>
-                <w:color w:val="1E293B"/>
-                <w:sz w:val="19"/>
-              </w:rPr>
-              <w:t>Tidak</w:t>
-            </w:r>
-          </w:p>
-        </w:tc>
-        <w:tc>
-          <w:tcPr>
-            <w:tcW w:type="dxa" w:w="1296"/>
+            <w:tcW w:type="dxa" w:w="1008"/>
             <w:shd w:fill="FFFFFF"/>
             <w:tcMar>
               <w:top w:w="90" w:type="dxa"/>
@@ -2602,7 +2579,32 @@
         </w:tc>
         <w:tc>
           <w:tcPr>
-            <w:tcW w:type="dxa" w:w="1152"/>
+            <w:tcW w:type="dxa" w:w="864"/>
+            <w:shd w:fill="FFFFFF"/>
+            <w:tcMar>
+              <w:top w:w="90" w:type="dxa"/>
+              <w:bottom w:w="90" w:type="dxa"/>
+              <w:left w:w="140" w:type="dxa"/>
+              <w:right w:w="140" w:type="dxa"/>
+            </w:tcMar>
+          </w:tcPr>
+          <w:p>
+            <w:pPr>
+              <w:jc w:val="center"/>
+            </w:pPr>
+            <w:r>
+              <w:rPr>
+                <w:rFonts w:ascii="Times New Roman" w:hAnsi="Times New Roman"/>
+                <w:color w:val="1E293B"/>
+                <w:sz w:val="19"/>
+              </w:rPr>
+              <w:t>Tidak</w:t>
+            </w:r>
+          </w:p>
+        </w:tc>
+        <w:tc>
+          <w:tcPr>
+            <w:tcW w:type="dxa" w:w="1296"/>
             <w:shd w:fill="FFFFFF"/>
             <w:tcMar>
               <w:top w:w="90" w:type="dxa"/>
@@ -2646,7 +2648,7 @@
                 <w:color w:val="1E293B"/>
                 <w:sz w:val="19"/>
               </w:rPr>
-              <w:t>24.500</w:t>
+              <w:t>24.500 wps</w:t>
             </w:r>
           </w:p>
         </w:tc>
@@ -2679,7 +2681,7 @@
         </w:tc>
         <w:tc>
           <w:tcPr>
-            <w:tcW w:type="dxa" w:w="864"/>
+            <w:tcW w:type="dxa" w:w="1008"/>
             <w:shd w:fill="F8FAFC"/>
             <w:tcMar>
               <w:top w:w="90" w:type="dxa"/>
@@ -2729,32 +2731,7 @@
         </w:tc>
         <w:tc>
           <w:tcPr>
-            <w:tcW w:type="dxa" w:w="1296"/>
-            <w:shd w:fill="F8FAFC"/>
-            <w:tcMar>
-              <w:top w:w="90" w:type="dxa"/>
-              <w:bottom w:w="90" w:type="dxa"/>
-              <w:left w:w="140" w:type="dxa"/>
-              <w:right w:w="140" w:type="dxa"/>
-            </w:tcMar>
-          </w:tcPr>
-          <w:p>
-            <w:pPr>
-              <w:jc w:val="center"/>
-            </w:pPr>
-            <w:r>
-              <w:rPr>
-                <w:rFonts w:ascii="Times New Roman" w:hAnsi="Times New Roman"/>
-                <w:color w:val="1E293B"/>
-                <w:sz w:val="19"/>
-              </w:rPr>
-              <w:t>Tidak</w:t>
-            </w:r>
-          </w:p>
-        </w:tc>
-        <w:tc>
-          <w:tcPr>
-            <w:tcW w:type="dxa" w:w="1296"/>
+            <w:tcW w:type="dxa" w:w="1008"/>
             <w:shd w:fill="F8FAFC"/>
             <w:tcMar>
               <w:top w:w="90" w:type="dxa"/>
@@ -2804,7 +2781,32 @@
         </w:tc>
         <w:tc>
           <w:tcPr>
-            <w:tcW w:type="dxa" w:w="1152"/>
+            <w:tcW w:type="dxa" w:w="864"/>
+            <w:shd w:fill="F8FAFC"/>
+            <w:tcMar>
+              <w:top w:w="90" w:type="dxa"/>
+              <w:bottom w:w="90" w:type="dxa"/>
+              <w:left w:w="140" w:type="dxa"/>
+              <w:right w:w="140" w:type="dxa"/>
+            </w:tcMar>
+          </w:tcPr>
+          <w:p>
+            <w:pPr>
+              <w:jc w:val="center"/>
+            </w:pPr>
+            <w:r>
+              <w:rPr>
+                <w:rFonts w:ascii="Times New Roman" w:hAnsi="Times New Roman"/>
+                <w:color w:val="1E293B"/>
+                <w:sz w:val="19"/>
+              </w:rPr>
+              <w:t>Tidak</w:t>
+            </w:r>
+          </w:p>
+        </w:tc>
+        <w:tc>
+          <w:tcPr>
+            <w:tcW w:type="dxa" w:w="1296"/>
             <w:shd w:fill="F8FAFC"/>
             <w:tcMar>
               <w:top w:w="90" w:type="dxa"/>
@@ -2848,7 +2850,7 @@
                 <w:color w:val="1E293B"/>
                 <w:sz w:val="19"/>
               </w:rPr>
-              <w:t>18.200</w:t>
+              <w:t>18.200 wps</w:t>
             </w:r>
           </w:p>
         </w:tc>
@@ -2875,13 +2877,13 @@
                 <w:color w:val="1E293B"/>
                 <w:sz w:val="19"/>
               </w:rPr>
-              <w:t>M3: Rules + Dictionary Gate</w:t>
+              <w:t>M3: Rules + Dict Gate</w:t>
             </w:r>
           </w:p>
         </w:tc>
         <w:tc>
           <w:tcPr>
-            <w:tcW w:type="dxa" w:w="864"/>
+            <w:tcW w:type="dxa" w:w="1008"/>
             <w:shd w:fill="FFFFFF"/>
             <w:tcMar>
               <w:top w:w="90" w:type="dxa"/>
@@ -2931,32 +2933,7 @@
         </w:tc>
         <w:tc>
           <w:tcPr>
-            <w:tcW w:type="dxa" w:w="1296"/>
-            <w:shd w:fill="FFFFFF"/>
-            <w:tcMar>
-              <w:top w:w="90" w:type="dxa"/>
-              <w:bottom w:w="90" w:type="dxa"/>
-              <w:left w:w="140" w:type="dxa"/>
-              <w:right w:w="140" w:type="dxa"/>
-            </w:tcMar>
-          </w:tcPr>
-          <w:p>
-            <w:pPr>
-              <w:jc w:val="center"/>
-            </w:pPr>
-            <w:r>
-              <w:rPr>
-                <w:rFonts w:ascii="Times New Roman" w:hAnsi="Times New Roman"/>
-                <w:color w:val="1E293B"/>
-                <w:sz w:val="19"/>
-              </w:rPr>
-              <w:t>Tidak</w:t>
-            </w:r>
-          </w:p>
-        </w:tc>
-        <w:tc>
-          <w:tcPr>
-            <w:tcW w:type="dxa" w:w="1296"/>
+            <w:tcW w:type="dxa" w:w="1008"/>
             <w:shd w:fill="FFFFFF"/>
             <w:tcMar>
               <w:top w:w="90" w:type="dxa"/>
@@ -3006,7 +2983,32 @@
         </w:tc>
         <w:tc>
           <w:tcPr>
-            <w:tcW w:type="dxa" w:w="1152"/>
+            <w:tcW w:type="dxa" w:w="864"/>
+            <w:shd w:fill="FFFFFF"/>
+            <w:tcMar>
+              <w:top w:w="90" w:type="dxa"/>
+              <w:bottom w:w="90" w:type="dxa"/>
+              <w:left w:w="140" w:type="dxa"/>
+              <w:right w:w="140" w:type="dxa"/>
+            </w:tcMar>
+          </w:tcPr>
+          <w:p>
+            <w:pPr>
+              <w:jc w:val="center"/>
+            </w:pPr>
+            <w:r>
+              <w:rPr>
+                <w:rFonts w:ascii="Times New Roman" w:hAnsi="Times New Roman"/>
+                <w:color w:val="1E293B"/>
+                <w:sz w:val="19"/>
+              </w:rPr>
+              <w:t>Tidak</w:t>
+            </w:r>
+          </w:p>
+        </w:tc>
+        <w:tc>
+          <w:tcPr>
+            <w:tcW w:type="dxa" w:w="1296"/>
             <w:shd w:fill="FFFFFF"/>
             <w:tcMar>
               <w:top w:w="90" w:type="dxa"/>
@@ -3050,7 +3052,7 @@
                 <w:color w:val="1E293B"/>
                 <w:sz w:val="19"/>
               </w:rPr>
-              <w:t>14.100</w:t>
+              <w:t>14.100 wps</w:t>
             </w:r>
           </w:p>
         </w:tc>
@@ -3077,13 +3079,13 @@
                 <w:color w:val="1E293B"/>
                 <w:sz w:val="19"/>
               </w:rPr>
-              <w:t>M4: Rules + Generator + First Match</w:t>
+              <w:t>M4: Rules + Gen + First Match</w:t>
             </w:r>
           </w:p>
         </w:tc>
         <w:tc>
           <w:tcPr>
-            <w:tcW w:type="dxa" w:w="864"/>
+            <w:tcW w:type="dxa" w:w="1008"/>
             <w:shd w:fill="F8FAFC"/>
             <w:tcMar>
               <w:top w:w="90" w:type="dxa"/>
@@ -3133,7 +3135,7 @@
         </w:tc>
         <w:tc>
           <w:tcPr>
-            <w:tcW w:type="dxa" w:w="1296"/>
+            <w:tcW w:type="dxa" w:w="1008"/>
             <w:shd w:fill="F8FAFC"/>
             <w:tcMar>
               <w:top w:w="90" w:type="dxa"/>
@@ -3153,31 +3155,6 @@
                 <w:sz w:val="19"/>
               </w:rPr>
               <w:t>Ya</w:t>
-            </w:r>
-          </w:p>
-        </w:tc>
-        <w:tc>
-          <w:tcPr>
-            <w:tcW w:type="dxa" w:w="1296"/>
-            <w:shd w:fill="F8FAFC"/>
-            <w:tcMar>
-              <w:top w:w="90" w:type="dxa"/>
-              <w:bottom w:w="90" w:type="dxa"/>
-              <w:left w:w="140" w:type="dxa"/>
-              <w:right w:w="140" w:type="dxa"/>
-            </w:tcMar>
-          </w:tcPr>
-          <w:p>
-            <w:pPr>
-              <w:jc w:val="center"/>
-            </w:pPr>
-            <w:r>
-              <w:rPr>
-                <w:rFonts w:ascii="Times New Roman" w:hAnsi="Times New Roman"/>
-                <w:color w:val="1E293B"/>
-                <w:sz w:val="19"/>
-              </w:rPr>
-              <w:t>Tidak</w:t>
             </w:r>
           </w:p>
         </w:tc>
@@ -3208,7 +3185,32 @@
         </w:tc>
         <w:tc>
           <w:tcPr>
-            <w:tcW w:type="dxa" w:w="1152"/>
+            <w:tcW w:type="dxa" w:w="864"/>
+            <w:shd w:fill="F8FAFC"/>
+            <w:tcMar>
+              <w:top w:w="90" w:type="dxa"/>
+              <w:bottom w:w="90" w:type="dxa"/>
+              <w:left w:w="140" w:type="dxa"/>
+              <w:right w:w="140" w:type="dxa"/>
+            </w:tcMar>
+          </w:tcPr>
+          <w:p>
+            <w:pPr>
+              <w:jc w:val="center"/>
+            </w:pPr>
+            <w:r>
+              <w:rPr>
+                <w:rFonts w:ascii="Times New Roman" w:hAnsi="Times New Roman"/>
+                <w:color w:val="1E293B"/>
+                <w:sz w:val="19"/>
+              </w:rPr>
+              <w:t>Tidak</w:t>
+            </w:r>
+          </w:p>
+        </w:tc>
+        <w:tc>
+          <w:tcPr>
+            <w:tcW w:type="dxa" w:w="1296"/>
             <w:shd w:fill="F8FAFC"/>
             <w:tcMar>
               <w:top w:w="90" w:type="dxa"/>
@@ -3252,7 +3254,7 @@
                 <w:color w:val="1E293B"/>
                 <w:sz w:val="19"/>
               </w:rPr>
-              <w:t>10.350</w:t>
+              <w:t>10.350 wps</w:t>
             </w:r>
           </w:p>
         </w:tc>
@@ -3285,7 +3287,7 @@
         </w:tc>
         <w:tc>
           <w:tcPr>
-            <w:tcW w:type="dxa" w:w="864"/>
+            <w:tcW w:type="dxa" w:w="1008"/>
             <w:shd w:fill="FFFFFF"/>
             <w:tcMar>
               <w:top w:w="90" w:type="dxa"/>
@@ -3335,32 +3337,7 @@
         </w:tc>
         <w:tc>
           <w:tcPr>
-            <w:tcW w:type="dxa" w:w="1296"/>
-            <w:shd w:fill="FFFFFF"/>
-            <w:tcMar>
-              <w:top w:w="90" w:type="dxa"/>
-              <w:bottom w:w="90" w:type="dxa"/>
-              <w:left w:w="140" w:type="dxa"/>
-              <w:right w:w="140" w:type="dxa"/>
-            </w:tcMar>
-          </w:tcPr>
-          <w:p>
-            <w:pPr>
-              <w:jc w:val="center"/>
-            </w:pPr>
-            <w:r>
-              <w:rPr>
-                <w:rFonts w:ascii="Times New Roman" w:hAnsi="Times New Roman"/>
-                <w:color w:val="1E293B"/>
-                <w:sz w:val="19"/>
-              </w:rPr>
-              <w:t>Ya</w:t>
-            </w:r>
-          </w:p>
-        </w:tc>
-        <w:tc>
-          <w:tcPr>
-            <w:tcW w:type="dxa" w:w="1296"/>
+            <w:tcW w:type="dxa" w:w="1008"/>
             <w:shd w:fill="FFFFFF"/>
             <w:tcMar>
               <w:top w:w="90" w:type="dxa"/>
@@ -3410,7 +3387,32 @@
         </w:tc>
         <w:tc>
           <w:tcPr>
-            <w:tcW w:type="dxa" w:w="1152"/>
+            <w:tcW w:type="dxa" w:w="864"/>
+            <w:shd w:fill="FFFFFF"/>
+            <w:tcMar>
+              <w:top w:w="90" w:type="dxa"/>
+              <w:bottom w:w="90" w:type="dxa"/>
+              <w:left w:w="140" w:type="dxa"/>
+              <w:right w:w="140" w:type="dxa"/>
+            </w:tcMar>
+          </w:tcPr>
+          <w:p>
+            <w:pPr>
+              <w:jc w:val="center"/>
+            </w:pPr>
+            <w:r>
+              <w:rPr>
+                <w:rFonts w:ascii="Times New Roman" w:hAnsi="Times New Roman"/>
+                <w:color w:val="1E293B"/>
+                <w:sz w:val="19"/>
+              </w:rPr>
+              <w:t>Ya</w:t>
+            </w:r>
+          </w:p>
+        </w:tc>
+        <w:tc>
+          <w:tcPr>
+            <w:tcW w:type="dxa" w:w="1296"/>
             <w:shd w:fill="FFFFFF"/>
             <w:tcMar>
               <w:top w:w="90" w:type="dxa"/>
@@ -3454,7 +3456,7 @@
                 <w:color w:val="1E293B"/>
                 <w:sz w:val="19"/>
               </w:rPr>
-              <w:t>7.826</w:t>
+              <w:t>7.826 wps</w:t>
             </w:r>
           </w:p>
         </w:tc>
@@ -3591,7 +3593,7 @@
       <w:tr>
         <w:tc>
           <w:tcPr>
-            <w:tcW w:type="dxa" w:w="2016"/>
+            <w:tcW w:type="dxa" w:w="2160"/>
             <w:shd w:fill="F1F5F9"/>
             <w:tcMar>
               <w:top w:w="120" w:type="dxa"/>
@@ -3617,7 +3619,7 @@
         </w:tc>
         <w:tc>
           <w:tcPr>
-            <w:tcW w:type="dxa" w:w="1296"/>
+            <w:tcW w:type="dxa" w:w="1440"/>
             <w:shd w:fill="F1F5F9"/>
             <w:tcMar>
               <w:top w:w="120" w:type="dxa"/>
@@ -3643,7 +3645,7 @@
         </w:tc>
         <w:tc>
           <w:tcPr>
-            <w:tcW w:type="dxa" w:w="1152"/>
+            <w:tcW w:type="dxa" w:w="1296"/>
             <w:shd w:fill="F1F5F9"/>
             <w:tcMar>
               <w:top w:w="120" w:type="dxa"/>
@@ -3669,7 +3671,7 @@
         </w:tc>
         <w:tc>
           <w:tcPr>
-            <w:tcW w:type="dxa" w:w="1152"/>
+            <w:tcW w:type="dxa" w:w="1296"/>
             <w:shd w:fill="F1F5F9"/>
             <w:tcMar>
               <w:top w:w="120" w:type="dxa"/>
@@ -3695,7 +3697,7 @@
         </w:tc>
         <w:tc>
           <w:tcPr>
-            <w:tcW w:type="dxa" w:w="3600"/>
+            <w:tcW w:type="dxa" w:w="3888"/>
             <w:shd w:fill="F1F5F9"/>
             <w:tcMar>
               <w:top w:w="120" w:type="dxa"/>
@@ -3723,7 +3725,7 @@
       <w:tr>
         <w:tc>
           <w:tcPr>
-            <w:tcW w:type="dxa" w:w="2016"/>
+            <w:tcW w:type="dxa" w:w="2160"/>
             <w:shd w:fill="FFFFFF"/>
             <w:tcMar>
               <w:top w:w="90" w:type="dxa"/>
@@ -3748,7 +3750,7 @@
         </w:tc>
         <w:tc>
           <w:tcPr>
-            <w:tcW w:type="dxa" w:w="1296"/>
+            <w:tcW w:type="dxa" w:w="1440"/>
             <w:shd w:fill="FFFFFF"/>
             <w:tcMar>
               <w:top w:w="90" w:type="dxa"/>
@@ -3773,7 +3775,7 @@
         </w:tc>
         <w:tc>
           <w:tcPr>
-            <w:tcW w:type="dxa" w:w="1152"/>
+            <w:tcW w:type="dxa" w:w="1296"/>
             <w:shd w:fill="FFFFFF"/>
             <w:tcMar>
               <w:top w:w="90" w:type="dxa"/>
@@ -3798,7 +3800,7 @@
         </w:tc>
         <w:tc>
           <w:tcPr>
-            <w:tcW w:type="dxa" w:w="1152"/>
+            <w:tcW w:type="dxa" w:w="1296"/>
             <w:shd w:fill="FFFFFF"/>
             <w:tcMar>
               <w:top w:w="90" w:type="dxa"/>
@@ -3823,7 +3825,7 @@
         </w:tc>
         <w:tc>
           <w:tcPr>
-            <w:tcW w:type="dxa" w:w="3600"/>
+            <w:tcW w:type="dxa" w:w="3888"/>
             <w:shd w:fill="FFFFFF"/>
             <w:tcMar>
               <w:top w:w="90" w:type="dxa"/>
@@ -3842,7 +3844,7 @@
                 <w:color w:val="1E293B"/>
                 <w:sz w:val="19"/>
               </w:rPr>
-              <w:t>Penanganan sempurna kata ulang dwilingga (mangan-mangan).</w:t>
+              <w:t>Penanganan sempurna kata ulang dwilingga (mangan-mangan, bareng-bareng).</w:t>
             </w:r>
           </w:p>
         </w:tc>
@@ -3850,7 +3852,7 @@
       <w:tr>
         <w:tc>
           <w:tcPr>
-            <w:tcW w:type="dxa" w:w="2016"/>
+            <w:tcW w:type="dxa" w:w="2160"/>
             <w:shd w:fill="F8FAFC"/>
             <w:tcMar>
               <w:top w:w="90" w:type="dxa"/>
@@ -3875,7 +3877,7 @@
         </w:tc>
         <w:tc>
           <w:tcPr>
-            <w:tcW w:type="dxa" w:w="1296"/>
+            <w:tcW w:type="dxa" w:w="1440"/>
             <w:shd w:fill="F8FAFC"/>
             <w:tcMar>
               <w:top w:w="90" w:type="dxa"/>
@@ -3900,7 +3902,7 @@
         </w:tc>
         <w:tc>
           <w:tcPr>
-            <w:tcW w:type="dxa" w:w="1152"/>
+            <w:tcW w:type="dxa" w:w="1296"/>
             <w:shd w:fill="F8FAFC"/>
             <w:tcMar>
               <w:top w:w="90" w:type="dxa"/>
@@ -3925,7 +3927,7 @@
         </w:tc>
         <w:tc>
           <w:tcPr>
-            <w:tcW w:type="dxa" w:w="1152"/>
+            <w:tcW w:type="dxa" w:w="1296"/>
             <w:shd w:fill="F8FAFC"/>
             <w:tcMar>
               <w:top w:w="90" w:type="dxa"/>
@@ -3950,7 +3952,7 @@
         </w:tc>
         <w:tc>
           <w:tcPr>
-            <w:tcW w:type="dxa" w:w="3600"/>
+            <w:tcW w:type="dxa" w:w="3888"/>
             <w:shd w:fill="F8FAFC"/>
             <w:tcMar>
               <w:top w:w="90" w:type="dxa"/>
@@ -3977,7 +3979,7 @@
       <w:tr>
         <w:tc>
           <w:tcPr>
-            <w:tcW w:type="dxa" w:w="2016"/>
+            <w:tcW w:type="dxa" w:w="2160"/>
             <w:shd w:fill="FFFFFF"/>
             <w:tcMar>
               <w:top w:w="90" w:type="dxa"/>
@@ -4002,7 +4004,7 @@
         </w:tc>
         <w:tc>
           <w:tcPr>
-            <w:tcW w:type="dxa" w:w="1296"/>
+            <w:tcW w:type="dxa" w:w="1440"/>
             <w:shd w:fill="FFFFFF"/>
             <w:tcMar>
               <w:top w:w="90" w:type="dxa"/>
@@ -4027,7 +4029,7 @@
         </w:tc>
         <w:tc>
           <w:tcPr>
-            <w:tcW w:type="dxa" w:w="1152"/>
+            <w:tcW w:type="dxa" w:w="1296"/>
             <w:shd w:fill="FFFFFF"/>
             <w:tcMar>
               <w:top w:w="90" w:type="dxa"/>
@@ -4052,7 +4054,7 @@
         </w:tc>
         <w:tc>
           <w:tcPr>
-            <w:tcW w:type="dxa" w:w="1152"/>
+            <w:tcW w:type="dxa" w:w="1296"/>
             <w:shd w:fill="FFFFFF"/>
             <w:tcMar>
               <w:top w:w="90" w:type="dxa"/>
@@ -4077,7 +4079,7 @@
         </w:tc>
         <w:tc>
           <w:tcPr>
-            <w:tcW w:type="dxa" w:w="3600"/>
+            <w:tcW w:type="dxa" w:w="3888"/>
             <w:shd w:fill="FFFFFF"/>
             <w:tcMar>
               <w:top w:w="90" w:type="dxa"/>
@@ -4104,7 +4106,7 @@
       <w:tr>
         <w:tc>
           <w:tcPr>
-            <w:tcW w:type="dxa" w:w="2016"/>
+            <w:tcW w:type="dxa" w:w="2160"/>
             <w:shd w:fill="F8FAFC"/>
             <w:tcMar>
               <w:top w:w="90" w:type="dxa"/>
@@ -4129,7 +4131,7 @@
         </w:tc>
         <w:tc>
           <w:tcPr>
-            <w:tcW w:type="dxa" w:w="1296"/>
+            <w:tcW w:type="dxa" w:w="1440"/>
             <w:shd w:fill="F8FAFC"/>
             <w:tcMar>
               <w:top w:w="90" w:type="dxa"/>
@@ -4154,7 +4156,7 @@
         </w:tc>
         <w:tc>
           <w:tcPr>
-            <w:tcW w:type="dxa" w:w="1152"/>
+            <w:tcW w:type="dxa" w:w="1296"/>
             <w:shd w:fill="F8FAFC"/>
             <w:tcMar>
               <w:top w:w="90" w:type="dxa"/>
@@ -4179,7 +4181,7 @@
         </w:tc>
         <w:tc>
           <w:tcPr>
-            <w:tcW w:type="dxa" w:w="1152"/>
+            <w:tcW w:type="dxa" w:w="1296"/>
             <w:shd w:fill="F8FAFC"/>
             <w:tcMar>
               <w:top w:w="90" w:type="dxa"/>
@@ -4204,7 +4206,7 @@
         </w:tc>
         <w:tc>
           <w:tcPr>
-            <w:tcW w:type="dxa" w:w="3600"/>
+            <w:tcW w:type="dxa" w:w="3888"/>
             <w:shd w:fill="F8FAFC"/>
             <w:tcMar>
               <w:top w:w="90" w:type="dxa"/>
@@ -4223,7 +4225,7 @@
                 <w:color w:val="1E293B"/>
                 <w:sz w:val="19"/>
               </w:rPr>
-              <w:t>Pembentuk nomina pelaku/alat (penggawi).</w:t>
+              <w:t>Pembentuk nomina pelaku/alat (penggawi, pengonang).</w:t>
             </w:r>
           </w:p>
         </w:tc>
@@ -4231,7 +4233,7 @@
       <w:tr>
         <w:tc>
           <w:tcPr>
-            <w:tcW w:type="dxa" w:w="2016"/>
+            <w:tcW w:type="dxa" w:w="2160"/>
             <w:shd w:fill="FFFFFF"/>
             <w:tcMar>
               <w:top w:w="90" w:type="dxa"/>
@@ -4256,7 +4258,7 @@
         </w:tc>
         <w:tc>
           <w:tcPr>
-            <w:tcW w:type="dxa" w:w="1296"/>
+            <w:tcW w:type="dxa" w:w="1440"/>
             <w:shd w:fill="FFFFFF"/>
             <w:tcMar>
               <w:top w:w="90" w:type="dxa"/>
@@ -4281,7 +4283,7 @@
         </w:tc>
         <w:tc>
           <w:tcPr>
-            <w:tcW w:type="dxa" w:w="1152"/>
+            <w:tcW w:type="dxa" w:w="1296"/>
             <w:shd w:fill="FFFFFF"/>
             <w:tcMar>
               <w:top w:w="90" w:type="dxa"/>
@@ -4306,7 +4308,7 @@
         </w:tc>
         <w:tc>
           <w:tcPr>
-            <w:tcW w:type="dxa" w:w="1152"/>
+            <w:tcW w:type="dxa" w:w="1296"/>
             <w:shd w:fill="FFFFFF"/>
             <w:tcMar>
               <w:top w:w="90" w:type="dxa"/>
@@ -4331,7 +4333,7 @@
         </w:tc>
         <w:tc>
           <w:tcPr>
-            <w:tcW w:type="dxa" w:w="3600"/>
+            <w:tcW w:type="dxa" w:w="3888"/>
             <w:shd w:fill="FFFFFF"/>
             <w:tcMar>
               <w:top w:w="90" w:type="dxa"/>
@@ -4358,7 +4360,7 @@
       <w:tr>
         <w:tc>
           <w:tcPr>
-            <w:tcW w:type="dxa" w:w="2016"/>
+            <w:tcW w:type="dxa" w:w="2160"/>
             <w:shd w:fill="F8FAFC"/>
             <w:tcMar>
               <w:top w:w="90" w:type="dxa"/>
@@ -4383,7 +4385,7 @@
         </w:tc>
         <w:tc>
           <w:tcPr>
-            <w:tcW w:type="dxa" w:w="1296"/>
+            <w:tcW w:type="dxa" w:w="1440"/>
             <w:shd w:fill="F8FAFC"/>
             <w:tcMar>
               <w:top w:w="90" w:type="dxa"/>
@@ -4408,7 +4410,7 @@
         </w:tc>
         <w:tc>
           <w:tcPr>
-            <w:tcW w:type="dxa" w:w="1152"/>
+            <w:tcW w:type="dxa" w:w="1296"/>
             <w:shd w:fill="F8FAFC"/>
             <w:tcMar>
               <w:top w:w="90" w:type="dxa"/>
@@ -4433,7 +4435,7 @@
         </w:tc>
         <w:tc>
           <w:tcPr>
-            <w:tcW w:type="dxa" w:w="1152"/>
+            <w:tcW w:type="dxa" w:w="1296"/>
             <w:shd w:fill="F8FAFC"/>
             <w:tcMar>
               <w:top w:w="90" w:type="dxa"/>
@@ -4458,7 +4460,7 @@
         </w:tc>
         <w:tc>
           <w:tcPr>
-            <w:tcW w:type="dxa" w:w="3600"/>
+            <w:tcW w:type="dxa" w:w="3888"/>
             <w:shd w:fill="F8FAFC"/>
             <w:tcMar>
               <w:top w:w="90" w:type="dxa"/>
@@ -4485,7 +4487,7 @@
       <w:tr>
         <w:tc>
           <w:tcPr>
-            <w:tcW w:type="dxa" w:w="2016"/>
+            <w:tcW w:type="dxa" w:w="2160"/>
             <w:shd w:fill="FFFFFF"/>
             <w:tcMar>
               <w:top w:w="90" w:type="dxa"/>
@@ -4510,7 +4512,7 @@
         </w:tc>
         <w:tc>
           <w:tcPr>
-            <w:tcW w:type="dxa" w:w="1296"/>
+            <w:tcW w:type="dxa" w:w="1440"/>
             <w:shd w:fill="FFFFFF"/>
             <w:tcMar>
               <w:top w:w="90" w:type="dxa"/>
@@ -4535,7 +4537,7 @@
         </w:tc>
         <w:tc>
           <w:tcPr>
-            <w:tcW w:type="dxa" w:w="1152"/>
+            <w:tcW w:type="dxa" w:w="1296"/>
             <w:shd w:fill="FFFFFF"/>
             <w:tcMar>
               <w:top w:w="90" w:type="dxa"/>
@@ -4560,7 +4562,7 @@
         </w:tc>
         <w:tc>
           <w:tcPr>
-            <w:tcW w:type="dxa" w:w="1152"/>
+            <w:tcW w:type="dxa" w:w="1296"/>
             <w:shd w:fill="FFFFFF"/>
             <w:tcMar>
               <w:top w:w="90" w:type="dxa"/>
@@ -4585,7 +4587,7 @@
         </w:tc>
         <w:tc>
           <w:tcPr>
-            <w:tcW w:type="dxa" w:w="3600"/>
+            <w:tcW w:type="dxa" w:w="3888"/>
             <w:shd w:fill="FFFFFF"/>
             <w:tcMar>
               <w:top w:w="90" w:type="dxa"/>
@@ -4612,7 +4614,7 @@
       <w:tr>
         <w:tc>
           <w:tcPr>
-            <w:tcW w:type="dxa" w:w="2016"/>
+            <w:tcW w:type="dxa" w:w="2160"/>
             <w:shd w:fill="F8FAFC"/>
             <w:tcMar>
               <w:top w:w="90" w:type="dxa"/>
@@ -4637,7 +4639,7 @@
         </w:tc>
         <w:tc>
           <w:tcPr>
-            <w:tcW w:type="dxa" w:w="1296"/>
+            <w:tcW w:type="dxa" w:w="1440"/>
             <w:shd w:fill="F8FAFC"/>
             <w:tcMar>
               <w:top w:w="90" w:type="dxa"/>
@@ -4662,7 +4664,7 @@
         </w:tc>
         <w:tc>
           <w:tcPr>
-            <w:tcW w:type="dxa" w:w="1152"/>
+            <w:tcW w:type="dxa" w:w="1296"/>
             <w:shd w:fill="F8FAFC"/>
             <w:tcMar>
               <w:top w:w="90" w:type="dxa"/>
@@ -4687,7 +4689,7 @@
         </w:tc>
         <w:tc>
           <w:tcPr>
-            <w:tcW w:type="dxa" w:w="1152"/>
+            <w:tcW w:type="dxa" w:w="1296"/>
             <w:shd w:fill="F8FAFC"/>
             <w:tcMar>
               <w:top w:w="90" w:type="dxa"/>
@@ -4712,7 +4714,7 @@
         </w:tc>
         <w:tc>
           <w:tcPr>
-            <w:tcW w:type="dxa" w:w="3600"/>
+            <w:tcW w:type="dxa" w:w="3888"/>
             <w:shd w:fill="F8FAFC"/>
             <w:tcMar>
               <w:top w:w="90" w:type="dxa"/>
@@ -4739,7 +4741,7 @@
       <w:tr>
         <w:tc>
           <w:tcPr>
-            <w:tcW w:type="dxa" w:w="2016"/>
+            <w:tcW w:type="dxa" w:w="2160"/>
             <w:shd w:fill="FFFFFF"/>
             <w:tcMar>
               <w:top w:w="90" w:type="dxa"/>
@@ -4764,7 +4766,7 @@
         </w:tc>
         <w:tc>
           <w:tcPr>
-            <w:tcW w:type="dxa" w:w="1296"/>
+            <w:tcW w:type="dxa" w:w="1440"/>
             <w:shd w:fill="FFFFFF"/>
             <w:tcMar>
               <w:top w:w="90" w:type="dxa"/>
@@ -4789,7 +4791,7 @@
         </w:tc>
         <w:tc>
           <w:tcPr>
-            <w:tcW w:type="dxa" w:w="1152"/>
+            <w:tcW w:type="dxa" w:w="1296"/>
             <w:shd w:fill="FFFFFF"/>
             <w:tcMar>
               <w:top w:w="90" w:type="dxa"/>
@@ -4814,7 +4816,7 @@
         </w:tc>
         <w:tc>
           <w:tcPr>
-            <w:tcW w:type="dxa" w:w="1152"/>
+            <w:tcW w:type="dxa" w:w="1296"/>
             <w:shd w:fill="FFFFFF"/>
             <w:tcMar>
               <w:top w:w="90" w:type="dxa"/>
@@ -4839,7 +4841,7 @@
         </w:tc>
         <w:tc>
           <w:tcPr>
-            <w:tcW w:type="dxa" w:w="3600"/>
+            <w:tcW w:type="dxa" w:w="3888"/>
             <w:shd w:fill="FFFFFF"/>
             <w:tcMar>
               <w:top w:w="90" w:type="dxa"/>
@@ -4866,7 +4868,7 @@
       <w:tr>
         <w:tc>
           <w:tcPr>
-            <w:tcW w:type="dxa" w:w="2016"/>
+            <w:tcW w:type="dxa" w:w="2160"/>
             <w:shd w:fill="F8FAFC"/>
             <w:tcMar>
               <w:top w:w="90" w:type="dxa"/>
@@ -4891,7 +4893,7 @@
         </w:tc>
         <w:tc>
           <w:tcPr>
-            <w:tcW w:type="dxa" w:w="1296"/>
+            <w:tcW w:type="dxa" w:w="1440"/>
             <w:shd w:fill="F8FAFC"/>
             <w:tcMar>
               <w:top w:w="90" w:type="dxa"/>
@@ -4916,7 +4918,7 @@
         </w:tc>
         <w:tc>
           <w:tcPr>
-            <w:tcW w:type="dxa" w:w="1152"/>
+            <w:tcW w:type="dxa" w:w="1296"/>
             <w:shd w:fill="F8FAFC"/>
             <w:tcMar>
               <w:top w:w="90" w:type="dxa"/>
@@ -4941,7 +4943,7 @@
         </w:tc>
         <w:tc>
           <w:tcPr>
-            <w:tcW w:type="dxa" w:w="1152"/>
+            <w:tcW w:type="dxa" w:w="1296"/>
             <w:shd w:fill="F8FAFC"/>
             <w:tcMar>
               <w:top w:w="90" w:type="dxa"/>
@@ -4966,7 +4968,7 @@
         </w:tc>
         <w:tc>
           <w:tcPr>
-            <w:tcW w:type="dxa" w:w="3600"/>
+            <w:tcW w:type="dxa" w:w="3888"/>
             <w:shd w:fill="F8FAFC"/>
             <w:tcMar>
               <w:top w:w="90" w:type="dxa"/>
@@ -4993,7 +4995,7 @@
       <w:tr>
         <w:tc>
           <w:tcPr>
-            <w:tcW w:type="dxa" w:w="2016"/>
+            <w:tcW w:type="dxa" w:w="2160"/>
             <w:shd w:fill="FFFFFF"/>
             <w:tcMar>
               <w:top w:w="90" w:type="dxa"/>
@@ -5018,7 +5020,7 @@
         </w:tc>
         <w:tc>
           <w:tcPr>
-            <w:tcW w:type="dxa" w:w="1296"/>
+            <w:tcW w:type="dxa" w:w="1440"/>
             <w:shd w:fill="FFFFFF"/>
             <w:tcMar>
               <w:top w:w="90" w:type="dxa"/>
@@ -5043,7 +5045,7 @@
         </w:tc>
         <w:tc>
           <w:tcPr>
-            <w:tcW w:type="dxa" w:w="1152"/>
+            <w:tcW w:type="dxa" w:w="1296"/>
             <w:shd w:fill="FFFFFF"/>
             <w:tcMar>
               <w:top w:w="90" w:type="dxa"/>
@@ -5068,7 +5070,7 @@
         </w:tc>
         <w:tc>
           <w:tcPr>
-            <w:tcW w:type="dxa" w:w="1152"/>
+            <w:tcW w:type="dxa" w:w="1296"/>
             <w:shd w:fill="FFFFFF"/>
             <w:tcMar>
               <w:top w:w="90" w:type="dxa"/>
@@ -5093,7 +5095,7 @@
         </w:tc>
         <w:tc>
           <w:tcPr>
-            <w:tcW w:type="dxa" w:w="3600"/>
+            <w:tcW w:type="dxa" w:w="3888"/>
             <w:shd w:fill="FFFFFF"/>
             <w:tcMar>
               <w:top w:w="90" w:type="dxa"/>
@@ -5120,7 +5122,7 @@
       <w:tr>
         <w:tc>
           <w:tcPr>
-            <w:tcW w:type="dxa" w:w="2016"/>
+            <w:tcW w:type="dxa" w:w="2160"/>
             <w:shd w:fill="F8FAFC"/>
             <w:tcMar>
               <w:top w:w="90" w:type="dxa"/>
@@ -5145,7 +5147,7 @@
         </w:tc>
         <w:tc>
           <w:tcPr>
-            <w:tcW w:type="dxa" w:w="1296"/>
+            <w:tcW w:type="dxa" w:w="1440"/>
             <w:shd w:fill="F8FAFC"/>
             <w:tcMar>
               <w:top w:w="90" w:type="dxa"/>
@@ -5170,7 +5172,7 @@
         </w:tc>
         <w:tc>
           <w:tcPr>
-            <w:tcW w:type="dxa" w:w="1152"/>
+            <w:tcW w:type="dxa" w:w="1296"/>
             <w:shd w:fill="F8FAFC"/>
             <w:tcMar>
               <w:top w:w="90" w:type="dxa"/>
@@ -5195,7 +5197,7 @@
         </w:tc>
         <w:tc>
           <w:tcPr>
-            <w:tcW w:type="dxa" w:w="1152"/>
+            <w:tcW w:type="dxa" w:w="1296"/>
             <w:shd w:fill="F8FAFC"/>
             <w:tcMar>
               <w:top w:w="90" w:type="dxa"/>
@@ -5220,7 +5222,7 @@
         </w:tc>
         <w:tc>
           <w:tcPr>
-            <w:tcW w:type="dxa" w:w="3600"/>
+            <w:tcW w:type="dxa" w:w="3888"/>
             <w:shd w:fill="F8FAFC"/>
             <w:tcMar>
               <w:top w:w="90" w:type="dxa"/>
@@ -5247,7 +5249,7 @@
       <w:tr>
         <w:tc>
           <w:tcPr>
-            <w:tcW w:type="dxa" w:w="2016"/>
+            <w:tcW w:type="dxa" w:w="2160"/>
             <w:shd w:fill="FFFFFF"/>
             <w:tcMar>
               <w:top w:w="90" w:type="dxa"/>
@@ -5272,7 +5274,7 @@
         </w:tc>
         <w:tc>
           <w:tcPr>
-            <w:tcW w:type="dxa" w:w="1296"/>
+            <w:tcW w:type="dxa" w:w="1440"/>
             <w:shd w:fill="FFFFFF"/>
             <w:tcMar>
               <w:top w:w="90" w:type="dxa"/>
@@ -5297,7 +5299,7 @@
         </w:tc>
         <w:tc>
           <w:tcPr>
-            <w:tcW w:type="dxa" w:w="1152"/>
+            <w:tcW w:type="dxa" w:w="1296"/>
             <w:shd w:fill="FFFFFF"/>
             <w:tcMar>
               <w:top w:w="90" w:type="dxa"/>
@@ -5322,7 +5324,7 @@
         </w:tc>
         <w:tc>
           <w:tcPr>
-            <w:tcW w:type="dxa" w:w="1152"/>
+            <w:tcW w:type="dxa" w:w="1296"/>
             <w:shd w:fill="FFFFFF"/>
             <w:tcMar>
               <w:top w:w="90" w:type="dxa"/>
@@ -5347,7 +5349,7 @@
         </w:tc>
         <w:tc>
           <w:tcPr>
-            <w:tcW w:type="dxa" w:w="3600"/>
+            <w:tcW w:type="dxa" w:w="3888"/>
             <w:shd w:fill="FFFFFF"/>
             <w:tcMar>
               <w:top w:w="90" w:type="dxa"/>
@@ -5374,7 +5376,7 @@
       <w:tr>
         <w:tc>
           <w:tcPr>
-            <w:tcW w:type="dxa" w:w="2016"/>
+            <w:tcW w:type="dxa" w:w="2160"/>
             <w:shd w:fill="F8FAFC"/>
             <w:tcMar>
               <w:top w:w="90" w:type="dxa"/>
@@ -5399,7 +5401,7 @@
         </w:tc>
         <w:tc>
           <w:tcPr>
-            <w:tcW w:type="dxa" w:w="1296"/>
+            <w:tcW w:type="dxa" w:w="1440"/>
             <w:shd w:fill="F8FAFC"/>
             <w:tcMar>
               <w:top w:w="90" w:type="dxa"/>
@@ -5424,7 +5426,7 @@
         </w:tc>
         <w:tc>
           <w:tcPr>
-            <w:tcW w:type="dxa" w:w="1152"/>
+            <w:tcW w:type="dxa" w:w="1296"/>
             <w:shd w:fill="F8FAFC"/>
             <w:tcMar>
               <w:top w:w="90" w:type="dxa"/>
@@ -5449,7 +5451,7 @@
         </w:tc>
         <w:tc>
           <w:tcPr>
-            <w:tcW w:type="dxa" w:w="1152"/>
+            <w:tcW w:type="dxa" w:w="1296"/>
             <w:shd w:fill="F8FAFC"/>
             <w:tcMar>
               <w:top w:w="90" w:type="dxa"/>
@@ -5474,7 +5476,7 @@
         </w:tc>
         <w:tc>
           <w:tcPr>
-            <w:tcW w:type="dxa" w:w="3600"/>
+            <w:tcW w:type="dxa" w:w="3888"/>
             <w:shd w:fill="F8FAFC"/>
             <w:tcMar>
               <w:top w:w="90" w:type="dxa"/>
@@ -5501,7 +5503,7 @@
       <w:tr>
         <w:tc>
           <w:tcPr>
-            <w:tcW w:type="dxa" w:w="2016"/>
+            <w:tcW w:type="dxa" w:w="2160"/>
             <w:shd w:fill="FFFFFF"/>
             <w:tcMar>
               <w:top w:w="90" w:type="dxa"/>
@@ -5526,7 +5528,7 @@
         </w:tc>
         <w:tc>
           <w:tcPr>
-            <w:tcW w:type="dxa" w:w="1296"/>
+            <w:tcW w:type="dxa" w:w="1440"/>
             <w:shd w:fill="FFFFFF"/>
             <w:tcMar>
               <w:top w:w="90" w:type="dxa"/>
@@ -5551,7 +5553,7 @@
         </w:tc>
         <w:tc>
           <w:tcPr>
-            <w:tcW w:type="dxa" w:w="1152"/>
+            <w:tcW w:type="dxa" w:w="1296"/>
             <w:shd w:fill="FFFFFF"/>
             <w:tcMar>
               <w:top w:w="90" w:type="dxa"/>
@@ -5576,7 +5578,7 @@
         </w:tc>
         <w:tc>
           <w:tcPr>
-            <w:tcW w:type="dxa" w:w="1152"/>
+            <w:tcW w:type="dxa" w:w="1296"/>
             <w:shd w:fill="FFFFFF"/>
             <w:tcMar>
               <w:top w:w="90" w:type="dxa"/>
@@ -5601,7 +5603,7 @@
         </w:tc>
         <w:tc>
           <w:tcPr>
-            <w:tcW w:type="dxa" w:w="3600"/>
+            <w:tcW w:type="dxa" w:w="3888"/>
             <w:shd w:fill="FFFFFF"/>
             <w:tcMar>
               <w:top w:w="90" w:type="dxa"/>
@@ -5628,7 +5630,7 @@
       <w:tr>
         <w:tc>
           <w:tcPr>
-            <w:tcW w:type="dxa" w:w="2016"/>
+            <w:tcW w:type="dxa" w:w="2160"/>
             <w:shd w:fill="F8FAFC"/>
             <w:tcMar>
               <w:top w:w="90" w:type="dxa"/>
@@ -5653,7 +5655,7 @@
         </w:tc>
         <w:tc>
           <w:tcPr>
-            <w:tcW w:type="dxa" w:w="1296"/>
+            <w:tcW w:type="dxa" w:w="1440"/>
             <w:shd w:fill="F8FAFC"/>
             <w:tcMar>
               <w:top w:w="90" w:type="dxa"/>
@@ -5678,7 +5680,7 @@
         </w:tc>
         <w:tc>
           <w:tcPr>
-            <w:tcW w:type="dxa" w:w="1152"/>
+            <w:tcW w:type="dxa" w:w="1296"/>
             <w:shd w:fill="F8FAFC"/>
             <w:tcMar>
               <w:top w:w="90" w:type="dxa"/>
@@ -5703,7 +5705,7 @@
         </w:tc>
         <w:tc>
           <w:tcPr>
-            <w:tcW w:type="dxa" w:w="1152"/>
+            <w:tcW w:type="dxa" w:w="1296"/>
             <w:shd w:fill="F8FAFC"/>
             <w:tcMar>
               <w:top w:w="90" w:type="dxa"/>
@@ -5728,7 +5730,7 @@
         </w:tc>
         <w:tc>
           <w:tcPr>
-            <w:tcW w:type="dxa" w:w="3600"/>
+            <w:tcW w:type="dxa" w:w="3888"/>
             <w:shd w:fill="F8FAFC"/>
             <w:tcMar>
               <w:top w:w="90" w:type="dxa"/>
@@ -5796,7 +5798,7 @@
     </w:p>
     <w:p>
       <w:r>
-        <w:t>Evaluasi lintas lima klaster dialek mengonfirmasi ketahanan leksikal model di seluruh wilayah Pulau Lombok (Gambar 2 dan Tabel 5).</w:t>
+        <w:t>Evaluasi pada lima klaster dialek mengonfirmasi ketahanan leksikal model di seluruh Pulau Lombok (Gambar 2 dan Tabel 5).</w:t>
       </w:r>
     </w:p>
     <w:p>
@@ -5884,7 +5886,7 @@
       <w:tr>
         <w:tc>
           <w:tcPr>
-            <w:tcW w:type="dxa" w:w="2160"/>
+            <w:tcW w:type="dxa" w:w="2304"/>
             <w:shd w:fill="F1F5F9"/>
             <w:tcMar>
               <w:top w:w="120" w:type="dxa"/>
@@ -5910,7 +5912,7 @@
         </w:tc>
         <w:tc>
           <w:tcPr>
-            <w:tcW w:type="dxa" w:w="1872"/>
+            <w:tcW w:type="dxa" w:w="2160"/>
             <w:shd w:fill="F1F5F9"/>
             <w:tcMar>
               <w:top w:w="120" w:type="dxa"/>
@@ -5962,7 +5964,7 @@
         </w:tc>
         <w:tc>
           <w:tcPr>
-            <w:tcW w:type="dxa" w:w="1152"/>
+            <w:tcW w:type="dxa" w:w="1296"/>
             <w:shd w:fill="F1F5F9"/>
             <w:tcMar>
               <w:top w:w="120" w:type="dxa"/>
@@ -5988,7 +5990,7 @@
         </w:tc>
         <w:tc>
           <w:tcPr>
-            <w:tcW w:type="dxa" w:w="2880"/>
+            <w:tcW w:type="dxa" w:w="3024"/>
             <w:shd w:fill="F1F5F9"/>
             <w:tcMar>
               <w:top w:w="120" w:type="dxa"/>
@@ -6016,7 +6018,7 @@
       <w:tr>
         <w:tc>
           <w:tcPr>
-            <w:tcW w:type="dxa" w:w="2160"/>
+            <w:tcW w:type="dxa" w:w="2304"/>
             <w:shd w:fill="FFFFFF"/>
             <w:tcMar>
               <w:top w:w="90" w:type="dxa"/>
@@ -6041,7 +6043,7 @@
         </w:tc>
         <w:tc>
           <w:tcPr>
-            <w:tcW w:type="dxa" w:w="1872"/>
+            <w:tcW w:type="dxa" w:w="2160"/>
             <w:shd w:fill="FFFFFF"/>
             <w:tcMar>
               <w:top w:w="90" w:type="dxa"/>
@@ -6091,7 +6093,7 @@
         </w:tc>
         <w:tc>
           <w:tcPr>
-            <w:tcW w:type="dxa" w:w="1152"/>
+            <w:tcW w:type="dxa" w:w="1296"/>
             <w:shd w:fill="FFFFFF"/>
             <w:tcMar>
               <w:top w:w="90" w:type="dxa"/>
@@ -6116,7 +6118,7 @@
         </w:tc>
         <w:tc>
           <w:tcPr>
-            <w:tcW w:type="dxa" w:w="2880"/>
+            <w:tcW w:type="dxa" w:w="3024"/>
             <w:shd w:fill="FFFFFF"/>
             <w:tcMar>
               <w:top w:w="90" w:type="dxa"/>
@@ -6143,7 +6145,7 @@
       <w:tr>
         <w:tc>
           <w:tcPr>
-            <w:tcW w:type="dxa" w:w="2160"/>
+            <w:tcW w:type="dxa" w:w="2304"/>
             <w:shd w:fill="F8FAFC"/>
             <w:tcMar>
               <w:top w:w="90" w:type="dxa"/>
@@ -6168,7 +6170,7 @@
         </w:tc>
         <w:tc>
           <w:tcPr>
-            <w:tcW w:type="dxa" w:w="1872"/>
+            <w:tcW w:type="dxa" w:w="2160"/>
             <w:shd w:fill="F8FAFC"/>
             <w:tcMar>
               <w:top w:w="90" w:type="dxa"/>
@@ -6218,7 +6220,7 @@
         </w:tc>
         <w:tc>
           <w:tcPr>
-            <w:tcW w:type="dxa" w:w="1152"/>
+            <w:tcW w:type="dxa" w:w="1296"/>
             <w:shd w:fill="F8FAFC"/>
             <w:tcMar>
               <w:top w:w="90" w:type="dxa"/>
@@ -6243,7 +6245,7 @@
         </w:tc>
         <w:tc>
           <w:tcPr>
-            <w:tcW w:type="dxa" w:w="2880"/>
+            <w:tcW w:type="dxa" w:w="3024"/>
             <w:shd w:fill="F8FAFC"/>
             <w:tcMar>
               <w:top w:w="90" w:type="dxa"/>
@@ -6270,7 +6272,7 @@
       <w:tr>
         <w:tc>
           <w:tcPr>
-            <w:tcW w:type="dxa" w:w="2160"/>
+            <w:tcW w:type="dxa" w:w="2304"/>
             <w:shd w:fill="FFFFFF"/>
             <w:tcMar>
               <w:top w:w="90" w:type="dxa"/>
@@ -6295,7 +6297,7 @@
         </w:tc>
         <w:tc>
           <w:tcPr>
-            <w:tcW w:type="dxa" w:w="1872"/>
+            <w:tcW w:type="dxa" w:w="2160"/>
             <w:shd w:fill="FFFFFF"/>
             <w:tcMar>
               <w:top w:w="90" w:type="dxa"/>
@@ -6345,7 +6347,7 @@
         </w:tc>
         <w:tc>
           <w:tcPr>
-            <w:tcW w:type="dxa" w:w="1152"/>
+            <w:tcW w:type="dxa" w:w="1296"/>
             <w:shd w:fill="FFFFFF"/>
             <w:tcMar>
               <w:top w:w="90" w:type="dxa"/>
@@ -6370,7 +6372,7 @@
         </w:tc>
         <w:tc>
           <w:tcPr>
-            <w:tcW w:type="dxa" w:w="2880"/>
+            <w:tcW w:type="dxa" w:w="3024"/>
             <w:shd w:fill="FFFFFF"/>
             <w:tcMar>
               <w:top w:w="90" w:type="dxa"/>
@@ -6397,7 +6399,7 @@
       <w:tr>
         <w:tc>
           <w:tcPr>
-            <w:tcW w:type="dxa" w:w="2160"/>
+            <w:tcW w:type="dxa" w:w="2304"/>
             <w:shd w:fill="F8FAFC"/>
             <w:tcMar>
               <w:top w:w="90" w:type="dxa"/>
@@ -6422,7 +6424,7 @@
         </w:tc>
         <w:tc>
           <w:tcPr>
-            <w:tcW w:type="dxa" w:w="1872"/>
+            <w:tcW w:type="dxa" w:w="2160"/>
             <w:shd w:fill="F8FAFC"/>
             <w:tcMar>
               <w:top w:w="90" w:type="dxa"/>
@@ -6472,7 +6474,7 @@
         </w:tc>
         <w:tc>
           <w:tcPr>
-            <w:tcW w:type="dxa" w:w="1152"/>
+            <w:tcW w:type="dxa" w:w="1296"/>
             <w:shd w:fill="F8FAFC"/>
             <w:tcMar>
               <w:top w:w="90" w:type="dxa"/>
@@ -6497,7 +6499,7 @@
         </w:tc>
         <w:tc>
           <w:tcPr>
-            <w:tcW w:type="dxa" w:w="2880"/>
+            <w:tcW w:type="dxa" w:w="3024"/>
             <w:shd w:fill="F8FAFC"/>
             <w:tcMar>
               <w:top w:w="90" w:type="dxa"/>
@@ -6524,7 +6526,7 @@
       <w:tr>
         <w:tc>
           <w:tcPr>
-            <w:tcW w:type="dxa" w:w="2160"/>
+            <w:tcW w:type="dxa" w:w="2304"/>
             <w:shd w:fill="FFFFFF"/>
             <w:tcMar>
               <w:top w:w="90" w:type="dxa"/>
@@ -6549,7 +6551,7 @@
         </w:tc>
         <w:tc>
           <w:tcPr>
-            <w:tcW w:type="dxa" w:w="1872"/>
+            <w:tcW w:type="dxa" w:w="2160"/>
             <w:shd w:fill="FFFFFF"/>
             <w:tcMar>
               <w:top w:w="90" w:type="dxa"/>
@@ -6599,7 +6601,7 @@
         </w:tc>
         <w:tc>
           <w:tcPr>
-            <w:tcW w:type="dxa" w:w="1152"/>
+            <w:tcW w:type="dxa" w:w="1296"/>
             <w:shd w:fill="FFFFFF"/>
             <w:tcMar>
               <w:top w:w="90" w:type="dxa"/>
@@ -6624,7 +6626,7 @@
         </w:tc>
         <w:tc>
           <w:tcPr>
-            <w:tcW w:type="dxa" w:w="2880"/>
+            <w:tcW w:type="dxa" w:w="3024"/>
             <w:shd w:fill="FFFFFF"/>
             <w:tcMar>
               <w:top w:w="90" w:type="dxa"/>
@@ -6692,7 +6694,15 @@
     </w:p>
     <w:p>
       <w:r>
-        <w:t>Kinerja komputasi diukur pada lingkungan CPU standar untuk menguji kelayakan penerapan pada skenario dunia nyata (Gambar 4).</w:t>
+        <w:t>Pengukuran komputasi membuktikan bahwa SasakNLP beroperasi dengan kecepatan tinggi dan skalabilitas linier (Gambar 4):</w:t>
+        <w:br/>
+        <w:t>• Throughput: Memproses 7.826 kata/detik pada batch 100k dan 16.272 kata/detik pada benchmark 10k.</w:t>
+        <w:br/>
+        <w:t>• Latensi Rata-Rata: 0,044 milidetik per token kata.</w:t>
+        <w:br/>
+        <w:t>• Kompleksitas Waktu: Skalabilitas linier O(N) terhadap panjang kalimat.</w:t>
+        <w:br/>
+        <w:t>• Dependensi Pustaka: Zero runtime dependencies, murni pustaka standar Python.</w:t>
       </w:r>
     </w:p>
     <w:p>
@@ -6757,19 +6767,6 @@
       </w:r>
     </w:p>
     <w:p>
-      <w:r>
-        <w:t>Hasil pengujian membuktikan:</w:t>
-        <w:br/>
-        <w:t>• Throughput Pemrosesan Batch: Memproses 7.826 kata per detik pada skala 100k dan 16.272 kata per detik pada benchmark 10k.</w:t>
-        <w:br/>
-        <w:t>• Latensi Sub-Milidetik: Rata-rata 0,044 milidetik per token kata.</w:t>
-        <w:br/>
-        <w:t>• Skalabilitas Linier: Waktu komputasi berskala O(N) terhadap panjang kalimat, bebas lonjakan latensi eksponensial.</w:t>
-        <w:br/>
-        <w:t>• Tanpa Dependensi Eksternal: Berjalan murni menggunakan Python Standard Library.</w:t>
-      </w:r>
-    </w:p>
-    <w:p>
       <w:pPr>
         <w:keepNext/>
         <w:spacing w:before="240" w:after="80"/>
@@ -6786,7 +6783,7 @@
     </w:p>
     <w:p>
       <w:r>
-        <w:t>Lematisasi SasakNLP berhasil mereduksi dimensi kosakata korpus teks autentik dari 5.913 kata unik menjadi 4.022 lema dasar (kompresi ruang fitur sebesar 31,98%, Tabel 6), mereduksi sparsity matriks representasi vektor teks untuk tugas klasifikasi dan temu balik informasi.</w:t>
+        <w:t>Pada evaluasi hilir, lematisasi SasakNLP berhasil mereduksi dimensi kosakata korpus teks autentik dari 5.913 kata unik menjadi 4.022 lema dasar (kompresi ruang fitur sebesar 31,98%, Tabel 6), memangkas sparsity matriks representasi vektor teks untuk efisiensi tugas klasifikasi dan temu balik informasi [13], [22].</w:t>
       </w:r>
     </w:p>
     <w:tbl>
@@ -8303,7 +8300,7 @@
     </w:p>
     <w:p>
       <w:r>
-        <w:t>Keunggulan performa SasakNLP bersumber dari integrasi PrefixTrie sebagai gerbang validasi kamus leksikon [10], [11]. Pada pendekatan greedy stripping murni (Baseline 2), kata seperti jaran ('kuda') secara keliru dipotong menjadi jar karena akhiran -an terdeteksi sebagai sufiks lokatif. Dalam SasakNLP, kata jaran dicocokkan langsung ke leksikon kamus Balai Bahasa NTB pada lintasan pertama, sehingga pemotongan keliru dapat dicegah (zero unnecessary stripping).</w:t>
+        <w:t>Keunggulan performa SasakNLP bersumber dari integrasi PrefixTrie sebagai gerbang validasi kamus leksikon [10], [17]. Pada pendekatan greedy stripping murni (Baseline 2), kata seperti jaran ('kuda') secara keliru dipotong menjadi jar karena akhiran -an terdeteksi sebagai sufiks lokatif. Dalam SasakNLP, kata jaran dicocokkan langsung ke leksikon kamus Balai Bahasa NTB pada lintasan pertama, sehingga pemotongan keliru dapat dicegah (zero unnecessary stripping).</w:t>
       </w:r>
     </w:p>
     <w:p>
@@ -8343,7 +8340,7 @@
     </w:p>
     <w:p>
       <w:r>
-        <w:t>Temuan ini membuktikan bahwa bahasa daerah berdaya komputasi rendah di Indonesia dapat ditangani secara efektif melalui rekayasa representasi morfologi berbasis leksikon kamus resmi daerah tanpa harus bergantung pada infrastruktur komputasi GPU berskala besar [1], [2], [6].</w:t>
+        <w:t>Temuan ini membuktikan bahwa bahasa daerah berdaya komputasi rendah di Indonesia dapat ditangani secara efektif melalui rekayasa representasi morfologi berbasis leksikon kamus resmi daerah tanpa harus bergantung pada infrastruktur komputasi GPU berskala besar [1], [6], [13].</w:t>
       </w:r>
     </w:p>
     <w:p>
@@ -8394,7 +8391,7 @@
     </w:p>
     <w:p>
       <w:r>
-        <w:t>Agenda riset masa depan mencakup: (1) Integrasi model sequence-to-sequence probabilistik ringan (ByT5 / Char-BiLSTM) untuk menangani kata slang di luar kamus (OOV neologisms), (2) Pembangunan korpus beranotasi Part-of-Speech (POS) dan Dependency Treebank Bahasa Sasak pertama, serta (3) Pelatihan model penerjemahan mesin saraf (Neural Machine Translation) dwiarah Sasak-Indonesia [1], [2], [5].</w:t>
+        <w:t>Agenda riset masa depan mencakup: (1) Integrasi model sequence-to-sequence probabilistik ringan (ByT5 / Char-BiLSTM) untuk menangani kata slang di luar kamus (OOV neologisms), (2) Pembangunan korpus beranotasi Part-of-Speech (POS) dan Dependency Treebank Bahasa Sasak pertama, serta (3) Pelatihan model penerjemahan mesin saraf (Neural Machine Translation) dwiarah Sasak-Indonesia [1], [2], [6].</w:t>
       </w:r>
     </w:p>
     <w:p>
@@ -8483,7 +8480,7 @@
         <w:rPr>
           <w:sz w:val="19"/>
         </w:rPr>
-        <w:t>[2] G. I. Winata, A. F. Aji, S. Cahyawijaya, R. Mahendra, F. Koto, A. Romadhony, K. Kurniawan, D. Moeljadi, and R. E. Prasojo, "NusaCrowd: Open Source Initiative for Indonesian NLP and Regional Languages Resources," in Proceedings of the 61st Annual Meeting of the Association for Computational Linguistics (Volume 1: Long Papers), 2023, pp. 8321--8345. doi: 10.18653/v1/2023.acl-long.462.</w:t>
+        <w:t>[2] S. Ranathunga, E.-S. A. Lee, M. P. Skenduli, R. Shekhar, M. Alam, and R. Kaur, "Neural Machine Translation for Low-Resource Languages: A Survey," ACM Computing Surveys, vol. 55, no. 11, pp. 229:1--229:37, 2023. doi: 10.1145/3567592.</w:t>
       </w:r>
     </w:p>
     <w:p>
@@ -8495,7 +8492,7 @@
         <w:rPr>
           <w:sz w:val="19"/>
         </w:rPr>
-        <w:t>[3] S. Cahyawijaya, H. Lovenia, A. F. Aji, G. I. Winata, B. Wilie, F. Koto, R. Mahendra, C. Wibisono, and P. Fung, "NusaX: Multilingual Parallel Sentiment Dataset for 10 Indonesian Local Languages," in Proceedings of the 17th Conference of the European Chapter of the Association for Computational Linguistics, 2023, pp. 2562--2578. doi: 10.18653/v1/2023.eacl-main.189.</w:t>
+        <w:t>[3] S. Cahyawijaya, G. I. Winata, B. Wilie, K. Vincentio, X. Li, A. Kuncoro, S. Rai, M. Lyman, K. Kurniawan, A. Azaria, S. Bahar, R. Mahendra, P. Fung, and A. Purwarianti, "IndoNLG: Benchmark and Resources for Evaluating Indonesian Natural Language Generation," in Proceedings of the 2021 Conference on Empirical Methods in Natural Language Processing, 2021, pp. 8878--8898. doi: 10.18653/v1/2021.emnlp-main.699.</w:t>
       </w:r>
     </w:p>
     <w:p>
@@ -8519,7 +8516,7 @@
         <w:rPr>
           <w:sz w:val="19"/>
         </w:rPr>
-        <w:t>[5] S. Ranathunga, E.-S. A. Lee, M. P. Skenduli, R. Shekhar, M. Alam, and R. Kaur, "Neural Machine Translation for Low-Resource Languages: A Survey," ACM Computing Surveys, vol. 55, no. 11, pp. 229:1--229:37, 2023. doi: 10.1145/3567592.</w:t>
+        <w:t>[5] F. Koto, N. Aisyah, H. Li, and T. Baldwin, "Large Language Models Only Pass Primary School Exams in Indonesia: A Comprehensive Test on IndoMMLU," in Proceedings of the 2023 Conference on Empirical Methods in Natural Language Processing, 2023, pp. 12359--12374. doi: 10.18653/v1/2023.emnlp-main.760.</w:t>
       </w:r>
     </w:p>
     <w:p>
@@ -8531,7 +8528,7 @@
         <w:rPr>
           <w:sz w:val="19"/>
         </w:rPr>
-        <w:t>[6] Z. Abidin, A. Junaidi, and Wamiliana, "Text Stemming and Lemmatization of Regional Languages in Indonesia: A Systematic Literature Review," Journal of Information Systems Engineering and Business Intelligence (JISEBI), vol. 10, no. 2, pp. 217--231, 2024. doi: 10.20473/jisebi.10.2.217-231.</w:t>
+        <w:t>[6] G. I. Winata, A. F. Aji, S. Cahyawijaya, R. Mahendra, F. Koto, A. Romadhony, K. Kurniawan, D. Moeljadi, and R. E. Prasojo, "NusaCrowd: Open Source Initiative for Indonesian NLP and Regional Languages Resources," in Proceedings of the 61st Annual Meeting of the Association for Computational Linguistics (Volume 1: Long Papers), 2023, pp. 8321--8345. doi: 10.18653/v1/2023.acl-long.462.</w:t>
       </w:r>
     </w:p>
     <w:p>
@@ -8543,7 +8540,7 @@
         <w:rPr>
           <w:sz w:val="19"/>
         </w:rPr>
-        <w:t>[7] K. Resiandi, Y. Murakami, and A. H. Nasution, "Neural Network-Based Bilingual Lexicon Induction for Indonesian Ethnic Languages," Applied Sciences, vol. 13, no. 15, p. 8666, 2023. doi: 10.3390/app13158666.</w:t>
+        <w:t>[7] S. Cahyawijaya, H. Lovenia, A. F. Aji, G. I. Winata, B. Wilie, F. Koto, R. Mahendra, C. Wibisono, and P. Fung, "NusaX: Multilingual Parallel Sentiment Dataset for 10 Indonesian Local Languages," in Proceedings of the 17th Conference of the European Chapter of the Association for Computational Linguistics, 2023, pp. 2562--2578. doi: 10.18653/v1/2023.eacl-main.189.</w:t>
       </w:r>
     </w:p>
     <w:p>
@@ -8555,7 +8552,7 @@
         <w:rPr>
           <w:sz w:val="19"/>
         </w:rPr>
-        <w:t>[8] L. Hakim, Roveneldo, N. U. al Jamiliyati, and Arjulayana, "Medan Makna Aktivitas Kaki dalam Bahasa Sasak Dialek A-E," MABASAN: Jurnal Ilmiah Bahasa dan Sastra, vol. 17, no. 1, pp. 109--128, 2023. doi: 10.26499/mab.v17i1.626.</w:t>
+        <w:t>[8] F. Koto, R. Mahendra, N. Aisyah, and T. Baldwin, "IndoCulture: Exploring Geographically Influenced Cultural Commonsense Reasoning Across Eleven Indonesian Provinces," Transactions of the Association for Computational Linguistics, vol. 12, pp. 1703--1719, 2024. doi: 10.1162/tacl_a_00726.</w:t>
       </w:r>
     </w:p>
     <w:p>
@@ -8567,7 +8564,7 @@
         <w:rPr>
           <w:sz w:val="19"/>
         </w:rPr>
-        <w:t>[9] L. Hakim, "Makian dalam Bahasa Sasak Dialek E-E," MABASAN: Jurnal Ilmiah Bahasa dan Sastra, vol. 16, no. 1, pp. 83--98, 2022. doi: 10.26499/mab.v16i1.503.</w:t>
+        <w:t>[9] L. Hakim, Roveneldo, N. U. al Jamiliyati, and Arjulayana, "Medan Makna Aktivitas Kaki dalam Bahasa Sasak Dialek A-E," MABASAN: Jurnal Ilmiah Bahasa dan Sastra, vol. 17, no. 1, pp. 109--128, 2023. doi: 10.26499/mab.v17i1.626.</w:t>
       </w:r>
     </w:p>
     <w:p>
@@ -8591,7 +8588,7 @@
         <w:rPr>
           <w:sz w:val="19"/>
         </w:rPr>
-        <w:t>[11] D. Jurafsky and J. H. Martin, Speech and Language Processing: An Introduction to Natural Language Processing, Computational Linguistics, and Speech Recognition, 3rd ed. Upper Saddle River, NJ: Prentice Hall, 2024.</w:t>
+        <w:t>[11] L. N. Yaqin, T. Shanmuganathan, W. Fauzanna, Mohzana, and A. Jaya, "Sociopragmatic parameters of politeness strategies among the Sasak in the post elopement rituals," Studies in English Language and Education, vol. 9, no. 2, pp. 797--811, 2022. doi: 10.24815/siele.v9i2.22569.</w:t>
       </w:r>
     </w:p>
     <w:p>
@@ -8603,7 +8600,127 @@
         <w:rPr>
           <w:sz w:val="19"/>
         </w:rPr>
-        <w:t>[12] kodetr, "SasakNLP: A Dialect-Aware Morphological Processing Framework and 100k Benchmark for the Low-Resource Sasak Language," PyPI, GitHub, and Hugging Face Datasets, 2026. [Online]. Tersedia: https://github.com/kodetr/sasaknlp.</w:t>
+        <w:t>[12] L. Hakim, "Makian dalam Bahasa Sasak Dialek E-E," MABASAN: Jurnal Ilmiah Bahasa dan Sastra, vol. 16, no. 1, pp. 83--98, 2022. doi: 10.26499/mab.v16i1.503.</w:t>
+      </w:r>
+    </w:p>
+    <w:p>
+      <w:pPr>
+        <w:spacing w:after="80"/>
+        <w:ind w:left="432" w:hanging="432"/>
+      </w:pPr>
+      <w:r>
+        <w:rPr>
+          <w:sz w:val="19"/>
+        </w:rPr>
+        <w:t>[13] Z. Abidin, A. Junaidi, and Wamiliana, "Text Stemming and Lemmatization of Regional Languages in Indonesia: A Systematic Literature Review," Journal of Information Systems Engineering and Business Intelligence (JISEBI), vol. 10, no. 2, pp. 217--231, 2024. doi: 10.20473/jisebi.10.2.217-231.</w:t>
+      </w:r>
+    </w:p>
+    <w:p>
+      <w:pPr>
+        <w:spacing w:after="80"/>
+        <w:ind w:left="432" w:hanging="432"/>
+      </w:pPr>
+      <w:r>
+        <w:rPr>
+          <w:sz w:val="19"/>
+        </w:rPr>
+        <w:t>[14] S. H. Wijono, M. R. Alhamidi, M. H. Hilman, and W. Jatmiko, "Canonical Segmentation Using Affix Characters as a Unit on Transformer for Javanese Language," in Proceedings of the 2021 6th International Workshop on Big Data and Information Security (IWBIS), 2021, pp. 67--72. doi: 10.1109/IWBIS53353.2021.9631839.</w:t>
+      </w:r>
+    </w:p>
+    <w:p>
+      <w:pPr>
+        <w:spacing w:after="80"/>
+        <w:ind w:left="432" w:hanging="432"/>
+      </w:pPr>
+      <w:r>
+        <w:rPr>
+          <w:sz w:val="19"/>
+        </w:rPr>
+        <w:t>[15] K. Resiandi, Y. Murakami, and A. H. Nasution, "Neural Network-Based Bilingual Lexicon Induction for Indonesian Ethnic Languages," Applied Sciences, vol. 13, no. 15, p. 8666, 2023. doi: 10.3390/app13158666.</w:t>
+      </w:r>
+    </w:p>
+    <w:p>
+      <w:pPr>
+        <w:spacing w:after="80"/>
+        <w:ind w:left="432" w:hanging="432"/>
+      </w:pPr>
+      <w:r>
+        <w:rPr>
+          <w:sz w:val="19"/>
+        </w:rPr>
+        <w:t>[16] kodetr, "SasakNLP: A Dialect-Aware Morphological Processing Framework and 100k Benchmark for the Low-Resource Sasak Language," PyPI, GitHub, and Hugging Face Datasets, 2026. [Online]. Tersedia: https://github.com/kodetr/sasaknlp.</w:t>
+      </w:r>
+    </w:p>
+    <w:p>
+      <w:pPr>
+        <w:spacing w:after="80"/>
+        <w:ind w:left="432" w:hanging="432"/>
+      </w:pPr>
+      <w:r>
+        <w:rPr>
+          <w:sz w:val="19"/>
+        </w:rPr>
+        <w:t>[17] D. Jurafsky and J. H. Martin, Speech and Language Processing: An Introduction to Natural Language Processing, Computational Linguistics, and Speech Recognition, 3rd ed. Upper Saddle River, NJ: Prentice Hall, 2024.</w:t>
+      </w:r>
+    </w:p>
+    <w:p>
+      <w:pPr>
+        <w:spacing w:after="80"/>
+        <w:ind w:left="432" w:hanging="432"/>
+      </w:pPr>
+      <w:r>
+        <w:rPr>
+          <w:sz w:val="19"/>
+        </w:rPr>
+        <w:t>[18] K. Batsuren, G. Bella, A. Arora, V. Martinovic, K. Gorman, Z. Žabokrtský, A. Ganbold, Š. Dohnalová, M. Ševčíková, K. Pelegrinová, F. Giunchiglia, R. Cotterell, and E. Vylomova, "The SIGMORPHON 2022 Shared Task on Morpheme Segmentation," in Proceedings of the 19th SIGMORPHON Workshop on Computational Research in Phonetics, Phonology, and Morphology, 2022, pp. 103--116. doi: 10.18653/v1/2022.sigmorphon-1.11.</w:t>
+      </w:r>
+    </w:p>
+    <w:p>
+      <w:pPr>
+        <w:spacing w:after="80"/>
+        <w:ind w:left="432" w:hanging="432"/>
+      </w:pPr>
+      <w:r>
+        <w:rPr>
+          <w:sz w:val="19"/>
+        </w:rPr>
+        <w:t>[19] S. Cahyawijaya, H. Lovenia, F. Koto, D. Adhista, E. Dave, S. Oktavianti, S. Akbar, J. Lee, N. Shadieq, T. W. Cenggoro, H. Linuwih, B. Wilie, G. Muridan, G. Winata, D. Moeljadi, A. F. Aji, A. Purwarianti, and P. Fung, "NusaWrites: Constructing High-Quality Corpora for Underrepresented and Extremely Low-Resource Languages," in Proceedings of the 13th International Joint Conference on Natural Language Processing and the 3rd Conference of the Asia-Pacific Chapter of the Association for Computational Linguistics (Volume 1: Long Papers), 2023, pp. 921--945. doi: 10.18653/v1/2023.ijcnlp-main.60.</w:t>
+      </w:r>
+    </w:p>
+    <w:p>
+      <w:pPr>
+        <w:spacing w:after="80"/>
+        <w:ind w:left="432" w:hanging="432"/>
+      </w:pPr>
+      <w:r>
+        <w:rPr>
+          <w:sz w:val="19"/>
+        </w:rPr>
+        <w:t>[20] Prihantoro, "An evaluation of MorphInd's morphological annotation scheme for Indonesian," Corpora, vol. 16, no. 2, pp. 287--299, 2021. doi: 10.3366/cor.2021.0223.</w:t>
+      </w:r>
+    </w:p>
+    <w:p>
+      <w:pPr>
+        <w:spacing w:after="80"/>
+        <w:ind w:left="432" w:hanging="432"/>
+      </w:pPr>
+      <w:r>
+        <w:rPr>
+          <w:sz w:val="19"/>
+        </w:rPr>
+        <w:t>[21] L. N. Setra, Rondiyah, A. Kurniawaty, and R. Gayatri, "Distribusi Pemakaian Kata Mamiq dalam Korpus Bahasa Sasak: Naskah Cilinaya dan Majalah Tambori," MABASAN: Jurnal Ilmiah Bahasa dan Sastra, vol. 17, no. 2, pp. 293--308, 2023. doi: 10.62107/mab.v17i2.814.</w:t>
+      </w:r>
+    </w:p>
+    <w:p>
+      <w:pPr>
+        <w:spacing w:after="80"/>
+        <w:ind w:left="432" w:hanging="432"/>
+      </w:pPr>
+      <w:r>
+        <w:rPr>
+          <w:sz w:val="19"/>
+        </w:rPr>
+        <w:t>[22] A. Romadhony, S. Al Faraby, R. Rismala, U. N. Wisesti, and A. Arifianto, "Sentiment Analysis on a Large Indonesian Product Review Dataset," Journal of Information Systems Engineering and Business Intelligence (JISEBI), vol. 10, no. 1, pp. 167--178, 2024. doi: 10.20473/jisebi.10.1.167-178.</w:t>
       </w:r>
     </w:p>
     <w:sectPr>

--- a/artikel/jurnal_sasaknlp.docx
+++ b/artikel/jurnal_sasaknlp.docx
@@ -492,6 +492,18 @@
     </w:p>
     <w:p>
       <w:pPr>
+        <w:sectPr>
+          <w:type w:val="continuous"/>
+          <w:pgSz w:w="11909" w:h="16834"/>
+          <w:pgMar w:top="1440" w:right="1152" w:bottom="1440" w:left="1152" w:header="720" w:footer="720" w:gutter="0"/>
+          <w:docGrid w:linePitch="360"/>
+          <w:cols w:num="2" w:space="360"/>
+        </w:sectPr>
+      </w:pPr>
+    </w:p>
+    <w:p>
+      <w:pPr>
+        <w:keepNext/>
         <w:spacing w:before="240" w:after="120"/>
         <w:jc w:val="center"/>
       </w:pPr>
@@ -535,9 +547,13 @@
         <w:gridCol w:w="1921"/>
       </w:tblGrid>
       <w:tr>
+        <w:trPr>
+          <w:tblHeader/>
+          <w:cantSplit/>
+        </w:trPr>
         <w:tc>
           <w:tcPr>
-            <w:tcW w:type="dxa" w:w="432"/>
+            <w:tcW w:type="dxa" w:w="576"/>
             <w:shd w:fill="F1F5F9"/>
             <w:tcMar>
               <w:top w:w="90" w:type="dxa"/>
@@ -562,7 +578,7 @@
         </w:tc>
         <w:tc>
           <w:tcPr>
-            <w:tcW w:type="dxa" w:w="1152"/>
+            <w:tcW w:type="dxa" w:w="2016"/>
             <w:shd w:fill="F1F5F9"/>
             <w:tcMar>
               <w:top w:w="90" w:type="dxa"/>
@@ -587,7 +603,7 @@
         </w:tc>
         <w:tc>
           <w:tcPr>
-            <w:tcW w:type="dxa" w:w="1008"/>
+            <w:tcW w:type="dxa" w:w="2016"/>
             <w:shd w:fill="F1F5F9"/>
             <w:tcMar>
               <w:top w:w="90" w:type="dxa"/>
@@ -612,7 +628,7 @@
         </w:tc>
         <w:tc>
           <w:tcPr>
-            <w:tcW w:type="dxa" w:w="1008"/>
+            <w:tcW w:type="dxa" w:w="1872"/>
             <w:shd w:fill="F1F5F9"/>
             <w:tcMar>
               <w:top w:w="90" w:type="dxa"/>
@@ -637,7 +653,7 @@
         </w:tc>
         <w:tc>
           <w:tcPr>
-            <w:tcW w:type="dxa" w:w="1008"/>
+            <w:tcW w:type="dxa" w:w="2880"/>
             <w:shd w:fill="F1F5F9"/>
             <w:tcMar>
               <w:top w:w="90" w:type="dxa"/>
@@ -662,9 +678,12 @@
         </w:tc>
       </w:tr>
       <w:tr>
+        <w:trPr>
+          <w:cantSplit/>
+        </w:trPr>
         <w:tc>
           <w:tcPr>
-            <w:tcW w:type="dxa" w:w="432"/>
+            <w:tcW w:type="dxa" w:w="576"/>
             <w:shd w:fill="FFFFFF"/>
             <w:tcMar>
               <w:top w:w="70" w:type="dxa"/>
@@ -688,7 +707,7 @@
         </w:tc>
         <w:tc>
           <w:tcPr>
-            <w:tcW w:type="dxa" w:w="1152"/>
+            <w:tcW w:type="dxa" w:w="2016"/>
             <w:shd w:fill="FFFFFF"/>
             <w:tcMar>
               <w:top w:w="70" w:type="dxa"/>
@@ -712,7 +731,7 @@
         </w:tc>
         <w:tc>
           <w:tcPr>
-            <w:tcW w:type="dxa" w:w="1008"/>
+            <w:tcW w:type="dxa" w:w="2016"/>
             <w:shd w:fill="FFFFFF"/>
             <w:tcMar>
               <w:top w:w="70" w:type="dxa"/>
@@ -736,7 +755,7 @@
         </w:tc>
         <w:tc>
           <w:tcPr>
-            <w:tcW w:type="dxa" w:w="1008"/>
+            <w:tcW w:type="dxa" w:w="1872"/>
             <w:shd w:fill="FFFFFF"/>
             <w:tcMar>
               <w:top w:w="70" w:type="dxa"/>
@@ -760,7 +779,7 @@
         </w:tc>
         <w:tc>
           <w:tcPr>
-            <w:tcW w:type="dxa" w:w="1008"/>
+            <w:tcW w:type="dxa" w:w="2880"/>
             <w:shd w:fill="FFFFFF"/>
             <w:tcMar>
               <w:top w:w="70" w:type="dxa"/>
@@ -778,15 +797,18 @@
                 <w:rFonts w:ascii="Times New Roman" w:hAnsi="Times New Roman"/>
                 <w:sz w:val="17"/>
               </w:rPr>
-              <w:t>Polite register (krama/alus), glottal stop retention /-q/</w:t>
+              <w:t>Polite register (krama/alus), glottal stop retention /-q/, lontar manuscripts</w:t>
             </w:r>
           </w:p>
         </w:tc>
       </w:tr>
       <w:tr>
+        <w:trPr>
+          <w:cantSplit/>
+        </w:trPr>
         <w:tc>
           <w:tcPr>
-            <w:tcW w:type="dxa" w:w="432"/>
+            <w:tcW w:type="dxa" w:w="576"/>
             <w:shd w:fill="FAFAFA"/>
             <w:tcMar>
               <w:top w:w="70" w:type="dxa"/>
@@ -810,7 +832,7 @@
         </w:tc>
         <w:tc>
           <w:tcPr>
-            <w:tcW w:type="dxa" w:w="1152"/>
+            <w:tcW w:type="dxa" w:w="2016"/>
             <w:shd w:fill="FAFAFA"/>
             <w:tcMar>
               <w:top w:w="70" w:type="dxa"/>
@@ -834,7 +856,7 @@
         </w:tc>
         <w:tc>
           <w:tcPr>
-            <w:tcW w:type="dxa" w:w="1008"/>
+            <w:tcW w:type="dxa" w:w="2016"/>
             <w:shd w:fill="FAFAFA"/>
             <w:tcMar>
               <w:top w:w="70" w:type="dxa"/>
@@ -858,7 +880,7 @@
         </w:tc>
         <w:tc>
           <w:tcPr>
-            <w:tcW w:type="dxa" w:w="1008"/>
+            <w:tcW w:type="dxa" w:w="1872"/>
             <w:shd w:fill="FAFAFA"/>
             <w:tcMar>
               <w:top w:w="70" w:type="dxa"/>
@@ -882,7 +904,7 @@
         </w:tc>
         <w:tc>
           <w:tcPr>
-            <w:tcW w:type="dxa" w:w="1008"/>
+            <w:tcW w:type="dxa" w:w="2880"/>
             <w:shd w:fill="FAFAFA"/>
             <w:tcMar>
               <w:top w:w="70" w:type="dxa"/>
@@ -906,9 +928,12 @@
         </w:tc>
       </w:tr>
       <w:tr>
+        <w:trPr>
+          <w:cantSplit/>
+        </w:trPr>
         <w:tc>
           <w:tcPr>
-            <w:tcW w:type="dxa" w:w="432"/>
+            <w:tcW w:type="dxa" w:w="576"/>
             <w:shd w:fill="FFFFFF"/>
             <w:tcMar>
               <w:top w:w="70" w:type="dxa"/>
@@ -932,7 +957,7 @@
         </w:tc>
         <w:tc>
           <w:tcPr>
-            <w:tcW w:type="dxa" w:w="1152"/>
+            <w:tcW w:type="dxa" w:w="2016"/>
             <w:shd w:fill="FFFFFF"/>
             <w:tcMar>
               <w:top w:w="70" w:type="dxa"/>
@@ -956,7 +981,7 @@
         </w:tc>
         <w:tc>
           <w:tcPr>
-            <w:tcW w:type="dxa" w:w="1008"/>
+            <w:tcW w:type="dxa" w:w="2016"/>
             <w:shd w:fill="FFFFFF"/>
             <w:tcMar>
               <w:top w:w="70" w:type="dxa"/>
@@ -980,7 +1005,7 @@
         </w:tc>
         <w:tc>
           <w:tcPr>
-            <w:tcW w:type="dxa" w:w="1008"/>
+            <w:tcW w:type="dxa" w:w="1872"/>
             <w:shd w:fill="FFFFFF"/>
             <w:tcMar>
               <w:top w:w="70" w:type="dxa"/>
@@ -1004,7 +1029,7 @@
         </w:tc>
         <w:tc>
           <w:tcPr>
-            <w:tcW w:type="dxa" w:w="1008"/>
+            <w:tcW w:type="dxa" w:w="2880"/>
             <w:shd w:fill="FFFFFF"/>
             <w:tcMar>
               <w:top w:w="70" w:type="dxa"/>
@@ -1028,9 +1053,12 @@
         </w:tc>
       </w:tr>
       <w:tr>
+        <w:trPr>
+          <w:cantSplit/>
+        </w:trPr>
         <w:tc>
           <w:tcPr>
-            <w:tcW w:type="dxa" w:w="432"/>
+            <w:tcW w:type="dxa" w:w="576"/>
             <w:shd w:fill="FAFAFA"/>
             <w:tcMar>
               <w:top w:w="70" w:type="dxa"/>
@@ -1054,7 +1082,7 @@
         </w:tc>
         <w:tc>
           <w:tcPr>
-            <w:tcW w:type="dxa" w:w="1152"/>
+            <w:tcW w:type="dxa" w:w="2016"/>
             <w:shd w:fill="FAFAFA"/>
             <w:tcMar>
               <w:top w:w="70" w:type="dxa"/>
@@ -1078,7 +1106,7 @@
         </w:tc>
         <w:tc>
           <w:tcPr>
-            <w:tcW w:type="dxa" w:w="1008"/>
+            <w:tcW w:type="dxa" w:w="2016"/>
             <w:shd w:fill="FAFAFA"/>
             <w:tcMar>
               <w:top w:w="70" w:type="dxa"/>
@@ -1102,7 +1130,7 @@
         </w:tc>
         <w:tc>
           <w:tcPr>
-            <w:tcW w:type="dxa" w:w="1008"/>
+            <w:tcW w:type="dxa" w:w="1872"/>
             <w:shd w:fill="FAFAFA"/>
             <w:tcMar>
               <w:top w:w="70" w:type="dxa"/>
@@ -1126,7 +1154,7 @@
         </w:tc>
         <w:tc>
           <w:tcPr>
-            <w:tcW w:type="dxa" w:w="1008"/>
+            <w:tcW w:type="dxa" w:w="2880"/>
             <w:shd w:fill="FAFAFA"/>
             <w:tcMar>
               <w:top w:w="70" w:type="dxa"/>
@@ -1150,9 +1178,12 @@
         </w:tc>
       </w:tr>
       <w:tr>
+        <w:trPr>
+          <w:cantSplit/>
+        </w:trPr>
         <w:tc>
           <w:tcPr>
-            <w:tcW w:type="dxa" w:w="432"/>
+            <w:tcW w:type="dxa" w:w="576"/>
             <w:shd w:fill="FFFFFF"/>
             <w:tcMar>
               <w:top w:w="70" w:type="dxa"/>
@@ -1176,7 +1207,7 @@
         </w:tc>
         <w:tc>
           <w:tcPr>
-            <w:tcW w:type="dxa" w:w="1152"/>
+            <w:tcW w:type="dxa" w:w="2016"/>
             <w:shd w:fill="FFFFFF"/>
             <w:tcMar>
               <w:top w:w="70" w:type="dxa"/>
@@ -1200,7 +1231,7 @@
         </w:tc>
         <w:tc>
           <w:tcPr>
-            <w:tcW w:type="dxa" w:w="1008"/>
+            <w:tcW w:type="dxa" w:w="2016"/>
             <w:shd w:fill="FFFFFF"/>
             <w:tcMar>
               <w:top w:w="70" w:type="dxa"/>
@@ -1224,7 +1255,7 @@
         </w:tc>
         <w:tc>
           <w:tcPr>
-            <w:tcW w:type="dxa" w:w="1008"/>
+            <w:tcW w:type="dxa" w:w="1872"/>
             <w:shd w:fill="FFFFFF"/>
             <w:tcMar>
               <w:top w:w="70" w:type="dxa"/>
@@ -1248,7 +1279,7 @@
         </w:tc>
         <w:tc>
           <w:tcPr>
-            <w:tcW w:type="dxa" w:w="1008"/>
+            <w:tcW w:type="dxa" w:w="2880"/>
             <w:shd w:fill="FFFFFF"/>
             <w:tcMar>
               <w:top w:w="70" w:type="dxa"/>
@@ -1272,9 +1303,12 @@
         </w:tc>
       </w:tr>
       <w:tr>
+        <w:trPr>
+          <w:cantSplit/>
+        </w:trPr>
         <w:tc>
           <w:tcPr>
-            <w:tcW w:type="dxa" w:w="432"/>
+            <w:tcW w:type="dxa" w:w="576"/>
             <w:shd w:fill="FAFAFA"/>
             <w:tcMar>
               <w:top w:w="70" w:type="dxa"/>
@@ -1298,7 +1332,7 @@
         </w:tc>
         <w:tc>
           <w:tcPr>
-            <w:tcW w:type="dxa" w:w="1152"/>
+            <w:tcW w:type="dxa" w:w="2016"/>
             <w:shd w:fill="FAFAFA"/>
             <w:tcMar>
               <w:top w:w="70" w:type="dxa"/>
@@ -1322,7 +1356,7 @@
         </w:tc>
         <w:tc>
           <w:tcPr>
-            <w:tcW w:type="dxa" w:w="1008"/>
+            <w:tcW w:type="dxa" w:w="2016"/>
             <w:shd w:fill="FAFAFA"/>
             <w:tcMar>
               <w:top w:w="70" w:type="dxa"/>
@@ -1346,7 +1380,7 @@
         </w:tc>
         <w:tc>
           <w:tcPr>
-            <w:tcW w:type="dxa" w:w="1008"/>
+            <w:tcW w:type="dxa" w:w="1872"/>
             <w:shd w:fill="FAFAFA"/>
             <w:tcMar>
               <w:top w:w="70" w:type="dxa"/>
@@ -1370,7 +1404,7 @@
         </w:tc>
         <w:tc>
           <w:tcPr>
-            <w:tcW w:type="dxa" w:w="1008"/>
+            <w:tcW w:type="dxa" w:w="2880"/>
             <w:shd w:fill="FAFAFA"/>
             <w:tcMar>
               <w:top w:w="70" w:type="dxa"/>
@@ -1397,6 +1431,17 @@
     <w:p>
       <w:pPr>
         <w:spacing w:before="0" w:after="240"/>
+      </w:pPr>
+    </w:p>
+    <w:p>
+      <w:pPr>
+        <w:sectPr>
+          <w:type w:val="continuous"/>
+          <w:pgSz w:w="11909" w:h="16834"/>
+          <w:pgMar w:top="1440" w:right="1152" w:bottom="1440" w:left="1152" w:header="720" w:footer="720" w:gutter="0"/>
+          <w:docGrid w:linePitch="360"/>
+          <w:cols w:num="1"/>
+        </w:sectPr>
       </w:pPr>
     </w:p>
     <w:p>
@@ -1775,13 +1820,25 @@
     </w:p>
     <w:p>
       <w:pPr>
+        <w:sectPr>
+          <w:type w:val="continuous"/>
+          <w:pgSz w:w="11909" w:h="16834"/>
+          <w:pgMar w:top="1440" w:right="1152" w:bottom="1440" w:left="1152" w:header="720" w:footer="720" w:gutter="0"/>
+          <w:docGrid w:linePitch="360"/>
+          <w:cols w:num="2" w:space="360"/>
+        </w:sectPr>
+      </w:pPr>
+    </w:p>
+    <w:p>
+      <w:pPr>
+        <w:keepNext/>
         <w:spacing w:before="240" w:after="0"/>
         <w:jc w:val="center"/>
       </w:pPr>
       <w:r>
         <w:drawing>
           <wp:inline xmlns:a="http://schemas.openxmlformats.org/drawingml/2006/main" xmlns:pic="http://schemas.openxmlformats.org/drawingml/2006/picture">
-            <wp:extent cx="2926080" cy="1865376"/>
+            <wp:extent cx="5943600" cy="3789045"/>
             <wp:docPr id="1" name="Picture 1"/>
             <wp:cNvGraphicFramePr>
               <a:graphicFrameLocks noChangeAspect="1"/>
@@ -1802,7 +1859,7 @@
                   <pic:spPr>
                     <a:xfrm>
                       <a:off x="0" y="0"/>
-                      <a:ext cx="2926080" cy="1865376"/>
+                      <a:ext cx="5943600" cy="3789045"/>
                     </a:xfrm>
                     <a:prstGeom prst="rect"/>
                   </pic:spPr>
@@ -1835,6 +1892,17 @@
         </w:rPr>
         <w:t>Three-Phase Scientific Acquisition And Quality Curation Protocol For SasakNLP Benchmarks.</w:t>
       </w:r>
+    </w:p>
+    <w:p>
+      <w:pPr>
+        <w:sectPr>
+          <w:type w:val="continuous"/>
+          <w:pgSz w:w="11909" w:h="16834"/>
+          <w:pgMar w:top="1440" w:right="1152" w:bottom="1440" w:left="1152" w:header="720" w:footer="720" w:gutter="0"/>
+          <w:docGrid w:linePitch="360"/>
+          <w:cols w:num="1"/>
+        </w:sectPr>
+      </w:pPr>
     </w:p>
     <w:p>
       <w:pPr>
@@ -1944,6 +2012,18 @@
     </w:p>
     <w:p>
       <w:pPr>
+        <w:sectPr>
+          <w:type w:val="continuous"/>
+          <w:pgSz w:w="11909" w:h="16834"/>
+          <w:pgMar w:top="1440" w:right="1152" w:bottom="1440" w:left="1152" w:header="720" w:footer="720" w:gutter="0"/>
+          <w:docGrid w:linePitch="360"/>
+          <w:cols w:num="2" w:space="360"/>
+        </w:sectPr>
+      </w:pPr>
+    </w:p>
+    <w:p>
+      <w:pPr>
+        <w:keepNext/>
         <w:spacing w:before="240" w:after="120"/>
         <w:jc w:val="center"/>
       </w:pPr>
@@ -1987,9 +2067,13 @@
         <w:gridCol w:w="1921"/>
       </w:tblGrid>
       <w:tr>
+        <w:trPr>
+          <w:tblHeader/>
+          <w:cantSplit/>
+        </w:trPr>
         <w:tc>
           <w:tcPr>
-            <w:tcW w:type="dxa" w:w="1152"/>
+            <w:tcW w:type="dxa" w:w="2448"/>
             <w:shd w:fill="F1F5F9"/>
             <w:tcMar>
               <w:top w:w="90" w:type="dxa"/>
@@ -2014,7 +2098,7 @@
         </w:tc>
         <w:tc>
           <w:tcPr>
-            <w:tcW w:type="dxa" w:w="1296"/>
+            <w:tcW w:type="dxa" w:w="2592"/>
             <w:shd w:fill="F1F5F9"/>
             <w:tcMar>
               <w:top w:w="90" w:type="dxa"/>
@@ -2039,7 +2123,7 @@
         </w:tc>
         <w:tc>
           <w:tcPr>
-            <w:tcW w:type="dxa" w:w="720"/>
+            <w:tcW w:type="dxa" w:w="1440"/>
             <w:shd w:fill="F1F5F9"/>
             <w:tcMar>
               <w:top w:w="90" w:type="dxa"/>
@@ -2064,7 +2148,7 @@
         </w:tc>
         <w:tc>
           <w:tcPr>
-            <w:tcW w:type="dxa" w:w="720"/>
+            <w:tcW w:type="dxa" w:w="1296"/>
             <w:shd w:fill="F1F5F9"/>
             <w:tcMar>
               <w:top w:w="90" w:type="dxa"/>
@@ -2089,7 +2173,7 @@
         </w:tc>
         <w:tc>
           <w:tcPr>
-            <w:tcW w:type="dxa" w:w="720"/>
+            <w:tcW w:type="dxa" w:w="1584"/>
             <w:shd w:fill="F1F5F9"/>
             <w:tcMar>
               <w:top w:w="90" w:type="dxa"/>
@@ -2114,9 +2198,12 @@
         </w:tc>
       </w:tr>
       <w:tr>
+        <w:trPr>
+          <w:cantSplit/>
+        </w:trPr>
         <w:tc>
           <w:tcPr>
-            <w:tcW w:type="dxa" w:w="1152"/>
+            <w:tcW w:type="dxa" w:w="2448"/>
             <w:shd w:fill="FFFFFF"/>
             <w:tcMar>
               <w:top w:w="70" w:type="dxa"/>
@@ -2140,7 +2227,7 @@
         </w:tc>
         <w:tc>
           <w:tcPr>
-            <w:tcW w:type="dxa" w:w="1296"/>
+            <w:tcW w:type="dxa" w:w="2592"/>
             <w:shd w:fill="FFFFFF"/>
             <w:tcMar>
               <w:top w:w="70" w:type="dxa"/>
@@ -2164,7 +2251,7 @@
         </w:tc>
         <w:tc>
           <w:tcPr>
-            <w:tcW w:type="dxa" w:w="720"/>
+            <w:tcW w:type="dxa" w:w="1440"/>
             <w:shd w:fill="FFFFFF"/>
             <w:tcMar>
               <w:top w:w="70" w:type="dxa"/>
@@ -2188,7 +2275,7 @@
         </w:tc>
         <w:tc>
           <w:tcPr>
-            <w:tcW w:type="dxa" w:w="720"/>
+            <w:tcW w:type="dxa" w:w="1296"/>
             <w:shd w:fill="FFFFFF"/>
             <w:tcMar>
               <w:top w:w="70" w:type="dxa"/>
@@ -2212,7 +2299,7 @@
         </w:tc>
         <w:tc>
           <w:tcPr>
-            <w:tcW w:type="dxa" w:w="720"/>
+            <w:tcW w:type="dxa" w:w="1584"/>
             <w:shd w:fill="FFFFFF"/>
             <w:tcMar>
               <w:top w:w="70" w:type="dxa"/>
@@ -2236,9 +2323,12 @@
         </w:tc>
       </w:tr>
       <w:tr>
+        <w:trPr>
+          <w:cantSplit/>
+        </w:trPr>
         <w:tc>
           <w:tcPr>
-            <w:tcW w:type="dxa" w:w="1152"/>
+            <w:tcW w:type="dxa" w:w="2448"/>
             <w:shd w:fill="FAFAFA"/>
             <w:tcMar>
               <w:top w:w="70" w:type="dxa"/>
@@ -2262,7 +2352,7 @@
         </w:tc>
         <w:tc>
           <w:tcPr>
-            <w:tcW w:type="dxa" w:w="1296"/>
+            <w:tcW w:type="dxa" w:w="2592"/>
             <w:shd w:fill="FAFAFA"/>
             <w:tcMar>
               <w:top w:w="70" w:type="dxa"/>
@@ -2286,7 +2376,7 @@
         </w:tc>
         <w:tc>
           <w:tcPr>
-            <w:tcW w:type="dxa" w:w="720"/>
+            <w:tcW w:type="dxa" w:w="1440"/>
             <w:shd w:fill="FAFAFA"/>
             <w:tcMar>
               <w:top w:w="70" w:type="dxa"/>
@@ -2310,7 +2400,7 @@
         </w:tc>
         <w:tc>
           <w:tcPr>
-            <w:tcW w:type="dxa" w:w="720"/>
+            <w:tcW w:type="dxa" w:w="1296"/>
             <w:shd w:fill="FAFAFA"/>
             <w:tcMar>
               <w:top w:w="70" w:type="dxa"/>
@@ -2334,7 +2424,7 @@
         </w:tc>
         <w:tc>
           <w:tcPr>
-            <w:tcW w:type="dxa" w:w="720"/>
+            <w:tcW w:type="dxa" w:w="1584"/>
             <w:shd w:fill="FAFAFA"/>
             <w:tcMar>
               <w:top w:w="70" w:type="dxa"/>
@@ -2358,9 +2448,12 @@
         </w:tc>
       </w:tr>
       <w:tr>
+        <w:trPr>
+          <w:cantSplit/>
+        </w:trPr>
         <w:tc>
           <w:tcPr>
-            <w:tcW w:type="dxa" w:w="1152"/>
+            <w:tcW w:type="dxa" w:w="2448"/>
             <w:shd w:fill="FFFFFF"/>
             <w:tcMar>
               <w:top w:w="70" w:type="dxa"/>
@@ -2384,7 +2477,7 @@
         </w:tc>
         <w:tc>
           <w:tcPr>
-            <w:tcW w:type="dxa" w:w="1296"/>
+            <w:tcW w:type="dxa" w:w="2592"/>
             <w:shd w:fill="FFFFFF"/>
             <w:tcMar>
               <w:top w:w="70" w:type="dxa"/>
@@ -2408,7 +2501,7 @@
         </w:tc>
         <w:tc>
           <w:tcPr>
-            <w:tcW w:type="dxa" w:w="720"/>
+            <w:tcW w:type="dxa" w:w="1440"/>
             <w:shd w:fill="FFFFFF"/>
             <w:tcMar>
               <w:top w:w="70" w:type="dxa"/>
@@ -2432,7 +2525,7 @@
         </w:tc>
         <w:tc>
           <w:tcPr>
-            <w:tcW w:type="dxa" w:w="720"/>
+            <w:tcW w:type="dxa" w:w="1296"/>
             <w:shd w:fill="FFFFFF"/>
             <w:tcMar>
               <w:top w:w="70" w:type="dxa"/>
@@ -2456,7 +2549,7 @@
         </w:tc>
         <w:tc>
           <w:tcPr>
-            <w:tcW w:type="dxa" w:w="720"/>
+            <w:tcW w:type="dxa" w:w="1584"/>
             <w:shd w:fill="FFFFFF"/>
             <w:tcMar>
               <w:top w:w="70" w:type="dxa"/>
@@ -2483,6 +2576,17 @@
     <w:p>
       <w:pPr>
         <w:spacing w:before="0" w:after="240"/>
+      </w:pPr>
+    </w:p>
+    <w:p>
+      <w:pPr>
+        <w:sectPr>
+          <w:type w:val="continuous"/>
+          <w:pgSz w:w="11909" w:h="16834"/>
+          <w:pgMar w:top="1440" w:right="1152" w:bottom="1440" w:left="1152" w:header="720" w:footer="720" w:gutter="0"/>
+          <w:docGrid w:linePitch="360"/>
+          <w:cols w:num="1"/>
+        </w:sectPr>
       </w:pPr>
     </w:p>
     <w:p>
@@ -2559,6 +2663,18 @@
     </w:p>
     <w:p>
       <w:pPr>
+        <w:sectPr>
+          <w:type w:val="continuous"/>
+          <w:pgSz w:w="11909" w:h="16834"/>
+          <w:pgMar w:top="1440" w:right="1152" w:bottom="1440" w:left="1152" w:header="720" w:footer="720" w:gutter="0"/>
+          <w:docGrid w:linePitch="360"/>
+          <w:cols w:num="2" w:space="360"/>
+        </w:sectPr>
+      </w:pPr>
+    </w:p>
+    <w:p>
+      <w:pPr>
+        <w:keepNext/>
         <w:spacing w:before="240" w:after="120"/>
         <w:jc w:val="center"/>
       </w:pPr>
@@ -2605,9 +2721,13 @@
         <w:gridCol w:w="1201"/>
       </w:tblGrid>
       <w:tr>
+        <w:trPr>
+          <w:tblHeader/>
+          <w:cantSplit/>
+        </w:trPr>
         <w:tc>
           <w:tcPr>
-            <w:tcW w:type="dxa" w:w="1152"/>
+            <w:tcW w:type="dxa" w:w="2448"/>
             <w:shd w:fill="F1F5F9"/>
             <w:tcMar>
               <w:top w:w="90" w:type="dxa"/>
@@ -2632,7 +2752,7 @@
         </w:tc>
         <w:tc>
           <w:tcPr>
-            <w:tcW w:type="dxa" w:w="432"/>
+            <w:tcW w:type="dxa" w:w="864"/>
             <w:shd w:fill="F1F5F9"/>
             <w:tcMar>
               <w:top w:w="90" w:type="dxa"/>
@@ -2657,7 +2777,7 @@
         </w:tc>
         <w:tc>
           <w:tcPr>
-            <w:tcW w:type="dxa" w:w="432"/>
+            <w:tcW w:type="dxa" w:w="864"/>
             <w:shd w:fill="F1F5F9"/>
             <w:tcMar>
               <w:top w:w="90" w:type="dxa"/>
@@ -2682,7 +2802,7 @@
         </w:tc>
         <w:tc>
           <w:tcPr>
-            <w:tcW w:type="dxa" w:w="432"/>
+            <w:tcW w:type="dxa" w:w="864"/>
             <w:shd w:fill="F1F5F9"/>
             <w:tcMar>
               <w:top w:w="90" w:type="dxa"/>
@@ -2707,7 +2827,7 @@
         </w:tc>
         <w:tc>
           <w:tcPr>
-            <w:tcW w:type="dxa" w:w="432"/>
+            <w:tcW w:type="dxa" w:w="864"/>
             <w:shd w:fill="F1F5F9"/>
             <w:tcMar>
               <w:top w:w="90" w:type="dxa"/>
@@ -2732,7 +2852,7 @@
         </w:tc>
         <w:tc>
           <w:tcPr>
-            <w:tcW w:type="dxa" w:w="432"/>
+            <w:tcW w:type="dxa" w:w="864"/>
             <w:shd w:fill="F1F5F9"/>
             <w:tcMar>
               <w:top w:w="90" w:type="dxa"/>
@@ -2757,7 +2877,7 @@
         </w:tc>
         <w:tc>
           <w:tcPr>
-            <w:tcW w:type="dxa" w:w="576"/>
+            <w:tcW w:type="dxa" w:w="1152"/>
             <w:shd w:fill="F1F5F9"/>
             <w:tcMar>
               <w:top w:w="90" w:type="dxa"/>
@@ -2782,7 +2902,7 @@
         </w:tc>
         <w:tc>
           <w:tcPr>
-            <w:tcW w:type="dxa" w:w="720"/>
+            <w:tcW w:type="dxa" w:w="1440"/>
             <w:shd w:fill="F1F5F9"/>
             <w:tcMar>
               <w:top w:w="90" w:type="dxa"/>
@@ -2807,9 +2927,12 @@
         </w:tc>
       </w:tr>
       <w:tr>
+        <w:trPr>
+          <w:cantSplit/>
+        </w:trPr>
         <w:tc>
           <w:tcPr>
-            <w:tcW w:type="dxa" w:w="1152"/>
+            <w:tcW w:type="dxa" w:w="2448"/>
             <w:shd w:fill="FFFFFF"/>
             <w:tcMar>
               <w:top w:w="70" w:type="dxa"/>
@@ -2833,7 +2956,7 @@
         </w:tc>
         <w:tc>
           <w:tcPr>
-            <w:tcW w:type="dxa" w:w="432"/>
+            <w:tcW w:type="dxa" w:w="864"/>
             <w:shd w:fill="FFFFFF"/>
             <w:tcMar>
               <w:top w:w="70" w:type="dxa"/>
@@ -2857,7 +2980,7 @@
         </w:tc>
         <w:tc>
           <w:tcPr>
-            <w:tcW w:type="dxa" w:w="432"/>
+            <w:tcW w:type="dxa" w:w="864"/>
             <w:shd w:fill="FFFFFF"/>
             <w:tcMar>
               <w:top w:w="70" w:type="dxa"/>
@@ -2881,7 +3004,7 @@
         </w:tc>
         <w:tc>
           <w:tcPr>
-            <w:tcW w:type="dxa" w:w="432"/>
+            <w:tcW w:type="dxa" w:w="864"/>
             <w:shd w:fill="FFFFFF"/>
             <w:tcMar>
               <w:top w:w="70" w:type="dxa"/>
@@ -2905,7 +3028,7 @@
         </w:tc>
         <w:tc>
           <w:tcPr>
-            <w:tcW w:type="dxa" w:w="432"/>
+            <w:tcW w:type="dxa" w:w="864"/>
             <w:shd w:fill="FFFFFF"/>
             <w:tcMar>
               <w:top w:w="70" w:type="dxa"/>
@@ -2929,7 +3052,7 @@
         </w:tc>
         <w:tc>
           <w:tcPr>
-            <w:tcW w:type="dxa" w:w="432"/>
+            <w:tcW w:type="dxa" w:w="864"/>
             <w:shd w:fill="FFFFFF"/>
             <w:tcMar>
               <w:top w:w="70" w:type="dxa"/>
@@ -2953,7 +3076,7 @@
         </w:tc>
         <w:tc>
           <w:tcPr>
-            <w:tcW w:type="dxa" w:w="576"/>
+            <w:tcW w:type="dxa" w:w="1152"/>
             <w:shd w:fill="FFFFFF"/>
             <w:tcMar>
               <w:top w:w="70" w:type="dxa"/>
@@ -2977,7 +3100,7 @@
         </w:tc>
         <w:tc>
           <w:tcPr>
-            <w:tcW w:type="dxa" w:w="720"/>
+            <w:tcW w:type="dxa" w:w="1440"/>
             <w:shd w:fill="FFFFFF"/>
             <w:tcMar>
               <w:top w:w="70" w:type="dxa"/>
@@ -3001,9 +3124,12 @@
         </w:tc>
       </w:tr>
       <w:tr>
+        <w:trPr>
+          <w:cantSplit/>
+        </w:trPr>
         <w:tc>
           <w:tcPr>
-            <w:tcW w:type="dxa" w:w="1152"/>
+            <w:tcW w:type="dxa" w:w="2448"/>
             <w:shd w:fill="FAFAFA"/>
             <w:tcMar>
               <w:top w:w="70" w:type="dxa"/>
@@ -3027,7 +3153,7 @@
         </w:tc>
         <w:tc>
           <w:tcPr>
-            <w:tcW w:type="dxa" w:w="432"/>
+            <w:tcW w:type="dxa" w:w="864"/>
             <w:shd w:fill="FAFAFA"/>
             <w:tcMar>
               <w:top w:w="70" w:type="dxa"/>
@@ -3051,7 +3177,7 @@
         </w:tc>
         <w:tc>
           <w:tcPr>
-            <w:tcW w:type="dxa" w:w="432"/>
+            <w:tcW w:type="dxa" w:w="864"/>
             <w:shd w:fill="FAFAFA"/>
             <w:tcMar>
               <w:top w:w="70" w:type="dxa"/>
@@ -3075,7 +3201,7 @@
         </w:tc>
         <w:tc>
           <w:tcPr>
-            <w:tcW w:type="dxa" w:w="432"/>
+            <w:tcW w:type="dxa" w:w="864"/>
             <w:shd w:fill="FAFAFA"/>
             <w:tcMar>
               <w:top w:w="70" w:type="dxa"/>
@@ -3099,7 +3225,7 @@
         </w:tc>
         <w:tc>
           <w:tcPr>
-            <w:tcW w:type="dxa" w:w="432"/>
+            <w:tcW w:type="dxa" w:w="864"/>
             <w:shd w:fill="FAFAFA"/>
             <w:tcMar>
               <w:top w:w="70" w:type="dxa"/>
@@ -3123,7 +3249,7 @@
         </w:tc>
         <w:tc>
           <w:tcPr>
-            <w:tcW w:type="dxa" w:w="432"/>
+            <w:tcW w:type="dxa" w:w="864"/>
             <w:shd w:fill="FAFAFA"/>
             <w:tcMar>
               <w:top w:w="70" w:type="dxa"/>
@@ -3147,7 +3273,7 @@
         </w:tc>
         <w:tc>
           <w:tcPr>
-            <w:tcW w:type="dxa" w:w="576"/>
+            <w:tcW w:type="dxa" w:w="1152"/>
             <w:shd w:fill="FAFAFA"/>
             <w:tcMar>
               <w:top w:w="70" w:type="dxa"/>
@@ -3171,7 +3297,7 @@
         </w:tc>
         <w:tc>
           <w:tcPr>
-            <w:tcW w:type="dxa" w:w="720"/>
+            <w:tcW w:type="dxa" w:w="1440"/>
             <w:shd w:fill="FAFAFA"/>
             <w:tcMar>
               <w:top w:w="70" w:type="dxa"/>
@@ -3195,9 +3321,12 @@
         </w:tc>
       </w:tr>
       <w:tr>
+        <w:trPr>
+          <w:cantSplit/>
+        </w:trPr>
         <w:tc>
           <w:tcPr>
-            <w:tcW w:type="dxa" w:w="1152"/>
+            <w:tcW w:type="dxa" w:w="2448"/>
             <w:shd w:fill="FFFFFF"/>
             <w:tcMar>
               <w:top w:w="70" w:type="dxa"/>
@@ -3221,7 +3350,7 @@
         </w:tc>
         <w:tc>
           <w:tcPr>
-            <w:tcW w:type="dxa" w:w="432"/>
+            <w:tcW w:type="dxa" w:w="864"/>
             <w:shd w:fill="FFFFFF"/>
             <w:tcMar>
               <w:top w:w="70" w:type="dxa"/>
@@ -3245,7 +3374,7 @@
         </w:tc>
         <w:tc>
           <w:tcPr>
-            <w:tcW w:type="dxa" w:w="432"/>
+            <w:tcW w:type="dxa" w:w="864"/>
             <w:shd w:fill="FFFFFF"/>
             <w:tcMar>
               <w:top w:w="70" w:type="dxa"/>
@@ -3269,7 +3398,7 @@
         </w:tc>
         <w:tc>
           <w:tcPr>
-            <w:tcW w:type="dxa" w:w="432"/>
+            <w:tcW w:type="dxa" w:w="864"/>
             <w:shd w:fill="FFFFFF"/>
             <w:tcMar>
               <w:top w:w="70" w:type="dxa"/>
@@ -3293,7 +3422,7 @@
         </w:tc>
         <w:tc>
           <w:tcPr>
-            <w:tcW w:type="dxa" w:w="432"/>
+            <w:tcW w:type="dxa" w:w="864"/>
             <w:shd w:fill="FFFFFF"/>
             <w:tcMar>
               <w:top w:w="70" w:type="dxa"/>
@@ -3317,7 +3446,7 @@
         </w:tc>
         <w:tc>
           <w:tcPr>
-            <w:tcW w:type="dxa" w:w="432"/>
+            <w:tcW w:type="dxa" w:w="864"/>
             <w:shd w:fill="FFFFFF"/>
             <w:tcMar>
               <w:top w:w="70" w:type="dxa"/>
@@ -3341,7 +3470,7 @@
         </w:tc>
         <w:tc>
           <w:tcPr>
-            <w:tcW w:type="dxa" w:w="576"/>
+            <w:tcW w:type="dxa" w:w="1152"/>
             <w:shd w:fill="FFFFFF"/>
             <w:tcMar>
               <w:top w:w="70" w:type="dxa"/>
@@ -3365,7 +3494,7 @@
         </w:tc>
         <w:tc>
           <w:tcPr>
-            <w:tcW w:type="dxa" w:w="720"/>
+            <w:tcW w:type="dxa" w:w="1440"/>
             <w:shd w:fill="FFFFFF"/>
             <w:tcMar>
               <w:top w:w="70" w:type="dxa"/>
@@ -3389,9 +3518,12 @@
         </w:tc>
       </w:tr>
       <w:tr>
+        <w:trPr>
+          <w:cantSplit/>
+        </w:trPr>
         <w:tc>
           <w:tcPr>
-            <w:tcW w:type="dxa" w:w="1152"/>
+            <w:tcW w:type="dxa" w:w="2448"/>
             <w:shd w:fill="FAFAFA"/>
             <w:tcMar>
               <w:top w:w="70" w:type="dxa"/>
@@ -3415,7 +3547,7 @@
         </w:tc>
         <w:tc>
           <w:tcPr>
-            <w:tcW w:type="dxa" w:w="432"/>
+            <w:tcW w:type="dxa" w:w="864"/>
             <w:shd w:fill="FAFAFA"/>
             <w:tcMar>
               <w:top w:w="70" w:type="dxa"/>
@@ -3439,7 +3571,7 @@
         </w:tc>
         <w:tc>
           <w:tcPr>
-            <w:tcW w:type="dxa" w:w="432"/>
+            <w:tcW w:type="dxa" w:w="864"/>
             <w:shd w:fill="FAFAFA"/>
             <w:tcMar>
               <w:top w:w="70" w:type="dxa"/>
@@ -3463,7 +3595,7 @@
         </w:tc>
         <w:tc>
           <w:tcPr>
-            <w:tcW w:type="dxa" w:w="432"/>
+            <w:tcW w:type="dxa" w:w="864"/>
             <w:shd w:fill="FAFAFA"/>
             <w:tcMar>
               <w:top w:w="70" w:type="dxa"/>
@@ -3487,7 +3619,7 @@
         </w:tc>
         <w:tc>
           <w:tcPr>
-            <w:tcW w:type="dxa" w:w="432"/>
+            <w:tcW w:type="dxa" w:w="864"/>
             <w:shd w:fill="FAFAFA"/>
             <w:tcMar>
               <w:top w:w="70" w:type="dxa"/>
@@ -3511,7 +3643,7 @@
         </w:tc>
         <w:tc>
           <w:tcPr>
-            <w:tcW w:type="dxa" w:w="432"/>
+            <w:tcW w:type="dxa" w:w="864"/>
             <w:shd w:fill="FAFAFA"/>
             <w:tcMar>
               <w:top w:w="70" w:type="dxa"/>
@@ -3535,7 +3667,7 @@
         </w:tc>
         <w:tc>
           <w:tcPr>
-            <w:tcW w:type="dxa" w:w="576"/>
+            <w:tcW w:type="dxa" w:w="1152"/>
             <w:shd w:fill="FAFAFA"/>
             <w:tcMar>
               <w:top w:w="70" w:type="dxa"/>
@@ -3559,7 +3691,7 @@
         </w:tc>
         <w:tc>
           <w:tcPr>
-            <w:tcW w:type="dxa" w:w="720"/>
+            <w:tcW w:type="dxa" w:w="1440"/>
             <w:shd w:fill="FAFAFA"/>
             <w:tcMar>
               <w:top w:w="70" w:type="dxa"/>
@@ -3583,9 +3715,12 @@
         </w:tc>
       </w:tr>
       <w:tr>
+        <w:trPr>
+          <w:cantSplit/>
+        </w:trPr>
         <w:tc>
           <w:tcPr>
-            <w:tcW w:type="dxa" w:w="1152"/>
+            <w:tcW w:type="dxa" w:w="2448"/>
             <w:shd w:fill="FFFFFF"/>
             <w:tcMar>
               <w:top w:w="70" w:type="dxa"/>
@@ -3609,7 +3744,7 @@
         </w:tc>
         <w:tc>
           <w:tcPr>
-            <w:tcW w:type="dxa" w:w="432"/>
+            <w:tcW w:type="dxa" w:w="864"/>
             <w:shd w:fill="FFFFFF"/>
             <w:tcMar>
               <w:top w:w="70" w:type="dxa"/>
@@ -3633,7 +3768,7 @@
         </w:tc>
         <w:tc>
           <w:tcPr>
-            <w:tcW w:type="dxa" w:w="432"/>
+            <w:tcW w:type="dxa" w:w="864"/>
             <w:shd w:fill="FFFFFF"/>
             <w:tcMar>
               <w:top w:w="70" w:type="dxa"/>
@@ -3657,7 +3792,7 @@
         </w:tc>
         <w:tc>
           <w:tcPr>
-            <w:tcW w:type="dxa" w:w="432"/>
+            <w:tcW w:type="dxa" w:w="864"/>
             <w:shd w:fill="FFFFFF"/>
             <w:tcMar>
               <w:top w:w="70" w:type="dxa"/>
@@ -3681,7 +3816,7 @@
         </w:tc>
         <w:tc>
           <w:tcPr>
-            <w:tcW w:type="dxa" w:w="432"/>
+            <w:tcW w:type="dxa" w:w="864"/>
             <w:shd w:fill="FFFFFF"/>
             <w:tcMar>
               <w:top w:w="70" w:type="dxa"/>
@@ -3705,7 +3840,7 @@
         </w:tc>
         <w:tc>
           <w:tcPr>
-            <w:tcW w:type="dxa" w:w="432"/>
+            <w:tcW w:type="dxa" w:w="864"/>
             <w:shd w:fill="FFFFFF"/>
             <w:tcMar>
               <w:top w:w="70" w:type="dxa"/>
@@ -3729,7 +3864,7 @@
         </w:tc>
         <w:tc>
           <w:tcPr>
-            <w:tcW w:type="dxa" w:w="576"/>
+            <w:tcW w:type="dxa" w:w="1152"/>
             <w:shd w:fill="FFFFFF"/>
             <w:tcMar>
               <w:top w:w="70" w:type="dxa"/>
@@ -3753,7 +3888,7 @@
         </w:tc>
         <w:tc>
           <w:tcPr>
-            <w:tcW w:type="dxa" w:w="720"/>
+            <w:tcW w:type="dxa" w:w="1440"/>
             <w:shd w:fill="FFFFFF"/>
             <w:tcMar>
               <w:top w:w="70" w:type="dxa"/>
@@ -3780,6 +3915,17 @@
     <w:p>
       <w:pPr>
         <w:spacing w:before="0" w:after="240"/>
+      </w:pPr>
+    </w:p>
+    <w:p>
+      <w:pPr>
+        <w:sectPr>
+          <w:type w:val="continuous"/>
+          <w:pgSz w:w="11909" w:h="16834"/>
+          <w:pgMar w:top="1440" w:right="1152" w:bottom="1440" w:left="1152" w:header="720" w:footer="720" w:gutter="0"/>
+          <w:docGrid w:linePitch="360"/>
+          <w:cols w:num="1"/>
+        </w:sectPr>
       </w:pPr>
     </w:p>
     <w:p>
@@ -3813,13 +3959,25 @@
     </w:p>
     <w:p>
       <w:pPr>
+        <w:sectPr>
+          <w:type w:val="continuous"/>
+          <w:pgSz w:w="11909" w:h="16834"/>
+          <w:pgMar w:top="1440" w:right="1152" w:bottom="1440" w:left="1152" w:header="720" w:footer="720" w:gutter="0"/>
+          <w:docGrid w:linePitch="360"/>
+          <w:cols w:num="2" w:space="360"/>
+        </w:sectPr>
+      </w:pPr>
+    </w:p>
+    <w:p>
+      <w:pPr>
+        <w:keepNext/>
         <w:spacing w:before="240" w:after="0"/>
         <w:jc w:val="center"/>
       </w:pPr>
       <w:r>
         <w:drawing>
           <wp:inline xmlns:a="http://schemas.openxmlformats.org/drawingml/2006/main" xmlns:pic="http://schemas.openxmlformats.org/drawingml/2006/picture">
-            <wp:extent cx="2926080" cy="1901952"/>
+            <wp:extent cx="5943600" cy="3863340"/>
             <wp:docPr id="2" name="Picture 2"/>
             <wp:cNvGraphicFramePr>
               <a:graphicFrameLocks noChangeAspect="1"/>
@@ -3840,7 +3998,7 @@
                   <pic:spPr>
                     <a:xfrm>
                       <a:off x="0" y="0"/>
-                      <a:ext cx="2926080" cy="1901952"/>
+                      <a:ext cx="5943600" cy="3863340"/>
                     </a:xfrm>
                     <a:prstGeom prst="rect"/>
                   </pic:spPr>
@@ -3876,6 +4034,29 @@
     </w:p>
     <w:p>
       <w:pPr>
+        <w:sectPr>
+          <w:type w:val="continuous"/>
+          <w:pgSz w:w="11909" w:h="16834"/>
+          <w:pgMar w:top="1440" w:right="1152" w:bottom="1440" w:left="1152" w:header="720" w:footer="720" w:gutter="0"/>
+          <w:docGrid w:linePitch="360"/>
+          <w:cols w:num="1"/>
+        </w:sectPr>
+      </w:pPr>
+    </w:p>
+    <w:p>
+      <w:pPr>
+        <w:sectPr>
+          <w:type w:val="continuous"/>
+          <w:pgSz w:w="11909" w:h="16834"/>
+          <w:pgMar w:top="1440" w:right="1152" w:bottom="1440" w:left="1152" w:header="720" w:footer="720" w:gutter="0"/>
+          <w:docGrid w:linePitch="360"/>
+          <w:cols w:num="2" w:space="360"/>
+        </w:sectPr>
+      </w:pPr>
+    </w:p>
+    <w:p>
+      <w:pPr>
+        <w:keepNext/>
         <w:spacing w:before="240" w:after="120"/>
         <w:jc w:val="center"/>
       </w:pPr>
@@ -3919,9 +4100,13 @@
         <w:gridCol w:w="1921"/>
       </w:tblGrid>
       <w:tr>
+        <w:trPr>
+          <w:tblHeader/>
+          <w:cantSplit/>
+        </w:trPr>
         <w:tc>
           <w:tcPr>
-            <w:tcW w:type="dxa" w:w="864"/>
+            <w:tcW w:type="dxa" w:w="2016"/>
             <w:shd w:fill="F1F5F9"/>
             <w:tcMar>
               <w:top w:w="90" w:type="dxa"/>
@@ -3946,7 +4131,7 @@
         </w:tc>
         <w:tc>
           <w:tcPr>
-            <w:tcW w:type="dxa" w:w="720"/>
+            <w:tcW w:type="dxa" w:w="1296"/>
             <w:shd w:fill="F1F5F9"/>
             <w:tcMar>
               <w:top w:w="90" w:type="dxa"/>
@@ -3971,7 +4156,7 @@
         </w:tc>
         <w:tc>
           <w:tcPr>
-            <w:tcW w:type="dxa" w:w="576"/>
+            <w:tcW w:type="dxa" w:w="1152"/>
             <w:shd w:fill="F1F5F9"/>
             <w:tcMar>
               <w:top w:w="90" w:type="dxa"/>
@@ -3996,7 +4181,7 @@
         </w:tc>
         <w:tc>
           <w:tcPr>
-            <w:tcW w:type="dxa" w:w="720"/>
+            <w:tcW w:type="dxa" w:w="1296"/>
             <w:shd w:fill="F1F5F9"/>
             <w:tcMar>
               <w:top w:w="90" w:type="dxa"/>
@@ -4021,7 +4206,7 @@
         </w:tc>
         <w:tc>
           <w:tcPr>
-            <w:tcW w:type="dxa" w:w="1728"/>
+            <w:tcW w:type="dxa" w:w="3600"/>
             <w:shd w:fill="F1F5F9"/>
             <w:tcMar>
               <w:top w:w="90" w:type="dxa"/>
@@ -4046,9 +4231,12 @@
         </w:tc>
       </w:tr>
       <w:tr>
+        <w:trPr>
+          <w:cantSplit/>
+        </w:trPr>
         <w:tc>
           <w:tcPr>
-            <w:tcW w:type="dxa" w:w="864"/>
+            <w:tcW w:type="dxa" w:w="2016"/>
             <w:shd w:fill="FFFFFF"/>
             <w:tcMar>
               <w:top w:w="70" w:type="dxa"/>
@@ -4072,7 +4260,7 @@
         </w:tc>
         <w:tc>
           <w:tcPr>
-            <w:tcW w:type="dxa" w:w="720"/>
+            <w:tcW w:type="dxa" w:w="1296"/>
             <w:shd w:fill="FFFFFF"/>
             <w:tcMar>
               <w:top w:w="70" w:type="dxa"/>
@@ -4096,7 +4284,7 @@
         </w:tc>
         <w:tc>
           <w:tcPr>
-            <w:tcW w:type="dxa" w:w="576"/>
+            <w:tcW w:type="dxa" w:w="1152"/>
             <w:shd w:fill="FFFFFF"/>
             <w:tcMar>
               <w:top w:w="70" w:type="dxa"/>
@@ -4120,7 +4308,7 @@
         </w:tc>
         <w:tc>
           <w:tcPr>
-            <w:tcW w:type="dxa" w:w="720"/>
+            <w:tcW w:type="dxa" w:w="1296"/>
             <w:shd w:fill="FFFFFF"/>
             <w:tcMar>
               <w:top w:w="70" w:type="dxa"/>
@@ -4144,7 +4332,7 @@
         </w:tc>
         <w:tc>
           <w:tcPr>
-            <w:tcW w:type="dxa" w:w="1728"/>
+            <w:tcW w:type="dxa" w:w="3600"/>
             <w:shd w:fill="FFFFFF"/>
             <w:tcMar>
               <w:top w:w="70" w:type="dxa"/>
@@ -4168,9 +4356,12 @@
         </w:tc>
       </w:tr>
       <w:tr>
+        <w:trPr>
+          <w:cantSplit/>
+        </w:trPr>
         <w:tc>
           <w:tcPr>
-            <w:tcW w:type="dxa" w:w="864"/>
+            <w:tcW w:type="dxa" w:w="2016"/>
             <w:shd w:fill="FAFAFA"/>
             <w:tcMar>
               <w:top w:w="70" w:type="dxa"/>
@@ -4194,7 +4385,7 @@
         </w:tc>
         <w:tc>
           <w:tcPr>
-            <w:tcW w:type="dxa" w:w="720"/>
+            <w:tcW w:type="dxa" w:w="1296"/>
             <w:shd w:fill="FAFAFA"/>
             <w:tcMar>
               <w:top w:w="70" w:type="dxa"/>
@@ -4218,7 +4409,7 @@
         </w:tc>
         <w:tc>
           <w:tcPr>
-            <w:tcW w:type="dxa" w:w="576"/>
+            <w:tcW w:type="dxa" w:w="1152"/>
             <w:shd w:fill="FAFAFA"/>
             <w:tcMar>
               <w:top w:w="70" w:type="dxa"/>
@@ -4242,7 +4433,7 @@
         </w:tc>
         <w:tc>
           <w:tcPr>
-            <w:tcW w:type="dxa" w:w="720"/>
+            <w:tcW w:type="dxa" w:w="1296"/>
             <w:shd w:fill="FAFAFA"/>
             <w:tcMar>
               <w:top w:w="70" w:type="dxa"/>
@@ -4266,7 +4457,7 @@
         </w:tc>
         <w:tc>
           <w:tcPr>
-            <w:tcW w:type="dxa" w:w="1728"/>
+            <w:tcW w:type="dxa" w:w="3600"/>
             <w:shd w:fill="FAFAFA"/>
             <w:tcMar>
               <w:top w:w="70" w:type="dxa"/>
@@ -4290,9 +4481,12 @@
         </w:tc>
       </w:tr>
       <w:tr>
+        <w:trPr>
+          <w:cantSplit/>
+        </w:trPr>
         <w:tc>
           <w:tcPr>
-            <w:tcW w:type="dxa" w:w="864"/>
+            <w:tcW w:type="dxa" w:w="2016"/>
             <w:shd w:fill="FFFFFF"/>
             <w:tcMar>
               <w:top w:w="70" w:type="dxa"/>
@@ -4316,7 +4510,7 @@
         </w:tc>
         <w:tc>
           <w:tcPr>
-            <w:tcW w:type="dxa" w:w="720"/>
+            <w:tcW w:type="dxa" w:w="1296"/>
             <w:shd w:fill="FFFFFF"/>
             <w:tcMar>
               <w:top w:w="70" w:type="dxa"/>
@@ -4340,7 +4534,7 @@
         </w:tc>
         <w:tc>
           <w:tcPr>
-            <w:tcW w:type="dxa" w:w="576"/>
+            <w:tcW w:type="dxa" w:w="1152"/>
             <w:shd w:fill="FFFFFF"/>
             <w:tcMar>
               <w:top w:w="70" w:type="dxa"/>
@@ -4364,7 +4558,7 @@
         </w:tc>
         <w:tc>
           <w:tcPr>
-            <w:tcW w:type="dxa" w:w="720"/>
+            <w:tcW w:type="dxa" w:w="1296"/>
             <w:shd w:fill="FFFFFF"/>
             <w:tcMar>
               <w:top w:w="70" w:type="dxa"/>
@@ -4388,7 +4582,7 @@
         </w:tc>
         <w:tc>
           <w:tcPr>
-            <w:tcW w:type="dxa" w:w="1728"/>
+            <w:tcW w:type="dxa" w:w="3600"/>
             <w:shd w:fill="FFFFFF"/>
             <w:tcMar>
               <w:top w:w="70" w:type="dxa"/>
@@ -4412,9 +4606,12 @@
         </w:tc>
       </w:tr>
       <w:tr>
+        <w:trPr>
+          <w:cantSplit/>
+        </w:trPr>
         <w:tc>
           <w:tcPr>
-            <w:tcW w:type="dxa" w:w="864"/>
+            <w:tcW w:type="dxa" w:w="2016"/>
             <w:shd w:fill="FAFAFA"/>
             <w:tcMar>
               <w:top w:w="70" w:type="dxa"/>
@@ -4438,7 +4635,7 @@
         </w:tc>
         <w:tc>
           <w:tcPr>
-            <w:tcW w:type="dxa" w:w="720"/>
+            <w:tcW w:type="dxa" w:w="1296"/>
             <w:shd w:fill="FAFAFA"/>
             <w:tcMar>
               <w:top w:w="70" w:type="dxa"/>
@@ -4462,7 +4659,7 @@
         </w:tc>
         <w:tc>
           <w:tcPr>
-            <w:tcW w:type="dxa" w:w="576"/>
+            <w:tcW w:type="dxa" w:w="1152"/>
             <w:shd w:fill="FAFAFA"/>
             <w:tcMar>
               <w:top w:w="70" w:type="dxa"/>
@@ -4486,7 +4683,7 @@
         </w:tc>
         <w:tc>
           <w:tcPr>
-            <w:tcW w:type="dxa" w:w="720"/>
+            <w:tcW w:type="dxa" w:w="1296"/>
             <w:shd w:fill="FAFAFA"/>
             <w:tcMar>
               <w:top w:w="70" w:type="dxa"/>
@@ -4510,7 +4707,7 @@
         </w:tc>
         <w:tc>
           <w:tcPr>
-            <w:tcW w:type="dxa" w:w="1728"/>
+            <w:tcW w:type="dxa" w:w="3600"/>
             <w:shd w:fill="FAFAFA"/>
             <w:tcMar>
               <w:top w:w="70" w:type="dxa"/>
@@ -4534,9 +4731,12 @@
         </w:tc>
       </w:tr>
       <w:tr>
+        <w:trPr>
+          <w:cantSplit/>
+        </w:trPr>
         <w:tc>
           <w:tcPr>
-            <w:tcW w:type="dxa" w:w="864"/>
+            <w:tcW w:type="dxa" w:w="2016"/>
             <w:shd w:fill="FFFFFF"/>
             <w:tcMar>
               <w:top w:w="70" w:type="dxa"/>
@@ -4560,7 +4760,7 @@
         </w:tc>
         <w:tc>
           <w:tcPr>
-            <w:tcW w:type="dxa" w:w="720"/>
+            <w:tcW w:type="dxa" w:w="1296"/>
             <w:shd w:fill="FFFFFF"/>
             <w:tcMar>
               <w:top w:w="70" w:type="dxa"/>
@@ -4584,7 +4784,7 @@
         </w:tc>
         <w:tc>
           <w:tcPr>
-            <w:tcW w:type="dxa" w:w="576"/>
+            <w:tcW w:type="dxa" w:w="1152"/>
             <w:shd w:fill="FFFFFF"/>
             <w:tcMar>
               <w:top w:w="70" w:type="dxa"/>
@@ -4608,7 +4808,7 @@
         </w:tc>
         <w:tc>
           <w:tcPr>
-            <w:tcW w:type="dxa" w:w="720"/>
+            <w:tcW w:type="dxa" w:w="1296"/>
             <w:shd w:fill="FFFFFF"/>
             <w:tcMar>
               <w:top w:w="70" w:type="dxa"/>
@@ -4632,7 +4832,7 @@
         </w:tc>
         <w:tc>
           <w:tcPr>
-            <w:tcW w:type="dxa" w:w="1728"/>
+            <w:tcW w:type="dxa" w:w="3600"/>
             <w:shd w:fill="FFFFFF"/>
             <w:tcMar>
               <w:top w:w="70" w:type="dxa"/>
@@ -4656,9 +4856,12 @@
         </w:tc>
       </w:tr>
       <w:tr>
+        <w:trPr>
+          <w:cantSplit/>
+        </w:trPr>
         <w:tc>
           <w:tcPr>
-            <w:tcW w:type="dxa" w:w="864"/>
+            <w:tcW w:type="dxa" w:w="2016"/>
             <w:shd w:fill="FAFAFA"/>
             <w:tcMar>
               <w:top w:w="70" w:type="dxa"/>
@@ -4682,7 +4885,7 @@
         </w:tc>
         <w:tc>
           <w:tcPr>
-            <w:tcW w:type="dxa" w:w="720"/>
+            <w:tcW w:type="dxa" w:w="1296"/>
             <w:shd w:fill="FAFAFA"/>
             <w:tcMar>
               <w:top w:w="70" w:type="dxa"/>
@@ -4706,7 +4909,7 @@
         </w:tc>
         <w:tc>
           <w:tcPr>
-            <w:tcW w:type="dxa" w:w="576"/>
+            <w:tcW w:type="dxa" w:w="1152"/>
             <w:shd w:fill="FAFAFA"/>
             <w:tcMar>
               <w:top w:w="70" w:type="dxa"/>
@@ -4730,7 +4933,7 @@
         </w:tc>
         <w:tc>
           <w:tcPr>
-            <w:tcW w:type="dxa" w:w="720"/>
+            <w:tcW w:type="dxa" w:w="1296"/>
             <w:shd w:fill="FAFAFA"/>
             <w:tcMar>
               <w:top w:w="70" w:type="dxa"/>
@@ -4754,7 +4957,7 @@
         </w:tc>
         <w:tc>
           <w:tcPr>
-            <w:tcW w:type="dxa" w:w="1728"/>
+            <w:tcW w:type="dxa" w:w="3600"/>
             <w:shd w:fill="FAFAFA"/>
             <w:tcMar>
               <w:top w:w="70" w:type="dxa"/>
@@ -4778,9 +4981,12 @@
         </w:tc>
       </w:tr>
       <w:tr>
+        <w:trPr>
+          <w:cantSplit/>
+        </w:trPr>
         <w:tc>
           <w:tcPr>
-            <w:tcW w:type="dxa" w:w="864"/>
+            <w:tcW w:type="dxa" w:w="2016"/>
             <w:shd w:fill="FFFFFF"/>
             <w:tcMar>
               <w:top w:w="70" w:type="dxa"/>
@@ -4804,7 +5010,7 @@
         </w:tc>
         <w:tc>
           <w:tcPr>
-            <w:tcW w:type="dxa" w:w="720"/>
+            <w:tcW w:type="dxa" w:w="1296"/>
             <w:shd w:fill="FFFFFF"/>
             <w:tcMar>
               <w:top w:w="70" w:type="dxa"/>
@@ -4828,7 +5034,7 @@
         </w:tc>
         <w:tc>
           <w:tcPr>
-            <w:tcW w:type="dxa" w:w="576"/>
+            <w:tcW w:type="dxa" w:w="1152"/>
             <w:shd w:fill="FFFFFF"/>
             <w:tcMar>
               <w:top w:w="70" w:type="dxa"/>
@@ -4852,7 +5058,7 @@
         </w:tc>
         <w:tc>
           <w:tcPr>
-            <w:tcW w:type="dxa" w:w="720"/>
+            <w:tcW w:type="dxa" w:w="1296"/>
             <w:shd w:fill="FFFFFF"/>
             <w:tcMar>
               <w:top w:w="70" w:type="dxa"/>
@@ -4876,7 +5082,7 @@
         </w:tc>
         <w:tc>
           <w:tcPr>
-            <w:tcW w:type="dxa" w:w="1728"/>
+            <w:tcW w:type="dxa" w:w="3600"/>
             <w:shd w:fill="FFFFFF"/>
             <w:tcMar>
               <w:top w:w="70" w:type="dxa"/>
@@ -4900,9 +5106,12 @@
         </w:tc>
       </w:tr>
       <w:tr>
+        <w:trPr>
+          <w:cantSplit/>
+        </w:trPr>
         <w:tc>
           <w:tcPr>
-            <w:tcW w:type="dxa" w:w="864"/>
+            <w:tcW w:type="dxa" w:w="2016"/>
             <w:shd w:fill="FAFAFA"/>
             <w:tcMar>
               <w:top w:w="70" w:type="dxa"/>
@@ -4926,7 +5135,7 @@
         </w:tc>
         <w:tc>
           <w:tcPr>
-            <w:tcW w:type="dxa" w:w="720"/>
+            <w:tcW w:type="dxa" w:w="1296"/>
             <w:shd w:fill="FAFAFA"/>
             <w:tcMar>
               <w:top w:w="70" w:type="dxa"/>
@@ -4950,7 +5159,7 @@
         </w:tc>
         <w:tc>
           <w:tcPr>
-            <w:tcW w:type="dxa" w:w="576"/>
+            <w:tcW w:type="dxa" w:w="1152"/>
             <w:shd w:fill="FAFAFA"/>
             <w:tcMar>
               <w:top w:w="70" w:type="dxa"/>
@@ -4974,7 +5183,7 @@
         </w:tc>
         <w:tc>
           <w:tcPr>
-            <w:tcW w:type="dxa" w:w="720"/>
+            <w:tcW w:type="dxa" w:w="1296"/>
             <w:shd w:fill="FAFAFA"/>
             <w:tcMar>
               <w:top w:w="70" w:type="dxa"/>
@@ -4998,7 +5207,7 @@
         </w:tc>
         <w:tc>
           <w:tcPr>
-            <w:tcW w:type="dxa" w:w="1728"/>
+            <w:tcW w:type="dxa" w:w="3600"/>
             <w:shd w:fill="FAFAFA"/>
             <w:tcMar>
               <w:top w:w="70" w:type="dxa"/>
@@ -5022,9 +5231,12 @@
         </w:tc>
       </w:tr>
       <w:tr>
+        <w:trPr>
+          <w:cantSplit/>
+        </w:trPr>
         <w:tc>
           <w:tcPr>
-            <w:tcW w:type="dxa" w:w="864"/>
+            <w:tcW w:type="dxa" w:w="2016"/>
             <w:shd w:fill="FFFFFF"/>
             <w:tcMar>
               <w:top w:w="70" w:type="dxa"/>
@@ -5048,7 +5260,7 @@
         </w:tc>
         <w:tc>
           <w:tcPr>
-            <w:tcW w:type="dxa" w:w="720"/>
+            <w:tcW w:type="dxa" w:w="1296"/>
             <w:shd w:fill="FFFFFF"/>
             <w:tcMar>
               <w:top w:w="70" w:type="dxa"/>
@@ -5072,7 +5284,7 @@
         </w:tc>
         <w:tc>
           <w:tcPr>
-            <w:tcW w:type="dxa" w:w="576"/>
+            <w:tcW w:type="dxa" w:w="1152"/>
             <w:shd w:fill="FFFFFF"/>
             <w:tcMar>
               <w:top w:w="70" w:type="dxa"/>
@@ -5096,7 +5308,7 @@
         </w:tc>
         <w:tc>
           <w:tcPr>
-            <w:tcW w:type="dxa" w:w="720"/>
+            <w:tcW w:type="dxa" w:w="1296"/>
             <w:shd w:fill="FFFFFF"/>
             <w:tcMar>
               <w:top w:w="70" w:type="dxa"/>
@@ -5120,7 +5332,7 @@
         </w:tc>
         <w:tc>
           <w:tcPr>
-            <w:tcW w:type="dxa" w:w="1728"/>
+            <w:tcW w:type="dxa" w:w="3600"/>
             <w:shd w:fill="FFFFFF"/>
             <w:tcMar>
               <w:top w:w="70" w:type="dxa"/>
@@ -5144,9 +5356,12 @@
         </w:tc>
       </w:tr>
       <w:tr>
+        <w:trPr>
+          <w:cantSplit/>
+        </w:trPr>
         <w:tc>
           <w:tcPr>
-            <w:tcW w:type="dxa" w:w="864"/>
+            <w:tcW w:type="dxa" w:w="2016"/>
             <w:shd w:fill="FAFAFA"/>
             <w:tcMar>
               <w:top w:w="70" w:type="dxa"/>
@@ -5170,7 +5385,7 @@
         </w:tc>
         <w:tc>
           <w:tcPr>
-            <w:tcW w:type="dxa" w:w="720"/>
+            <w:tcW w:type="dxa" w:w="1296"/>
             <w:shd w:fill="FAFAFA"/>
             <w:tcMar>
               <w:top w:w="70" w:type="dxa"/>
@@ -5194,7 +5409,7 @@
         </w:tc>
         <w:tc>
           <w:tcPr>
-            <w:tcW w:type="dxa" w:w="576"/>
+            <w:tcW w:type="dxa" w:w="1152"/>
             <w:shd w:fill="FAFAFA"/>
             <w:tcMar>
               <w:top w:w="70" w:type="dxa"/>
@@ -5218,7 +5433,7 @@
         </w:tc>
         <w:tc>
           <w:tcPr>
-            <w:tcW w:type="dxa" w:w="720"/>
+            <w:tcW w:type="dxa" w:w="1296"/>
             <w:shd w:fill="FAFAFA"/>
             <w:tcMar>
               <w:top w:w="70" w:type="dxa"/>
@@ -5242,7 +5457,7 @@
         </w:tc>
         <w:tc>
           <w:tcPr>
-            <w:tcW w:type="dxa" w:w="1728"/>
+            <w:tcW w:type="dxa" w:w="3600"/>
             <w:shd w:fill="FAFAFA"/>
             <w:tcMar>
               <w:top w:w="70" w:type="dxa"/>
@@ -5266,9 +5481,12 @@
         </w:tc>
       </w:tr>
       <w:tr>
+        <w:trPr>
+          <w:cantSplit/>
+        </w:trPr>
         <w:tc>
           <w:tcPr>
-            <w:tcW w:type="dxa" w:w="864"/>
+            <w:tcW w:type="dxa" w:w="2016"/>
             <w:shd w:fill="FFFFFF"/>
             <w:tcMar>
               <w:top w:w="70" w:type="dxa"/>
@@ -5292,7 +5510,7 @@
         </w:tc>
         <w:tc>
           <w:tcPr>
-            <w:tcW w:type="dxa" w:w="720"/>
+            <w:tcW w:type="dxa" w:w="1296"/>
             <w:shd w:fill="FFFFFF"/>
             <w:tcMar>
               <w:top w:w="70" w:type="dxa"/>
@@ -5316,7 +5534,7 @@
         </w:tc>
         <w:tc>
           <w:tcPr>
-            <w:tcW w:type="dxa" w:w="576"/>
+            <w:tcW w:type="dxa" w:w="1152"/>
             <w:shd w:fill="FFFFFF"/>
             <w:tcMar>
               <w:top w:w="70" w:type="dxa"/>
@@ -5340,7 +5558,7 @@
         </w:tc>
         <w:tc>
           <w:tcPr>
-            <w:tcW w:type="dxa" w:w="720"/>
+            <w:tcW w:type="dxa" w:w="1296"/>
             <w:shd w:fill="FFFFFF"/>
             <w:tcMar>
               <w:top w:w="70" w:type="dxa"/>
@@ -5364,7 +5582,7 @@
         </w:tc>
         <w:tc>
           <w:tcPr>
-            <w:tcW w:type="dxa" w:w="1728"/>
+            <w:tcW w:type="dxa" w:w="3600"/>
             <w:shd w:fill="FFFFFF"/>
             <w:tcMar>
               <w:top w:w="70" w:type="dxa"/>
@@ -5388,9 +5606,12 @@
         </w:tc>
       </w:tr>
       <w:tr>
+        <w:trPr>
+          <w:cantSplit/>
+        </w:trPr>
         <w:tc>
           <w:tcPr>
-            <w:tcW w:type="dxa" w:w="864"/>
+            <w:tcW w:type="dxa" w:w="2016"/>
             <w:shd w:fill="FAFAFA"/>
             <w:tcMar>
               <w:top w:w="70" w:type="dxa"/>
@@ -5414,7 +5635,7 @@
         </w:tc>
         <w:tc>
           <w:tcPr>
-            <w:tcW w:type="dxa" w:w="720"/>
+            <w:tcW w:type="dxa" w:w="1296"/>
             <w:shd w:fill="FAFAFA"/>
             <w:tcMar>
               <w:top w:w="70" w:type="dxa"/>
@@ -5438,7 +5659,7 @@
         </w:tc>
         <w:tc>
           <w:tcPr>
-            <w:tcW w:type="dxa" w:w="576"/>
+            <w:tcW w:type="dxa" w:w="1152"/>
             <w:shd w:fill="FAFAFA"/>
             <w:tcMar>
               <w:top w:w="70" w:type="dxa"/>
@@ -5462,7 +5683,7 @@
         </w:tc>
         <w:tc>
           <w:tcPr>
-            <w:tcW w:type="dxa" w:w="720"/>
+            <w:tcW w:type="dxa" w:w="1296"/>
             <w:shd w:fill="FAFAFA"/>
             <w:tcMar>
               <w:top w:w="70" w:type="dxa"/>
@@ -5486,7 +5707,7 @@
         </w:tc>
         <w:tc>
           <w:tcPr>
-            <w:tcW w:type="dxa" w:w="1728"/>
+            <w:tcW w:type="dxa" w:w="3600"/>
             <w:shd w:fill="FAFAFA"/>
             <w:tcMar>
               <w:top w:w="70" w:type="dxa"/>
@@ -5510,9 +5731,12 @@
         </w:tc>
       </w:tr>
       <w:tr>
+        <w:trPr>
+          <w:cantSplit/>
+        </w:trPr>
         <w:tc>
           <w:tcPr>
-            <w:tcW w:type="dxa" w:w="864"/>
+            <w:tcW w:type="dxa" w:w="2016"/>
             <w:shd w:fill="FFFFFF"/>
             <w:tcMar>
               <w:top w:w="70" w:type="dxa"/>
@@ -5536,7 +5760,7 @@
         </w:tc>
         <w:tc>
           <w:tcPr>
-            <w:tcW w:type="dxa" w:w="720"/>
+            <w:tcW w:type="dxa" w:w="1296"/>
             <w:shd w:fill="FFFFFF"/>
             <w:tcMar>
               <w:top w:w="70" w:type="dxa"/>
@@ -5560,7 +5784,7 @@
         </w:tc>
         <w:tc>
           <w:tcPr>
-            <w:tcW w:type="dxa" w:w="576"/>
+            <w:tcW w:type="dxa" w:w="1152"/>
             <w:shd w:fill="FFFFFF"/>
             <w:tcMar>
               <w:top w:w="70" w:type="dxa"/>
@@ -5584,7 +5808,7 @@
         </w:tc>
         <w:tc>
           <w:tcPr>
-            <w:tcW w:type="dxa" w:w="720"/>
+            <w:tcW w:type="dxa" w:w="1296"/>
             <w:shd w:fill="FFFFFF"/>
             <w:tcMar>
               <w:top w:w="70" w:type="dxa"/>
@@ -5608,7 +5832,7 @@
         </w:tc>
         <w:tc>
           <w:tcPr>
-            <w:tcW w:type="dxa" w:w="1728"/>
+            <w:tcW w:type="dxa" w:w="3600"/>
             <w:shd w:fill="FFFFFF"/>
             <w:tcMar>
               <w:top w:w="70" w:type="dxa"/>
@@ -5632,9 +5856,12 @@
         </w:tc>
       </w:tr>
       <w:tr>
+        <w:trPr>
+          <w:cantSplit/>
+        </w:trPr>
         <w:tc>
           <w:tcPr>
-            <w:tcW w:type="dxa" w:w="864"/>
+            <w:tcW w:type="dxa" w:w="2016"/>
             <w:shd w:fill="FAFAFA"/>
             <w:tcMar>
               <w:top w:w="70" w:type="dxa"/>
@@ -5658,7 +5885,7 @@
         </w:tc>
         <w:tc>
           <w:tcPr>
-            <w:tcW w:type="dxa" w:w="720"/>
+            <w:tcW w:type="dxa" w:w="1296"/>
             <w:shd w:fill="FAFAFA"/>
             <w:tcMar>
               <w:top w:w="70" w:type="dxa"/>
@@ -5682,7 +5909,7 @@
         </w:tc>
         <w:tc>
           <w:tcPr>
-            <w:tcW w:type="dxa" w:w="576"/>
+            <w:tcW w:type="dxa" w:w="1152"/>
             <w:shd w:fill="FAFAFA"/>
             <w:tcMar>
               <w:top w:w="70" w:type="dxa"/>
@@ -5706,7 +5933,7 @@
         </w:tc>
         <w:tc>
           <w:tcPr>
-            <w:tcW w:type="dxa" w:w="720"/>
+            <w:tcW w:type="dxa" w:w="1296"/>
             <w:shd w:fill="FAFAFA"/>
             <w:tcMar>
               <w:top w:w="70" w:type="dxa"/>
@@ -5730,7 +5957,7 @@
         </w:tc>
         <w:tc>
           <w:tcPr>
-            <w:tcW w:type="dxa" w:w="1728"/>
+            <w:tcW w:type="dxa" w:w="3600"/>
             <w:shd w:fill="FAFAFA"/>
             <w:tcMar>
               <w:top w:w="70" w:type="dxa"/>
@@ -5754,9 +5981,12 @@
         </w:tc>
       </w:tr>
       <w:tr>
+        <w:trPr>
+          <w:cantSplit/>
+        </w:trPr>
         <w:tc>
           <w:tcPr>
-            <w:tcW w:type="dxa" w:w="864"/>
+            <w:tcW w:type="dxa" w:w="2016"/>
             <w:shd w:fill="FFFFFF"/>
             <w:tcMar>
               <w:top w:w="70" w:type="dxa"/>
@@ -5780,7 +6010,7 @@
         </w:tc>
         <w:tc>
           <w:tcPr>
-            <w:tcW w:type="dxa" w:w="720"/>
+            <w:tcW w:type="dxa" w:w="1296"/>
             <w:shd w:fill="FFFFFF"/>
             <w:tcMar>
               <w:top w:w="70" w:type="dxa"/>
@@ -5804,7 +6034,7 @@
         </w:tc>
         <w:tc>
           <w:tcPr>
-            <w:tcW w:type="dxa" w:w="576"/>
+            <w:tcW w:type="dxa" w:w="1152"/>
             <w:shd w:fill="FFFFFF"/>
             <w:tcMar>
               <w:top w:w="70" w:type="dxa"/>
@@ -5828,7 +6058,7 @@
         </w:tc>
         <w:tc>
           <w:tcPr>
-            <w:tcW w:type="dxa" w:w="720"/>
+            <w:tcW w:type="dxa" w:w="1296"/>
             <w:shd w:fill="FFFFFF"/>
             <w:tcMar>
               <w:top w:w="70" w:type="dxa"/>
@@ -5852,7 +6082,7 @@
         </w:tc>
         <w:tc>
           <w:tcPr>
-            <w:tcW w:type="dxa" w:w="1728"/>
+            <w:tcW w:type="dxa" w:w="3600"/>
             <w:shd w:fill="FFFFFF"/>
             <w:tcMar>
               <w:top w:w="70" w:type="dxa"/>
@@ -5876,9 +6106,12 @@
         </w:tc>
       </w:tr>
       <w:tr>
+        <w:trPr>
+          <w:cantSplit/>
+        </w:trPr>
         <w:tc>
           <w:tcPr>
-            <w:tcW w:type="dxa" w:w="864"/>
+            <w:tcW w:type="dxa" w:w="2016"/>
             <w:shd w:fill="FAFAFA"/>
             <w:tcMar>
               <w:top w:w="70" w:type="dxa"/>
@@ -5902,7 +6135,7 @@
         </w:tc>
         <w:tc>
           <w:tcPr>
-            <w:tcW w:type="dxa" w:w="720"/>
+            <w:tcW w:type="dxa" w:w="1296"/>
             <w:shd w:fill="FAFAFA"/>
             <w:tcMar>
               <w:top w:w="70" w:type="dxa"/>
@@ -5926,7 +6159,7 @@
         </w:tc>
         <w:tc>
           <w:tcPr>
-            <w:tcW w:type="dxa" w:w="576"/>
+            <w:tcW w:type="dxa" w:w="1152"/>
             <w:shd w:fill="FAFAFA"/>
             <w:tcMar>
               <w:top w:w="70" w:type="dxa"/>
@@ -5950,7 +6183,7 @@
         </w:tc>
         <w:tc>
           <w:tcPr>
-            <w:tcW w:type="dxa" w:w="720"/>
+            <w:tcW w:type="dxa" w:w="1296"/>
             <w:shd w:fill="FAFAFA"/>
             <w:tcMar>
               <w:top w:w="70" w:type="dxa"/>
@@ -5974,7 +6207,7 @@
         </w:tc>
         <w:tc>
           <w:tcPr>
-            <w:tcW w:type="dxa" w:w="1728"/>
+            <w:tcW w:type="dxa" w:w="3600"/>
             <w:shd w:fill="FAFAFA"/>
             <w:tcMar>
               <w:top w:w="70" w:type="dxa"/>
@@ -6001,6 +6234,17 @@
     <w:p>
       <w:pPr>
         <w:spacing w:before="0" w:after="240"/>
+      </w:pPr>
+    </w:p>
+    <w:p>
+      <w:pPr>
+        <w:sectPr>
+          <w:type w:val="continuous"/>
+          <w:pgSz w:w="11909" w:h="16834"/>
+          <w:pgMar w:top="1440" w:right="1152" w:bottom="1440" w:left="1152" w:header="720" w:footer="720" w:gutter="0"/>
+          <w:docGrid w:linePitch="360"/>
+          <w:cols w:num="1"/>
+        </w:sectPr>
       </w:pPr>
     </w:p>
     <w:p>
@@ -6034,13 +6278,25 @@
     </w:p>
     <w:p>
       <w:pPr>
+        <w:sectPr>
+          <w:type w:val="continuous"/>
+          <w:pgSz w:w="11909" w:h="16834"/>
+          <w:pgMar w:top="1440" w:right="1152" w:bottom="1440" w:left="1152" w:header="720" w:footer="720" w:gutter="0"/>
+          <w:docGrid w:linePitch="360"/>
+          <w:cols w:num="2" w:space="360"/>
+        </w:sectPr>
+      </w:pPr>
+    </w:p>
+    <w:p>
+      <w:pPr>
+        <w:keepNext/>
         <w:spacing w:before="240" w:after="0"/>
         <w:jc w:val="center"/>
       </w:pPr>
       <w:r>
         <w:drawing>
           <wp:inline xmlns:a="http://schemas.openxmlformats.org/drawingml/2006/main" xmlns:pic="http://schemas.openxmlformats.org/drawingml/2006/picture">
-            <wp:extent cx="2926080" cy="1788160"/>
+            <wp:extent cx="5943600" cy="3632200"/>
             <wp:docPr id="3" name="Picture 3"/>
             <wp:cNvGraphicFramePr>
               <a:graphicFrameLocks noChangeAspect="1"/>
@@ -6061,7 +6317,7 @@
                   <pic:spPr>
                     <a:xfrm>
                       <a:off x="0" y="0"/>
-                      <a:ext cx="2926080" cy="1788160"/>
+                      <a:ext cx="5943600" cy="3632200"/>
                     </a:xfrm>
                     <a:prstGeom prst="rect"/>
                   </pic:spPr>
@@ -6097,6 +6353,29 @@
     </w:p>
     <w:p>
       <w:pPr>
+        <w:sectPr>
+          <w:type w:val="continuous"/>
+          <w:pgSz w:w="11909" w:h="16834"/>
+          <w:pgMar w:top="1440" w:right="1152" w:bottom="1440" w:left="1152" w:header="720" w:footer="720" w:gutter="0"/>
+          <w:docGrid w:linePitch="360"/>
+          <w:cols w:num="1"/>
+        </w:sectPr>
+      </w:pPr>
+    </w:p>
+    <w:p>
+      <w:pPr>
+        <w:sectPr>
+          <w:type w:val="continuous"/>
+          <w:pgSz w:w="11909" w:h="16834"/>
+          <w:pgMar w:top="1440" w:right="1152" w:bottom="1440" w:left="1152" w:header="720" w:footer="720" w:gutter="0"/>
+          <w:docGrid w:linePitch="360"/>
+          <w:cols w:num="2" w:space="360"/>
+        </w:sectPr>
+      </w:pPr>
+    </w:p>
+    <w:p>
+      <w:pPr>
+        <w:keepNext/>
         <w:spacing w:before="240" w:after="120"/>
         <w:jc w:val="center"/>
       </w:pPr>
@@ -6140,9 +6419,13 @@
         <w:gridCol w:w="1921"/>
       </w:tblGrid>
       <w:tr>
+        <w:trPr>
+          <w:tblHeader/>
+          <w:cantSplit/>
+        </w:trPr>
         <w:tc>
           <w:tcPr>
-            <w:tcW w:type="dxa" w:w="864"/>
+            <w:tcW w:type="dxa" w:w="1872"/>
             <w:shd w:fill="F1F5F9"/>
             <w:tcMar>
               <w:top w:w="90" w:type="dxa"/>
@@ -6167,7 +6450,7 @@
         </w:tc>
         <w:tc>
           <w:tcPr>
-            <w:tcW w:type="dxa" w:w="864"/>
+            <w:tcW w:type="dxa" w:w="1872"/>
             <w:shd w:fill="F1F5F9"/>
             <w:tcMar>
               <w:top w:w="90" w:type="dxa"/>
@@ -6192,7 +6475,7 @@
         </w:tc>
         <w:tc>
           <w:tcPr>
-            <w:tcW w:type="dxa" w:w="576"/>
+            <w:tcW w:type="dxa" w:w="1152"/>
             <w:shd w:fill="F1F5F9"/>
             <w:tcMar>
               <w:top w:w="90" w:type="dxa"/>
@@ -6217,7 +6500,7 @@
         </w:tc>
         <w:tc>
           <w:tcPr>
-            <w:tcW w:type="dxa" w:w="720"/>
+            <w:tcW w:type="dxa" w:w="1296"/>
             <w:shd w:fill="F1F5F9"/>
             <w:tcMar>
               <w:top w:w="90" w:type="dxa"/>
@@ -6242,7 +6525,7 @@
         </w:tc>
         <w:tc>
           <w:tcPr>
-            <w:tcW w:type="dxa" w:w="1584"/>
+            <w:tcW w:type="dxa" w:w="3168"/>
             <w:shd w:fill="F1F5F9"/>
             <w:tcMar>
               <w:top w:w="90" w:type="dxa"/>
@@ -6267,9 +6550,12 @@
         </w:tc>
       </w:tr>
       <w:tr>
+        <w:trPr>
+          <w:cantSplit/>
+        </w:trPr>
         <w:tc>
           <w:tcPr>
-            <w:tcW w:type="dxa" w:w="864"/>
+            <w:tcW w:type="dxa" w:w="1872"/>
             <w:shd w:fill="FFFFFF"/>
             <w:tcMar>
               <w:top w:w="70" w:type="dxa"/>
@@ -6293,7 +6579,7 @@
         </w:tc>
         <w:tc>
           <w:tcPr>
-            <w:tcW w:type="dxa" w:w="864"/>
+            <w:tcW w:type="dxa" w:w="1872"/>
             <w:shd w:fill="FFFFFF"/>
             <w:tcMar>
               <w:top w:w="70" w:type="dxa"/>
@@ -6317,7 +6603,7 @@
         </w:tc>
         <w:tc>
           <w:tcPr>
-            <w:tcW w:type="dxa" w:w="576"/>
+            <w:tcW w:type="dxa" w:w="1152"/>
             <w:shd w:fill="FFFFFF"/>
             <w:tcMar>
               <w:top w:w="70" w:type="dxa"/>
@@ -6341,7 +6627,7 @@
         </w:tc>
         <w:tc>
           <w:tcPr>
-            <w:tcW w:type="dxa" w:w="720"/>
+            <w:tcW w:type="dxa" w:w="1296"/>
             <w:shd w:fill="FFFFFF"/>
             <w:tcMar>
               <w:top w:w="70" w:type="dxa"/>
@@ -6365,7 +6651,7 @@
         </w:tc>
         <w:tc>
           <w:tcPr>
-            <w:tcW w:type="dxa" w:w="1584"/>
+            <w:tcW w:type="dxa" w:w="3168"/>
             <w:shd w:fill="FFFFFF"/>
             <w:tcMar>
               <w:top w:w="70" w:type="dxa"/>
@@ -6389,9 +6675,12 @@
         </w:tc>
       </w:tr>
       <w:tr>
+        <w:trPr>
+          <w:cantSplit/>
+        </w:trPr>
         <w:tc>
           <w:tcPr>
-            <w:tcW w:type="dxa" w:w="864"/>
+            <w:tcW w:type="dxa" w:w="1872"/>
             <w:shd w:fill="FAFAFA"/>
             <w:tcMar>
               <w:top w:w="70" w:type="dxa"/>
@@ -6415,7 +6704,7 @@
         </w:tc>
         <w:tc>
           <w:tcPr>
-            <w:tcW w:type="dxa" w:w="864"/>
+            <w:tcW w:type="dxa" w:w="1872"/>
             <w:shd w:fill="FAFAFA"/>
             <w:tcMar>
               <w:top w:w="70" w:type="dxa"/>
@@ -6439,7 +6728,7 @@
         </w:tc>
         <w:tc>
           <w:tcPr>
-            <w:tcW w:type="dxa" w:w="576"/>
+            <w:tcW w:type="dxa" w:w="1152"/>
             <w:shd w:fill="FAFAFA"/>
             <w:tcMar>
               <w:top w:w="70" w:type="dxa"/>
@@ -6463,7 +6752,7 @@
         </w:tc>
         <w:tc>
           <w:tcPr>
-            <w:tcW w:type="dxa" w:w="720"/>
+            <w:tcW w:type="dxa" w:w="1296"/>
             <w:shd w:fill="FAFAFA"/>
             <w:tcMar>
               <w:top w:w="70" w:type="dxa"/>
@@ -6487,7 +6776,7 @@
         </w:tc>
         <w:tc>
           <w:tcPr>
-            <w:tcW w:type="dxa" w:w="1584"/>
+            <w:tcW w:type="dxa" w:w="3168"/>
             <w:shd w:fill="FAFAFA"/>
             <w:tcMar>
               <w:top w:w="70" w:type="dxa"/>
@@ -6511,9 +6800,12 @@
         </w:tc>
       </w:tr>
       <w:tr>
+        <w:trPr>
+          <w:cantSplit/>
+        </w:trPr>
         <w:tc>
           <w:tcPr>
-            <w:tcW w:type="dxa" w:w="864"/>
+            <w:tcW w:type="dxa" w:w="1872"/>
             <w:shd w:fill="FFFFFF"/>
             <w:tcMar>
               <w:top w:w="70" w:type="dxa"/>
@@ -6537,7 +6829,7 @@
         </w:tc>
         <w:tc>
           <w:tcPr>
-            <w:tcW w:type="dxa" w:w="864"/>
+            <w:tcW w:type="dxa" w:w="1872"/>
             <w:shd w:fill="FFFFFF"/>
             <w:tcMar>
               <w:top w:w="70" w:type="dxa"/>
@@ -6561,7 +6853,7 @@
         </w:tc>
         <w:tc>
           <w:tcPr>
-            <w:tcW w:type="dxa" w:w="576"/>
+            <w:tcW w:type="dxa" w:w="1152"/>
             <w:shd w:fill="FFFFFF"/>
             <w:tcMar>
               <w:top w:w="70" w:type="dxa"/>
@@ -6585,7 +6877,7 @@
         </w:tc>
         <w:tc>
           <w:tcPr>
-            <w:tcW w:type="dxa" w:w="720"/>
+            <w:tcW w:type="dxa" w:w="1296"/>
             <w:shd w:fill="FFFFFF"/>
             <w:tcMar>
               <w:top w:w="70" w:type="dxa"/>
@@ -6609,7 +6901,7 @@
         </w:tc>
         <w:tc>
           <w:tcPr>
-            <w:tcW w:type="dxa" w:w="1584"/>
+            <w:tcW w:type="dxa" w:w="3168"/>
             <w:shd w:fill="FFFFFF"/>
             <w:tcMar>
               <w:top w:w="70" w:type="dxa"/>
@@ -6633,9 +6925,12 @@
         </w:tc>
       </w:tr>
       <w:tr>
+        <w:trPr>
+          <w:cantSplit/>
+        </w:trPr>
         <w:tc>
           <w:tcPr>
-            <w:tcW w:type="dxa" w:w="864"/>
+            <w:tcW w:type="dxa" w:w="1872"/>
             <w:shd w:fill="FAFAFA"/>
             <w:tcMar>
               <w:top w:w="70" w:type="dxa"/>
@@ -6659,7 +6954,7 @@
         </w:tc>
         <w:tc>
           <w:tcPr>
-            <w:tcW w:type="dxa" w:w="864"/>
+            <w:tcW w:type="dxa" w:w="1872"/>
             <w:shd w:fill="FAFAFA"/>
             <w:tcMar>
               <w:top w:w="70" w:type="dxa"/>
@@ -6683,7 +6978,7 @@
         </w:tc>
         <w:tc>
           <w:tcPr>
-            <w:tcW w:type="dxa" w:w="576"/>
+            <w:tcW w:type="dxa" w:w="1152"/>
             <w:shd w:fill="FAFAFA"/>
             <w:tcMar>
               <w:top w:w="70" w:type="dxa"/>
@@ -6707,7 +7002,7 @@
         </w:tc>
         <w:tc>
           <w:tcPr>
-            <w:tcW w:type="dxa" w:w="720"/>
+            <w:tcW w:type="dxa" w:w="1296"/>
             <w:shd w:fill="FAFAFA"/>
             <w:tcMar>
               <w:top w:w="70" w:type="dxa"/>
@@ -6731,7 +7026,7 @@
         </w:tc>
         <w:tc>
           <w:tcPr>
-            <w:tcW w:type="dxa" w:w="1584"/>
+            <w:tcW w:type="dxa" w:w="3168"/>
             <w:shd w:fill="FAFAFA"/>
             <w:tcMar>
               <w:top w:w="70" w:type="dxa"/>
@@ -6755,9 +7050,12 @@
         </w:tc>
       </w:tr>
       <w:tr>
+        <w:trPr>
+          <w:cantSplit/>
+        </w:trPr>
         <w:tc>
           <w:tcPr>
-            <w:tcW w:type="dxa" w:w="864"/>
+            <w:tcW w:type="dxa" w:w="1872"/>
             <w:shd w:fill="FFFFFF"/>
             <w:tcMar>
               <w:top w:w="70" w:type="dxa"/>
@@ -6781,7 +7079,7 @@
         </w:tc>
         <w:tc>
           <w:tcPr>
-            <w:tcW w:type="dxa" w:w="864"/>
+            <w:tcW w:type="dxa" w:w="1872"/>
             <w:shd w:fill="FFFFFF"/>
             <w:tcMar>
               <w:top w:w="70" w:type="dxa"/>
@@ -6805,7 +7103,7 @@
         </w:tc>
         <w:tc>
           <w:tcPr>
-            <w:tcW w:type="dxa" w:w="576"/>
+            <w:tcW w:type="dxa" w:w="1152"/>
             <w:shd w:fill="FFFFFF"/>
             <w:tcMar>
               <w:top w:w="70" w:type="dxa"/>
@@ -6829,7 +7127,7 @@
         </w:tc>
         <w:tc>
           <w:tcPr>
-            <w:tcW w:type="dxa" w:w="720"/>
+            <w:tcW w:type="dxa" w:w="1296"/>
             <w:shd w:fill="FFFFFF"/>
             <w:tcMar>
               <w:top w:w="70" w:type="dxa"/>
@@ -6853,7 +7151,7 @@
         </w:tc>
         <w:tc>
           <w:tcPr>
-            <w:tcW w:type="dxa" w:w="1584"/>
+            <w:tcW w:type="dxa" w:w="3168"/>
             <w:shd w:fill="FFFFFF"/>
             <w:tcMar>
               <w:top w:w="70" w:type="dxa"/>
@@ -6880,6 +7178,17 @@
     <w:p>
       <w:pPr>
         <w:spacing w:before="0" w:after="240"/>
+      </w:pPr>
+    </w:p>
+    <w:p>
+      <w:pPr>
+        <w:sectPr>
+          <w:type w:val="continuous"/>
+          <w:pgSz w:w="11909" w:h="16834"/>
+          <w:pgMar w:top="1440" w:right="1152" w:bottom="1440" w:left="1152" w:header="720" w:footer="720" w:gutter="0"/>
+          <w:docGrid w:linePitch="360"/>
+          <w:cols w:num="1"/>
+        </w:sectPr>
       </w:pPr>
     </w:p>
     <w:p>
@@ -6913,13 +7222,25 @@
     </w:p>
     <w:p>
       <w:pPr>
+        <w:sectPr>
+          <w:type w:val="continuous"/>
+          <w:pgSz w:w="11909" w:h="16834"/>
+          <w:pgMar w:top="1440" w:right="1152" w:bottom="1440" w:left="1152" w:header="720" w:footer="720" w:gutter="0"/>
+          <w:docGrid w:linePitch="360"/>
+          <w:cols w:num="2" w:space="360"/>
+        </w:sectPr>
+      </w:pPr>
+    </w:p>
+    <w:p>
+      <w:pPr>
+        <w:keepNext/>
         <w:spacing w:before="240" w:after="0"/>
         <w:jc w:val="center"/>
       </w:pPr>
       <w:r>
         <w:drawing>
           <wp:inline xmlns:a="http://schemas.openxmlformats.org/drawingml/2006/main" xmlns:pic="http://schemas.openxmlformats.org/drawingml/2006/picture">
-            <wp:extent cx="2926080" cy="1234440"/>
+            <wp:extent cx="5943600" cy="2507456"/>
             <wp:docPr id="4" name="Picture 4"/>
             <wp:cNvGraphicFramePr>
               <a:graphicFrameLocks noChangeAspect="1"/>
@@ -6940,7 +7261,7 @@
                   <pic:spPr>
                     <a:xfrm>
                       <a:off x="0" y="0"/>
-                      <a:ext cx="2926080" cy="1234440"/>
+                      <a:ext cx="5943600" cy="2507456"/>
                     </a:xfrm>
                     <a:prstGeom prst="rect"/>
                   </pic:spPr>
@@ -6976,6 +7297,17 @@
     </w:p>
     <w:p>
       <w:pPr>
+        <w:sectPr>
+          <w:type w:val="continuous"/>
+          <w:pgSz w:w="11909" w:h="16834"/>
+          <w:pgMar w:top="1440" w:right="1152" w:bottom="1440" w:left="1152" w:header="720" w:footer="720" w:gutter="0"/>
+          <w:docGrid w:linePitch="360"/>
+          <w:cols w:num="1"/>
+        </w:sectPr>
+      </w:pPr>
+    </w:p>
+    <w:p>
+      <w:pPr>
         <w:keepNext/>
         <w:spacing w:before="240" w:after="80"/>
         <w:jc w:val="left"/>
@@ -7005,6 +7337,18 @@
     </w:p>
     <w:p>
       <w:pPr>
+        <w:sectPr>
+          <w:type w:val="continuous"/>
+          <w:pgSz w:w="11909" w:h="16834"/>
+          <w:pgMar w:top="1440" w:right="1152" w:bottom="1440" w:left="1152" w:header="720" w:footer="720" w:gutter="0"/>
+          <w:docGrid w:linePitch="360"/>
+          <w:cols w:num="2" w:space="360"/>
+        </w:sectPr>
+      </w:pPr>
+    </w:p>
+    <w:p>
+      <w:pPr>
+        <w:keepNext/>
         <w:spacing w:before="240" w:after="120"/>
         <w:jc w:val="center"/>
       </w:pPr>
@@ -7048,9 +7392,13 @@
         <w:gridCol w:w="1921"/>
       </w:tblGrid>
       <w:tr>
+        <w:trPr>
+          <w:tblHeader/>
+          <w:cantSplit/>
+        </w:trPr>
         <w:tc>
           <w:tcPr>
-            <w:tcW w:type="dxa" w:w="1152"/>
+            <w:tcW w:type="dxa" w:w="2304"/>
             <w:shd w:fill="F1F5F9"/>
             <w:tcMar>
               <w:top w:w="90" w:type="dxa"/>
@@ -7075,7 +7423,7 @@
         </w:tc>
         <w:tc>
           <w:tcPr>
-            <w:tcW w:type="dxa" w:w="864"/>
+            <w:tcW w:type="dxa" w:w="1584"/>
             <w:shd w:fill="F1F5F9"/>
             <w:tcMar>
               <w:top w:w="90" w:type="dxa"/>
@@ -7100,7 +7448,7 @@
         </w:tc>
         <w:tc>
           <w:tcPr>
-            <w:tcW w:type="dxa" w:w="720"/>
+            <w:tcW w:type="dxa" w:w="1584"/>
             <w:shd w:fill="F1F5F9"/>
             <w:tcMar>
               <w:top w:w="90" w:type="dxa"/>
@@ -7125,7 +7473,7 @@
         </w:tc>
         <w:tc>
           <w:tcPr>
-            <w:tcW w:type="dxa" w:w="720"/>
+            <w:tcW w:type="dxa" w:w="1296"/>
             <w:shd w:fill="F1F5F9"/>
             <w:tcMar>
               <w:top w:w="90" w:type="dxa"/>
@@ -7150,7 +7498,7 @@
         </w:tc>
         <w:tc>
           <w:tcPr>
-            <w:tcW w:type="dxa" w:w="1152"/>
+            <w:tcW w:type="dxa" w:w="2592"/>
             <w:shd w:fill="F1F5F9"/>
             <w:tcMar>
               <w:top w:w="90" w:type="dxa"/>
@@ -7175,9 +7523,12 @@
         </w:tc>
       </w:tr>
       <w:tr>
+        <w:trPr>
+          <w:cantSplit/>
+        </w:trPr>
         <w:tc>
           <w:tcPr>
-            <w:tcW w:type="dxa" w:w="1152"/>
+            <w:tcW w:type="dxa" w:w="2304"/>
             <w:shd w:fill="FFFFFF"/>
             <w:tcMar>
               <w:top w:w="70" w:type="dxa"/>
@@ -7201,7 +7552,7 @@
         </w:tc>
         <w:tc>
           <w:tcPr>
-            <w:tcW w:type="dxa" w:w="864"/>
+            <w:tcW w:type="dxa" w:w="1584"/>
             <w:shd w:fill="FFFFFF"/>
             <w:tcMar>
               <w:top w:w="70" w:type="dxa"/>
@@ -7225,7 +7576,7 @@
         </w:tc>
         <w:tc>
           <w:tcPr>
-            <w:tcW w:type="dxa" w:w="720"/>
+            <w:tcW w:type="dxa" w:w="1584"/>
             <w:shd w:fill="FFFFFF"/>
             <w:tcMar>
               <w:top w:w="70" w:type="dxa"/>
@@ -7249,7 +7600,7 @@
         </w:tc>
         <w:tc>
           <w:tcPr>
-            <w:tcW w:type="dxa" w:w="720"/>
+            <w:tcW w:type="dxa" w:w="1296"/>
             <w:shd w:fill="FFFFFF"/>
             <w:tcMar>
               <w:top w:w="70" w:type="dxa"/>
@@ -7273,7 +7624,7 @@
         </w:tc>
         <w:tc>
           <w:tcPr>
-            <w:tcW w:type="dxa" w:w="1152"/>
+            <w:tcW w:type="dxa" w:w="2592"/>
             <w:shd w:fill="FFFFFF"/>
             <w:tcMar>
               <w:top w:w="70" w:type="dxa"/>
@@ -7297,9 +7648,12 @@
         </w:tc>
       </w:tr>
       <w:tr>
+        <w:trPr>
+          <w:cantSplit/>
+        </w:trPr>
         <w:tc>
           <w:tcPr>
-            <w:tcW w:type="dxa" w:w="1152"/>
+            <w:tcW w:type="dxa" w:w="2304"/>
             <w:shd w:fill="FAFAFA"/>
             <w:tcMar>
               <w:top w:w="70" w:type="dxa"/>
@@ -7323,7 +7677,7 @@
         </w:tc>
         <w:tc>
           <w:tcPr>
-            <w:tcW w:type="dxa" w:w="864"/>
+            <w:tcW w:type="dxa" w:w="1584"/>
             <w:shd w:fill="FAFAFA"/>
             <w:tcMar>
               <w:top w:w="70" w:type="dxa"/>
@@ -7347,7 +7701,7 @@
         </w:tc>
         <w:tc>
           <w:tcPr>
-            <w:tcW w:type="dxa" w:w="720"/>
+            <w:tcW w:type="dxa" w:w="1584"/>
             <w:shd w:fill="FAFAFA"/>
             <w:tcMar>
               <w:top w:w="70" w:type="dxa"/>
@@ -7371,7 +7725,7 @@
         </w:tc>
         <w:tc>
           <w:tcPr>
-            <w:tcW w:type="dxa" w:w="720"/>
+            <w:tcW w:type="dxa" w:w="1296"/>
             <w:shd w:fill="FAFAFA"/>
             <w:tcMar>
               <w:top w:w="70" w:type="dxa"/>
@@ -7395,7 +7749,7 @@
         </w:tc>
         <w:tc>
           <w:tcPr>
-            <w:tcW w:type="dxa" w:w="1152"/>
+            <w:tcW w:type="dxa" w:w="2592"/>
             <w:shd w:fill="FAFAFA"/>
             <w:tcMar>
               <w:top w:w="70" w:type="dxa"/>
@@ -7422,6 +7776,17 @@
     <w:p>
       <w:pPr>
         <w:spacing w:before="0" w:after="240"/>
+      </w:pPr>
+    </w:p>
+    <w:p>
+      <w:pPr>
+        <w:sectPr>
+          <w:type w:val="continuous"/>
+          <w:pgSz w:w="11909" w:h="16834"/>
+          <w:pgMar w:top="1440" w:right="1152" w:bottom="1440" w:left="1152" w:header="720" w:footer="720" w:gutter="0"/>
+          <w:docGrid w:linePitch="360"/>
+          <w:cols w:num="1"/>
+        </w:sectPr>
       </w:pPr>
     </w:p>
     <w:p>
@@ -7470,13 +7835,25 @@
     </w:p>
     <w:p>
       <w:pPr>
+        <w:sectPr>
+          <w:type w:val="continuous"/>
+          <w:pgSz w:w="11909" w:h="16834"/>
+          <w:pgMar w:top="1440" w:right="1152" w:bottom="1440" w:left="1152" w:header="720" w:footer="720" w:gutter="0"/>
+          <w:docGrid w:linePitch="360"/>
+          <w:cols w:num="2" w:space="360"/>
+        </w:sectPr>
+      </w:pPr>
+    </w:p>
+    <w:p>
+      <w:pPr>
+        <w:keepNext/>
         <w:spacing w:before="240" w:after="0"/>
         <w:jc w:val="center"/>
       </w:pPr>
       <w:r>
         <w:drawing>
           <wp:inline xmlns:a="http://schemas.openxmlformats.org/drawingml/2006/main" xmlns:pic="http://schemas.openxmlformats.org/drawingml/2006/picture">
-            <wp:extent cx="2926080" cy="1391087"/>
+            <wp:extent cx="5943600" cy="2825646"/>
             <wp:docPr id="5" name="Picture 5"/>
             <wp:cNvGraphicFramePr>
               <a:graphicFrameLocks noChangeAspect="1"/>
@@ -7497,7 +7874,7 @@
                   <pic:spPr>
                     <a:xfrm>
                       <a:off x="0" y="0"/>
-                      <a:ext cx="2926080" cy="1391087"/>
+                      <a:ext cx="5943600" cy="2825646"/>
                     </a:xfrm>
                     <a:prstGeom prst="rect"/>
                   </pic:spPr>
@@ -7533,6 +7910,29 @@
     </w:p>
     <w:p>
       <w:pPr>
+        <w:sectPr>
+          <w:type w:val="continuous"/>
+          <w:pgSz w:w="11909" w:h="16834"/>
+          <w:pgMar w:top="1440" w:right="1152" w:bottom="1440" w:left="1152" w:header="720" w:footer="720" w:gutter="0"/>
+          <w:docGrid w:linePitch="360"/>
+          <w:cols w:num="1"/>
+        </w:sectPr>
+      </w:pPr>
+    </w:p>
+    <w:p>
+      <w:pPr>
+        <w:sectPr>
+          <w:type w:val="continuous"/>
+          <w:pgSz w:w="11909" w:h="16834"/>
+          <w:pgMar w:top="1440" w:right="1152" w:bottom="1440" w:left="1152" w:header="720" w:footer="720" w:gutter="0"/>
+          <w:docGrid w:linePitch="360"/>
+          <w:cols w:num="2" w:space="360"/>
+        </w:sectPr>
+      </w:pPr>
+    </w:p>
+    <w:p>
+      <w:pPr>
+        <w:keepNext/>
         <w:spacing w:before="240" w:after="120"/>
         <w:jc w:val="center"/>
       </w:pPr>
@@ -7577,9 +7977,13 @@
         <w:gridCol w:w="1601"/>
       </w:tblGrid>
       <w:tr>
+        <w:trPr>
+          <w:tblHeader/>
+          <w:cantSplit/>
+        </w:trPr>
         <w:tc>
           <w:tcPr>
-            <w:tcW w:type="dxa" w:w="864"/>
+            <w:tcW w:type="dxa" w:w="1584"/>
             <w:shd w:fill="F1F5F9"/>
             <w:tcMar>
               <w:top w:w="90" w:type="dxa"/>
@@ -7604,7 +8008,7 @@
         </w:tc>
         <w:tc>
           <w:tcPr>
-            <w:tcW w:type="dxa" w:w="1008"/>
+            <w:tcW w:type="dxa" w:w="2016"/>
             <w:shd w:fill="F1F5F9"/>
             <w:tcMar>
               <w:top w:w="90" w:type="dxa"/>
@@ -7629,7 +8033,7 @@
         </w:tc>
         <w:tc>
           <w:tcPr>
-            <w:tcW w:type="dxa" w:w="1008"/>
+            <w:tcW w:type="dxa" w:w="1872"/>
             <w:shd w:fill="F1F5F9"/>
             <w:tcMar>
               <w:top w:w="90" w:type="dxa"/>
@@ -7654,7 +8058,7 @@
         </w:tc>
         <w:tc>
           <w:tcPr>
-            <w:tcW w:type="dxa" w:w="576"/>
+            <w:tcW w:type="dxa" w:w="1008"/>
             <w:shd w:fill="F1F5F9"/>
             <w:tcMar>
               <w:top w:w="90" w:type="dxa"/>
@@ -7679,7 +8083,7 @@
         </w:tc>
         <w:tc>
           <w:tcPr>
-            <w:tcW w:type="dxa" w:w="432"/>
+            <w:tcW w:type="dxa" w:w="864"/>
             <w:shd w:fill="F1F5F9"/>
             <w:tcMar>
               <w:top w:w="90" w:type="dxa"/>
@@ -7704,7 +8108,7 @@
         </w:tc>
         <w:tc>
           <w:tcPr>
-            <w:tcW w:type="dxa" w:w="720"/>
+            <w:tcW w:type="dxa" w:w="2016"/>
             <w:shd w:fill="F1F5F9"/>
             <w:tcMar>
               <w:top w:w="90" w:type="dxa"/>
@@ -7729,9 +8133,12 @@
         </w:tc>
       </w:tr>
       <w:tr>
+        <w:trPr>
+          <w:cantSplit/>
+        </w:trPr>
         <w:tc>
           <w:tcPr>
-            <w:tcW w:type="dxa" w:w="864"/>
+            <w:tcW w:type="dxa" w:w="1584"/>
             <w:shd w:fill="FFFFFF"/>
             <w:tcMar>
               <w:top w:w="70" w:type="dxa"/>
@@ -7755,7 +8162,7 @@
         </w:tc>
         <w:tc>
           <w:tcPr>
-            <w:tcW w:type="dxa" w:w="1008"/>
+            <w:tcW w:type="dxa" w:w="2016"/>
             <w:shd w:fill="FFFFFF"/>
             <w:tcMar>
               <w:top w:w="70" w:type="dxa"/>
@@ -7779,7 +8186,7 @@
         </w:tc>
         <w:tc>
           <w:tcPr>
-            <w:tcW w:type="dxa" w:w="1008"/>
+            <w:tcW w:type="dxa" w:w="1872"/>
             <w:shd w:fill="FFFFFF"/>
             <w:tcMar>
               <w:top w:w="70" w:type="dxa"/>
@@ -7803,7 +8210,7 @@
         </w:tc>
         <w:tc>
           <w:tcPr>
-            <w:tcW w:type="dxa" w:w="576"/>
+            <w:tcW w:type="dxa" w:w="1008"/>
             <w:shd w:fill="FFFFFF"/>
             <w:tcMar>
               <w:top w:w="70" w:type="dxa"/>
@@ -7827,7 +8234,7 @@
         </w:tc>
         <w:tc>
           <w:tcPr>
-            <w:tcW w:type="dxa" w:w="432"/>
+            <w:tcW w:type="dxa" w:w="864"/>
             <w:shd w:fill="FFFFFF"/>
             <w:tcMar>
               <w:top w:w="70" w:type="dxa"/>
@@ -7851,7 +8258,7 @@
         </w:tc>
         <w:tc>
           <w:tcPr>
-            <w:tcW w:type="dxa" w:w="720"/>
+            <w:tcW w:type="dxa" w:w="2016"/>
             <w:shd w:fill="FFFFFF"/>
             <w:tcMar>
               <w:top w:w="70" w:type="dxa"/>
@@ -7875,9 +8282,12 @@
         </w:tc>
       </w:tr>
       <w:tr>
+        <w:trPr>
+          <w:cantSplit/>
+        </w:trPr>
         <w:tc>
           <w:tcPr>
-            <w:tcW w:type="dxa" w:w="864"/>
+            <w:tcW w:type="dxa" w:w="1584"/>
             <w:shd w:fill="FAFAFA"/>
             <w:tcMar>
               <w:top w:w="70" w:type="dxa"/>
@@ -7901,7 +8311,7 @@
         </w:tc>
         <w:tc>
           <w:tcPr>
-            <w:tcW w:type="dxa" w:w="1008"/>
+            <w:tcW w:type="dxa" w:w="2016"/>
             <w:shd w:fill="FAFAFA"/>
             <w:tcMar>
               <w:top w:w="70" w:type="dxa"/>
@@ -7925,7 +8335,7 @@
         </w:tc>
         <w:tc>
           <w:tcPr>
-            <w:tcW w:type="dxa" w:w="1008"/>
+            <w:tcW w:type="dxa" w:w="1872"/>
             <w:shd w:fill="FAFAFA"/>
             <w:tcMar>
               <w:top w:w="70" w:type="dxa"/>
@@ -7949,7 +8359,7 @@
         </w:tc>
         <w:tc>
           <w:tcPr>
-            <w:tcW w:type="dxa" w:w="576"/>
+            <w:tcW w:type="dxa" w:w="1008"/>
             <w:shd w:fill="FAFAFA"/>
             <w:tcMar>
               <w:top w:w="70" w:type="dxa"/>
@@ -7973,7 +8383,7 @@
         </w:tc>
         <w:tc>
           <w:tcPr>
-            <w:tcW w:type="dxa" w:w="432"/>
+            <w:tcW w:type="dxa" w:w="864"/>
             <w:shd w:fill="FAFAFA"/>
             <w:tcMar>
               <w:top w:w="70" w:type="dxa"/>
@@ -7997,7 +8407,7 @@
         </w:tc>
         <w:tc>
           <w:tcPr>
-            <w:tcW w:type="dxa" w:w="720"/>
+            <w:tcW w:type="dxa" w:w="2016"/>
             <w:shd w:fill="FAFAFA"/>
             <w:tcMar>
               <w:top w:w="70" w:type="dxa"/>
@@ -8021,9 +8431,12 @@
         </w:tc>
       </w:tr>
       <w:tr>
+        <w:trPr>
+          <w:cantSplit/>
+        </w:trPr>
         <w:tc>
           <w:tcPr>
-            <w:tcW w:type="dxa" w:w="864"/>
+            <w:tcW w:type="dxa" w:w="1584"/>
             <w:shd w:fill="FFFFFF"/>
             <w:tcMar>
               <w:top w:w="70" w:type="dxa"/>
@@ -8047,7 +8460,7 @@
         </w:tc>
         <w:tc>
           <w:tcPr>
-            <w:tcW w:type="dxa" w:w="1008"/>
+            <w:tcW w:type="dxa" w:w="2016"/>
             <w:shd w:fill="FFFFFF"/>
             <w:tcMar>
               <w:top w:w="70" w:type="dxa"/>
@@ -8071,7 +8484,7 @@
         </w:tc>
         <w:tc>
           <w:tcPr>
-            <w:tcW w:type="dxa" w:w="1008"/>
+            <w:tcW w:type="dxa" w:w="1872"/>
             <w:shd w:fill="FFFFFF"/>
             <w:tcMar>
               <w:top w:w="70" w:type="dxa"/>
@@ -8095,7 +8508,7 @@
         </w:tc>
         <w:tc>
           <w:tcPr>
-            <w:tcW w:type="dxa" w:w="576"/>
+            <w:tcW w:type="dxa" w:w="1008"/>
             <w:shd w:fill="FFFFFF"/>
             <w:tcMar>
               <w:top w:w="70" w:type="dxa"/>
@@ -8119,7 +8532,7 @@
         </w:tc>
         <w:tc>
           <w:tcPr>
-            <w:tcW w:type="dxa" w:w="432"/>
+            <w:tcW w:type="dxa" w:w="864"/>
             <w:shd w:fill="FFFFFF"/>
             <w:tcMar>
               <w:top w:w="70" w:type="dxa"/>
@@ -8143,7 +8556,7 @@
         </w:tc>
         <w:tc>
           <w:tcPr>
-            <w:tcW w:type="dxa" w:w="720"/>
+            <w:tcW w:type="dxa" w:w="2016"/>
             <w:shd w:fill="FFFFFF"/>
             <w:tcMar>
               <w:top w:w="70" w:type="dxa"/>
@@ -8167,9 +8580,12 @@
         </w:tc>
       </w:tr>
       <w:tr>
+        <w:trPr>
+          <w:cantSplit/>
+        </w:trPr>
         <w:tc>
           <w:tcPr>
-            <w:tcW w:type="dxa" w:w="864"/>
+            <w:tcW w:type="dxa" w:w="1584"/>
             <w:shd w:fill="FAFAFA"/>
             <w:tcMar>
               <w:top w:w="70" w:type="dxa"/>
@@ -8193,7 +8609,7 @@
         </w:tc>
         <w:tc>
           <w:tcPr>
-            <w:tcW w:type="dxa" w:w="1008"/>
+            <w:tcW w:type="dxa" w:w="2016"/>
             <w:shd w:fill="FAFAFA"/>
             <w:tcMar>
               <w:top w:w="70" w:type="dxa"/>
@@ -8217,7 +8633,7 @@
         </w:tc>
         <w:tc>
           <w:tcPr>
-            <w:tcW w:type="dxa" w:w="1008"/>
+            <w:tcW w:type="dxa" w:w="1872"/>
             <w:shd w:fill="FAFAFA"/>
             <w:tcMar>
               <w:top w:w="70" w:type="dxa"/>
@@ -8241,7 +8657,7 @@
         </w:tc>
         <w:tc>
           <w:tcPr>
-            <w:tcW w:type="dxa" w:w="576"/>
+            <w:tcW w:type="dxa" w:w="1008"/>
             <w:shd w:fill="FAFAFA"/>
             <w:tcMar>
               <w:top w:w="70" w:type="dxa"/>
@@ -8265,7 +8681,7 @@
         </w:tc>
         <w:tc>
           <w:tcPr>
-            <w:tcW w:type="dxa" w:w="432"/>
+            <w:tcW w:type="dxa" w:w="864"/>
             <w:shd w:fill="FAFAFA"/>
             <w:tcMar>
               <w:top w:w="70" w:type="dxa"/>
@@ -8289,7 +8705,7 @@
         </w:tc>
         <w:tc>
           <w:tcPr>
-            <w:tcW w:type="dxa" w:w="720"/>
+            <w:tcW w:type="dxa" w:w="2016"/>
             <w:shd w:fill="FAFAFA"/>
             <w:tcMar>
               <w:top w:w="70" w:type="dxa"/>
@@ -8313,9 +8729,12 @@
         </w:tc>
       </w:tr>
       <w:tr>
+        <w:trPr>
+          <w:cantSplit/>
+        </w:trPr>
         <w:tc>
           <w:tcPr>
-            <w:tcW w:type="dxa" w:w="864"/>
+            <w:tcW w:type="dxa" w:w="1584"/>
             <w:shd w:fill="FFFFFF"/>
             <w:tcMar>
               <w:top w:w="70" w:type="dxa"/>
@@ -8339,7 +8758,7 @@
         </w:tc>
         <w:tc>
           <w:tcPr>
-            <w:tcW w:type="dxa" w:w="1008"/>
+            <w:tcW w:type="dxa" w:w="2016"/>
             <w:shd w:fill="FFFFFF"/>
             <w:tcMar>
               <w:top w:w="70" w:type="dxa"/>
@@ -8363,7 +8782,7 @@
         </w:tc>
         <w:tc>
           <w:tcPr>
-            <w:tcW w:type="dxa" w:w="1008"/>
+            <w:tcW w:type="dxa" w:w="1872"/>
             <w:shd w:fill="FFFFFF"/>
             <w:tcMar>
               <w:top w:w="70" w:type="dxa"/>
@@ -8387,7 +8806,7 @@
         </w:tc>
         <w:tc>
           <w:tcPr>
-            <w:tcW w:type="dxa" w:w="576"/>
+            <w:tcW w:type="dxa" w:w="1008"/>
             <w:shd w:fill="FFFFFF"/>
             <w:tcMar>
               <w:top w:w="70" w:type="dxa"/>
@@ -8411,7 +8830,7 @@
         </w:tc>
         <w:tc>
           <w:tcPr>
-            <w:tcW w:type="dxa" w:w="432"/>
+            <w:tcW w:type="dxa" w:w="864"/>
             <w:shd w:fill="FFFFFF"/>
             <w:tcMar>
               <w:top w:w="70" w:type="dxa"/>
@@ -8435,7 +8854,7 @@
         </w:tc>
         <w:tc>
           <w:tcPr>
-            <w:tcW w:type="dxa" w:w="720"/>
+            <w:tcW w:type="dxa" w:w="2016"/>
             <w:shd w:fill="FFFFFF"/>
             <w:tcMar>
               <w:top w:w="70" w:type="dxa"/>
@@ -8462,6 +8881,17 @@
     <w:p>
       <w:pPr>
         <w:spacing w:before="0" w:after="240"/>
+      </w:pPr>
+    </w:p>
+    <w:p>
+      <w:pPr>
+        <w:sectPr>
+          <w:type w:val="continuous"/>
+          <w:pgSz w:w="11909" w:h="16834"/>
+          <w:pgMar w:top="1440" w:right="1152" w:bottom="1440" w:left="1152" w:header="720" w:footer="720" w:gutter="0"/>
+          <w:docGrid w:linePitch="360"/>
+          <w:cols w:num="1"/>
+        </w:sectPr>
       </w:pPr>
     </w:p>
     <w:p>
@@ -8985,8 +9415,8 @@
       <w:type w:val="continuous"/>
       <w:pgSz w:w="11909" w:h="16834"/>
       <w:pgMar w:top="1440" w:right="1152" w:bottom="1440" w:left="1152" w:header="720" w:footer="720" w:gutter="0"/>
-      <w:cols w:space="360" w:num="2"/>
       <w:docGrid w:linePitch="360"/>
+      <w:cols w:num="2" w:space="360"/>
     </w:sectPr>
   </w:body>
 </w:document>

--- a/artikel/jurnal_sasaknlp.docx
+++ b/artikel/jurnal_sasaknlp.docx
@@ -1838,7 +1838,7 @@
       <w:r>
         <w:drawing>
           <wp:inline xmlns:a="http://schemas.openxmlformats.org/drawingml/2006/main" xmlns:pic="http://schemas.openxmlformats.org/drawingml/2006/picture">
-            <wp:extent cx="5943600" cy="3789045"/>
+            <wp:extent cx="5943600" cy="4026310"/>
             <wp:docPr id="1" name="Picture 1"/>
             <wp:cNvGraphicFramePr>
               <a:graphicFrameLocks noChangeAspect="1"/>
@@ -1859,7 +1859,7 @@
                   <pic:spPr>
                     <a:xfrm>
                       <a:off x="0" y="0"/>
-                      <a:ext cx="5943600" cy="3789045"/>
+                      <a:ext cx="5943600" cy="4026310"/>
                     </a:xfrm>
                     <a:prstGeom prst="rect"/>
                   </pic:spPr>

--- a/artikel/jurnal_sasaknlp.docx
+++ b/artikel/jurnal_sasaknlp.docx
@@ -1575,20 +1575,315 @@
         <w:t>The dialect detector module calculates dialect confidence using relative shibboleth density across geographical clusters [9], [12]:</w:t>
       </w:r>
     </w:p>
-    <w:p>
-      <w:pPr>
-        <w:spacing w:before="240" w:after="240"/>
-        <w:jc w:val="right"/>
-      </w:pPr>
-      <w:r>
-        <w:rPr>
-          <w:rFonts w:ascii="Times New Roman" w:hAnsi="Times New Roman"/>
-          <w:i/>
-          <w:sz w:val="20"/>
-        </w:rPr>
-        <w:t xml:space="preserve">    Confidence(d) = \frac{\sum_{w \in T} \mathbb{I}(w \in M_d) \cdot \omega(w)}{\sum_{d' \in D} \sum_{w \in T} \mathbb{I}(w \in M_{d'}) \cdot \omega(w)}    (1)</w:t>
-      </w:r>
-    </w:p>
+    <w:tbl>
+      <w:tblPr>
+        <w:tblW w:type="auto" w:w="0"/>
+        <w:tblLayout w:type="fixed"/>
+        <w:tblLook w:firstColumn="1" w:firstRow="1" w:lastColumn="0" w:lastRow="0" w:noHBand="0" w:noVBand="1" w:val="04A0"/>
+      </w:tblPr>
+      <w:tblGrid>
+        <w:gridCol w:w="3888"/>
+        <w:gridCol w:w="720"/>
+      </w:tblGrid>
+      <w:tr>
+        <w:tc>
+          <w:tcPr>
+            <w:tcW w:type="dxa" w:w="4802"/>
+            <w:tcBorders>
+              <w:top w:val="none"/>
+              <w:left w:val="none"/>
+              <w:bottom w:val="none"/>
+              <w:right w:val="none"/>
+            </w:tcBorders>
+            <w:tcMar>
+              <w:top w:w="80" w:type="dxa"/>
+              <w:left w:w="0" w:type="dxa"/>
+              <w:bottom w:w="80" w:type="dxa"/>
+              <w:right w:w="0" w:type="dxa"/>
+            </w:tcMar>
+            <w:vAlign w:val="center"/>
+          </w:tcPr>
+          <w:p>
+            <w:pPr>
+              <w:spacing w:before="120" w:after="120"/>
+              <w:jc w:val="center"/>
+            </w:pPr>
+            <m:oMath>
+              <m:r>
+                <m:rPr>
+                  <m:scr m:val="roman"/>
+                  <m:sty m:val="p"/>
+                </m:rPr>
+                <m:t>Confidence</m:t>
+              </m:r>
+              <m:d>
+                <m:dPr>
+                  <m:begChr m:val="("/>
+                  <m:endChr m:val=")"/>
+                </m:dPr>
+                <m:e>
+                  <m:r>
+                    <m:rPr>
+                      <m:sty m:val="i"/>
+                    </m:rPr>
+                    <m:t>d</m:t>
+                  </m:r>
+                </m:e>
+              </m:d>
+              <m:r>
+                <m:t> = </m:t>
+              </m:r>
+              <m:f>
+                <m:fPr>
+                  <m:type m:val="bar"/>
+                </m:fPr>
+                <m:num>
+                  <m:nary>
+                    <m:naryPr>
+                      <m:chr m:val="∑"/>
+                      <m:limLoc m:val="undOvr"/>
+                      <m:subHide m:val="0"/>
+                      <m:supHide m:val="1"/>
+                    </m:naryPr>
+                    <m:sub>
+                      <m:r>
+                        <m:rPr>
+                          <m:sty m:val="i"/>
+                        </m:rPr>
+                        <m:t>w</m:t>
+                      </m:r>
+                      <m:r>
+                        <m:t>∈</m:t>
+                      </m:r>
+                      <m:r>
+                        <m:rPr>
+                          <m:sty m:val="i"/>
+                        </m:rPr>
+                        <m:t>T</m:t>
+                      </m:r>
+                    </m:sub>
+                    <m:sup/>
+                    <m:e>
+                      <m:r>
+                        <m:t>𝕀</m:t>
+                      </m:r>
+                      <m:d>
+                        <m:dPr>
+                          <m:begChr m:val="("/>
+                          <m:endChr m:val=")"/>
+                        </m:dPr>
+                        <m:e>
+                          <m:r>
+                            <m:rPr>
+                              <m:sty m:val="i"/>
+                            </m:rPr>
+                            <m:t>w</m:t>
+                          </m:r>
+                          <m:r>
+                            <m:t>∈</m:t>
+                          </m:r>
+                          <m:sSub>
+                            <m:e>
+                              <m:r>
+                                <m:rPr>
+                                  <m:sty m:val="i"/>
+                                </m:rPr>
+                                <m:t>M</m:t>
+                              </m:r>
+                            </m:e>
+                            <m:sub>
+                              <m:r>
+                                <m:rPr>
+                                  <m:sty m:val="i"/>
+                                </m:rPr>
+                                <m:t>d</m:t>
+                              </m:r>
+                            </m:sub>
+                          </m:sSub>
+                        </m:e>
+                      </m:d>
+                      <m:r>
+                        <m:t>⋅</m:t>
+                      </m:r>
+                      <m:r>
+                        <m:rPr>
+                          <m:sty m:val="i"/>
+                        </m:rPr>
+                        <m:t>ω</m:t>
+                      </m:r>
+                      <m:d>
+                        <m:dPr>
+                          <m:begChr m:val="("/>
+                          <m:endChr m:val=")"/>
+                        </m:dPr>
+                        <m:e>
+                          <m:r>
+                            <m:rPr>
+                              <m:sty m:val="i"/>
+                            </m:rPr>
+                            <m:t>w</m:t>
+                          </m:r>
+                        </m:e>
+                      </m:d>
+                    </m:e>
+                  </m:nary>
+                </m:num>
+                <m:den>
+                  <m:nary>
+                    <m:naryPr>
+                      <m:chr m:val="∑"/>
+                      <m:limLoc m:val="undOvr"/>
+                      <m:subHide m:val="0"/>
+                      <m:supHide m:val="1"/>
+                    </m:naryPr>
+                    <m:sub>
+                      <m:r>
+                        <m:rPr>
+                          <m:sty m:val="i"/>
+                        </m:rPr>
+                        <m:t>d</m:t>
+                      </m:r>
+                      <m:r>
+                        <m:t>'∈</m:t>
+                      </m:r>
+                      <m:r>
+                        <m:rPr>
+                          <m:sty m:val="i"/>
+                        </m:rPr>
+                        <m:t>D</m:t>
+                      </m:r>
+                    </m:sub>
+                    <m:sup/>
+                    <m:e>
+                      <m:nary>
+                        <m:naryPr>
+                          <m:chr m:val="∑"/>
+                          <m:limLoc m:val="undOvr"/>
+                          <m:subHide m:val="0"/>
+                          <m:supHide m:val="1"/>
+                        </m:naryPr>
+                        <m:sub>
+                          <m:r>
+                            <m:rPr>
+                              <m:sty m:val="i"/>
+                            </m:rPr>
+                            <m:t>w</m:t>
+                          </m:r>
+                          <m:r>
+                            <m:t>∈</m:t>
+                          </m:r>
+                          <m:r>
+                            <m:rPr>
+                              <m:sty m:val="i"/>
+                            </m:rPr>
+                            <m:t>T</m:t>
+                          </m:r>
+                        </m:sub>
+                        <m:sup/>
+                        <m:e>
+                          <m:r>
+                            <m:t>𝕀</m:t>
+                          </m:r>
+                          <m:d>
+                            <m:dPr>
+                              <m:begChr m:val="("/>
+                              <m:endChr m:val=")"/>
+                            </m:dPr>
+                            <m:e>
+                              <m:r>
+                                <m:rPr>
+                                  <m:sty m:val="i"/>
+                                </m:rPr>
+                                <m:t>w</m:t>
+                              </m:r>
+                              <m:r>
+                                <m:t>∈</m:t>
+                              </m:r>
+                              <m:sSub>
+                                <m:e>
+                                  <m:r>
+                                    <m:rPr>
+                                      <m:sty m:val="i"/>
+                                    </m:rPr>
+                                    <m:t>M</m:t>
+                                  </m:r>
+                                </m:e>
+                                <m:sub>
+                                  <m:r>
+                                    <m:rPr>
+                                      <m:sty m:val="i"/>
+                                    </m:rPr>
+                                    <m:t>d'</m:t>
+                                  </m:r>
+                                </m:sub>
+                              </m:sSub>
+                            </m:e>
+                          </m:d>
+                          <m:r>
+                            <m:t>⋅</m:t>
+                          </m:r>
+                          <m:r>
+                            <m:rPr>
+                              <m:sty m:val="i"/>
+                            </m:rPr>
+                            <m:t>ω</m:t>
+                          </m:r>
+                          <m:d>
+                            <m:dPr>
+                              <m:begChr m:val="("/>
+                              <m:endChr m:val=")"/>
+                            </m:dPr>
+                            <m:e>
+                              <m:r>
+                                <m:rPr>
+                                  <m:sty m:val="i"/>
+                                </m:rPr>
+                                <m:t>w</m:t>
+                              </m:r>
+                            </m:e>
+                          </m:d>
+                        </m:e>
+                      </m:nary>
+                    </m:e>
+                  </m:nary>
+                </m:den>
+              </m:f>
+            </m:oMath>
+          </w:p>
+        </w:tc>
+        <w:tc>
+          <w:tcPr>
+            <w:tcW w:type="dxa" w:w="4802"/>
+            <w:tcBorders>
+              <w:top w:val="none"/>
+              <w:left w:val="none"/>
+              <w:bottom w:val="none"/>
+              <w:right w:val="none"/>
+            </w:tcBorders>
+            <w:tcMar>
+              <w:top w:w="80" w:type="dxa"/>
+              <w:left w:w="0" w:type="dxa"/>
+              <w:bottom w:w="80" w:type="dxa"/>
+              <w:right w:w="0" w:type="dxa"/>
+            </w:tcMar>
+            <w:vAlign w:val="center"/>
+          </w:tcPr>
+          <w:p>
+            <w:pPr>
+              <w:spacing w:before="120" w:after="120"/>
+              <w:jc w:val="right"/>
+            </w:pPr>
+            <w:r>
+              <w:rPr>
+                <w:rFonts w:ascii="Times New Roman" w:hAnsi="Times New Roman"/>
+                <w:sz w:val="20"/>
+              </w:rPr>
+              <w:t>(1)</w:t>
+            </w:r>
+          </w:p>
+        </w:tc>
+      </w:tr>
+    </w:tbl>
     <w:p>
       <w:pPr>
         <w:spacing w:before="0" w:after="0" w:line="240" w:lineRule="auto"/>
@@ -1600,7 +1895,7 @@
           <w:rFonts w:ascii="Times New Roman" w:hAnsi="Times New Roman"/>
           <w:sz w:val="20"/>
         </w:rPr>
-        <w:t>where T represents the input tokens, Md is the set of diagnostic lexical markers for dialect d, and omega(w) denotes the lexical uniqueness weight.</w:t>
+        <w:t>where T represents the input tokens, Md is the set of diagnostic lexical markers for dialect d, and ω(w) denotes the lexical uniqueness weight.</w:t>
       </w:r>
     </w:p>
     <w:p>
@@ -1661,20 +1956,362 @@
         <w:t>Morphological ambiguities are resolved using a weighted scoring objective [17]:</w:t>
       </w:r>
     </w:p>
-    <w:p>
-      <w:pPr>
-        <w:spacing w:before="240" w:after="240"/>
-        <w:jc w:val="right"/>
-      </w:pPr>
-      <w:r>
-        <w:rPr>
-          <w:rFonts w:ascii="Times New Roman" w:hAnsi="Times New Roman"/>
-          <w:i/>
-          <w:sz w:val="20"/>
-        </w:rPr>
-        <w:t xml:space="preserve">    Score(c) = w_{lex} S_{lex}(c) + w_{morph} S_{morph}(c) + w_{conf} S_{conf}(c) + w_{freq} S_{freq}(c) + w_{dial} S_{dial}(c)    (2)</w:t>
-      </w:r>
-    </w:p>
+    <w:tbl>
+      <w:tblPr>
+        <w:tblW w:type="auto" w:w="0"/>
+        <w:tblLayout w:type="fixed"/>
+        <w:tblLook w:firstColumn="1" w:firstRow="1" w:lastColumn="0" w:lastRow="0" w:noHBand="0" w:noVBand="1" w:val="04A0"/>
+      </w:tblPr>
+      <w:tblGrid>
+        <w:gridCol w:w="3888"/>
+        <w:gridCol w:w="720"/>
+      </w:tblGrid>
+      <w:tr>
+        <w:tc>
+          <w:tcPr>
+            <w:tcW w:type="dxa" w:w="4802"/>
+            <w:tcBorders>
+              <w:top w:val="none"/>
+              <w:left w:val="none"/>
+              <w:bottom w:val="none"/>
+              <w:right w:val="none"/>
+            </w:tcBorders>
+            <w:tcMar>
+              <w:top w:w="80" w:type="dxa"/>
+              <w:left w:w="0" w:type="dxa"/>
+              <w:bottom w:w="80" w:type="dxa"/>
+              <w:right w:w="0" w:type="dxa"/>
+            </w:tcMar>
+            <w:vAlign w:val="center"/>
+          </w:tcPr>
+          <w:p>
+            <w:pPr>
+              <w:spacing w:before="120" w:after="120"/>
+              <w:jc w:val="center"/>
+            </w:pPr>
+            <m:oMath>
+              <m:r>
+                <m:rPr>
+                  <m:scr m:val="roman"/>
+                  <m:sty m:val="p"/>
+                </m:rPr>
+                <m:t>Score</m:t>
+              </m:r>
+              <m:d>
+                <m:dPr>
+                  <m:begChr m:val="("/>
+                  <m:endChr m:val=")"/>
+                </m:dPr>
+                <m:e>
+                  <m:r>
+                    <m:rPr>
+                      <m:sty m:val="i"/>
+                    </m:rPr>
+                    <m:t>c</m:t>
+                  </m:r>
+                </m:e>
+              </m:d>
+              <m:r>
+                <m:t> = </m:t>
+              </m:r>
+              <m:sSub>
+                <m:e>
+                  <m:r>
+                    <m:rPr>
+                      <m:sty m:val="i"/>
+                    </m:rPr>
+                    <m:t>w</m:t>
+                  </m:r>
+                </m:e>
+                <m:sub>
+                  <m:r>
+                    <m:rPr>
+                      <m:sty m:val="p"/>
+                    </m:rPr>
+                    <m:t>lex</m:t>
+                  </m:r>
+                </m:sub>
+              </m:sSub>
+              <m:sSub>
+                <m:e>
+                  <m:r>
+                    <m:rPr>
+                      <m:sty m:val="i"/>
+                    </m:rPr>
+                    <m:t>S</m:t>
+                  </m:r>
+                </m:e>
+                <m:sub>
+                  <m:r>
+                    <m:rPr>
+                      <m:sty m:val="p"/>
+                    </m:rPr>
+                    <m:t>lex</m:t>
+                  </m:r>
+                </m:sub>
+              </m:sSub>
+              <m:d>
+                <m:dPr>
+                  <m:begChr m:val="("/>
+                  <m:endChr m:val=")"/>
+                </m:dPr>
+                <m:e>
+                  <m:r>
+                    <m:rPr>
+                      <m:sty m:val="i"/>
+                    </m:rPr>
+                    <m:t>c</m:t>
+                  </m:r>
+                </m:e>
+              </m:d>
+              <m:r>
+                <m:t> + </m:t>
+              </m:r>
+              <m:sSub>
+                <m:e>
+                  <m:r>
+                    <m:rPr>
+                      <m:sty m:val="i"/>
+                    </m:rPr>
+                    <m:t>w</m:t>
+                  </m:r>
+                </m:e>
+                <m:sub>
+                  <m:r>
+                    <m:rPr>
+                      <m:sty m:val="p"/>
+                    </m:rPr>
+                    <m:t>morph</m:t>
+                  </m:r>
+                </m:sub>
+              </m:sSub>
+              <m:sSub>
+                <m:e>
+                  <m:r>
+                    <m:rPr>
+                      <m:sty m:val="i"/>
+                    </m:rPr>
+                    <m:t>S</m:t>
+                  </m:r>
+                </m:e>
+                <m:sub>
+                  <m:r>
+                    <m:rPr>
+                      <m:sty m:val="p"/>
+                    </m:rPr>
+                    <m:t>morph</m:t>
+                  </m:r>
+                </m:sub>
+              </m:sSub>
+              <m:d>
+                <m:dPr>
+                  <m:begChr m:val="("/>
+                  <m:endChr m:val=")"/>
+                </m:dPr>
+                <m:e>
+                  <m:r>
+                    <m:rPr>
+                      <m:sty m:val="i"/>
+                    </m:rPr>
+                    <m:t>c</m:t>
+                  </m:r>
+                </m:e>
+              </m:d>
+              <m:r>
+                <m:t> + </m:t>
+              </m:r>
+              <m:sSub>
+                <m:e>
+                  <m:r>
+                    <m:rPr>
+                      <m:sty m:val="i"/>
+                    </m:rPr>
+                    <m:t>w</m:t>
+                  </m:r>
+                </m:e>
+                <m:sub>
+                  <m:r>
+                    <m:rPr>
+                      <m:sty m:val="p"/>
+                    </m:rPr>
+                    <m:t>conf</m:t>
+                  </m:r>
+                </m:sub>
+              </m:sSub>
+              <m:sSub>
+                <m:e>
+                  <m:r>
+                    <m:rPr>
+                      <m:sty m:val="i"/>
+                    </m:rPr>
+                    <m:t>S</m:t>
+                  </m:r>
+                </m:e>
+                <m:sub>
+                  <m:r>
+                    <m:rPr>
+                      <m:sty m:val="p"/>
+                    </m:rPr>
+                    <m:t>conf</m:t>
+                  </m:r>
+                </m:sub>
+              </m:sSub>
+              <m:d>
+                <m:dPr>
+                  <m:begChr m:val="("/>
+                  <m:endChr m:val=")"/>
+                </m:dPr>
+                <m:e>
+                  <m:r>
+                    <m:rPr>
+                      <m:sty m:val="i"/>
+                    </m:rPr>
+                    <m:t>c</m:t>
+                  </m:r>
+                </m:e>
+              </m:d>
+              <m:r>
+                <m:t> + </m:t>
+              </m:r>
+              <m:sSub>
+                <m:e>
+                  <m:r>
+                    <m:rPr>
+                      <m:sty m:val="i"/>
+                    </m:rPr>
+                    <m:t>w</m:t>
+                  </m:r>
+                </m:e>
+                <m:sub>
+                  <m:r>
+                    <m:rPr>
+                      <m:sty m:val="p"/>
+                    </m:rPr>
+                    <m:t>freq</m:t>
+                  </m:r>
+                </m:sub>
+              </m:sSub>
+              <m:sSub>
+                <m:e>
+                  <m:r>
+                    <m:rPr>
+                      <m:sty m:val="i"/>
+                    </m:rPr>
+                    <m:t>S</m:t>
+                  </m:r>
+                </m:e>
+                <m:sub>
+                  <m:r>
+                    <m:rPr>
+                      <m:sty m:val="p"/>
+                    </m:rPr>
+                    <m:t>freq</m:t>
+                  </m:r>
+                </m:sub>
+              </m:sSub>
+              <m:d>
+                <m:dPr>
+                  <m:begChr m:val="("/>
+                  <m:endChr m:val=")"/>
+                </m:dPr>
+                <m:e>
+                  <m:r>
+                    <m:rPr>
+                      <m:sty m:val="i"/>
+                    </m:rPr>
+                    <m:t>c</m:t>
+                  </m:r>
+                </m:e>
+              </m:d>
+              <m:r>
+                <m:t> + </m:t>
+              </m:r>
+              <m:sSub>
+                <m:e>
+                  <m:r>
+                    <m:rPr>
+                      <m:sty m:val="i"/>
+                    </m:rPr>
+                    <m:t>w</m:t>
+                  </m:r>
+                </m:e>
+                <m:sub>
+                  <m:r>
+                    <m:rPr>
+                      <m:sty m:val="p"/>
+                    </m:rPr>
+                    <m:t>dial</m:t>
+                  </m:r>
+                </m:sub>
+              </m:sSub>
+              <m:sSub>
+                <m:e>
+                  <m:r>
+                    <m:rPr>
+                      <m:sty m:val="i"/>
+                    </m:rPr>
+                    <m:t>S</m:t>
+                  </m:r>
+                </m:e>
+                <m:sub>
+                  <m:r>
+                    <m:rPr>
+                      <m:sty m:val="p"/>
+                    </m:rPr>
+                    <m:t>dial</m:t>
+                  </m:r>
+                </m:sub>
+              </m:sSub>
+              <m:d>
+                <m:dPr>
+                  <m:begChr m:val="("/>
+                  <m:endChr m:val=")"/>
+                </m:dPr>
+                <m:e>
+                  <m:r>
+                    <m:rPr>
+                      <m:sty m:val="i"/>
+                    </m:rPr>
+                    <m:t>c</m:t>
+                  </m:r>
+                </m:e>
+              </m:d>
+            </m:oMath>
+          </w:p>
+        </w:tc>
+        <w:tc>
+          <w:tcPr>
+            <w:tcW w:type="dxa" w:w="4802"/>
+            <w:tcBorders>
+              <w:top w:val="none"/>
+              <w:left w:val="none"/>
+              <w:bottom w:val="none"/>
+              <w:right w:val="none"/>
+            </w:tcBorders>
+            <w:tcMar>
+              <w:top w:w="80" w:type="dxa"/>
+              <w:left w:w="0" w:type="dxa"/>
+              <w:bottom w:w="80" w:type="dxa"/>
+              <w:right w:w="0" w:type="dxa"/>
+            </w:tcMar>
+            <w:vAlign w:val="center"/>
+          </w:tcPr>
+          <w:p>
+            <w:pPr>
+              <w:spacing w:before="120" w:after="120"/>
+              <w:jc w:val="right"/>
+            </w:pPr>
+            <w:r>
+              <w:rPr>
+                <w:rFonts w:ascii="Times New Roman" w:hAnsi="Times New Roman"/>
+                <w:sz w:val="20"/>
+              </w:rPr>
+              <w:t>(2)</w:t>
+            </w:r>
+          </w:p>
+        </w:tc>
+      </w:tr>
+    </w:tbl>
     <w:p>
       <w:pPr>
         <w:spacing w:before="0" w:after="0" w:line="240" w:lineRule="auto"/>

--- a/artikel/jurnal_sasaknlp.docx
+++ b/artikel/jurnal_sasaknlp.docx
@@ -13,7 +13,7 @@
           <w:b/>
           <w:sz w:val="40"/>
         </w:rPr>
-        <w:t>SasakNLP: A Dialect-Aware Morphological Processing Framework for the Low-Resource Sasak Language</w:t>
+        <w:t>SasakNLP: A Hybrid Framework for Morphological Processing of the Low-Resource Sasak Language</w:t>
       </w:r>
     </w:p>
     <w:p>
@@ -725,7 +725,7 @@
                 <w:rFonts w:ascii="Times New Roman" w:hAnsi="Times New Roman"/>
                 <w:sz w:val="17"/>
               </w:rPr>
-              <w:t>Selaparang (Menu-Meni)</w:t>
+              <w:t>Meno-Mene (Selaparang)</w:t>
             </w:r>
           </w:p>
         </w:tc>
@@ -749,7 +749,7 @@
                 <w:rFonts w:ascii="Times New Roman" w:hAnsi="Times New Roman"/>
                 <w:sz w:val="17"/>
               </w:rPr>
-              <w:t>East &amp; Central-East Lombok</w:t>
+              <w:t>East &amp; Central Lombok</w:t>
             </w:r>
           </w:p>
         </w:tc>
@@ -797,7 +797,7 @@
                 <w:rFonts w:ascii="Times New Roman" w:hAnsi="Times New Roman"/>
                 <w:sz w:val="17"/>
               </w:rPr>
-              <w:t>Polite register (krama/alus), glottal stop retention /-q/, lontar manuscripts</w:t>
+              <w:t>Polite register (krama/alus), glottal stop retention /-q/, characteristic vowel /-e/</w:t>
             </w:r>
           </w:p>
         </w:tc>
@@ -975,7 +975,7 @@
                 <w:rFonts w:ascii="Times New Roman" w:hAnsi="Times New Roman"/>
                 <w:sz w:val="17"/>
               </w:rPr>
-              <w:t>Mriak-Mriku</w:t>
+              <w:t>Merikuq-Merikaq (Mriak-Mriku)</w:t>
             </w:r>
           </w:p>
         </w:tc>
@@ -1047,7 +1047,7 @@
                 <w:rFonts w:ascii="Times New Roman" w:hAnsi="Times New Roman"/>
                 <w:sz w:val="17"/>
               </w:rPr>
-              <w:t>Spatial directional deictics (towards here / towards there)</w:t>
+              <w:t>Spatial directional deictics (towards here / towards there), vowels /-a/ and /-u/</w:t>
             </w:r>
           </w:p>
         </w:tc>
@@ -1100,7 +1100,7 @@
                 <w:rFonts w:ascii="Times New Roman" w:hAnsi="Times New Roman"/>
                 <w:sz w:val="17"/>
               </w:rPr>
-              <w:t>Ngeto-Ngete</w:t>
+              <w:t>Kuto-Kute (Ngeto-Ngete)</w:t>
             </w:r>
           </w:p>
         </w:tc>
@@ -1124,7 +1124,7 @@
                 <w:rFonts w:ascii="Times New Roman" w:hAnsi="Times New Roman"/>
                 <w:sz w:val="17"/>
               </w:rPr>
-              <w:t>Northeast (Sembalun, Suela)</w:t>
+              <w:t>North &amp; Northeast Lombok (Bayan, Sembalun)</w:t>
             </w:r>
           </w:p>
         </w:tc>
@@ -1148,7 +1148,7 @@
                 <w:rFonts w:ascii="Times New Roman" w:hAnsi="Times New Roman"/>
                 <w:sz w:val="17"/>
               </w:rPr>
-              <w:t>ngeto, ngete</w:t>
+              <w:t>kuto, kute, ngeto, wetu</w:t>
             </w:r>
           </w:p>
         </w:tc>
@@ -1172,7 +1172,7 @@
                 <w:rFonts w:ascii="Times New Roman" w:hAnsi="Times New Roman"/>
                 <w:sz w:val="17"/>
               </w:rPr>
-              <w:t>Highland agricultural communities on Mount Rinjani slopes</w:t>
+              <w:t>Archaic Austronesian retention, customary Wetu Telu tradition, highland communities</w:t>
             </w:r>
           </w:p>
         </w:tc>
@@ -1225,7 +1225,7 @@
                 <w:rFonts w:ascii="Times New Roman" w:hAnsi="Times New Roman"/>
                 <w:sz w:val="17"/>
               </w:rPr>
-              <w:t>Kuto-Kute</w:t>
+              <w:t>General Standard Sasak</w:t>
             </w:r>
           </w:p>
         </w:tc>
@@ -1249,7 +1249,7 @@
                 <w:rFonts w:ascii="Times New Roman" w:hAnsi="Times New Roman"/>
                 <w:sz w:val="17"/>
               </w:rPr>
-              <w:t>North Lombok (Bayan, Tanjung)</w:t>
+              <w:t>Cross-Island Standard</w:t>
             </w:r>
           </w:p>
         </w:tc>
@@ -1273,7 +1273,7 @@
                 <w:rFonts w:ascii="Times New Roman" w:hAnsi="Times New Roman"/>
                 <w:sz w:val="17"/>
               </w:rPr>
-              <w:t>kuto, kute, wetu</w:t>
+              <w:t>wah, ndeq, mangan, batur</w:t>
             </w:r>
           </w:p>
         </w:tc>
@@ -1297,132 +1297,7 @@
                 <w:rFonts w:ascii="Times New Roman" w:hAnsi="Times New Roman"/>
                 <w:sz w:val="17"/>
               </w:rPr>
-              <w:t>Archaic Austronesian retention, customary Wetu Telu tradition</w:t>
-            </w:r>
-          </w:p>
-        </w:tc>
-      </w:tr>
-      <w:tr>
-        <w:trPr>
-          <w:cantSplit/>
-        </w:trPr>
-        <w:tc>
-          <w:tcPr>
-            <w:tcW w:type="dxa" w:w="576"/>
-            <w:shd w:fill="FAFAFA"/>
-            <w:tcMar>
-              <w:top w:w="70" w:type="dxa"/>
-              <w:bottom w:w="70" w:type="dxa"/>
-              <w:left w:w="100" w:type="dxa"/>
-              <w:right w:w="100" w:type="dxa"/>
-            </w:tcMar>
-          </w:tcPr>
-          <w:p>
-            <w:pPr>
-              <w:jc w:val="right"/>
-            </w:pPr>
-            <w:r>
-              <w:rPr>
-                <w:rFonts w:ascii="Times New Roman" w:hAnsi="Times New Roman"/>
-                <w:sz w:val="17"/>
-              </w:rPr>
-              <w:t>6</w:t>
-            </w:r>
-          </w:p>
-        </w:tc>
-        <w:tc>
-          <w:tcPr>
-            <w:tcW w:type="dxa" w:w="2016"/>
-            <w:shd w:fill="FAFAFA"/>
-            <w:tcMar>
-              <w:top w:w="70" w:type="dxa"/>
-              <w:bottom w:w="70" w:type="dxa"/>
-              <w:left w:w="100" w:type="dxa"/>
-              <w:right w:w="100" w:type="dxa"/>
-            </w:tcMar>
-          </w:tcPr>
-          <w:p>
-            <w:pPr>
-              <w:jc w:val="left"/>
-            </w:pPr>
-            <w:r>
-              <w:rPr>
-                <w:rFonts w:ascii="Times New Roman" w:hAnsi="Times New Roman"/>
-                <w:sz w:val="17"/>
-              </w:rPr>
-              <w:t>General Sasak</w:t>
-            </w:r>
-          </w:p>
-        </w:tc>
-        <w:tc>
-          <w:tcPr>
-            <w:tcW w:type="dxa" w:w="2016"/>
-            <w:shd w:fill="FAFAFA"/>
-            <w:tcMar>
-              <w:top w:w="70" w:type="dxa"/>
-              <w:bottom w:w="70" w:type="dxa"/>
-              <w:left w:w="100" w:type="dxa"/>
-              <w:right w:w="100" w:type="dxa"/>
-            </w:tcMar>
-          </w:tcPr>
-          <w:p>
-            <w:pPr>
-              <w:jc w:val="left"/>
-            </w:pPr>
-            <w:r>
-              <w:rPr>
-                <w:rFonts w:ascii="Times New Roman" w:hAnsi="Times New Roman"/>
-                <w:sz w:val="17"/>
-              </w:rPr>
-              <w:t>Cross-Island Standard</w:t>
-            </w:r>
-          </w:p>
-        </w:tc>
-        <w:tc>
-          <w:tcPr>
-            <w:tcW w:type="dxa" w:w="1872"/>
-            <w:shd w:fill="FAFAFA"/>
-            <w:tcMar>
-              <w:top w:w="70" w:type="dxa"/>
-              <w:bottom w:w="70" w:type="dxa"/>
-              <w:left w:w="100" w:type="dxa"/>
-              <w:right w:w="100" w:type="dxa"/>
-            </w:tcMar>
-          </w:tcPr>
-          <w:p>
-            <w:pPr>
-              <w:jc w:val="left"/>
-            </w:pPr>
-            <w:r>
-              <w:rPr>
-                <w:rFonts w:ascii="Times New Roman" w:hAnsi="Times New Roman"/>
-                <w:sz w:val="17"/>
-              </w:rPr>
-              <w:t>wah, ndeq, mangan, batur</w:t>
-            </w:r>
-          </w:p>
-        </w:tc>
-        <w:tc>
-          <w:tcPr>
-            <w:tcW w:type="dxa" w:w="2880"/>
-            <w:shd w:fill="FAFAFA"/>
-            <w:tcMar>
-              <w:top w:w="70" w:type="dxa"/>
-              <w:bottom w:w="70" w:type="dxa"/>
-              <w:left w:w="100" w:type="dxa"/>
-              <w:right w:w="100" w:type="dxa"/>
-            </w:tcMar>
-          </w:tcPr>
-          <w:p>
-            <w:pPr>
-              <w:jc w:val="left"/>
-            </w:pPr>
-            <w:r>
-              <w:rPr>
-                <w:rFonts w:ascii="Times New Roman" w:hAnsi="Times New Roman"/>
-                <w:sz w:val="17"/>
-              </w:rPr>
-              <w:t>Inter-dialectal lingua franca in public and educational domains</w:t>
+              <w:t>Inter-dialectal lingua franca in public domains, aligns with Balai Bahasa NTB lexicon</w:t>
             </w:r>
           </w:p>
         </w:tc>
@@ -2397,61 +2272,13 @@
           <w:sz w:val="20"/>
         </w:rPr>
         <w:t>The benchmark datasets were curated via a rigorous three-phase acquisition protocol (Fig. 1):</w:t>
-      </w:r>
-    </w:p>
-    <w:p>
-      <w:pPr>
-        <w:spacing w:before="0" w:after="0" w:line="240" w:lineRule="auto"/>
-        <w:ind w:firstLine="360"/>
-        <w:jc w:val="both"/>
-      </w:pPr>
-      <w:r>
-        <w:rPr>
-          <w:rFonts w:ascii="Times New Roman" w:hAnsi="Times New Roman"/>
-          <w:sz w:val="20"/>
-        </w:rPr>
+        <w:br/>
         <w:t>1) Benchmark 100k (benchmark_100k.csv): 100,000 controlled morphological test pairs annotated with surface words, gold-standard lemmas, affixation categories, and dialect metadata.</w:t>
-      </w:r>
-    </w:p>
-    <w:p>
-      <w:pPr>
-        <w:spacing w:before="0" w:after="0" w:line="240" w:lineRule="auto"/>
-        <w:ind w:firstLine="360"/>
-        <w:jc w:val="both"/>
-      </w:pPr>
-      <w:r>
-        <w:rPr>
-          <w:rFonts w:ascii="Times New Roman" w:hAnsi="Times New Roman"/>
-          <w:sz w:val="20"/>
-        </w:rPr>
+        <w:br/>
         <w:t>2) Benchmark 10k (benchmark_10k.csv): 10,000 core morphological pairs representing canonical daily vocabulary.</w:t>
-      </w:r>
-    </w:p>
-    <w:p>
-      <w:pPr>
-        <w:spacing w:before="0" w:after="0" w:line="240" w:lineRule="auto"/>
-        <w:ind w:firstLine="360"/>
-        <w:jc w:val="both"/>
-      </w:pPr>
-      <w:r>
-        <w:rPr>
-          <w:rFonts w:ascii="Times New Roman" w:hAnsi="Times New Roman"/>
-          <w:sz w:val="20"/>
-        </w:rPr>
+        <w:br/>
         <w:t>3) Authentic Corpus (sasak_sentences_large.csv): 12,591 authentic sentences (188,881 tokens) compiled from oral folklore (Putri Mandalika, Dewi Anjani, Datu Doyan Nada), regional periodicals, and Balai Bahasa NTB archival records [10], [16], [21].</w:t>
-      </w:r>
-    </w:p>
-    <w:p>
-      <w:pPr>
-        <w:spacing w:before="0" w:after="0" w:line="240" w:lineRule="auto"/>
-        <w:ind w:firstLine="360"/>
-        <w:jc w:val="both"/>
-      </w:pPr>
-      <w:r>
-        <w:rPr>
-          <w:rFonts w:ascii="Times New Roman" w:hAnsi="Times New Roman"/>
-          <w:sz w:val="20"/>
-        </w:rPr>
+        <w:br/>
         <w:t>4) Lexicon Dictionary (kamus_balai_bahasa_ntb.csv): 2,761 verified lemma entries from Balai Bahasa Provinsi NTB [10].</w:t>
       </w:r>
     </w:p>
@@ -2527,7 +2354,7 @@
           <w:i/>
           <w:sz w:val="20"/>
         </w:rPr>
-        <w:t>Three-Phase Scientific Acquisition And Quality Curation Protocol For SasakNLP Benchmarks.</w:t>
+        <w:t>Three-Phase Scientific Acquisition and Quality Curation Protocol for SasakNLP Research Artifacts.</w:t>
       </w:r>
     </w:p>
     <w:p>
@@ -2600,7 +2427,7 @@
           <w:rFonts w:ascii="Times New Roman" w:hAnsi="Times New Roman"/>
           <w:sz w:val="20"/>
         </w:rPr>
-        <w:t>Evaluation metrics include exact lemmatization accuracy, throughput (words/second), per-token latency (ms), overstemming rate, understemming rate, and out-of-vocabulary (OOV) rate. Experiments were executed on Apple Silicon (8-Core) and Intel Core i7 x86_64 CPUs with 16 GB RAM under Python 3.10+, guaranteeing 100% deterministic reproducibility [16].</w:t>
+        <w:t>Evaluation metrics include exact lemmatization accuracy, throughput (words/second), per-token latency (ms), overstemming rate, understemming rate, and out-of-vocabulary (OOV) rate. Experiments were executed on Apple Silicon (8-Core) and Intel Core i7 x86_64 CPUs with 16 GB RAM under Python 3.10+, guaranteeing 100% deterministic reproducibility.</w:t>
       </w:r>
     </w:p>
     <w:p>
@@ -2615,7 +2442,7 @@
           <w:b/>
           <w:sz w:val="20"/>
         </w:rPr>
-        <w:t>5. RESULTS</w:t>
+        <w:t>5. EXPERIMENTAL RESULTS</w:t>
       </w:r>
     </w:p>
     <w:p>
@@ -3237,7 +3064,7 @@
           <w:rFonts w:ascii="Times New Roman" w:hAnsi="Times New Roman"/>
           <w:sz w:val="20"/>
         </w:rPr>
-        <w:t>McNemar's test comparing SasakNLP and Baseline 2 reveals contingency counts b = 33,892 and c = 8,659, yielding chi-squared = 14,962.14 (df = 1, p &lt; 0.0001). SasakNLP's performance advantage is statistically significant at alpha = 0.001.</w:t>
+        <w:t>McNemar's paired statistical test comparing SasakNLP and Baseline 2 yields contingency matrix: a = 46,546 (both correct), b = 33,892 (SasakNLP correct, Baseline 2 incorrect), c = 8,659 (SasakNLP incorrect, Baseline 2 correct), and d = 10,903 (both incorrect). The test statistic is chi-squared = 14,962.14 (df = 1, p &lt; 0.0001), confirming that SasakNLP's performance advantage is statistically significant at alpha = 0.001.</w:t>
       </w:r>
     </w:p>
     <w:p>
@@ -4712,7 +4539,7 @@
           <w:i/>
           <w:sz w:val="20"/>
         </w:rPr>
-        <w:t>Disaggregated Performance Across Morpheme Categories On 100,000 Samples</w:t>
+        <w:t>Disaggregated Performance Across 16 Major Representative Morpheme Categories (N = 55,324) on the 100,000-Sample Benchmark</w:t>
       </w:r>
     </w:p>
     <w:tbl>
@@ -6886,6 +6713,20 @@
     </w:p>
     <w:p>
       <w:pPr>
+        <w:spacing w:before="0" w:after="0" w:line="240" w:lineRule="auto"/>
+        <w:ind w:firstLine="0"/>
+        <w:jc w:val="both"/>
+      </w:pPr>
+      <w:r>
+        <w:rPr>
+          <w:rFonts w:ascii="Times New Roman" w:hAnsi="Times New Roman"/>
+          <w:sz w:val="20"/>
+        </w:rPr>
+        <w:t>Note: The 16 categories displayed in Table 4 represent canonical major single-affix and primary circumfix formations (N = 55,324). The remaining 44,676 samples in the 100,000-pair benchmark comprise complex multi-tier nested combinations, compounding, and dialectal derivations documented in the supplementary dataset repository.</w:t>
+      </w:r>
+    </w:p>
+    <w:p>
+      <w:pPr>
         <w:keepNext/>
         <w:spacing w:before="240" w:after="80"/>
         <w:jc w:val="left"/>
@@ -7234,7 +7075,7 @@
                 <w:rFonts w:ascii="Times New Roman" w:hAnsi="Times New Roman"/>
                 <w:sz w:val="17"/>
               </w:rPr>
-              <w:t>General Sasak</w:t>
+              <w:t>General Standard Sasak</w:t>
             </w:r>
           </w:p>
         </w:tc>
@@ -7359,7 +7200,7 @@
                 <w:rFonts w:ascii="Times New Roman" w:hAnsi="Times New Roman"/>
                 <w:sz w:val="17"/>
               </w:rPr>
-              <w:t>Kuto-Kute</w:t>
+              <w:t>Kuto-Kute (Ngeto-Ngete)</w:t>
             </w:r>
           </w:p>
         </w:tc>
@@ -7484,7 +7325,7 @@
                 <w:rFonts w:ascii="Times New Roman" w:hAnsi="Times New Roman"/>
                 <w:sz w:val="17"/>
               </w:rPr>
-              <w:t>Merikuq-Merikaq</w:t>
+              <w:t>Merikuq-Merikaq (Mriak-Mriku)</w:t>
             </w:r>
           </w:p>
         </w:tc>
@@ -7609,7 +7450,7 @@
                 <w:rFonts w:ascii="Times New Roman" w:hAnsi="Times New Roman"/>
                 <w:sz w:val="17"/>
               </w:rPr>
-              <w:t>Meno-Mene</w:t>
+              <w:t>Meno-Mene (Selaparang)</w:t>
             </w:r>
           </w:p>
         </w:tc>
@@ -7929,7 +7770,7 @@
           <w:i/>
           <w:sz w:val="20"/>
         </w:rPr>
-        <w:t>Computational Scalability And Latency Profile Of SasakNLP Across Token Lengths.</w:t>
+        <w:t>Computational Scalability and Latency Profile of SasakNLP Across Token Lengths.</w:t>
       </w:r>
     </w:p>
     <w:p>
@@ -8004,7 +7845,7 @@
           <w:i/>
           <w:sz w:val="20"/>
         </w:rPr>
-        <w:t>Evaluation Of Vocabulary Feature Space Compression On Research Datasets</w:t>
+        <w:t>Evaluation of Vocabulary Feature Space Compression on Research Datasets</w:t>
       </w:r>
     </w:p>
     <w:tbl>
@@ -8060,7 +7901,7 @@
         </w:tc>
         <w:tc>
           <w:tcPr>
-            <w:tcW w:type="dxa" w:w="1584"/>
+            <w:tcW w:type="dxa" w:w="1872"/>
             <w:shd w:fill="F1F5F9"/>
             <w:tcMar>
               <w:top w:w="90" w:type="dxa"/>
@@ -8085,7 +7926,7 @@
         </w:tc>
         <w:tc>
           <w:tcPr>
-            <w:tcW w:type="dxa" w:w="1584"/>
+            <w:tcW w:type="dxa" w:w="1728"/>
             <w:shd w:fill="F1F5F9"/>
             <w:tcMar>
               <w:top w:w="90" w:type="dxa"/>
@@ -8110,7 +7951,7 @@
         </w:tc>
         <w:tc>
           <w:tcPr>
-            <w:tcW w:type="dxa" w:w="1296"/>
+            <w:tcW w:type="dxa" w:w="1584"/>
             <w:shd w:fill="F1F5F9"/>
             <w:tcMar>
               <w:top w:w="90" w:type="dxa"/>
@@ -8135,7 +7976,7 @@
         </w:tc>
         <w:tc>
           <w:tcPr>
-            <w:tcW w:type="dxa" w:w="2592"/>
+            <w:tcW w:type="dxa" w:w="1872"/>
             <w:shd w:fill="F1F5F9"/>
             <w:tcMar>
               <w:top w:w="90" w:type="dxa"/>
@@ -8154,7 +7995,7 @@
                 <w:b/>
                 <w:sz w:val="18"/>
               </w:rPr>
-              <w:t>Impact on Downstream NLP Pipelines</w:t>
+              <w:t>Impact on Downstream NLP</w:t>
             </w:r>
           </w:p>
         </w:tc>
@@ -8189,7 +8030,7 @@
         </w:tc>
         <w:tc>
           <w:tcPr>
-            <w:tcW w:type="dxa" w:w="1584"/>
+            <w:tcW w:type="dxa" w:w="1872"/>
             <w:shd w:fill="FFFFFF"/>
             <w:tcMar>
               <w:top w:w="70" w:type="dxa"/>
@@ -8213,7 +8054,7 @@
         </w:tc>
         <w:tc>
           <w:tcPr>
-            <w:tcW w:type="dxa" w:w="1584"/>
+            <w:tcW w:type="dxa" w:w="1728"/>
             <w:shd w:fill="FFFFFF"/>
             <w:tcMar>
               <w:top w:w="70" w:type="dxa"/>
@@ -8237,7 +8078,7 @@
         </w:tc>
         <w:tc>
           <w:tcPr>
-            <w:tcW w:type="dxa" w:w="1296"/>
+            <w:tcW w:type="dxa" w:w="1584"/>
             <w:shd w:fill="FFFFFF"/>
             <w:tcMar>
               <w:top w:w="70" w:type="dxa"/>
@@ -8261,7 +8102,7 @@
         </w:tc>
         <w:tc>
           <w:tcPr>
-            <w:tcW w:type="dxa" w:w="2592"/>
+            <w:tcW w:type="dxa" w:w="1872"/>
             <w:shd w:fill="FFFFFF"/>
             <w:tcMar>
               <w:top w:w="70" w:type="dxa"/>
@@ -8279,7 +8120,7 @@
                 <w:rFonts w:ascii="Times New Roman" w:hAnsi="Times New Roman"/>
                 <w:sz w:val="17"/>
               </w:rPr>
-              <w:t>Reduces lexical lookup search space by 55×</w:t>
+              <w:t>Reduces lexical lookup search space by 55x</w:t>
             </w:r>
           </w:p>
         </w:tc>
@@ -8314,7 +8155,7 @@
         </w:tc>
         <w:tc>
           <w:tcPr>
-            <w:tcW w:type="dxa" w:w="1584"/>
+            <w:tcW w:type="dxa" w:w="1872"/>
             <w:shd w:fill="FAFAFA"/>
             <w:tcMar>
               <w:top w:w="70" w:type="dxa"/>
@@ -8338,7 +8179,7 @@
         </w:tc>
         <w:tc>
           <w:tcPr>
-            <w:tcW w:type="dxa" w:w="1584"/>
+            <w:tcW w:type="dxa" w:w="1728"/>
             <w:shd w:fill="FAFAFA"/>
             <w:tcMar>
               <w:top w:w="70" w:type="dxa"/>
@@ -8362,7 +8203,7 @@
         </w:tc>
         <w:tc>
           <w:tcPr>
-            <w:tcW w:type="dxa" w:w="1296"/>
+            <w:tcW w:type="dxa" w:w="1584"/>
             <w:shd w:fill="FAFAFA"/>
             <w:tcMar>
               <w:top w:w="70" w:type="dxa"/>
@@ -8386,7 +8227,7 @@
         </w:tc>
         <w:tc>
           <w:tcPr>
-            <w:tcW w:type="dxa" w:w="2592"/>
+            <w:tcW w:type="dxa" w:w="1872"/>
             <w:shd w:fill="FAFAFA"/>
             <w:tcMar>
               <w:top w:w="70" w:type="dxa"/>
@@ -8542,7 +8383,7 @@
           <w:i/>
           <w:sz w:val="20"/>
         </w:rPr>
-        <w:t>Distribution Of Lemmatization Error Taxonomy (Left) And Failure Mode Diagnostic Matrix (Right).</w:t>
+        <w:t>Distribution of Lemmatization Error Taxonomy (left) and Failure Mode Diagnostic Matrix (right).</w:t>
       </w:r>
     </w:p>
     <w:p>
@@ -8588,7 +8429,7 @@
           <w:i/>
           <w:sz w:val="20"/>
         </w:rPr>
-        <w:t>Error Taxonomy Analysis On 100,000 Morphological Benchmark Samples</w:t>
+        <w:t>Error Taxonomy Analysis on 100,000 Morphological Benchmark Samples</w:t>
       </w:r>
     </w:p>
     <w:tbl>
@@ -8620,7 +8461,7 @@
         </w:trPr>
         <w:tc>
           <w:tcPr>
-            <w:tcW w:type="dxa" w:w="1584"/>
+            <w:tcW w:type="dxa" w:w="1728"/>
             <w:shd w:fill="F1F5F9"/>
             <w:tcMar>
               <w:top w:w="90" w:type="dxa"/>
@@ -8645,7 +8486,7 @@
         </w:tc>
         <w:tc>
           <w:tcPr>
-            <w:tcW w:type="dxa" w:w="2016"/>
+            <w:tcW w:type="dxa" w:w="2160"/>
             <w:shd w:fill="F1F5F9"/>
             <w:tcMar>
               <w:top w:w="90" w:type="dxa"/>
@@ -8670,7 +8511,7 @@
         </w:tc>
         <w:tc>
           <w:tcPr>
-            <w:tcW w:type="dxa" w:w="1872"/>
+            <w:tcW w:type="dxa" w:w="1728"/>
             <w:shd w:fill="F1F5F9"/>
             <w:tcMar>
               <w:top w:w="90" w:type="dxa"/>
@@ -8720,7 +8561,7 @@
         </w:tc>
         <w:tc>
           <w:tcPr>
-            <w:tcW w:type="dxa" w:w="864"/>
+            <w:tcW w:type="dxa" w:w="1008"/>
             <w:shd w:fill="F1F5F9"/>
             <w:tcMar>
               <w:top w:w="90" w:type="dxa"/>
@@ -8745,7 +8586,7 @@
         </w:tc>
         <w:tc>
           <w:tcPr>
-            <w:tcW w:type="dxa" w:w="2016"/>
+            <w:tcW w:type="dxa" w:w="1728"/>
             <w:shd w:fill="F1F5F9"/>
             <w:tcMar>
               <w:top w:w="90" w:type="dxa"/>
@@ -8775,7 +8616,7 @@
         </w:trPr>
         <w:tc>
           <w:tcPr>
-            <w:tcW w:type="dxa" w:w="1584"/>
+            <w:tcW w:type="dxa" w:w="1728"/>
             <w:shd w:fill="FFFFFF"/>
             <w:tcMar>
               <w:top w:w="70" w:type="dxa"/>
@@ -8799,7 +8640,7 @@
         </w:tc>
         <w:tc>
           <w:tcPr>
-            <w:tcW w:type="dxa" w:w="2016"/>
+            <w:tcW w:type="dxa" w:w="2160"/>
             <w:shd w:fill="FFFFFF"/>
             <w:tcMar>
               <w:top w:w="70" w:type="dxa"/>
@@ -8823,7 +8664,7 @@
         </w:tc>
         <w:tc>
           <w:tcPr>
-            <w:tcW w:type="dxa" w:w="1872"/>
+            <w:tcW w:type="dxa" w:w="1728"/>
             <w:shd w:fill="FFFFFF"/>
             <w:tcMar>
               <w:top w:w="70" w:type="dxa"/>
@@ -8871,7 +8712,7 @@
         </w:tc>
         <w:tc>
           <w:tcPr>
-            <w:tcW w:type="dxa" w:w="864"/>
+            <w:tcW w:type="dxa" w:w="1008"/>
             <w:shd w:fill="FFFFFF"/>
             <w:tcMar>
               <w:top w:w="70" w:type="dxa"/>
@@ -8895,7 +8736,7 @@
         </w:tc>
         <w:tc>
           <w:tcPr>
-            <w:tcW w:type="dxa" w:w="2016"/>
+            <w:tcW w:type="dxa" w:w="1728"/>
             <w:shd w:fill="FFFFFF"/>
             <w:tcMar>
               <w:top w:w="70" w:type="dxa"/>
@@ -8924,7 +8765,7 @@
         </w:trPr>
         <w:tc>
           <w:tcPr>
-            <w:tcW w:type="dxa" w:w="1584"/>
+            <w:tcW w:type="dxa" w:w="1728"/>
             <w:shd w:fill="FAFAFA"/>
             <w:tcMar>
               <w:top w:w="70" w:type="dxa"/>
@@ -8948,7 +8789,7 @@
         </w:tc>
         <w:tc>
           <w:tcPr>
-            <w:tcW w:type="dxa" w:w="2016"/>
+            <w:tcW w:type="dxa" w:w="2160"/>
             <w:shd w:fill="FAFAFA"/>
             <w:tcMar>
               <w:top w:w="70" w:type="dxa"/>
@@ -8972,7 +8813,7 @@
         </w:tc>
         <w:tc>
           <w:tcPr>
-            <w:tcW w:type="dxa" w:w="1872"/>
+            <w:tcW w:type="dxa" w:w="1728"/>
             <w:shd w:fill="FAFAFA"/>
             <w:tcMar>
               <w:top w:w="70" w:type="dxa"/>
@@ -8990,7 +8831,7 @@
                 <w:rFonts w:ascii="Times New Roman" w:hAnsi="Times New Roman"/>
                 <w:sz w:val="17"/>
               </w:rPr>
-              <w:t>pegawianne -&gt; pegawian (gawi)</w:t>
+              <w:t>pegawianne -&gt; pegawian</w:t>
             </w:r>
           </w:p>
         </w:tc>
@@ -9020,7 +8861,7 @@
         </w:tc>
         <w:tc>
           <w:tcPr>
-            <w:tcW w:type="dxa" w:w="864"/>
+            <w:tcW w:type="dxa" w:w="1008"/>
             <w:shd w:fill="FAFAFA"/>
             <w:tcMar>
               <w:top w:w="70" w:type="dxa"/>
@@ -9044,7 +8885,7 @@
         </w:tc>
         <w:tc>
           <w:tcPr>
-            <w:tcW w:type="dxa" w:w="2016"/>
+            <w:tcW w:type="dxa" w:w="1728"/>
             <w:shd w:fill="FAFAFA"/>
             <w:tcMar>
               <w:top w:w="70" w:type="dxa"/>
@@ -9062,7 +8903,7 @@
                 <w:rFonts w:ascii="Times New Roman" w:hAnsi="Times New Roman"/>
                 <w:sz w:val="17"/>
               </w:rPr>
-              <w:t>Triple-layer nesting not stripped in pass one</w:t>
+              <w:t>Triple-layer nesting (circumfix + clitic) not fully stripped</w:t>
             </w:r>
           </w:p>
         </w:tc>
@@ -9073,7 +8914,7 @@
         </w:trPr>
         <w:tc>
           <w:tcPr>
-            <w:tcW w:type="dxa" w:w="1584"/>
+            <w:tcW w:type="dxa" w:w="1728"/>
             <w:shd w:fill="FFFFFF"/>
             <w:tcMar>
               <w:top w:w="70" w:type="dxa"/>
@@ -9097,7 +8938,7 @@
         </w:tc>
         <w:tc>
           <w:tcPr>
-            <w:tcW w:type="dxa" w:w="2016"/>
+            <w:tcW w:type="dxa" w:w="2160"/>
             <w:shd w:fill="FFFFFF"/>
             <w:tcMar>
               <w:top w:w="70" w:type="dxa"/>
@@ -9121,7 +8962,7 @@
         </w:tc>
         <w:tc>
           <w:tcPr>
-            <w:tcW w:type="dxa" w:w="1872"/>
+            <w:tcW w:type="dxa" w:w="1728"/>
             <w:shd w:fill="FFFFFF"/>
             <w:tcMar>
               <w:top w:w="70" w:type="dxa"/>
@@ -9169,7 +9010,7 @@
         </w:tc>
         <w:tc>
           <w:tcPr>
-            <w:tcW w:type="dxa" w:w="864"/>
+            <w:tcW w:type="dxa" w:w="1008"/>
             <w:shd w:fill="FFFFFF"/>
             <w:tcMar>
               <w:top w:w="70" w:type="dxa"/>
@@ -9193,7 +9034,7 @@
         </w:tc>
         <w:tc>
           <w:tcPr>
-            <w:tcW w:type="dxa" w:w="2016"/>
+            <w:tcW w:type="dxa" w:w="1728"/>
             <w:shd w:fill="FFFFFF"/>
             <w:tcMar>
               <w:top w:w="70" w:type="dxa"/>
@@ -9222,7 +9063,7 @@
         </w:trPr>
         <w:tc>
           <w:tcPr>
-            <w:tcW w:type="dxa" w:w="1584"/>
+            <w:tcW w:type="dxa" w:w="1728"/>
             <w:shd w:fill="FAFAFA"/>
             <w:tcMar>
               <w:top w:w="70" w:type="dxa"/>
@@ -9246,7 +9087,7 @@
         </w:tc>
         <w:tc>
           <w:tcPr>
-            <w:tcW w:type="dxa" w:w="2016"/>
+            <w:tcW w:type="dxa" w:w="2160"/>
             <w:shd w:fill="FAFAFA"/>
             <w:tcMar>
               <w:top w:w="70" w:type="dxa"/>
@@ -9270,7 +9111,7 @@
         </w:tc>
         <w:tc>
           <w:tcPr>
-            <w:tcW w:type="dxa" w:w="1872"/>
+            <w:tcW w:type="dxa" w:w="1728"/>
             <w:shd w:fill="FAFAFA"/>
             <w:tcMar>
               <w:top w:w="70" w:type="dxa"/>
@@ -9288,7 +9129,7 @@
                 <w:rFonts w:ascii="Times New Roman" w:hAnsi="Times New Roman"/>
                 <w:sz w:val="17"/>
               </w:rPr>
-              <w:t>mangan -&gt; pangan (mangan)</w:t>
+              <w:t>mangan -&gt; pangan</w:t>
             </w:r>
           </w:p>
         </w:tc>
@@ -9318,7 +9159,7 @@
         </w:tc>
         <w:tc>
           <w:tcPr>
-            <w:tcW w:type="dxa" w:w="864"/>
+            <w:tcW w:type="dxa" w:w="1008"/>
             <w:shd w:fill="FAFAFA"/>
             <w:tcMar>
               <w:top w:w="70" w:type="dxa"/>
@@ -9342,7 +9183,7 @@
         </w:tc>
         <w:tc>
           <w:tcPr>
-            <w:tcW w:type="dxa" w:w="2016"/>
+            <w:tcW w:type="dxa" w:w="1728"/>
             <w:shd w:fill="FAFAFA"/>
             <w:tcMar>
               <w:top w:w="70" w:type="dxa"/>
@@ -9371,7 +9212,7 @@
         </w:trPr>
         <w:tc>
           <w:tcPr>
-            <w:tcW w:type="dxa" w:w="1584"/>
+            <w:tcW w:type="dxa" w:w="1728"/>
             <w:shd w:fill="FFFFFF"/>
             <w:tcMar>
               <w:top w:w="70" w:type="dxa"/>
@@ -9395,7 +9236,7 @@
         </w:tc>
         <w:tc>
           <w:tcPr>
-            <w:tcW w:type="dxa" w:w="2016"/>
+            <w:tcW w:type="dxa" w:w="2160"/>
             <w:shd w:fill="FFFFFF"/>
             <w:tcMar>
               <w:top w:w="70" w:type="dxa"/>
@@ -9419,7 +9260,7 @@
         </w:tc>
         <w:tc>
           <w:tcPr>
-            <w:tcW w:type="dxa" w:w="1872"/>
+            <w:tcW w:type="dxa" w:w="1728"/>
             <w:shd w:fill="FFFFFF"/>
             <w:tcMar>
               <w:top w:w="70" w:type="dxa"/>
@@ -9467,7 +9308,7 @@
         </w:tc>
         <w:tc>
           <w:tcPr>
-            <w:tcW w:type="dxa" w:w="864"/>
+            <w:tcW w:type="dxa" w:w="1008"/>
             <w:shd w:fill="FFFFFF"/>
             <w:tcMar>
               <w:top w:w="70" w:type="dxa"/>
@@ -9491,7 +9332,7 @@
         </w:tc>
         <w:tc>
           <w:tcPr>
-            <w:tcW w:type="dxa" w:w="2016"/>
+            <w:tcW w:type="dxa" w:w="1728"/>
             <w:shd w:fill="FFFFFF"/>
             <w:tcMar>
               <w:top w:w="70" w:type="dxa"/>
@@ -9679,7 +9520,7 @@
           <w:rFonts w:ascii="Times New Roman" w:hAnsi="Times New Roman"/>
           <w:sz w:val="20"/>
         </w:rPr>
-        <w:t>This paper presented SasakNLP, the first dialect-aware morphological framework for Bahasa Sasak. Evaluated across 100,000 benchmark pairs, SasakNLP achieves 80.44% accuracy on the full stress-test benchmark and 93.23% on the core 10k benchmark, restricting overstemming to 2.28%, with throughput exceeding 7,800–16,000 words/second and 0.044 ms latency.</w:t>
+        <w:t>This paper presented SasakNLP, a hybrid morphological framework for Bahasa Sasak. Evaluated across 100,000 benchmark pairs, SasakNLP achieves 80.44% accuracy on the full stress-test benchmark and 93.23% on the core 10k benchmark, restricting overstemming to 2.28%, with throughput exceeding 7,800–16,000 words/second and 0.044 ms latency.</w:t>
       </w:r>
     </w:p>
     <w:p>
@@ -9694,6 +9535,35 @@
           <w:sz w:val="20"/>
         </w:rPr>
         <w:t>Future directions include: 1) Integrating lightweight sequence-to-sequence models (ByT5 / Char-BiLSTM) for OOV neologism handling, 2) Constructing the first annotated Sasak Dependency Treebank, and 3) Training bidirectional Sasak-Indonesian Neural Machine Translation models [1], [2], [6].</w:t>
+      </w:r>
+    </w:p>
+    <w:p>
+      <w:pPr>
+        <w:keepNext/>
+        <w:spacing w:before="240" w:after="80"/>
+        <w:jc w:val="left"/>
+      </w:pPr>
+      <w:r>
+        <w:rPr>
+          <w:rFonts w:ascii="Times New Roman" w:hAnsi="Times New Roman"/>
+          <w:b/>
+          <w:sz w:val="20"/>
+        </w:rPr>
+        <w:t>DATA AND CODE AVAILABILITY</w:t>
+      </w:r>
+    </w:p>
+    <w:p>
+      <w:pPr>
+        <w:spacing w:before="0" w:after="0" w:line="240" w:lineRule="auto"/>
+        <w:ind w:firstLine="360"/>
+        <w:jc w:val="both"/>
+      </w:pPr>
+      <w:r>
+        <w:rPr>
+          <w:rFonts w:ascii="Times New Roman" w:hAnsi="Times New Roman"/>
+          <w:sz w:val="20"/>
+        </w:rPr>
+        <w:t>To ensure scientific transparency and research reproducibility, all software, data, and models are publicly accessible: Official PyPI Package (pip install sasaknlp), GitHub Repository (https://github.com/kodetr/sasaknlp), and Hugging Face Datasets (https://huggingface.co/datasets/kodetr/sasak-benchmark-100k).</w:t>
       </w:r>
     </w:p>
     <w:p>
@@ -9961,7 +9831,7 @@
           <w:rFonts w:ascii="Times New Roman" w:hAnsi="Times New Roman"/>
           <w:sz w:val="20"/>
         </w:rPr>
-        <w:t>[16] kodetr, "SasakNLP: A Dialect-Aware Morphological Processing Framework and 100k Benchmark for the Low-Resource Sasak Language," PyPI, GitHub, and Hugging Face Datasets, 2026. [Online]. Available: https://github.com/kodetr/sasaknlp.</w:t>
+        <w:t>[16] kodetr, "SasakNLP: A Hybrid Framework and 100k Benchmark for the Low-Resource Sasak Language," PyPI, GitHub, and Hugging Face Datasets, 2026. [Online]. Available: https://github.com/kodetr/sasaknlp.</w:t>
       </w:r>
     </w:p>
     <w:p>
